--- a/documentazione/SoftwareDesignDocument.docx
+++ b/documentazione/SoftwareDesignDocument.docx
@@ -401,11 +401,11 @@
               <w:tab w:val="right" w:leader="dot" w:pos="9019"/>
             </w:tabs>
             <w:rPr>
-              <w:rFonts w:ascii="Times New Roman" w:eastAsiaTheme="minorEastAsia" w:hAnsi="Times New Roman" w:cs="Times New Roman"/>
+              <w:rFonts w:asciiTheme="minorHAnsi" w:eastAsiaTheme="minorEastAsia" w:hAnsiTheme="minorHAnsi" w:cstheme="minorBidi"/>
               <w:noProof/>
               <w:kern w:val="2"/>
-              <w:sz w:val="36"/>
-              <w:szCs w:val="36"/>
+              <w:sz w:val="24"/>
+              <w:szCs w:val="24"/>
               <w:lang w:val="it-IT"/>
               <w14:ligatures w14:val="standardContextual"/>
             </w:rPr>
@@ -434,83 +434,60 @@
             </w:rPr>
             <w:fldChar w:fldCharType="separate"/>
           </w:r>
-          <w:hyperlink w:anchor="_Toc229671297" w:history="1">
+          <w:hyperlink w:anchor="_Toc229672444" w:history="1">
             <w:r>
               <w:rPr>
                 <w:rStyle w:val="Collegamentoipertestuale"/>
                 <w:rFonts w:ascii="Times New Roman" w:hAnsi="Times New Roman" w:cs="Times New Roman"/>
                 <w:noProof/>
-                <w:sz w:val="32"/>
-                <w:szCs w:val="32"/>
               </w:rPr>
               <w:t>Introduzione</w:t>
             </w:r>
             <w:r>
               <w:rPr>
-                <w:rFonts w:ascii="Times New Roman" w:hAnsi="Times New Roman" w:cs="Times New Roman"/>
                 <w:noProof/>
                 <w:webHidden/>
-                <w:sz w:val="32"/>
-                <w:szCs w:val="32"/>
               </w:rPr>
               <w:tab/>
             </w:r>
             <w:r>
               <w:rPr>
-                <w:rFonts w:ascii="Times New Roman" w:hAnsi="Times New Roman" w:cs="Times New Roman"/>
                 <w:noProof/>
                 <w:webHidden/>
-                <w:sz w:val="32"/>
-                <w:szCs w:val="32"/>
               </w:rPr>
               <w:fldChar w:fldCharType="begin"/>
             </w:r>
             <w:r>
               <w:rPr>
-                <w:rFonts w:ascii="Times New Roman" w:hAnsi="Times New Roman" w:cs="Times New Roman"/>
                 <w:noProof/>
                 <w:webHidden/>
-                <w:sz w:val="32"/>
-                <w:szCs w:val="32"/>
-              </w:rPr>
-              <w:instrText xml:space="preserve"> PAGEREF _Toc229671297 \h </w:instrText>
-            </w:r>
-            <w:r>
-              <w:rPr>
-                <w:rFonts w:ascii="Times New Roman" w:hAnsi="Times New Roman" w:cs="Times New Roman"/>
+              </w:rPr>
+              <w:instrText xml:space="preserve"> PAGEREF _Toc229672444 \h </w:instrText>
+            </w:r>
+            <w:r>
+              <w:rPr>
                 <w:noProof/>
                 <w:webHidden/>
-                <w:sz w:val="32"/>
-                <w:szCs w:val="32"/>
-              </w:rPr>
-            </w:r>
-            <w:r>
-              <w:rPr>
-                <w:rFonts w:ascii="Times New Roman" w:hAnsi="Times New Roman" w:cs="Times New Roman"/>
+              </w:rPr>
+            </w:r>
+            <w:r>
+              <w:rPr>
                 <w:noProof/>
                 <w:webHidden/>
-                <w:sz w:val="32"/>
-                <w:szCs w:val="32"/>
               </w:rPr>
               <w:fldChar w:fldCharType="separate"/>
             </w:r>
             <w:r>
               <w:rPr>
-                <w:rFonts w:ascii="Times New Roman" w:hAnsi="Times New Roman" w:cs="Times New Roman"/>
                 <w:noProof/>
                 <w:webHidden/>
-                <w:sz w:val="32"/>
-                <w:szCs w:val="32"/>
               </w:rPr>
               <w:t>3</w:t>
             </w:r>
             <w:r>
               <w:rPr>
-                <w:rFonts w:ascii="Times New Roman" w:hAnsi="Times New Roman" w:cs="Times New Roman"/>
                 <w:noProof/>
                 <w:webHidden/>
-                <w:sz w:val="32"/>
-                <w:szCs w:val="32"/>
               </w:rPr>
               <w:fldChar w:fldCharType="end"/>
             </w:r>
@@ -523,92 +500,69 @@
               <w:tab w:val="right" w:leader="dot" w:pos="9019"/>
             </w:tabs>
             <w:rPr>
-              <w:rFonts w:ascii="Times New Roman" w:eastAsiaTheme="minorEastAsia" w:hAnsi="Times New Roman" w:cs="Times New Roman"/>
+              <w:rFonts w:asciiTheme="minorHAnsi" w:eastAsiaTheme="minorEastAsia" w:hAnsiTheme="minorHAnsi" w:cstheme="minorBidi"/>
               <w:noProof/>
               <w:kern w:val="2"/>
-              <w:sz w:val="36"/>
-              <w:szCs w:val="36"/>
+              <w:sz w:val="24"/>
+              <w:szCs w:val="24"/>
               <w:lang w:val="it-IT"/>
               <w14:ligatures w14:val="standardContextual"/>
             </w:rPr>
           </w:pPr>
-          <w:hyperlink w:anchor="_Toc229671298" w:history="1">
+          <w:hyperlink w:anchor="_Toc229672445" w:history="1">
             <w:r>
               <w:rPr>
                 <w:rStyle w:val="Collegamentoipertestuale"/>
                 <w:rFonts w:ascii="Times New Roman" w:hAnsi="Times New Roman" w:cs="Times New Roman"/>
                 <w:noProof/>
-                <w:sz w:val="32"/>
-                <w:szCs w:val="32"/>
               </w:rPr>
               <w:t>Pianificazione Del Progetto</w:t>
             </w:r>
             <w:r>
               <w:rPr>
-                <w:rFonts w:ascii="Times New Roman" w:hAnsi="Times New Roman" w:cs="Times New Roman"/>
                 <w:noProof/>
                 <w:webHidden/>
-                <w:sz w:val="32"/>
-                <w:szCs w:val="32"/>
               </w:rPr>
               <w:tab/>
             </w:r>
             <w:r>
               <w:rPr>
-                <w:rFonts w:ascii="Times New Roman" w:hAnsi="Times New Roman" w:cs="Times New Roman"/>
                 <w:noProof/>
                 <w:webHidden/>
-                <w:sz w:val="32"/>
-                <w:szCs w:val="32"/>
               </w:rPr>
               <w:fldChar w:fldCharType="begin"/>
             </w:r>
             <w:r>
               <w:rPr>
-                <w:rFonts w:ascii="Times New Roman" w:hAnsi="Times New Roman" w:cs="Times New Roman"/>
                 <w:noProof/>
                 <w:webHidden/>
-                <w:sz w:val="32"/>
-                <w:szCs w:val="32"/>
-              </w:rPr>
-              <w:instrText xml:space="preserve"> PAGEREF _Toc229671298 \h </w:instrText>
-            </w:r>
-            <w:r>
-              <w:rPr>
-                <w:rFonts w:ascii="Times New Roman" w:hAnsi="Times New Roman" w:cs="Times New Roman"/>
+              </w:rPr>
+              <w:instrText xml:space="preserve"> PAGEREF _Toc229672445 \h </w:instrText>
+            </w:r>
+            <w:r>
+              <w:rPr>
                 <w:noProof/>
                 <w:webHidden/>
-                <w:sz w:val="32"/>
-                <w:szCs w:val="32"/>
-              </w:rPr>
-            </w:r>
-            <w:r>
-              <w:rPr>
-                <w:rFonts w:ascii="Times New Roman" w:hAnsi="Times New Roman" w:cs="Times New Roman"/>
+              </w:rPr>
+            </w:r>
+            <w:r>
+              <w:rPr>
                 <w:noProof/>
                 <w:webHidden/>
-                <w:sz w:val="32"/>
-                <w:szCs w:val="32"/>
               </w:rPr>
               <w:fldChar w:fldCharType="separate"/>
             </w:r>
             <w:r>
               <w:rPr>
-                <w:rFonts w:ascii="Times New Roman" w:hAnsi="Times New Roman" w:cs="Times New Roman"/>
                 <w:noProof/>
                 <w:webHidden/>
-                <w:sz w:val="32"/>
-                <w:szCs w:val="32"/>
               </w:rPr>
               <w:t>4</w:t>
             </w:r>
             <w:r>
               <w:rPr>
-                <w:rFonts w:ascii="Times New Roman" w:hAnsi="Times New Roman" w:cs="Times New Roman"/>
                 <w:noProof/>
                 <w:webHidden/>
-                <w:sz w:val="32"/>
-                <w:szCs w:val="32"/>
               </w:rPr>
               <w:fldChar w:fldCharType="end"/>
             </w:r>
@@ -621,92 +575,69 @@
               <w:tab w:val="right" w:leader="dot" w:pos="9019"/>
             </w:tabs>
             <w:rPr>
-              <w:rFonts w:ascii="Times New Roman" w:eastAsiaTheme="minorEastAsia" w:hAnsi="Times New Roman" w:cs="Times New Roman"/>
+              <w:rFonts w:asciiTheme="minorHAnsi" w:eastAsiaTheme="minorEastAsia" w:hAnsiTheme="minorHAnsi" w:cstheme="minorBidi"/>
               <w:noProof/>
               <w:kern w:val="2"/>
-              <w:sz w:val="36"/>
-              <w:szCs w:val="36"/>
+              <w:sz w:val="24"/>
+              <w:szCs w:val="24"/>
               <w:lang w:val="it-IT"/>
               <w14:ligatures w14:val="standardContextual"/>
             </w:rPr>
           </w:pPr>
-          <w:hyperlink w:anchor="_Toc229671299" w:history="1">
+          <w:hyperlink w:anchor="_Toc229672446" w:history="1">
             <w:r>
               <w:rPr>
                 <w:rStyle w:val="Collegamentoipertestuale"/>
                 <w:rFonts w:ascii="Times New Roman" w:hAnsi="Times New Roman" w:cs="Times New Roman"/>
                 <w:noProof/>
-                <w:sz w:val="32"/>
-                <w:szCs w:val="32"/>
               </w:rPr>
               <w:t>Organizzazione del team</w:t>
             </w:r>
             <w:r>
               <w:rPr>
-                <w:rFonts w:ascii="Times New Roman" w:hAnsi="Times New Roman" w:cs="Times New Roman"/>
                 <w:noProof/>
                 <w:webHidden/>
-                <w:sz w:val="32"/>
-                <w:szCs w:val="32"/>
               </w:rPr>
               <w:tab/>
             </w:r>
             <w:r>
               <w:rPr>
-                <w:rFonts w:ascii="Times New Roman" w:hAnsi="Times New Roman" w:cs="Times New Roman"/>
                 <w:noProof/>
                 <w:webHidden/>
-                <w:sz w:val="32"/>
-                <w:szCs w:val="32"/>
               </w:rPr>
               <w:fldChar w:fldCharType="begin"/>
             </w:r>
             <w:r>
               <w:rPr>
-                <w:rFonts w:ascii="Times New Roman" w:hAnsi="Times New Roman" w:cs="Times New Roman"/>
                 <w:noProof/>
                 <w:webHidden/>
-                <w:sz w:val="32"/>
-                <w:szCs w:val="32"/>
-              </w:rPr>
-              <w:instrText xml:space="preserve"> PAGEREF _Toc229671299 \h </w:instrText>
-            </w:r>
-            <w:r>
-              <w:rPr>
-                <w:rFonts w:ascii="Times New Roman" w:hAnsi="Times New Roman" w:cs="Times New Roman"/>
+              </w:rPr>
+              <w:instrText xml:space="preserve"> PAGEREF _Toc229672446 \h </w:instrText>
+            </w:r>
+            <w:r>
+              <w:rPr>
                 <w:noProof/>
                 <w:webHidden/>
-                <w:sz w:val="32"/>
-                <w:szCs w:val="32"/>
-              </w:rPr>
-            </w:r>
-            <w:r>
-              <w:rPr>
-                <w:rFonts w:ascii="Times New Roman" w:hAnsi="Times New Roman" w:cs="Times New Roman"/>
+              </w:rPr>
+            </w:r>
+            <w:r>
+              <w:rPr>
                 <w:noProof/>
                 <w:webHidden/>
-                <w:sz w:val="32"/>
-                <w:szCs w:val="32"/>
               </w:rPr>
               <w:fldChar w:fldCharType="separate"/>
             </w:r>
             <w:r>
               <w:rPr>
-                <w:rFonts w:ascii="Times New Roman" w:hAnsi="Times New Roman" w:cs="Times New Roman"/>
                 <w:noProof/>
                 <w:webHidden/>
-                <w:sz w:val="32"/>
-                <w:szCs w:val="32"/>
               </w:rPr>
               <w:t>5</w:t>
             </w:r>
             <w:r>
               <w:rPr>
-                <w:rFonts w:ascii="Times New Roman" w:hAnsi="Times New Roman" w:cs="Times New Roman"/>
                 <w:noProof/>
                 <w:webHidden/>
-                <w:sz w:val="32"/>
-                <w:szCs w:val="32"/>
               </w:rPr>
               <w:fldChar w:fldCharType="end"/>
             </w:r>
@@ -719,92 +650,69 @@
               <w:tab w:val="right" w:leader="dot" w:pos="9019"/>
             </w:tabs>
             <w:rPr>
-              <w:rFonts w:ascii="Times New Roman" w:eastAsiaTheme="minorEastAsia" w:hAnsi="Times New Roman" w:cs="Times New Roman"/>
+              <w:rFonts w:asciiTheme="minorHAnsi" w:eastAsiaTheme="minorEastAsia" w:hAnsiTheme="minorHAnsi" w:cstheme="minorBidi"/>
               <w:noProof/>
               <w:kern w:val="2"/>
-              <w:sz w:val="36"/>
-              <w:szCs w:val="36"/>
+              <w:sz w:val="24"/>
+              <w:szCs w:val="24"/>
               <w:lang w:val="it-IT"/>
               <w14:ligatures w14:val="standardContextual"/>
             </w:rPr>
           </w:pPr>
-          <w:hyperlink w:anchor="_Toc229671300" w:history="1">
+          <w:hyperlink w:anchor="_Toc229672447" w:history="1">
             <w:r>
               <w:rPr>
                 <w:rStyle w:val="Collegamentoipertestuale"/>
                 <w:rFonts w:ascii="Times New Roman" w:hAnsi="Times New Roman" w:cs="Times New Roman"/>
                 <w:noProof/>
-                <w:sz w:val="32"/>
-                <w:szCs w:val="32"/>
               </w:rPr>
               <w:t>Architettura e funzionalità</w:t>
             </w:r>
             <w:r>
               <w:rPr>
-                <w:rFonts w:ascii="Times New Roman" w:hAnsi="Times New Roman" w:cs="Times New Roman"/>
                 <w:noProof/>
                 <w:webHidden/>
-                <w:sz w:val="32"/>
-                <w:szCs w:val="32"/>
               </w:rPr>
               <w:tab/>
             </w:r>
             <w:r>
               <w:rPr>
-                <w:rFonts w:ascii="Times New Roman" w:hAnsi="Times New Roman" w:cs="Times New Roman"/>
                 <w:noProof/>
                 <w:webHidden/>
-                <w:sz w:val="32"/>
-                <w:szCs w:val="32"/>
               </w:rPr>
               <w:fldChar w:fldCharType="begin"/>
             </w:r>
             <w:r>
               <w:rPr>
-                <w:rFonts w:ascii="Times New Roman" w:hAnsi="Times New Roman" w:cs="Times New Roman"/>
                 <w:noProof/>
                 <w:webHidden/>
-                <w:sz w:val="32"/>
-                <w:szCs w:val="32"/>
-              </w:rPr>
-              <w:instrText xml:space="preserve"> PAGEREF _Toc229671300 \h </w:instrText>
-            </w:r>
-            <w:r>
-              <w:rPr>
-                <w:rFonts w:ascii="Times New Roman" w:hAnsi="Times New Roman" w:cs="Times New Roman"/>
+              </w:rPr>
+              <w:instrText xml:space="preserve"> PAGEREF _Toc229672447 \h </w:instrText>
+            </w:r>
+            <w:r>
+              <w:rPr>
                 <w:noProof/>
                 <w:webHidden/>
-                <w:sz w:val="32"/>
-                <w:szCs w:val="32"/>
-              </w:rPr>
-            </w:r>
-            <w:r>
-              <w:rPr>
-                <w:rFonts w:ascii="Times New Roman" w:hAnsi="Times New Roman" w:cs="Times New Roman"/>
+              </w:rPr>
+            </w:r>
+            <w:r>
+              <w:rPr>
                 <w:noProof/>
                 <w:webHidden/>
-                <w:sz w:val="32"/>
-                <w:szCs w:val="32"/>
               </w:rPr>
               <w:fldChar w:fldCharType="separate"/>
             </w:r>
             <w:r>
               <w:rPr>
-                <w:rFonts w:ascii="Times New Roman" w:hAnsi="Times New Roman" w:cs="Times New Roman"/>
                 <w:noProof/>
                 <w:webHidden/>
-                <w:sz w:val="32"/>
-                <w:szCs w:val="32"/>
               </w:rPr>
               <w:t>7</w:t>
             </w:r>
             <w:r>
               <w:rPr>
-                <w:rFonts w:ascii="Times New Roman" w:hAnsi="Times New Roman" w:cs="Times New Roman"/>
                 <w:noProof/>
                 <w:webHidden/>
-                <w:sz w:val="32"/>
-                <w:szCs w:val="32"/>
               </w:rPr>
               <w:fldChar w:fldCharType="end"/>
             </w:r>
@@ -817,92 +725,69 @@
               <w:tab w:val="right" w:leader="dot" w:pos="9019"/>
             </w:tabs>
             <w:rPr>
-              <w:rFonts w:ascii="Times New Roman" w:eastAsiaTheme="minorEastAsia" w:hAnsi="Times New Roman" w:cs="Times New Roman"/>
+              <w:rFonts w:asciiTheme="minorHAnsi" w:eastAsiaTheme="minorEastAsia" w:hAnsiTheme="minorHAnsi" w:cstheme="minorBidi"/>
               <w:noProof/>
               <w:kern w:val="2"/>
-              <w:sz w:val="36"/>
-              <w:szCs w:val="36"/>
+              <w:sz w:val="24"/>
+              <w:szCs w:val="24"/>
               <w:lang w:val="it-IT"/>
               <w14:ligatures w14:val="standardContextual"/>
             </w:rPr>
           </w:pPr>
-          <w:hyperlink w:anchor="_Toc229671301" w:history="1">
+          <w:hyperlink w:anchor="_Toc229672448" w:history="1">
             <w:r>
               <w:rPr>
                 <w:rStyle w:val="Collegamentoipertestuale"/>
                 <w:rFonts w:ascii="Times New Roman" w:hAnsi="Times New Roman" w:cs="Times New Roman"/>
                 <w:noProof/>
-                <w:sz w:val="32"/>
-                <w:szCs w:val="32"/>
-              </w:rPr>
-              <w:t>Database</w:t>
-            </w:r>
-            <w:r>
-              <w:rPr>
-                <w:rFonts w:ascii="Times New Roman" w:hAnsi="Times New Roman" w:cs="Times New Roman"/>
+              </w:rPr>
+              <w:t>Tecnologie utilizzate</w:t>
+            </w:r>
+            <w:r>
+              <w:rPr>
                 <w:noProof/>
                 <w:webHidden/>
-                <w:sz w:val="32"/>
-                <w:szCs w:val="32"/>
               </w:rPr>
               <w:tab/>
             </w:r>
             <w:r>
               <w:rPr>
-                <w:rFonts w:ascii="Times New Roman" w:hAnsi="Times New Roman" w:cs="Times New Roman"/>
                 <w:noProof/>
                 <w:webHidden/>
-                <w:sz w:val="32"/>
-                <w:szCs w:val="32"/>
               </w:rPr>
               <w:fldChar w:fldCharType="begin"/>
             </w:r>
             <w:r>
               <w:rPr>
-                <w:rFonts w:ascii="Times New Roman" w:hAnsi="Times New Roman" w:cs="Times New Roman"/>
                 <w:noProof/>
                 <w:webHidden/>
-                <w:sz w:val="32"/>
-                <w:szCs w:val="32"/>
-              </w:rPr>
-              <w:instrText xml:space="preserve"> PAGEREF _Toc229671301 \h </w:instrText>
-            </w:r>
-            <w:r>
-              <w:rPr>
-                <w:rFonts w:ascii="Times New Roman" w:hAnsi="Times New Roman" w:cs="Times New Roman"/>
+              </w:rPr>
+              <w:instrText xml:space="preserve"> PAGEREF _Toc229672448 \h </w:instrText>
+            </w:r>
+            <w:r>
+              <w:rPr>
                 <w:noProof/>
                 <w:webHidden/>
-                <w:sz w:val="32"/>
-                <w:szCs w:val="32"/>
-              </w:rPr>
-            </w:r>
-            <w:r>
-              <w:rPr>
-                <w:rFonts w:ascii="Times New Roman" w:hAnsi="Times New Roman" w:cs="Times New Roman"/>
+              </w:rPr>
+            </w:r>
+            <w:r>
+              <w:rPr>
                 <w:noProof/>
                 <w:webHidden/>
-                <w:sz w:val="32"/>
-                <w:szCs w:val="32"/>
               </w:rPr>
               <w:fldChar w:fldCharType="separate"/>
             </w:r>
             <w:r>
               <w:rPr>
-                <w:rFonts w:ascii="Times New Roman" w:hAnsi="Times New Roman" w:cs="Times New Roman"/>
                 <w:noProof/>
                 <w:webHidden/>
-                <w:sz w:val="32"/>
-                <w:szCs w:val="32"/>
               </w:rPr>
               <w:t>8</w:t>
             </w:r>
             <w:r>
               <w:rPr>
-                <w:rFonts w:ascii="Times New Roman" w:hAnsi="Times New Roman" w:cs="Times New Roman"/>
                 <w:noProof/>
                 <w:webHidden/>
-                <w:sz w:val="32"/>
-                <w:szCs w:val="32"/>
               </w:rPr>
               <w:fldChar w:fldCharType="end"/>
             </w:r>
@@ -915,92 +800,69 @@
               <w:tab w:val="right" w:leader="dot" w:pos="9019"/>
             </w:tabs>
             <w:rPr>
-              <w:rFonts w:ascii="Times New Roman" w:eastAsiaTheme="minorEastAsia" w:hAnsi="Times New Roman" w:cs="Times New Roman"/>
+              <w:rFonts w:asciiTheme="minorHAnsi" w:eastAsiaTheme="minorEastAsia" w:hAnsiTheme="minorHAnsi" w:cstheme="minorBidi"/>
               <w:noProof/>
               <w:kern w:val="2"/>
-              <w:sz w:val="36"/>
-              <w:szCs w:val="36"/>
+              <w:sz w:val="24"/>
+              <w:szCs w:val="24"/>
               <w:lang w:val="it-IT"/>
               <w14:ligatures w14:val="standardContextual"/>
             </w:rPr>
           </w:pPr>
-          <w:hyperlink w:anchor="_Toc229671302" w:history="1">
+          <w:hyperlink w:anchor="_Toc229672449" w:history="1">
             <w:r>
               <w:rPr>
                 <w:rStyle w:val="Collegamentoipertestuale"/>
                 <w:rFonts w:ascii="Times New Roman" w:hAnsi="Times New Roman" w:cs="Times New Roman"/>
                 <w:noProof/>
-                <w:sz w:val="32"/>
-                <w:szCs w:val="32"/>
               </w:rPr>
               <w:t>Backend</w:t>
             </w:r>
             <w:r>
               <w:rPr>
-                <w:rFonts w:ascii="Times New Roman" w:hAnsi="Times New Roman" w:cs="Times New Roman"/>
                 <w:noProof/>
                 <w:webHidden/>
-                <w:sz w:val="32"/>
-                <w:szCs w:val="32"/>
               </w:rPr>
               <w:tab/>
             </w:r>
             <w:r>
               <w:rPr>
-                <w:rFonts w:ascii="Times New Roman" w:hAnsi="Times New Roman" w:cs="Times New Roman"/>
                 <w:noProof/>
                 <w:webHidden/>
-                <w:sz w:val="32"/>
-                <w:szCs w:val="32"/>
               </w:rPr>
               <w:fldChar w:fldCharType="begin"/>
             </w:r>
             <w:r>
               <w:rPr>
-                <w:rFonts w:ascii="Times New Roman" w:hAnsi="Times New Roman" w:cs="Times New Roman"/>
                 <w:noProof/>
                 <w:webHidden/>
-                <w:sz w:val="32"/>
-                <w:szCs w:val="32"/>
-              </w:rPr>
-              <w:instrText xml:space="preserve"> PAGEREF _Toc229671302 \h </w:instrText>
-            </w:r>
-            <w:r>
-              <w:rPr>
-                <w:rFonts w:ascii="Times New Roman" w:hAnsi="Times New Roman" w:cs="Times New Roman"/>
+              </w:rPr>
+              <w:instrText xml:space="preserve"> PAGEREF _Toc229672449 \h </w:instrText>
+            </w:r>
+            <w:r>
+              <w:rPr>
                 <w:noProof/>
                 <w:webHidden/>
-                <w:sz w:val="32"/>
-                <w:szCs w:val="32"/>
-              </w:rPr>
-            </w:r>
-            <w:r>
-              <w:rPr>
-                <w:rFonts w:ascii="Times New Roman" w:hAnsi="Times New Roman" w:cs="Times New Roman"/>
+              </w:rPr>
+            </w:r>
+            <w:r>
+              <w:rPr>
                 <w:noProof/>
                 <w:webHidden/>
-                <w:sz w:val="32"/>
-                <w:szCs w:val="32"/>
               </w:rPr>
               <w:fldChar w:fldCharType="separate"/>
             </w:r>
             <w:r>
               <w:rPr>
-                <w:rFonts w:ascii="Times New Roman" w:hAnsi="Times New Roman" w:cs="Times New Roman"/>
                 <w:noProof/>
                 <w:webHidden/>
-                <w:sz w:val="32"/>
-                <w:szCs w:val="32"/>
-              </w:rPr>
-              <w:t>12</w:t>
-            </w:r>
-            <w:r>
-              <w:rPr>
-                <w:rFonts w:ascii="Times New Roman" w:hAnsi="Times New Roman" w:cs="Times New Roman"/>
+              </w:rPr>
+              <w:t>13</w:t>
+            </w:r>
+            <w:r>
+              <w:rPr>
                 <w:noProof/>
                 <w:webHidden/>
-                <w:sz w:val="32"/>
-                <w:szCs w:val="32"/>
               </w:rPr>
               <w:fldChar w:fldCharType="end"/>
             </w:r>
@@ -1013,92 +875,69 @@
               <w:tab w:val="right" w:leader="dot" w:pos="9019"/>
             </w:tabs>
             <w:rPr>
-              <w:rFonts w:ascii="Times New Roman" w:eastAsiaTheme="minorEastAsia" w:hAnsi="Times New Roman" w:cs="Times New Roman"/>
+              <w:rFonts w:asciiTheme="minorHAnsi" w:eastAsiaTheme="minorEastAsia" w:hAnsiTheme="minorHAnsi" w:cstheme="minorBidi"/>
               <w:noProof/>
               <w:kern w:val="2"/>
-              <w:sz w:val="36"/>
-              <w:szCs w:val="36"/>
+              <w:sz w:val="24"/>
+              <w:szCs w:val="24"/>
               <w:lang w:val="it-IT"/>
               <w14:ligatures w14:val="standardContextual"/>
             </w:rPr>
           </w:pPr>
-          <w:hyperlink w:anchor="_Toc229671303" w:history="1">
+          <w:hyperlink w:anchor="_Toc229672450" w:history="1">
             <w:r>
               <w:rPr>
                 <w:rStyle w:val="Collegamentoipertestuale"/>
                 <w:rFonts w:ascii="Times New Roman" w:hAnsi="Times New Roman" w:cs="Times New Roman"/>
                 <w:noProof/>
-                <w:sz w:val="32"/>
-                <w:szCs w:val="32"/>
               </w:rPr>
               <w:t>Metodi REST</w:t>
             </w:r>
             <w:r>
               <w:rPr>
-                <w:rFonts w:ascii="Times New Roman" w:hAnsi="Times New Roman" w:cs="Times New Roman"/>
                 <w:noProof/>
                 <w:webHidden/>
-                <w:sz w:val="32"/>
-                <w:szCs w:val="32"/>
               </w:rPr>
               <w:tab/>
             </w:r>
             <w:r>
               <w:rPr>
-                <w:rFonts w:ascii="Times New Roman" w:hAnsi="Times New Roman" w:cs="Times New Roman"/>
                 <w:noProof/>
                 <w:webHidden/>
-                <w:sz w:val="32"/>
-                <w:szCs w:val="32"/>
               </w:rPr>
               <w:fldChar w:fldCharType="begin"/>
             </w:r>
             <w:r>
               <w:rPr>
-                <w:rFonts w:ascii="Times New Roman" w:hAnsi="Times New Roman" w:cs="Times New Roman"/>
                 <w:noProof/>
                 <w:webHidden/>
-                <w:sz w:val="32"/>
-                <w:szCs w:val="32"/>
-              </w:rPr>
-              <w:instrText xml:space="preserve"> PAGEREF _Toc229671303 \h </w:instrText>
-            </w:r>
-            <w:r>
-              <w:rPr>
-                <w:rFonts w:ascii="Times New Roman" w:hAnsi="Times New Roman" w:cs="Times New Roman"/>
+              </w:rPr>
+              <w:instrText xml:space="preserve"> PAGEREF _Toc229672450 \h </w:instrText>
+            </w:r>
+            <w:r>
+              <w:rPr>
                 <w:noProof/>
                 <w:webHidden/>
-                <w:sz w:val="32"/>
-                <w:szCs w:val="32"/>
-              </w:rPr>
-            </w:r>
-            <w:r>
-              <w:rPr>
-                <w:rFonts w:ascii="Times New Roman" w:hAnsi="Times New Roman" w:cs="Times New Roman"/>
+              </w:rPr>
+            </w:r>
+            <w:r>
+              <w:rPr>
                 <w:noProof/>
                 <w:webHidden/>
-                <w:sz w:val="32"/>
-                <w:szCs w:val="32"/>
               </w:rPr>
               <w:fldChar w:fldCharType="separate"/>
             </w:r>
             <w:r>
               <w:rPr>
-                <w:rFonts w:ascii="Times New Roman" w:hAnsi="Times New Roman" w:cs="Times New Roman"/>
                 <w:noProof/>
                 <w:webHidden/>
-                <w:sz w:val="32"/>
-                <w:szCs w:val="32"/>
-              </w:rPr>
-              <w:t>20</w:t>
-            </w:r>
-            <w:r>
-              <w:rPr>
-                <w:rFonts w:ascii="Times New Roman" w:hAnsi="Times New Roman" w:cs="Times New Roman"/>
+              </w:rPr>
+              <w:t>21</w:t>
+            </w:r>
+            <w:r>
+              <w:rPr>
                 <w:noProof/>
                 <w:webHidden/>
-                <w:sz w:val="32"/>
-                <w:szCs w:val="32"/>
               </w:rPr>
               <w:fldChar w:fldCharType="end"/>
             </w:r>
@@ -1205,7 +1044,7 @@
           <w:rFonts w:ascii="Times New Roman" w:hAnsi="Times New Roman" w:cs="Times New Roman"/>
         </w:rPr>
       </w:pPr>
-      <w:bookmarkStart w:id="14" w:name="_Toc229671297"/>
+      <w:bookmarkStart w:id="14" w:name="_Toc229672444"/>
       <w:r>
         <w:rPr>
           <w:rFonts w:ascii="Times New Roman" w:hAnsi="Times New Roman" w:cs="Times New Roman"/>
@@ -1246,7 +1085,25 @@
           <w:sz w:val="24"/>
           <w:szCs w:val="24"/>
         </w:rPr>
-        <w:t xml:space="preserve">Il presente documento descrive la progettazione della webapp </w:t>
+        <w:t xml:space="preserve">Il presente documento descrive la progettazione della </w:t>
+      </w:r>
+      <w:proofErr w:type="spellStart"/>
+      <w:r>
+        <w:rPr>
+          <w:rFonts w:ascii="Times New Roman" w:eastAsia="Times New Roman" w:hAnsi="Times New Roman" w:cs="Times New Roman"/>
+          <w:sz w:val="24"/>
+          <w:szCs w:val="24"/>
+        </w:rPr>
+        <w:t>webapp</w:t>
+      </w:r>
+      <w:proofErr w:type="spellEnd"/>
+      <w:r>
+        <w:rPr>
+          <w:rFonts w:ascii="Times New Roman" w:eastAsia="Times New Roman" w:hAnsi="Times New Roman" w:cs="Times New Roman"/>
+          <w:sz w:val="24"/>
+          <w:szCs w:val="24"/>
+        </w:rPr>
+        <w:t xml:space="preserve"> </w:t>
       </w:r>
       <w:r>
         <w:rPr>
@@ -1264,24 +1121,124 @@
           <w:sz w:val="24"/>
           <w:szCs w:val="24"/>
         </w:rPr>
-        <w:t>applicazione web ideata,progettata,creata e testata dal team di sviluppo composto da Alberghini Diego, Vona Lorenzo, Iacono Federico, Gariboldi Alessandro e Ghani Zeshan. Nel Software Design Document è riportato tutto l’andamento del progetto partendo dall’analisi delle richieste del cliente fino ad arrivare alla riuscita creazione dell’applicazione, passando dalla progettazione ed ideazione dei vari compiti e suddividendo le attività da fare in task differenti assegnate in base alle competenze individuali.</w:t>
-      </w:r>
-    </w:p>
-    <w:p>
-      <w:pPr>
-        <w:rPr>
-          <w:rFonts w:ascii="Times New Roman" w:eastAsia="Times New Roman" w:hAnsi="Times New Roman" w:cs="Times New Roman"/>
-          <w:sz w:val="24"/>
-          <w:szCs w:val="24"/>
-        </w:rPr>
-      </w:pPr>
-      <w:r>
-        <w:rPr>
-          <w:rFonts w:ascii="Times New Roman" w:eastAsia="Times New Roman" w:hAnsi="Times New Roman" w:cs="Times New Roman"/>
-          <w:sz w:val="24"/>
-          <w:szCs w:val="24"/>
-        </w:rPr>
-        <w:t>La gestione operativa delle attività è stata supportata dall’adozione della metodologia Kanban, implementata tramite la piattaforma Trello, al fine di garantire un monitoraggio continuo dello stato di avanzamento e il rispetto delle scadenze prefissate.</w:t>
+        <w:t xml:space="preserve">applicazione web </w:t>
+      </w:r>
+      <w:proofErr w:type="spellStart"/>
+      <w:proofErr w:type="gramStart"/>
+      <w:r>
+        <w:rPr>
+          <w:rFonts w:ascii="Times New Roman" w:eastAsia="Times New Roman" w:hAnsi="Times New Roman" w:cs="Times New Roman"/>
+          <w:sz w:val="24"/>
+          <w:szCs w:val="24"/>
+        </w:rPr>
+        <w:t>ideata,progettata</w:t>
+      </w:r>
+      <w:proofErr w:type="gramEnd"/>
+      <w:r>
+        <w:rPr>
+          <w:rFonts w:ascii="Times New Roman" w:eastAsia="Times New Roman" w:hAnsi="Times New Roman" w:cs="Times New Roman"/>
+          <w:sz w:val="24"/>
+          <w:szCs w:val="24"/>
+        </w:rPr>
+        <w:t>,creata</w:t>
+      </w:r>
+      <w:proofErr w:type="spellEnd"/>
+      <w:r>
+        <w:rPr>
+          <w:rFonts w:ascii="Times New Roman" w:eastAsia="Times New Roman" w:hAnsi="Times New Roman" w:cs="Times New Roman"/>
+          <w:sz w:val="24"/>
+          <w:szCs w:val="24"/>
+        </w:rPr>
+        <w:t xml:space="preserve"> e testata </w:t>
+      </w:r>
+      <w:proofErr w:type="gramStart"/>
+      <w:r>
+        <w:rPr>
+          <w:rFonts w:ascii="Times New Roman" w:eastAsia="Times New Roman" w:hAnsi="Times New Roman" w:cs="Times New Roman"/>
+          <w:sz w:val="24"/>
+          <w:szCs w:val="24"/>
+        </w:rPr>
+        <w:t>dal team</w:t>
+      </w:r>
+      <w:proofErr w:type="gramEnd"/>
+      <w:r>
+        <w:rPr>
+          <w:rFonts w:ascii="Times New Roman" w:eastAsia="Times New Roman" w:hAnsi="Times New Roman" w:cs="Times New Roman"/>
+          <w:sz w:val="24"/>
+          <w:szCs w:val="24"/>
+        </w:rPr>
+        <w:t xml:space="preserve"> di sviluppo composto da Alberghini Diego, Vona Lorenzo, Iacono Federico, Gariboldi Alessandro e Ghani Zeshan. Nel Software Design </w:t>
+      </w:r>
+      <w:proofErr w:type="spellStart"/>
+      <w:r>
+        <w:rPr>
+          <w:rFonts w:ascii="Times New Roman" w:eastAsia="Times New Roman" w:hAnsi="Times New Roman" w:cs="Times New Roman"/>
+          <w:sz w:val="24"/>
+          <w:szCs w:val="24"/>
+        </w:rPr>
+        <w:t>Document</w:t>
+      </w:r>
+      <w:proofErr w:type="spellEnd"/>
+      <w:r>
+        <w:rPr>
+          <w:rFonts w:ascii="Times New Roman" w:eastAsia="Times New Roman" w:hAnsi="Times New Roman" w:cs="Times New Roman"/>
+          <w:sz w:val="24"/>
+          <w:szCs w:val="24"/>
+        </w:rPr>
+        <w:t xml:space="preserve"> è riportato tutto l’andamento del progetto partendo dall’analisi delle richieste del cliente fino ad arrivare alla riuscita creazione dell’applicazione, passando dalla progettazione </w:t>
+      </w:r>
+      <w:proofErr w:type="gramStart"/>
+      <w:r>
+        <w:rPr>
+          <w:rFonts w:ascii="Times New Roman" w:eastAsia="Times New Roman" w:hAnsi="Times New Roman" w:cs="Times New Roman"/>
+          <w:sz w:val="24"/>
+          <w:szCs w:val="24"/>
+        </w:rPr>
+        <w:t>ed</w:t>
+      </w:r>
+      <w:proofErr w:type="gramEnd"/>
+      <w:r>
+        <w:rPr>
+          <w:rFonts w:ascii="Times New Roman" w:eastAsia="Times New Roman" w:hAnsi="Times New Roman" w:cs="Times New Roman"/>
+          <w:sz w:val="24"/>
+          <w:szCs w:val="24"/>
+        </w:rPr>
+        <w:t xml:space="preserve"> ideazione dei vari compiti e suddividendo le attività da fare in task differenti assegnate in base alle competenze individuali.</w:t>
+      </w:r>
+    </w:p>
+    <w:p>
+      <w:pPr>
+        <w:rPr>
+          <w:rFonts w:ascii="Times New Roman" w:eastAsia="Times New Roman" w:hAnsi="Times New Roman" w:cs="Times New Roman"/>
+          <w:sz w:val="24"/>
+          <w:szCs w:val="24"/>
+        </w:rPr>
+      </w:pPr>
+      <w:r>
+        <w:rPr>
+          <w:rFonts w:ascii="Times New Roman" w:eastAsia="Times New Roman" w:hAnsi="Times New Roman" w:cs="Times New Roman"/>
+          <w:sz w:val="24"/>
+          <w:szCs w:val="24"/>
+        </w:rPr>
+        <w:t xml:space="preserve">La gestione operativa delle attività è stata supportata dall’adozione della metodologia </w:t>
+      </w:r>
+      <w:proofErr w:type="spellStart"/>
+      <w:r>
+        <w:rPr>
+          <w:rFonts w:ascii="Times New Roman" w:eastAsia="Times New Roman" w:hAnsi="Times New Roman" w:cs="Times New Roman"/>
+          <w:sz w:val="24"/>
+          <w:szCs w:val="24"/>
+        </w:rPr>
+        <w:t>Kanban</w:t>
+      </w:r>
+      <w:proofErr w:type="spellEnd"/>
+      <w:r>
+        <w:rPr>
+          <w:rFonts w:ascii="Times New Roman" w:eastAsia="Times New Roman" w:hAnsi="Times New Roman" w:cs="Times New Roman"/>
+          <w:sz w:val="24"/>
+          <w:szCs w:val="24"/>
+        </w:rPr>
+        <w:t>, implementata tramite la piattaforma Trello, al fine di garantire un monitoraggio continuo dello stato di avanzamento e il rispetto delle scadenze prefissate.</w:t>
       </w:r>
     </w:p>
     <w:p>
@@ -1328,7 +1285,25 @@
           <w:sz w:val="24"/>
           <w:szCs w:val="24"/>
         </w:rPr>
-        <w:t>è creare una webapp comunicante con un server java per la gestione e vendita di prodotti agricoli.</w:t>
+        <w:t xml:space="preserve">è creare una </w:t>
+      </w:r>
+      <w:proofErr w:type="spellStart"/>
+      <w:r>
+        <w:rPr>
+          <w:rFonts w:ascii="Times New Roman" w:eastAsia="Times New Roman" w:hAnsi="Times New Roman" w:cs="Times New Roman"/>
+          <w:sz w:val="24"/>
+          <w:szCs w:val="24"/>
+        </w:rPr>
+        <w:t>webapp</w:t>
+      </w:r>
+      <w:proofErr w:type="spellEnd"/>
+      <w:r>
+        <w:rPr>
+          <w:rFonts w:ascii="Times New Roman" w:eastAsia="Times New Roman" w:hAnsi="Times New Roman" w:cs="Times New Roman"/>
+          <w:sz w:val="24"/>
+          <w:szCs w:val="24"/>
+        </w:rPr>
+        <w:t xml:space="preserve"> comunicante con un server java per la gestione e vendita di prodotti agricoli.</w:t>
       </w:r>
     </w:p>
     <w:p>
@@ -1362,7 +1337,25 @@
           <w:sz w:val="24"/>
           <w:szCs w:val="24"/>
         </w:rPr>
-        <w:t>In maniera coordinata alla produzione ci sarà la vendita di tali prodotti che saranno esposti nella webapp in vetrina e l’user potrà eseguire l’acquisto sia di prodotti già disponibili, che prenotare (nel caso non ci sia attualmente disponibilità), una data quantità per il futuro.</w:t>
+        <w:t xml:space="preserve">In maniera coordinata alla produzione ci sarà la vendita di tali prodotti che saranno esposti nella </w:t>
+      </w:r>
+      <w:proofErr w:type="spellStart"/>
+      <w:r>
+        <w:rPr>
+          <w:rFonts w:ascii="Times New Roman" w:eastAsia="Times New Roman" w:hAnsi="Times New Roman" w:cs="Times New Roman"/>
+          <w:sz w:val="24"/>
+          <w:szCs w:val="24"/>
+        </w:rPr>
+        <w:t>webapp</w:t>
+      </w:r>
+      <w:proofErr w:type="spellEnd"/>
+      <w:r>
+        <w:rPr>
+          <w:rFonts w:ascii="Times New Roman" w:eastAsia="Times New Roman" w:hAnsi="Times New Roman" w:cs="Times New Roman"/>
+          <w:sz w:val="24"/>
+          <w:szCs w:val="24"/>
+        </w:rPr>
+        <w:t xml:space="preserve"> in vetrina e l’user potrà eseguire l’acquisto sia di prodotti già disponibili, che prenotare (nel caso non ci sia attualmente disponibilità), una data quantità per il futuro.</w:t>
       </w:r>
     </w:p>
     <w:p>
@@ -1451,7 +1444,7 @@
           <w:szCs w:val="52"/>
         </w:rPr>
       </w:pPr>
-      <w:bookmarkStart w:id="15" w:name="_Toc229671298"/>
+      <w:bookmarkStart w:id="15" w:name="_Toc229672445"/>
       <w:r>
         <w:rPr>
           <w:rFonts w:ascii="Times New Roman" w:hAnsi="Times New Roman" w:cs="Times New Roman"/>
@@ -1492,7 +1485,25 @@
           <w:sz w:val="24"/>
           <w:szCs w:val="24"/>
         </w:rPr>
-        <w:t>Il progetto è stato pianificato in modo da poter garantire a tutti un teamwork ottimale, gestendo e sfruttando al massimo del potenziale tutto il gruppo lavorativo.</w:t>
+        <w:t xml:space="preserve">Il progetto è stato pianificato in modo da poter garantire a tutti un </w:t>
+      </w:r>
+      <w:proofErr w:type="spellStart"/>
+      <w:r>
+        <w:rPr>
+          <w:rFonts w:ascii="Times New Roman" w:eastAsia="Times New Roman" w:hAnsi="Times New Roman" w:cs="Times New Roman"/>
+          <w:sz w:val="24"/>
+          <w:szCs w:val="24"/>
+        </w:rPr>
+        <w:t>teamwork</w:t>
+      </w:r>
+      <w:proofErr w:type="spellEnd"/>
+      <w:r>
+        <w:rPr>
+          <w:rFonts w:ascii="Times New Roman" w:eastAsia="Times New Roman" w:hAnsi="Times New Roman" w:cs="Times New Roman"/>
+          <w:sz w:val="24"/>
+          <w:szCs w:val="24"/>
+        </w:rPr>
+        <w:t xml:space="preserve"> ottimale, gestendo e sfruttando al massimo del potenziale tutto il gruppo lavorativo.</w:t>
       </w:r>
     </w:p>
     <w:p>
@@ -1716,7 +1727,25 @@
           <w:sz w:val="24"/>
           <w:szCs w:val="24"/>
         </w:rPr>
-        <w:t>Prima di aver stabilito chi e quale task doveva eseguire abbiamo creato le task stesse suddivise in compiti in base alle abilità di ognuno di noi.</w:t>
+        <w:t xml:space="preserve">Prima di aver stabilito chi e quale task doveva eseguire abbiamo creato </w:t>
+      </w:r>
+      <w:proofErr w:type="gramStart"/>
+      <w:r>
+        <w:rPr>
+          <w:rFonts w:ascii="Times New Roman" w:eastAsia="Times New Roman" w:hAnsi="Times New Roman" w:cs="Times New Roman"/>
+          <w:sz w:val="24"/>
+          <w:szCs w:val="24"/>
+        </w:rPr>
+        <w:t>le task</w:t>
+      </w:r>
+      <w:proofErr w:type="gramEnd"/>
+      <w:r>
+        <w:rPr>
+          <w:rFonts w:ascii="Times New Roman" w:eastAsia="Times New Roman" w:hAnsi="Times New Roman" w:cs="Times New Roman"/>
+          <w:sz w:val="24"/>
+          <w:szCs w:val="24"/>
+        </w:rPr>
+        <w:t xml:space="preserve"> stesse suddivise in compiti in base alle abilità di ognuno di noi.</w:t>
       </w:r>
     </w:p>
     <w:p>
@@ -1754,7 +1783,53 @@
           <w:szCs w:val="24"/>
           <w:u w:val="single"/>
         </w:rPr>
-        <w:t xml:space="preserve">Creazione Database,Ideazione Modello e/r, popolamento db, </w:t>
+        <w:t xml:space="preserve">Creazione </w:t>
+      </w:r>
+      <w:proofErr w:type="spellStart"/>
+      <w:proofErr w:type="gramStart"/>
+      <w:r>
+        <w:rPr>
+          <w:rFonts w:ascii="Times New Roman" w:eastAsia="Times New Roman" w:hAnsi="Times New Roman" w:cs="Times New Roman"/>
+          <w:color w:val="990000"/>
+          <w:sz w:val="24"/>
+          <w:szCs w:val="24"/>
+          <w:u w:val="single"/>
+        </w:rPr>
+        <w:t>Database,Ideazione</w:t>
+      </w:r>
+      <w:proofErr w:type="spellEnd"/>
+      <w:proofErr w:type="gramEnd"/>
+      <w:r>
+        <w:rPr>
+          <w:rFonts w:ascii="Times New Roman" w:eastAsia="Times New Roman" w:hAnsi="Times New Roman" w:cs="Times New Roman"/>
+          <w:color w:val="990000"/>
+          <w:sz w:val="24"/>
+          <w:szCs w:val="24"/>
+          <w:u w:val="single"/>
+        </w:rPr>
+        <w:t xml:space="preserve"> Modello e/r, popolamento </w:t>
+      </w:r>
+      <w:proofErr w:type="spellStart"/>
+      <w:r>
+        <w:rPr>
+          <w:rFonts w:ascii="Times New Roman" w:eastAsia="Times New Roman" w:hAnsi="Times New Roman" w:cs="Times New Roman"/>
+          <w:color w:val="990000"/>
+          <w:sz w:val="24"/>
+          <w:szCs w:val="24"/>
+          <w:u w:val="single"/>
+        </w:rPr>
+        <w:t>db</w:t>
+      </w:r>
+      <w:proofErr w:type="spellEnd"/>
+      <w:r>
+        <w:rPr>
+          <w:rFonts w:ascii="Times New Roman" w:eastAsia="Times New Roman" w:hAnsi="Times New Roman" w:cs="Times New Roman"/>
+          <w:color w:val="990000"/>
+          <w:sz w:val="24"/>
+          <w:szCs w:val="24"/>
+          <w:u w:val="single"/>
+        </w:rPr>
+        <w:t xml:space="preserve">, </w:t>
       </w:r>
       <w:r>
         <w:rPr>
@@ -1795,7 +1870,29 @@
           <w:szCs w:val="24"/>
           <w:u w:val="single"/>
         </w:rPr>
-        <w:t xml:space="preserve">implementazione di JS &amp; tecnologia AJAX, Implementazione e realizzazione di front end dinamico, creazione di IMG tagliate da utilizzare nella webapp, </w:t>
+        <w:t xml:space="preserve">implementazione di JS &amp; tecnologia AJAX, Implementazione e realizzazione di front end dinamico, creazione di IMG tagliate da utilizzare nella </w:t>
+      </w:r>
+      <w:proofErr w:type="spellStart"/>
+      <w:r>
+        <w:rPr>
+          <w:rFonts w:ascii="Times New Roman" w:eastAsia="Times New Roman" w:hAnsi="Times New Roman" w:cs="Times New Roman"/>
+          <w:color w:val="BF9000"/>
+          <w:sz w:val="24"/>
+          <w:szCs w:val="24"/>
+          <w:u w:val="single"/>
+        </w:rPr>
+        <w:t>webapp</w:t>
+      </w:r>
+      <w:proofErr w:type="spellEnd"/>
+      <w:r>
+        <w:rPr>
+          <w:rFonts w:ascii="Times New Roman" w:eastAsia="Times New Roman" w:hAnsi="Times New Roman" w:cs="Times New Roman"/>
+          <w:color w:val="BF9000"/>
+          <w:sz w:val="24"/>
+          <w:szCs w:val="24"/>
+          <w:u w:val="single"/>
+        </w:rPr>
+        <w:t xml:space="preserve">, </w:t>
       </w:r>
       <w:r>
         <w:rPr>
@@ -1842,7 +1939,97 @@
           <w:szCs w:val="24"/>
         </w:rPr>
         <w:br/>
-        <w:t>Reparto di gestione dati in database rappresentato con il colore rosso, reparto script java su rest/api, calcolo su server rappresentato con il colore viola, reparto front end sulla webapp gestita e lavorata su xampp, compreso calcolo di javascript con html,css rappresentato con il colore giallo ed infine il reparto relativo alla documentazione rappresentato dal colore blu.</w:t>
+        <w:t xml:space="preserve">Reparto di gestione dati in database rappresentato con il colore rosso, reparto script java su </w:t>
+      </w:r>
+      <w:proofErr w:type="spellStart"/>
+      <w:r>
+        <w:rPr>
+          <w:rFonts w:ascii="Times New Roman" w:eastAsia="Times New Roman" w:hAnsi="Times New Roman" w:cs="Times New Roman"/>
+          <w:sz w:val="24"/>
+          <w:szCs w:val="24"/>
+        </w:rPr>
+        <w:t>rest</w:t>
+      </w:r>
+      <w:proofErr w:type="spellEnd"/>
+      <w:r>
+        <w:rPr>
+          <w:rFonts w:ascii="Times New Roman" w:eastAsia="Times New Roman" w:hAnsi="Times New Roman" w:cs="Times New Roman"/>
+          <w:sz w:val="24"/>
+          <w:szCs w:val="24"/>
+        </w:rPr>
+        <w:t xml:space="preserve">/api, calcolo su server rappresentato con il colore viola, reparto front end sulla </w:t>
+      </w:r>
+      <w:proofErr w:type="spellStart"/>
+      <w:r>
+        <w:rPr>
+          <w:rFonts w:ascii="Times New Roman" w:eastAsia="Times New Roman" w:hAnsi="Times New Roman" w:cs="Times New Roman"/>
+          <w:sz w:val="24"/>
+          <w:szCs w:val="24"/>
+        </w:rPr>
+        <w:t>webapp</w:t>
+      </w:r>
+      <w:proofErr w:type="spellEnd"/>
+      <w:r>
+        <w:rPr>
+          <w:rFonts w:ascii="Times New Roman" w:eastAsia="Times New Roman" w:hAnsi="Times New Roman" w:cs="Times New Roman"/>
+          <w:sz w:val="24"/>
+          <w:szCs w:val="24"/>
+        </w:rPr>
+        <w:t xml:space="preserve"> gestita e lavorata su </w:t>
+      </w:r>
+      <w:proofErr w:type="spellStart"/>
+      <w:r>
+        <w:rPr>
+          <w:rFonts w:ascii="Times New Roman" w:eastAsia="Times New Roman" w:hAnsi="Times New Roman" w:cs="Times New Roman"/>
+          <w:sz w:val="24"/>
+          <w:szCs w:val="24"/>
+        </w:rPr>
+        <w:t>xampp</w:t>
+      </w:r>
+      <w:proofErr w:type="spellEnd"/>
+      <w:r>
+        <w:rPr>
+          <w:rFonts w:ascii="Times New Roman" w:eastAsia="Times New Roman" w:hAnsi="Times New Roman" w:cs="Times New Roman"/>
+          <w:sz w:val="24"/>
+          <w:szCs w:val="24"/>
+        </w:rPr>
+        <w:t xml:space="preserve">, compreso calcolo di </w:t>
+      </w:r>
+      <w:proofErr w:type="spellStart"/>
+      <w:r>
+        <w:rPr>
+          <w:rFonts w:ascii="Times New Roman" w:eastAsia="Times New Roman" w:hAnsi="Times New Roman" w:cs="Times New Roman"/>
+          <w:sz w:val="24"/>
+          <w:szCs w:val="24"/>
+        </w:rPr>
+        <w:t>javascript</w:t>
+      </w:r>
+      <w:proofErr w:type="spellEnd"/>
+      <w:r>
+        <w:rPr>
+          <w:rFonts w:ascii="Times New Roman" w:eastAsia="Times New Roman" w:hAnsi="Times New Roman" w:cs="Times New Roman"/>
+          <w:sz w:val="24"/>
+          <w:szCs w:val="24"/>
+        </w:rPr>
+        <w:t xml:space="preserve"> con </w:t>
+      </w:r>
+      <w:proofErr w:type="spellStart"/>
+      <w:r>
+        <w:rPr>
+          <w:rFonts w:ascii="Times New Roman" w:eastAsia="Times New Roman" w:hAnsi="Times New Roman" w:cs="Times New Roman"/>
+          <w:sz w:val="24"/>
+          <w:szCs w:val="24"/>
+        </w:rPr>
+        <w:t>html,css</w:t>
+      </w:r>
+      <w:proofErr w:type="spellEnd"/>
+      <w:r>
+        <w:rPr>
+          <w:rFonts w:ascii="Times New Roman" w:eastAsia="Times New Roman" w:hAnsi="Times New Roman" w:cs="Times New Roman"/>
+          <w:sz w:val="24"/>
+          <w:szCs w:val="24"/>
+        </w:rPr>
+        <w:t xml:space="preserve"> rappresentato con il colore giallo ed infine il reparto relativo alla documentazione rappresentato dal colore blu.</w:t>
       </w:r>
     </w:p>
     <w:p>
@@ -1926,7 +2113,7 @@
           <w:szCs w:val="52"/>
         </w:rPr>
       </w:pPr>
-      <w:bookmarkStart w:id="16" w:name="_Toc229671299"/>
+      <w:bookmarkStart w:id="16" w:name="_Toc229672446"/>
       <w:r>
         <w:rPr>
           <w:rFonts w:ascii="Times New Roman" w:hAnsi="Times New Roman" w:cs="Times New Roman"/>
@@ -1934,34 +2121,62 @@
           <w:szCs w:val="52"/>
         </w:rPr>
         <w:lastRenderedPageBreak/>
-        <w:t>Organizzazione del team</w:t>
+        <w:t xml:space="preserve">Organizzazione </w:t>
+      </w:r>
+      <w:proofErr w:type="gramStart"/>
+      <w:r>
+        <w:rPr>
+          <w:rFonts w:ascii="Times New Roman" w:hAnsi="Times New Roman" w:cs="Times New Roman"/>
+          <w:sz w:val="52"/>
+          <w:szCs w:val="52"/>
+        </w:rPr>
+        <w:t>del team</w:t>
       </w:r>
       <w:bookmarkEnd w:id="16"/>
-    </w:p>
-    <w:p>
-      <w:pPr>
-        <w:rPr>
-          <w:rFonts w:ascii="Times New Roman" w:eastAsia="Times New Roman" w:hAnsi="Times New Roman" w:cs="Times New Roman"/>
-          <w:sz w:val="24"/>
-          <w:szCs w:val="24"/>
-        </w:rPr>
-      </w:pPr>
-    </w:p>
-    <w:p>
-      <w:pPr>
-        <w:rPr>
-          <w:rFonts w:ascii="Times New Roman" w:eastAsia="Times New Roman" w:hAnsi="Times New Roman" w:cs="Times New Roman"/>
-          <w:sz w:val="24"/>
-          <w:szCs w:val="24"/>
-        </w:rPr>
-      </w:pPr>
-      <w:r>
-        <w:rPr>
-          <w:rFonts w:ascii="Times New Roman" w:eastAsia="Times New Roman" w:hAnsi="Times New Roman" w:cs="Times New Roman"/>
-          <w:sz w:val="24"/>
-          <w:szCs w:val="24"/>
-        </w:rPr>
-        <w:t>Passando alla fase dell’organizzazione, il team ha provveduto all’utilizzo di un software online per semplificarsi la gestione/suddivisione e monitoraggio delle varie fasi e task.</w:t>
+      <w:proofErr w:type="gramEnd"/>
+    </w:p>
+    <w:p>
+      <w:pPr>
+        <w:rPr>
+          <w:rFonts w:ascii="Times New Roman" w:eastAsia="Times New Roman" w:hAnsi="Times New Roman" w:cs="Times New Roman"/>
+          <w:sz w:val="24"/>
+          <w:szCs w:val="24"/>
+        </w:rPr>
+      </w:pPr>
+    </w:p>
+    <w:p>
+      <w:pPr>
+        <w:rPr>
+          <w:rFonts w:ascii="Times New Roman" w:eastAsia="Times New Roman" w:hAnsi="Times New Roman" w:cs="Times New Roman"/>
+          <w:sz w:val="24"/>
+          <w:szCs w:val="24"/>
+        </w:rPr>
+      </w:pPr>
+      <w:r>
+        <w:rPr>
+          <w:rFonts w:ascii="Times New Roman" w:eastAsia="Times New Roman" w:hAnsi="Times New Roman" w:cs="Times New Roman"/>
+          <w:sz w:val="24"/>
+          <w:szCs w:val="24"/>
+        </w:rPr>
+        <w:t xml:space="preserve">Passando alla fase dell’organizzazione, </w:t>
+      </w:r>
+      <w:proofErr w:type="gramStart"/>
+      <w:r>
+        <w:rPr>
+          <w:rFonts w:ascii="Times New Roman" w:eastAsia="Times New Roman" w:hAnsi="Times New Roman" w:cs="Times New Roman"/>
+          <w:sz w:val="24"/>
+          <w:szCs w:val="24"/>
+        </w:rPr>
+        <w:t>il team</w:t>
+      </w:r>
+      <w:proofErr w:type="gramEnd"/>
+      <w:r>
+        <w:rPr>
+          <w:rFonts w:ascii="Times New Roman" w:eastAsia="Times New Roman" w:hAnsi="Times New Roman" w:cs="Times New Roman"/>
+          <w:sz w:val="24"/>
+          <w:szCs w:val="24"/>
+        </w:rPr>
+        <w:t xml:space="preserve"> ha provveduto all’utilizzo di un software online per semplificarsi la gestione/suddivisione e monitoraggio delle varie fasi e task.</w:t>
       </w:r>
     </w:p>
     <w:p>
@@ -1998,6 +2213,7 @@
         </w:rPr>
         <w:t xml:space="preserve"> che consente di sfruttare la metodologia di lavoro </w:t>
       </w:r>
+      <w:proofErr w:type="spellStart"/>
       <w:r>
         <w:rPr>
           <w:rFonts w:ascii="Times New Roman" w:eastAsia="Times New Roman" w:hAnsi="Times New Roman" w:cs="Times New Roman"/>
@@ -2005,8 +2221,9 @@
           <w:szCs w:val="24"/>
           <w:u w:val="single"/>
         </w:rPr>
-        <w:t>Kanban.</w:t>
-      </w:r>
+        <w:t>Kanban</w:t>
+      </w:r>
+      <w:proofErr w:type="spellEnd"/>
       <w:r>
         <w:rPr>
           <w:rFonts w:ascii="Times New Roman" w:eastAsia="Times New Roman" w:hAnsi="Times New Roman" w:cs="Times New Roman"/>
@@ -2014,6 +2231,15 @@
           <w:szCs w:val="24"/>
           <w:u w:val="single"/>
         </w:rPr>
+        <w:t>.</w:t>
+      </w:r>
+      <w:r>
+        <w:rPr>
+          <w:rFonts w:ascii="Times New Roman" w:eastAsia="Times New Roman" w:hAnsi="Times New Roman" w:cs="Times New Roman"/>
+          <w:sz w:val="24"/>
+          <w:szCs w:val="24"/>
+          <w:u w:val="single"/>
+        </w:rPr>
         <w:br/>
       </w:r>
       <w:r>
@@ -2031,24 +2257,78 @@
           <w:sz w:val="24"/>
           <w:szCs w:val="24"/>
         </w:rPr>
-        <w:t>Abbiamo creato tre lavagne virtuali: Da fare, In esecuzione, Completate che rappresentano lo stato delle task in tempo reale. L’accesso alla modifica e visualizzazione delle lavagne virtuali è riservato solo ed esclusivamente al personale riservato.</w:t>
-      </w:r>
-    </w:p>
-    <w:p>
-      <w:pPr>
-        <w:rPr>
-          <w:rFonts w:ascii="Times New Roman" w:eastAsia="Times New Roman" w:hAnsi="Times New Roman" w:cs="Times New Roman"/>
-          <w:sz w:val="24"/>
-          <w:szCs w:val="24"/>
-        </w:rPr>
-      </w:pPr>
-      <w:r>
-        <w:rPr>
-          <w:rFonts w:ascii="Times New Roman" w:eastAsia="Times New Roman" w:hAnsi="Times New Roman" w:cs="Times New Roman"/>
-          <w:sz w:val="24"/>
-          <w:szCs w:val="24"/>
-        </w:rPr>
-        <w:t>Ogni membro della squadra può cambiare lo stato di un’attività, espressa come “scheda” all’interno di una lavagna, semplicemente spostando questa scheda da una lavagna ad un’altra; Per capire chi e quale attività si sta svolgendo è possibile(e imposto come obbligatorio da noi) assumere e esplicitare nella scheda il membro a cui spetta il lavoro.</w:t>
+        <w:t xml:space="preserve">Abbiamo creato tre lavagne virtuali: Da fare, In esecuzione, Completate che rappresentano lo stato </w:t>
+      </w:r>
+      <w:proofErr w:type="gramStart"/>
+      <w:r>
+        <w:rPr>
+          <w:rFonts w:ascii="Times New Roman" w:eastAsia="Times New Roman" w:hAnsi="Times New Roman" w:cs="Times New Roman"/>
+          <w:sz w:val="24"/>
+          <w:szCs w:val="24"/>
+        </w:rPr>
+        <w:t>delle task</w:t>
+      </w:r>
+      <w:proofErr w:type="gramEnd"/>
+      <w:r>
+        <w:rPr>
+          <w:rFonts w:ascii="Times New Roman" w:eastAsia="Times New Roman" w:hAnsi="Times New Roman" w:cs="Times New Roman"/>
+          <w:sz w:val="24"/>
+          <w:szCs w:val="24"/>
+        </w:rPr>
+        <w:t xml:space="preserve"> in tempo reale. L’accesso alla modifica e visualizzazione delle lavagne virtuali è riservato solo ed esclusivamente al personale riservato.</w:t>
+      </w:r>
+    </w:p>
+    <w:p>
+      <w:pPr>
+        <w:rPr>
+          <w:rFonts w:ascii="Times New Roman" w:eastAsia="Times New Roman" w:hAnsi="Times New Roman" w:cs="Times New Roman"/>
+          <w:sz w:val="24"/>
+          <w:szCs w:val="24"/>
+        </w:rPr>
+      </w:pPr>
+      <w:r>
+        <w:rPr>
+          <w:rFonts w:ascii="Times New Roman" w:eastAsia="Times New Roman" w:hAnsi="Times New Roman" w:cs="Times New Roman"/>
+          <w:sz w:val="24"/>
+          <w:szCs w:val="24"/>
+        </w:rPr>
+        <w:t xml:space="preserve">Ogni membro della squadra può cambiare lo stato di un’attività, espressa come “scheda” all’interno di una lavagna, semplicemente spostando questa scheda da una lavagna ad un’altra; Per capire chi e quale attività si sta svolgendo è </w:t>
+      </w:r>
+      <w:proofErr w:type="gramStart"/>
+      <w:r>
+        <w:rPr>
+          <w:rFonts w:ascii="Times New Roman" w:eastAsia="Times New Roman" w:hAnsi="Times New Roman" w:cs="Times New Roman"/>
+          <w:sz w:val="24"/>
+          <w:szCs w:val="24"/>
+        </w:rPr>
+        <w:t>possibile(</w:t>
+      </w:r>
+      <w:proofErr w:type="gramEnd"/>
+      <w:r>
+        <w:rPr>
+          <w:rFonts w:ascii="Times New Roman" w:eastAsia="Times New Roman" w:hAnsi="Times New Roman" w:cs="Times New Roman"/>
+          <w:sz w:val="24"/>
+          <w:szCs w:val="24"/>
+        </w:rPr>
+        <w:t xml:space="preserve">e imposto come obbligatorio da noi) assumere </w:t>
+      </w:r>
+      <w:proofErr w:type="gramStart"/>
+      <w:r>
+        <w:rPr>
+          <w:rFonts w:ascii="Times New Roman" w:eastAsia="Times New Roman" w:hAnsi="Times New Roman" w:cs="Times New Roman"/>
+          <w:sz w:val="24"/>
+          <w:szCs w:val="24"/>
+        </w:rPr>
+        <w:t>e</w:t>
+      </w:r>
+      <w:proofErr w:type="gramEnd"/>
+      <w:r>
+        <w:rPr>
+          <w:rFonts w:ascii="Times New Roman" w:eastAsia="Times New Roman" w:hAnsi="Times New Roman" w:cs="Times New Roman"/>
+          <w:sz w:val="24"/>
+          <w:szCs w:val="24"/>
+        </w:rPr>
+        <w:t xml:space="preserve"> esplicitare nella scheda il membro a cui spetta il lavoro.</w:t>
       </w:r>
       <w:r>
         <w:rPr>
@@ -2163,8 +2443,20 @@
             <w:szCs w:val="24"/>
             <w:u w:val="single"/>
           </w:rPr>
-          <w:t>bacheca trello</w:t>
+          <w:t xml:space="preserve">bacheca </w:t>
         </w:r>
+        <w:proofErr w:type="spellStart"/>
+        <w:r>
+          <w:rPr>
+            <w:rFonts w:ascii="Times New Roman" w:eastAsia="Times New Roman" w:hAnsi="Times New Roman" w:cs="Times New Roman"/>
+            <w:color w:val="1155CC"/>
+            <w:sz w:val="24"/>
+            <w:szCs w:val="24"/>
+            <w:u w:val="single"/>
+          </w:rPr>
+          <w:t>trello</w:t>
+        </w:r>
+        <w:proofErr w:type="spellEnd"/>
       </w:hyperlink>
     </w:p>
     <w:p>
@@ -2200,7 +2492,43 @@
           <w:sz w:val="24"/>
           <w:szCs w:val="24"/>
         </w:rPr>
-        <w:t xml:space="preserve">il team sviluppativo ha provveduto all’adottamento  di </w:t>
+        <w:t xml:space="preserve">il team </w:t>
+      </w:r>
+      <w:proofErr w:type="spellStart"/>
+      <w:r>
+        <w:rPr>
+          <w:rFonts w:ascii="Times New Roman" w:eastAsia="Times New Roman" w:hAnsi="Times New Roman" w:cs="Times New Roman"/>
+          <w:sz w:val="24"/>
+          <w:szCs w:val="24"/>
+        </w:rPr>
+        <w:t>sviluppativo</w:t>
+      </w:r>
+      <w:proofErr w:type="spellEnd"/>
+      <w:r>
+        <w:rPr>
+          <w:rFonts w:ascii="Times New Roman" w:eastAsia="Times New Roman" w:hAnsi="Times New Roman" w:cs="Times New Roman"/>
+          <w:sz w:val="24"/>
+          <w:szCs w:val="24"/>
+        </w:rPr>
+        <w:t xml:space="preserve"> ha provveduto </w:t>
+      </w:r>
+      <w:proofErr w:type="gramStart"/>
+      <w:r>
+        <w:rPr>
+          <w:rFonts w:ascii="Times New Roman" w:eastAsia="Times New Roman" w:hAnsi="Times New Roman" w:cs="Times New Roman"/>
+          <w:sz w:val="24"/>
+          <w:szCs w:val="24"/>
+        </w:rPr>
+        <w:t>all’adottamento  di</w:t>
+      </w:r>
+      <w:proofErr w:type="gramEnd"/>
+      <w:r>
+        <w:rPr>
+          <w:rFonts w:ascii="Times New Roman" w:eastAsia="Times New Roman" w:hAnsi="Times New Roman" w:cs="Times New Roman"/>
+          <w:sz w:val="24"/>
+          <w:szCs w:val="24"/>
+        </w:rPr>
+        <w:t xml:space="preserve"> </w:t>
       </w:r>
       <w:r>
         <w:rPr>
@@ -2218,7 +2546,25 @@
           <w:sz w:val="24"/>
           <w:szCs w:val="24"/>
         </w:rPr>
-        <w:t xml:space="preserve"> come sistema di versionamento e collaborazione del codice sorgente.</w:t>
+        <w:t xml:space="preserve"> come sistema di </w:t>
+      </w:r>
+      <w:proofErr w:type="spellStart"/>
+      <w:r>
+        <w:rPr>
+          <w:rFonts w:ascii="Times New Roman" w:eastAsia="Times New Roman" w:hAnsi="Times New Roman" w:cs="Times New Roman"/>
+          <w:sz w:val="24"/>
+          <w:szCs w:val="24"/>
+        </w:rPr>
+        <w:t>versionamento</w:t>
+      </w:r>
+      <w:proofErr w:type="spellEnd"/>
+      <w:r>
+        <w:rPr>
+          <w:rFonts w:ascii="Times New Roman" w:eastAsia="Times New Roman" w:hAnsi="Times New Roman" w:cs="Times New Roman"/>
+          <w:sz w:val="24"/>
+          <w:szCs w:val="24"/>
+        </w:rPr>
+        <w:t xml:space="preserve"> e collaborazione del codice sorgente.</w:t>
       </w:r>
     </w:p>
     <w:p>
@@ -2253,8 +2599,18 @@
           <w:sz w:val="24"/>
           <w:szCs w:val="24"/>
         </w:rPr>
-        <w:t xml:space="preserve"> centrale rinominato:”</w:t>
-      </w:r>
+        <w:t xml:space="preserve"> centrale rinominato</w:t>
+      </w:r>
+      <w:proofErr w:type="gramStart"/>
+      <w:r>
+        <w:rPr>
+          <w:rFonts w:ascii="Times New Roman" w:eastAsia="Times New Roman" w:hAnsi="Times New Roman" w:cs="Times New Roman"/>
+          <w:sz w:val="24"/>
+          <w:szCs w:val="24"/>
+        </w:rPr>
+        <w:t>:”</w:t>
+      </w:r>
+      <w:proofErr w:type="spellStart"/>
       <w:r>
         <w:rPr>
           <w:rFonts w:ascii="Times New Roman" w:eastAsia="Times New Roman" w:hAnsi="Times New Roman" w:cs="Times New Roman"/>
@@ -2265,6 +2621,8 @@
         </w:rPr>
         <w:t>aziendaAgricola</w:t>
       </w:r>
+      <w:proofErr w:type="spellEnd"/>
+      <w:proofErr w:type="gramEnd"/>
       <w:r>
         <w:rPr>
           <w:rFonts w:ascii="Times New Roman" w:eastAsia="Times New Roman" w:hAnsi="Times New Roman" w:cs="Times New Roman"/>
@@ -2288,8 +2646,28 @@
           <w:sz w:val="24"/>
           <w:szCs w:val="24"/>
         </w:rPr>
-        <w:t xml:space="preserve">Ogni membro del team per semplificare i comandi di </w:t>
-      </w:r>
+        <w:t xml:space="preserve">Ogni membro </w:t>
+      </w:r>
+      <w:proofErr w:type="gramStart"/>
+      <w:r>
+        <w:rPr>
+          <w:rFonts w:ascii="Times New Roman" w:eastAsia="Times New Roman" w:hAnsi="Times New Roman" w:cs="Times New Roman"/>
+          <w:sz w:val="24"/>
+          <w:szCs w:val="24"/>
+        </w:rPr>
+        <w:t>del team</w:t>
+      </w:r>
+      <w:proofErr w:type="gramEnd"/>
+      <w:r>
+        <w:rPr>
+          <w:rFonts w:ascii="Times New Roman" w:eastAsia="Times New Roman" w:hAnsi="Times New Roman" w:cs="Times New Roman"/>
+          <w:sz w:val="24"/>
+          <w:szCs w:val="24"/>
+        </w:rPr>
+        <w:t xml:space="preserve"> per semplificare i comandi di </w:t>
+      </w:r>
+      <w:proofErr w:type="spellStart"/>
+      <w:proofErr w:type="gramStart"/>
       <w:r>
         <w:rPr>
           <w:rFonts w:ascii="Times New Roman" w:eastAsia="Times New Roman" w:hAnsi="Times New Roman" w:cs="Times New Roman"/>
@@ -2318,6 +2696,8 @@
         </w:rPr>
         <w:t>push</w:t>
       </w:r>
+      <w:proofErr w:type="spellEnd"/>
+      <w:proofErr w:type="gramEnd"/>
       <w:r>
         <w:rPr>
           <w:rFonts w:ascii="Times New Roman" w:eastAsia="Times New Roman" w:hAnsi="Times New Roman" w:cs="Times New Roman"/>
@@ -2486,7 +2866,7 @@
           <w:szCs w:val="52"/>
         </w:rPr>
       </w:pPr>
-      <w:bookmarkStart w:id="17" w:name="_Toc229671300"/>
+      <w:bookmarkStart w:id="17" w:name="_Toc229672447"/>
       <w:r>
         <w:rPr>
           <w:rFonts w:ascii="Times New Roman" w:hAnsi="Times New Roman" w:cs="Times New Roman"/>
@@ -2494,7 +2874,7 @@
           <w:szCs w:val="52"/>
         </w:rPr>
         <w:lastRenderedPageBreak/>
-        <w:t>Architettura e funzionalità</w:t>
+        <w:t>Architettura</w:t>
       </w:r>
       <w:bookmarkStart w:id="18" w:name="_t1s9d16didqd" w:colFirst="0" w:colLast="0"/>
       <w:bookmarkEnd w:id="17"/>
@@ -2578,6 +2958,7 @@
           <w:szCs w:val="52"/>
         </w:rPr>
       </w:pPr>
+      <w:bookmarkStart w:id="19" w:name="_Toc229672448"/>
       <w:r>
         <w:rPr>
           <w:rFonts w:ascii="Times New Roman" w:hAnsi="Times New Roman" w:cs="Times New Roman"/>
@@ -2587,6 +2968,7 @@
         <w:lastRenderedPageBreak/>
         <w:t>Tecnologie utilizzate</w:t>
       </w:r>
+      <w:bookmarkEnd w:id="19"/>
     </w:p>
     <w:p>
       <w:pPr>
@@ -2604,7 +2986,6 @@
         </w:rPr>
         <w:br w:type="page"/>
       </w:r>
-      <w:bookmarkStart w:id="19" w:name="_Toc229671301"/>
     </w:p>
     <w:p>
       <w:pPr>
@@ -2623,7 +3004,6 @@
         <w:lastRenderedPageBreak/>
         <w:t>Database</w:t>
       </w:r>
-      <w:bookmarkEnd w:id="19"/>
     </w:p>
     <w:p>
       <w:pPr>
@@ -2657,7 +3037,43 @@
           <w:sz w:val="24"/>
           <w:szCs w:val="24"/>
         </w:rPr>
-        <w:t>Da questo grafo abbiamo ricavato i dati necessari alla creazione del database ‘azienda agricola’ sulla piattaforma phpMyAdmin. Il database presenta 6 tabelle implementate tramite comandi SQL. Le tabelle sono le seguenti con i propri attributi.</w:t>
+        <w:t xml:space="preserve">Da questo grafo abbiamo ricavato i dati necessari alla creazione del database ‘azienda agricola’ sulla piattaforma </w:t>
+      </w:r>
+      <w:proofErr w:type="spellStart"/>
+      <w:r>
+        <w:rPr>
+          <w:rFonts w:ascii="Times New Roman" w:eastAsia="Times New Roman" w:hAnsi="Times New Roman" w:cs="Times New Roman"/>
+          <w:sz w:val="24"/>
+          <w:szCs w:val="24"/>
+        </w:rPr>
+        <w:t>phpMyAdmin</w:t>
+      </w:r>
+      <w:proofErr w:type="spellEnd"/>
+      <w:r>
+        <w:rPr>
+          <w:rFonts w:ascii="Times New Roman" w:eastAsia="Times New Roman" w:hAnsi="Times New Roman" w:cs="Times New Roman"/>
+          <w:sz w:val="24"/>
+          <w:szCs w:val="24"/>
+        </w:rPr>
+        <w:t xml:space="preserve">. Il database presenta </w:t>
+      </w:r>
+      <w:proofErr w:type="gramStart"/>
+      <w:r>
+        <w:rPr>
+          <w:rFonts w:ascii="Times New Roman" w:eastAsia="Times New Roman" w:hAnsi="Times New Roman" w:cs="Times New Roman"/>
+          <w:sz w:val="24"/>
+          <w:szCs w:val="24"/>
+        </w:rPr>
+        <w:t>6</w:t>
+      </w:r>
+      <w:proofErr w:type="gramEnd"/>
+      <w:r>
+        <w:rPr>
+          <w:rFonts w:ascii="Times New Roman" w:eastAsia="Times New Roman" w:hAnsi="Times New Roman" w:cs="Times New Roman"/>
+          <w:sz w:val="24"/>
+          <w:szCs w:val="24"/>
+        </w:rPr>
+        <w:t xml:space="preserve"> tabelle implementate tramite comandi SQL. Le tabelle sono le seguenti con i propri attributi.</w:t>
       </w:r>
     </w:p>
     <w:p>
@@ -2727,6 +3143,7 @@
           <w:szCs w:val="24"/>
         </w:rPr>
       </w:pPr>
+      <w:proofErr w:type="spellStart"/>
       <w:r>
         <w:rPr>
           <w:rFonts w:ascii="Times New Roman" w:eastAsia="Times New Roman" w:hAnsi="Times New Roman" w:cs="Times New Roman"/>
@@ -2737,6 +3154,7 @@
         </w:rPr>
         <w:t>Numero_fattura</w:t>
       </w:r>
+      <w:proofErr w:type="spellEnd"/>
       <w:r>
         <w:rPr>
           <w:rFonts w:ascii="Times New Roman" w:eastAsia="Times New Roman" w:hAnsi="Times New Roman" w:cs="Times New Roman"/>
@@ -2759,6 +3177,7 @@
           <w:szCs w:val="24"/>
         </w:rPr>
       </w:pPr>
+      <w:proofErr w:type="spellStart"/>
       <w:r>
         <w:rPr>
           <w:rFonts w:ascii="Times New Roman" w:eastAsia="Times New Roman" w:hAnsi="Times New Roman" w:cs="Times New Roman"/>
@@ -2769,6 +3188,7 @@
         </w:rPr>
         <w:t>Data_acquisto</w:t>
       </w:r>
+      <w:proofErr w:type="spellEnd"/>
       <w:r>
         <w:rPr>
           <w:rFonts w:ascii="Times New Roman" w:eastAsia="Times New Roman" w:hAnsi="Times New Roman" w:cs="Times New Roman"/>
@@ -2823,6 +3243,7 @@
           <w:szCs w:val="24"/>
         </w:rPr>
       </w:pPr>
+      <w:proofErr w:type="spellStart"/>
       <w:r>
         <w:rPr>
           <w:rFonts w:ascii="Times New Roman" w:eastAsia="Times New Roman" w:hAnsi="Times New Roman" w:cs="Times New Roman"/>
@@ -2833,6 +3254,7 @@
         </w:rPr>
         <w:t>Data_erogazione</w:t>
       </w:r>
+      <w:proofErr w:type="spellEnd"/>
       <w:r>
         <w:rPr>
           <w:rFonts w:ascii="Times New Roman" w:eastAsia="Times New Roman" w:hAnsi="Times New Roman" w:cs="Times New Roman"/>
@@ -2906,6 +3328,7 @@
           <w:szCs w:val="24"/>
         </w:rPr>
       </w:pPr>
+      <w:proofErr w:type="spellStart"/>
       <w:r>
         <w:rPr>
           <w:rFonts w:ascii="Times New Roman" w:eastAsia="Times New Roman" w:hAnsi="Times New Roman" w:cs="Times New Roman"/>
@@ -2916,6 +3339,7 @@
         </w:rPr>
         <w:t>Id_aggiornamento</w:t>
       </w:r>
+      <w:proofErr w:type="spellEnd"/>
       <w:r>
         <w:rPr>
           <w:rFonts w:ascii="Times New Roman" w:eastAsia="Times New Roman" w:hAnsi="Times New Roman" w:cs="Times New Roman"/>
@@ -2937,6 +3361,7 @@
           <w:szCs w:val="24"/>
         </w:rPr>
       </w:pPr>
+      <w:proofErr w:type="spellStart"/>
       <w:r>
         <w:rPr>
           <w:rFonts w:ascii="Times New Roman" w:eastAsia="Times New Roman" w:hAnsi="Times New Roman" w:cs="Times New Roman"/>
@@ -2947,6 +3372,7 @@
         </w:rPr>
         <w:t>Tipo_aggiornamento</w:t>
       </w:r>
+      <w:proofErr w:type="spellEnd"/>
       <w:r>
         <w:rPr>
           <w:rFonts w:ascii="Times New Roman" w:eastAsia="Times New Roman" w:hAnsi="Times New Roman" w:cs="Times New Roman"/>
@@ -2968,6 +3394,7 @@
           <w:szCs w:val="24"/>
         </w:rPr>
       </w:pPr>
+      <w:proofErr w:type="spellStart"/>
       <w:r>
         <w:rPr>
           <w:rFonts w:ascii="Times New Roman" w:eastAsia="Times New Roman" w:hAnsi="Times New Roman" w:cs="Times New Roman"/>
@@ -2978,6 +3405,7 @@
         </w:rPr>
         <w:t>Data_aggiornamento</w:t>
       </w:r>
+      <w:proofErr w:type="spellEnd"/>
       <w:r>
         <w:rPr>
           <w:rFonts w:ascii="Times New Roman" w:eastAsia="Times New Roman" w:hAnsi="Times New Roman" w:cs="Times New Roman"/>
@@ -2999,6 +3427,7 @@
           <w:szCs w:val="24"/>
         </w:rPr>
       </w:pPr>
+      <w:proofErr w:type="spellStart"/>
       <w:r>
         <w:rPr>
           <w:rFonts w:ascii="Times New Roman" w:eastAsia="Times New Roman" w:hAnsi="Times New Roman" w:cs="Times New Roman"/>
@@ -3009,6 +3438,7 @@
         </w:rPr>
         <w:t>Attributo_modificato</w:t>
       </w:r>
+      <w:proofErr w:type="spellEnd"/>
       <w:r>
         <w:rPr>
           <w:rFonts w:ascii="Times New Roman" w:eastAsia="Times New Roman" w:hAnsi="Times New Roman" w:cs="Times New Roman"/>
@@ -3030,6 +3460,7 @@
           <w:szCs w:val="24"/>
         </w:rPr>
       </w:pPr>
+      <w:proofErr w:type="spellStart"/>
       <w:r>
         <w:rPr>
           <w:rFonts w:ascii="Times New Roman" w:eastAsia="Times New Roman" w:hAnsi="Times New Roman" w:cs="Times New Roman"/>
@@ -3040,6 +3471,7 @@
         </w:rPr>
         <w:t>Vecchio_valore</w:t>
       </w:r>
+      <w:proofErr w:type="spellEnd"/>
       <w:r>
         <w:rPr>
           <w:rFonts w:ascii="Times New Roman" w:eastAsia="Times New Roman" w:hAnsi="Times New Roman" w:cs="Times New Roman"/>
@@ -3061,6 +3493,7 @@
           <w:szCs w:val="24"/>
         </w:rPr>
       </w:pPr>
+      <w:proofErr w:type="spellStart"/>
       <w:r>
         <w:rPr>
           <w:rFonts w:ascii="Times New Roman" w:eastAsia="Times New Roman" w:hAnsi="Times New Roman" w:cs="Times New Roman"/>
@@ -3071,6 +3504,7 @@
         </w:rPr>
         <w:t>Nuovo_valore</w:t>
       </w:r>
+      <w:proofErr w:type="spellEnd"/>
       <w:r>
         <w:rPr>
           <w:rFonts w:ascii="Times New Roman" w:eastAsia="Times New Roman" w:hAnsi="Times New Roman" w:cs="Times New Roman"/>
@@ -3144,6 +3578,7 @@
           <w:szCs w:val="24"/>
         </w:rPr>
       </w:pPr>
+      <w:proofErr w:type="spellStart"/>
       <w:r>
         <w:rPr>
           <w:rFonts w:ascii="Times New Roman" w:eastAsia="Times New Roman" w:hAnsi="Times New Roman" w:cs="Times New Roman"/>
@@ -3154,6 +3589,7 @@
         </w:rPr>
         <w:t>Id_prodotto</w:t>
       </w:r>
+      <w:proofErr w:type="spellEnd"/>
       <w:r>
         <w:rPr>
           <w:rFonts w:ascii="Times New Roman" w:eastAsia="Times New Roman" w:hAnsi="Times New Roman" w:cs="Times New Roman"/>
@@ -3175,6 +3611,7 @@
           <w:szCs w:val="24"/>
         </w:rPr>
       </w:pPr>
+      <w:proofErr w:type="spellStart"/>
       <w:r>
         <w:rPr>
           <w:rFonts w:ascii="Times New Roman" w:eastAsia="Times New Roman" w:hAnsi="Times New Roman" w:cs="Times New Roman"/>
@@ -3185,6 +3622,7 @@
         </w:rPr>
         <w:t>Nome_prodotto</w:t>
       </w:r>
+      <w:proofErr w:type="spellEnd"/>
       <w:r>
         <w:rPr>
           <w:rFonts w:ascii="Times New Roman" w:eastAsia="Times New Roman" w:hAnsi="Times New Roman" w:cs="Times New Roman"/>
@@ -3268,6 +3706,7 @@
           <w:szCs w:val="24"/>
         </w:rPr>
       </w:pPr>
+      <w:proofErr w:type="spellStart"/>
       <w:r>
         <w:rPr>
           <w:rFonts w:ascii="Times New Roman" w:eastAsia="Times New Roman" w:hAnsi="Times New Roman" w:cs="Times New Roman"/>
@@ -3278,13 +3717,32 @@
         </w:rPr>
         <w:t>Disponibilita</w:t>
       </w:r>
-      <w:r>
-        <w:rPr>
-          <w:rFonts w:ascii="Times New Roman" w:eastAsia="Times New Roman" w:hAnsi="Times New Roman" w:cs="Times New Roman"/>
-          <w:sz w:val="24"/>
-          <w:szCs w:val="24"/>
-        </w:rPr>
-        <w:t>: Quantita di prodotto disponibile.</w:t>
+      <w:proofErr w:type="spellEnd"/>
+      <w:r>
+        <w:rPr>
+          <w:rFonts w:ascii="Times New Roman" w:eastAsia="Times New Roman" w:hAnsi="Times New Roman" w:cs="Times New Roman"/>
+          <w:sz w:val="24"/>
+          <w:szCs w:val="24"/>
+        </w:rPr>
+        <w:t xml:space="preserve">: </w:t>
+      </w:r>
+      <w:proofErr w:type="spellStart"/>
+      <w:r>
+        <w:rPr>
+          <w:rFonts w:ascii="Times New Roman" w:eastAsia="Times New Roman" w:hAnsi="Times New Roman" w:cs="Times New Roman"/>
+          <w:sz w:val="24"/>
+          <w:szCs w:val="24"/>
+        </w:rPr>
+        <w:t>Quantita</w:t>
+      </w:r>
+      <w:proofErr w:type="spellEnd"/>
+      <w:r>
+        <w:rPr>
+          <w:rFonts w:ascii="Times New Roman" w:eastAsia="Times New Roman" w:hAnsi="Times New Roman" w:cs="Times New Roman"/>
+          <w:sz w:val="24"/>
+          <w:szCs w:val="24"/>
+        </w:rPr>
+        <w:t xml:space="preserve"> di prodotto disponibile.</w:t>
       </w:r>
     </w:p>
     <w:p>
@@ -3303,6 +3761,7 @@
         </w:rPr>
         <w:t xml:space="preserve">La tabella </w:t>
       </w:r>
+      <w:proofErr w:type="spellStart"/>
       <w:r>
         <w:rPr>
           <w:rFonts w:ascii="Times New Roman" w:eastAsia="Times New Roman" w:hAnsi="Times New Roman" w:cs="Times New Roman"/>
@@ -3313,6 +3772,7 @@
         </w:rPr>
         <w:t>prossimoraccolto</w:t>
       </w:r>
+      <w:proofErr w:type="spellEnd"/>
       <w:r>
         <w:rPr>
           <w:rFonts w:ascii="Times New Roman" w:eastAsia="Times New Roman" w:hAnsi="Times New Roman" w:cs="Times New Roman"/>
@@ -3351,6 +3811,7 @@
           <w:szCs w:val="24"/>
         </w:rPr>
       </w:pPr>
+      <w:proofErr w:type="spellStart"/>
       <w:r>
         <w:rPr>
           <w:rFonts w:ascii="Times New Roman" w:eastAsia="Times New Roman" w:hAnsi="Times New Roman" w:cs="Times New Roman"/>
@@ -3362,6 +3823,7 @@
         <w:lastRenderedPageBreak/>
         <w:t>Id_raccolto</w:t>
       </w:r>
+      <w:proofErr w:type="spellEnd"/>
       <w:r>
         <w:rPr>
           <w:rFonts w:ascii="Times New Roman" w:eastAsia="Times New Roman" w:hAnsi="Times New Roman" w:cs="Times New Roman"/>
@@ -3383,6 +3845,7 @@
           <w:szCs w:val="24"/>
         </w:rPr>
       </w:pPr>
+      <w:proofErr w:type="spellStart"/>
       <w:r>
         <w:rPr>
           <w:rFonts w:ascii="Times New Roman" w:eastAsia="Times New Roman" w:hAnsi="Times New Roman" w:cs="Times New Roman"/>
@@ -3393,6 +3856,7 @@
         </w:rPr>
         <w:t>Data_raccolto</w:t>
       </w:r>
+      <w:proofErr w:type="spellEnd"/>
       <w:r>
         <w:rPr>
           <w:rFonts w:ascii="Times New Roman" w:eastAsia="Times New Roman" w:hAnsi="Times New Roman" w:cs="Times New Roman"/>
@@ -3445,6 +3909,7 @@
           <w:szCs w:val="24"/>
         </w:rPr>
       </w:pPr>
+      <w:proofErr w:type="spellStart"/>
       <w:r>
         <w:rPr>
           <w:rFonts w:ascii="Times New Roman" w:eastAsia="Times New Roman" w:hAnsi="Times New Roman" w:cs="Times New Roman"/>
@@ -3455,6 +3920,7 @@
         </w:rPr>
         <w:t>Disponibilita_raccolto</w:t>
       </w:r>
+      <w:proofErr w:type="spellEnd"/>
       <w:r>
         <w:rPr>
           <w:rFonts w:ascii="Times New Roman" w:eastAsia="Times New Roman" w:hAnsi="Times New Roman" w:cs="Times New Roman"/>
@@ -3557,6 +4023,7 @@
           <w:szCs w:val="24"/>
         </w:rPr>
       </w:pPr>
+      <w:proofErr w:type="spellStart"/>
       <w:r>
         <w:rPr>
           <w:rFonts w:ascii="Times New Roman" w:eastAsia="Times New Roman" w:hAnsi="Times New Roman" w:cs="Times New Roman"/>
@@ -3567,6 +4034,7 @@
         </w:rPr>
         <w:t>Numero_fattura</w:t>
       </w:r>
+      <w:proofErr w:type="spellEnd"/>
       <w:r>
         <w:rPr>
           <w:rFonts w:ascii="Times New Roman" w:eastAsia="Times New Roman" w:hAnsi="Times New Roman" w:cs="Times New Roman"/>
@@ -3588,6 +4056,7 @@
           <w:szCs w:val="24"/>
         </w:rPr>
       </w:pPr>
+      <w:proofErr w:type="spellStart"/>
       <w:r>
         <w:rPr>
           <w:rFonts w:ascii="Times New Roman" w:eastAsia="Times New Roman" w:hAnsi="Times New Roman" w:cs="Times New Roman"/>
@@ -3598,6 +4067,7 @@
         </w:rPr>
         <w:t>Id_prodotto</w:t>
       </w:r>
+      <w:proofErr w:type="spellEnd"/>
       <w:r>
         <w:rPr>
           <w:rFonts w:ascii="Times New Roman" w:eastAsia="Times New Roman" w:hAnsi="Times New Roman" w:cs="Times New Roman"/>
@@ -3619,6 +4089,7 @@
           <w:szCs w:val="24"/>
         </w:rPr>
       </w:pPr>
+      <w:proofErr w:type="spellStart"/>
       <w:r>
         <w:rPr>
           <w:rFonts w:ascii="Times New Roman" w:eastAsia="Times New Roman" w:hAnsi="Times New Roman" w:cs="Times New Roman"/>
@@ -3629,6 +4100,7 @@
         </w:rPr>
         <w:t>Quantita</w:t>
       </w:r>
+      <w:proofErr w:type="spellEnd"/>
       <w:r>
         <w:rPr>
           <w:rFonts w:ascii="Times New Roman" w:eastAsia="Times New Roman" w:hAnsi="Times New Roman" w:cs="Times New Roman"/>
@@ -3702,6 +4174,7 @@
           <w:szCs w:val="24"/>
         </w:rPr>
       </w:pPr>
+      <w:proofErr w:type="spellStart"/>
       <w:r>
         <w:rPr>
           <w:rFonts w:ascii="Times New Roman" w:eastAsia="Times New Roman" w:hAnsi="Times New Roman" w:cs="Times New Roman"/>
@@ -3712,6 +4185,7 @@
         </w:rPr>
         <w:t>Id_utente</w:t>
       </w:r>
+      <w:proofErr w:type="spellEnd"/>
       <w:r>
         <w:rPr>
           <w:rFonts w:ascii="Times New Roman" w:eastAsia="Times New Roman" w:hAnsi="Times New Roman" w:cs="Times New Roman"/>
@@ -4279,160 +4753,350 @@
           <w:sz w:val="24"/>
           <w:szCs w:val="24"/>
         </w:rPr>
-        <w:t>V1: Utente.tipo={‘C’,’A’}</w:t>
-      </w:r>
-    </w:p>
-    <w:p>
-      <w:pPr>
-        <w:rPr>
-          <w:rFonts w:ascii="Times New Roman" w:eastAsia="Times New Roman" w:hAnsi="Times New Roman" w:cs="Times New Roman"/>
-          <w:sz w:val="24"/>
-          <w:szCs w:val="24"/>
-        </w:rPr>
-      </w:pPr>
-      <w:r>
-        <w:rPr>
-          <w:rFonts w:ascii="Times New Roman" w:eastAsia="Times New Roman" w:hAnsi="Times New Roman" w:cs="Times New Roman"/>
-          <w:sz w:val="24"/>
-          <w:szCs w:val="24"/>
-        </w:rPr>
-        <w:t>V2: Aggiornamento.tipo={‘C’,’U’,’D’}</w:t>
-      </w:r>
-    </w:p>
-    <w:p>
-      <w:pPr>
-        <w:rPr>
-          <w:rFonts w:ascii="Times New Roman" w:eastAsia="Times New Roman" w:hAnsi="Times New Roman" w:cs="Times New Roman"/>
-          <w:sz w:val="24"/>
-          <w:szCs w:val="24"/>
-        </w:rPr>
-      </w:pPr>
-      <w:r>
-        <w:rPr>
-          <w:rFonts w:ascii="Times New Roman" w:eastAsia="Times New Roman" w:hAnsi="Times New Roman" w:cs="Times New Roman"/>
-          <w:sz w:val="24"/>
-          <w:szCs w:val="24"/>
-        </w:rPr>
-        <w:t>V3: Prodotto.prezzo&gt;0</w:t>
-      </w:r>
-    </w:p>
-    <w:p>
-      <w:pPr>
-        <w:rPr>
-          <w:rFonts w:ascii="Times New Roman" w:eastAsia="Times New Roman" w:hAnsi="Times New Roman" w:cs="Times New Roman"/>
-          <w:sz w:val="24"/>
-          <w:szCs w:val="24"/>
-        </w:rPr>
-      </w:pPr>
-      <w:r>
-        <w:rPr>
-          <w:rFonts w:ascii="Times New Roman" w:eastAsia="Times New Roman" w:hAnsi="Times New Roman" w:cs="Times New Roman"/>
-          <w:sz w:val="24"/>
-          <w:szCs w:val="24"/>
-        </w:rPr>
-        <w:t>V4: Prodotto.magazzino&gt;=0</w:t>
-      </w:r>
-    </w:p>
-    <w:p>
-      <w:pPr>
-        <w:rPr>
-          <w:rFonts w:ascii="Times New Roman" w:eastAsia="Times New Roman" w:hAnsi="Times New Roman" w:cs="Times New Roman"/>
-          <w:sz w:val="24"/>
-          <w:szCs w:val="24"/>
-        </w:rPr>
-      </w:pPr>
-      <w:r>
-        <w:rPr>
-          <w:rFonts w:ascii="Times New Roman" w:eastAsia="Times New Roman" w:hAnsi="Times New Roman" w:cs="Times New Roman"/>
-          <w:sz w:val="24"/>
-          <w:szCs w:val="24"/>
-        </w:rPr>
-        <w:t>V5: Prodotto.disponibilità&gt;=0</w:t>
-      </w:r>
-    </w:p>
-    <w:p>
-      <w:pPr>
-        <w:rPr>
-          <w:rFonts w:ascii="Times New Roman" w:eastAsia="Times New Roman" w:hAnsi="Times New Roman" w:cs="Times New Roman"/>
-          <w:sz w:val="24"/>
-          <w:szCs w:val="24"/>
-        </w:rPr>
-      </w:pPr>
-      <w:r>
-        <w:rPr>
-          <w:rFonts w:ascii="Times New Roman" w:eastAsia="Times New Roman" w:hAnsi="Times New Roman" w:cs="Times New Roman"/>
-          <w:sz w:val="24"/>
-          <w:szCs w:val="24"/>
-        </w:rPr>
-        <w:t>V6: Prodotto.magazzino&gt;=Prodotto.disponibilità</w:t>
-      </w:r>
-    </w:p>
-    <w:p>
-      <w:pPr>
-        <w:rPr>
-          <w:rFonts w:ascii="Times New Roman" w:eastAsia="Times New Roman" w:hAnsi="Times New Roman" w:cs="Times New Roman"/>
-          <w:sz w:val="24"/>
-          <w:szCs w:val="24"/>
-        </w:rPr>
-      </w:pPr>
-      <w:r>
-        <w:rPr>
-          <w:rFonts w:ascii="Times New Roman" w:eastAsia="Times New Roman" w:hAnsi="Times New Roman" w:cs="Times New Roman"/>
-          <w:sz w:val="24"/>
-          <w:szCs w:val="24"/>
-        </w:rPr>
-        <w:t>V7: ProssimoRaccolto.totale&gt;0</w:t>
-      </w:r>
-    </w:p>
-    <w:p>
-      <w:pPr>
-        <w:rPr>
-          <w:rFonts w:ascii="Times New Roman" w:eastAsia="Times New Roman" w:hAnsi="Times New Roman" w:cs="Times New Roman"/>
-          <w:sz w:val="24"/>
-          <w:szCs w:val="24"/>
-        </w:rPr>
-      </w:pPr>
-      <w:r>
-        <w:rPr>
-          <w:rFonts w:ascii="Times New Roman" w:eastAsia="Times New Roman" w:hAnsi="Times New Roman" w:cs="Times New Roman"/>
-          <w:sz w:val="24"/>
-          <w:szCs w:val="24"/>
-        </w:rPr>
-        <w:t>V8: ProssimoRaccolto.disponibilità&gt;=0</w:t>
-      </w:r>
-    </w:p>
-    <w:p>
-      <w:pPr>
-        <w:rPr>
-          <w:rFonts w:ascii="Times New Roman" w:eastAsia="Times New Roman" w:hAnsi="Times New Roman" w:cs="Times New Roman"/>
-          <w:sz w:val="24"/>
-          <w:szCs w:val="24"/>
-        </w:rPr>
-      </w:pPr>
-      <w:r>
-        <w:rPr>
-          <w:rFonts w:ascii="Times New Roman" w:eastAsia="Times New Roman" w:hAnsi="Times New Roman" w:cs="Times New Roman"/>
-          <w:sz w:val="24"/>
-          <w:szCs w:val="24"/>
-        </w:rPr>
-        <w:t>V9: Relativo.quantità&gt;=0</w:t>
-      </w:r>
-    </w:p>
-    <w:p>
-      <w:pPr>
-        <w:rPr>
-          <w:rFonts w:ascii="Times New Roman" w:eastAsia="Times New Roman" w:hAnsi="Times New Roman" w:cs="Times New Roman"/>
-          <w:sz w:val="24"/>
-          <w:szCs w:val="24"/>
-        </w:rPr>
-      </w:pPr>
-      <w:r>
-        <w:rPr>
-          <w:rFonts w:ascii="Times New Roman" w:eastAsia="Times New Roman" w:hAnsi="Times New Roman" w:cs="Times New Roman"/>
-          <w:sz w:val="24"/>
-          <w:szCs w:val="24"/>
-        </w:rPr>
-        <w:t>V10:Acquisto.totale&gt;0</w:t>
+        <w:t xml:space="preserve">V1: </w:t>
+      </w:r>
+      <w:proofErr w:type="spellStart"/>
+      <w:r>
+        <w:rPr>
+          <w:rFonts w:ascii="Times New Roman" w:eastAsia="Times New Roman" w:hAnsi="Times New Roman" w:cs="Times New Roman"/>
+          <w:sz w:val="24"/>
+          <w:szCs w:val="24"/>
+        </w:rPr>
+        <w:t>Utente.tipo</w:t>
+      </w:r>
+      <w:proofErr w:type="spellEnd"/>
+      <w:r>
+        <w:rPr>
+          <w:rFonts w:ascii="Times New Roman" w:eastAsia="Times New Roman" w:hAnsi="Times New Roman" w:cs="Times New Roman"/>
+          <w:sz w:val="24"/>
+          <w:szCs w:val="24"/>
+        </w:rPr>
+        <w:t>={‘C’,’A’}</w:t>
+      </w:r>
+    </w:p>
+    <w:p>
+      <w:pPr>
+        <w:rPr>
+          <w:rFonts w:ascii="Times New Roman" w:eastAsia="Times New Roman" w:hAnsi="Times New Roman" w:cs="Times New Roman"/>
+          <w:sz w:val="24"/>
+          <w:szCs w:val="24"/>
+        </w:rPr>
+      </w:pPr>
+      <w:r>
+        <w:rPr>
+          <w:rFonts w:ascii="Times New Roman" w:eastAsia="Times New Roman" w:hAnsi="Times New Roman" w:cs="Times New Roman"/>
+          <w:sz w:val="24"/>
+          <w:szCs w:val="24"/>
+        </w:rPr>
+        <w:t xml:space="preserve">V2: </w:t>
+      </w:r>
+      <w:proofErr w:type="spellStart"/>
+      <w:r>
+        <w:rPr>
+          <w:rFonts w:ascii="Times New Roman" w:eastAsia="Times New Roman" w:hAnsi="Times New Roman" w:cs="Times New Roman"/>
+          <w:sz w:val="24"/>
+          <w:szCs w:val="24"/>
+        </w:rPr>
+        <w:t>Aggiornamento.tipo</w:t>
+      </w:r>
+      <w:proofErr w:type="spellEnd"/>
+      <w:r>
+        <w:rPr>
+          <w:rFonts w:ascii="Times New Roman" w:eastAsia="Times New Roman" w:hAnsi="Times New Roman" w:cs="Times New Roman"/>
+          <w:sz w:val="24"/>
+          <w:szCs w:val="24"/>
+        </w:rPr>
+        <w:t>={‘C’,’U’,’D’}</w:t>
+      </w:r>
+    </w:p>
+    <w:p>
+      <w:pPr>
+        <w:rPr>
+          <w:rFonts w:ascii="Times New Roman" w:eastAsia="Times New Roman" w:hAnsi="Times New Roman" w:cs="Times New Roman"/>
+          <w:sz w:val="24"/>
+          <w:szCs w:val="24"/>
+        </w:rPr>
+      </w:pPr>
+      <w:r>
+        <w:rPr>
+          <w:rFonts w:ascii="Times New Roman" w:eastAsia="Times New Roman" w:hAnsi="Times New Roman" w:cs="Times New Roman"/>
+          <w:sz w:val="24"/>
+          <w:szCs w:val="24"/>
+        </w:rPr>
+        <w:t xml:space="preserve">V3: </w:t>
+      </w:r>
+      <w:proofErr w:type="spellStart"/>
+      <w:r>
+        <w:rPr>
+          <w:rFonts w:ascii="Times New Roman" w:eastAsia="Times New Roman" w:hAnsi="Times New Roman" w:cs="Times New Roman"/>
+          <w:sz w:val="24"/>
+          <w:szCs w:val="24"/>
+        </w:rPr>
+        <w:t>Prodotto.prezzo</w:t>
+      </w:r>
+      <w:proofErr w:type="spellEnd"/>
+      <w:r>
+        <w:rPr>
+          <w:rFonts w:ascii="Times New Roman" w:eastAsia="Times New Roman" w:hAnsi="Times New Roman" w:cs="Times New Roman"/>
+          <w:sz w:val="24"/>
+          <w:szCs w:val="24"/>
+        </w:rPr>
+        <w:t>&gt;0</w:t>
+      </w:r>
+    </w:p>
+    <w:p>
+      <w:pPr>
+        <w:rPr>
+          <w:rFonts w:ascii="Times New Roman" w:eastAsia="Times New Roman" w:hAnsi="Times New Roman" w:cs="Times New Roman"/>
+          <w:sz w:val="24"/>
+          <w:szCs w:val="24"/>
+        </w:rPr>
+      </w:pPr>
+      <w:r>
+        <w:rPr>
+          <w:rFonts w:ascii="Times New Roman" w:eastAsia="Times New Roman" w:hAnsi="Times New Roman" w:cs="Times New Roman"/>
+          <w:sz w:val="24"/>
+          <w:szCs w:val="24"/>
+        </w:rPr>
+        <w:t xml:space="preserve">V4: </w:t>
+      </w:r>
+      <w:proofErr w:type="spellStart"/>
+      <w:r>
+        <w:rPr>
+          <w:rFonts w:ascii="Times New Roman" w:eastAsia="Times New Roman" w:hAnsi="Times New Roman" w:cs="Times New Roman"/>
+          <w:sz w:val="24"/>
+          <w:szCs w:val="24"/>
+        </w:rPr>
+        <w:t>Prodotto.magazzino</w:t>
+      </w:r>
+      <w:proofErr w:type="spellEnd"/>
+      <w:r>
+        <w:rPr>
+          <w:rFonts w:ascii="Times New Roman" w:eastAsia="Times New Roman" w:hAnsi="Times New Roman" w:cs="Times New Roman"/>
+          <w:sz w:val="24"/>
+          <w:szCs w:val="24"/>
+        </w:rPr>
+        <w:t>&gt;=0</w:t>
+      </w:r>
+    </w:p>
+    <w:p>
+      <w:pPr>
+        <w:rPr>
+          <w:rFonts w:ascii="Times New Roman" w:eastAsia="Times New Roman" w:hAnsi="Times New Roman" w:cs="Times New Roman"/>
+          <w:sz w:val="24"/>
+          <w:szCs w:val="24"/>
+        </w:rPr>
+      </w:pPr>
+      <w:r>
+        <w:rPr>
+          <w:rFonts w:ascii="Times New Roman" w:eastAsia="Times New Roman" w:hAnsi="Times New Roman" w:cs="Times New Roman"/>
+          <w:sz w:val="24"/>
+          <w:szCs w:val="24"/>
+        </w:rPr>
+        <w:t xml:space="preserve">V5: </w:t>
+      </w:r>
+      <w:proofErr w:type="spellStart"/>
+      <w:r>
+        <w:rPr>
+          <w:rFonts w:ascii="Times New Roman" w:eastAsia="Times New Roman" w:hAnsi="Times New Roman" w:cs="Times New Roman"/>
+          <w:sz w:val="24"/>
+          <w:szCs w:val="24"/>
+        </w:rPr>
+        <w:t>Prodotto.disponibilità</w:t>
+      </w:r>
+      <w:proofErr w:type="spellEnd"/>
+      <w:r>
+        <w:rPr>
+          <w:rFonts w:ascii="Times New Roman" w:eastAsia="Times New Roman" w:hAnsi="Times New Roman" w:cs="Times New Roman"/>
+          <w:sz w:val="24"/>
+          <w:szCs w:val="24"/>
+        </w:rPr>
+        <w:t>&gt;=0</w:t>
+      </w:r>
+    </w:p>
+    <w:p>
+      <w:pPr>
+        <w:rPr>
+          <w:rFonts w:ascii="Times New Roman" w:eastAsia="Times New Roman" w:hAnsi="Times New Roman" w:cs="Times New Roman"/>
+          <w:sz w:val="24"/>
+          <w:szCs w:val="24"/>
+        </w:rPr>
+      </w:pPr>
+      <w:r>
+        <w:rPr>
+          <w:rFonts w:ascii="Times New Roman" w:eastAsia="Times New Roman" w:hAnsi="Times New Roman" w:cs="Times New Roman"/>
+          <w:sz w:val="24"/>
+          <w:szCs w:val="24"/>
+        </w:rPr>
+        <w:t xml:space="preserve">V6: </w:t>
+      </w:r>
+      <w:proofErr w:type="spellStart"/>
+      <w:r>
+        <w:rPr>
+          <w:rFonts w:ascii="Times New Roman" w:eastAsia="Times New Roman" w:hAnsi="Times New Roman" w:cs="Times New Roman"/>
+          <w:sz w:val="24"/>
+          <w:szCs w:val="24"/>
+        </w:rPr>
+        <w:t>Prodotto.magazzino</w:t>
+      </w:r>
+      <w:proofErr w:type="spellEnd"/>
+      <w:r>
+        <w:rPr>
+          <w:rFonts w:ascii="Times New Roman" w:eastAsia="Times New Roman" w:hAnsi="Times New Roman" w:cs="Times New Roman"/>
+          <w:sz w:val="24"/>
+          <w:szCs w:val="24"/>
+        </w:rPr>
+        <w:t>&gt;=</w:t>
+      </w:r>
+      <w:proofErr w:type="spellStart"/>
+      <w:r>
+        <w:rPr>
+          <w:rFonts w:ascii="Times New Roman" w:eastAsia="Times New Roman" w:hAnsi="Times New Roman" w:cs="Times New Roman"/>
+          <w:sz w:val="24"/>
+          <w:szCs w:val="24"/>
+        </w:rPr>
+        <w:t>Prodotto.disponibilità</w:t>
+      </w:r>
+      <w:proofErr w:type="spellEnd"/>
+    </w:p>
+    <w:p>
+      <w:pPr>
+        <w:rPr>
+          <w:rFonts w:ascii="Times New Roman" w:eastAsia="Times New Roman" w:hAnsi="Times New Roman" w:cs="Times New Roman"/>
+          <w:sz w:val="24"/>
+          <w:szCs w:val="24"/>
+        </w:rPr>
+      </w:pPr>
+      <w:r>
+        <w:rPr>
+          <w:rFonts w:ascii="Times New Roman" w:eastAsia="Times New Roman" w:hAnsi="Times New Roman" w:cs="Times New Roman"/>
+          <w:sz w:val="24"/>
+          <w:szCs w:val="24"/>
+        </w:rPr>
+        <w:t xml:space="preserve">V7: </w:t>
+      </w:r>
+      <w:proofErr w:type="spellStart"/>
+      <w:r>
+        <w:rPr>
+          <w:rFonts w:ascii="Times New Roman" w:eastAsia="Times New Roman" w:hAnsi="Times New Roman" w:cs="Times New Roman"/>
+          <w:sz w:val="24"/>
+          <w:szCs w:val="24"/>
+        </w:rPr>
+        <w:t>ProssimoRaccolto.totale</w:t>
+      </w:r>
+      <w:proofErr w:type="spellEnd"/>
+      <w:r>
+        <w:rPr>
+          <w:rFonts w:ascii="Times New Roman" w:eastAsia="Times New Roman" w:hAnsi="Times New Roman" w:cs="Times New Roman"/>
+          <w:sz w:val="24"/>
+          <w:szCs w:val="24"/>
+        </w:rPr>
+        <w:t>&gt;0</w:t>
+      </w:r>
+    </w:p>
+    <w:p>
+      <w:pPr>
+        <w:rPr>
+          <w:rFonts w:ascii="Times New Roman" w:eastAsia="Times New Roman" w:hAnsi="Times New Roman" w:cs="Times New Roman"/>
+          <w:sz w:val="24"/>
+          <w:szCs w:val="24"/>
+        </w:rPr>
+      </w:pPr>
+      <w:r>
+        <w:rPr>
+          <w:rFonts w:ascii="Times New Roman" w:eastAsia="Times New Roman" w:hAnsi="Times New Roman" w:cs="Times New Roman"/>
+          <w:sz w:val="24"/>
+          <w:szCs w:val="24"/>
+        </w:rPr>
+        <w:t xml:space="preserve">V8: </w:t>
+      </w:r>
+      <w:proofErr w:type="spellStart"/>
+      <w:r>
+        <w:rPr>
+          <w:rFonts w:ascii="Times New Roman" w:eastAsia="Times New Roman" w:hAnsi="Times New Roman" w:cs="Times New Roman"/>
+          <w:sz w:val="24"/>
+          <w:szCs w:val="24"/>
+        </w:rPr>
+        <w:t>ProssimoRaccolto.disponibilità</w:t>
+      </w:r>
+      <w:proofErr w:type="spellEnd"/>
+      <w:r>
+        <w:rPr>
+          <w:rFonts w:ascii="Times New Roman" w:eastAsia="Times New Roman" w:hAnsi="Times New Roman" w:cs="Times New Roman"/>
+          <w:sz w:val="24"/>
+          <w:szCs w:val="24"/>
+        </w:rPr>
+        <w:t>&gt;=0</w:t>
+      </w:r>
+    </w:p>
+    <w:p>
+      <w:pPr>
+        <w:rPr>
+          <w:rFonts w:ascii="Times New Roman" w:eastAsia="Times New Roman" w:hAnsi="Times New Roman" w:cs="Times New Roman"/>
+          <w:sz w:val="24"/>
+          <w:szCs w:val="24"/>
+        </w:rPr>
+      </w:pPr>
+      <w:r>
+        <w:rPr>
+          <w:rFonts w:ascii="Times New Roman" w:eastAsia="Times New Roman" w:hAnsi="Times New Roman" w:cs="Times New Roman"/>
+          <w:sz w:val="24"/>
+          <w:szCs w:val="24"/>
+        </w:rPr>
+        <w:t xml:space="preserve">V9: </w:t>
+      </w:r>
+      <w:proofErr w:type="spellStart"/>
+      <w:r>
+        <w:rPr>
+          <w:rFonts w:ascii="Times New Roman" w:eastAsia="Times New Roman" w:hAnsi="Times New Roman" w:cs="Times New Roman"/>
+          <w:sz w:val="24"/>
+          <w:szCs w:val="24"/>
+        </w:rPr>
+        <w:t>Relativo.quantità</w:t>
+      </w:r>
+      <w:proofErr w:type="spellEnd"/>
+      <w:r>
+        <w:rPr>
+          <w:rFonts w:ascii="Times New Roman" w:eastAsia="Times New Roman" w:hAnsi="Times New Roman" w:cs="Times New Roman"/>
+          <w:sz w:val="24"/>
+          <w:szCs w:val="24"/>
+        </w:rPr>
+        <w:t>&gt;=0</w:t>
+      </w:r>
+    </w:p>
+    <w:p>
+      <w:pPr>
+        <w:rPr>
+          <w:rFonts w:ascii="Times New Roman" w:eastAsia="Times New Roman" w:hAnsi="Times New Roman" w:cs="Times New Roman"/>
+          <w:sz w:val="24"/>
+          <w:szCs w:val="24"/>
+        </w:rPr>
+      </w:pPr>
+      <w:r>
+        <w:rPr>
+          <w:rFonts w:ascii="Times New Roman" w:eastAsia="Times New Roman" w:hAnsi="Times New Roman" w:cs="Times New Roman"/>
+          <w:sz w:val="24"/>
+          <w:szCs w:val="24"/>
+        </w:rPr>
+        <w:t>V</w:t>
+      </w:r>
+      <w:proofErr w:type="gramStart"/>
+      <w:r>
+        <w:rPr>
+          <w:rFonts w:ascii="Times New Roman" w:eastAsia="Times New Roman" w:hAnsi="Times New Roman" w:cs="Times New Roman"/>
+          <w:sz w:val="24"/>
+          <w:szCs w:val="24"/>
+        </w:rPr>
+        <w:t>10:Acquisto.totale</w:t>
+      </w:r>
+      <w:proofErr w:type="gramEnd"/>
+      <w:r>
+        <w:rPr>
+          <w:rFonts w:ascii="Times New Roman" w:eastAsia="Times New Roman" w:hAnsi="Times New Roman" w:cs="Times New Roman"/>
+          <w:sz w:val="24"/>
+          <w:szCs w:val="24"/>
+        </w:rPr>
+        <w:t>&gt;0</w:t>
       </w:r>
     </w:p>
     <w:p>
@@ -4478,7 +5142,43 @@
           <w:sz w:val="24"/>
           <w:szCs w:val="24"/>
         </w:rPr>
-        <w:t>UTENTE(Id_utente(PK), Nome, Username, Password, Tipo)</w:t>
+        <w:t>UTENTE(</w:t>
+      </w:r>
+      <w:proofErr w:type="spellStart"/>
+      <w:r>
+        <w:rPr>
+          <w:rFonts w:ascii="Times New Roman" w:eastAsia="Times New Roman" w:hAnsi="Times New Roman" w:cs="Times New Roman"/>
+          <w:sz w:val="24"/>
+          <w:szCs w:val="24"/>
+        </w:rPr>
+        <w:t>Id_</w:t>
+      </w:r>
+      <w:proofErr w:type="gramStart"/>
+      <w:r>
+        <w:rPr>
+          <w:rFonts w:ascii="Times New Roman" w:eastAsia="Times New Roman" w:hAnsi="Times New Roman" w:cs="Times New Roman"/>
+          <w:sz w:val="24"/>
+          <w:szCs w:val="24"/>
+        </w:rPr>
+        <w:t>utente</w:t>
+      </w:r>
+      <w:proofErr w:type="spellEnd"/>
+      <w:r>
+        <w:rPr>
+          <w:rFonts w:ascii="Times New Roman" w:eastAsia="Times New Roman" w:hAnsi="Times New Roman" w:cs="Times New Roman"/>
+          <w:sz w:val="24"/>
+          <w:szCs w:val="24"/>
+        </w:rPr>
+        <w:t>(</w:t>
+      </w:r>
+      <w:proofErr w:type="gramEnd"/>
+      <w:r>
+        <w:rPr>
+          <w:rFonts w:ascii="Times New Roman" w:eastAsia="Times New Roman" w:hAnsi="Times New Roman" w:cs="Times New Roman"/>
+          <w:sz w:val="24"/>
+          <w:szCs w:val="24"/>
+        </w:rPr>
+        <w:t>PK), Nome, Username, Password, Tipo)</w:t>
       </w:r>
     </w:p>
     <w:p>
@@ -4496,7 +5196,187 @@
           <w:sz w:val="24"/>
           <w:szCs w:val="24"/>
         </w:rPr>
-        <w:t>AGGIORNAMENTO(Id_aggiornamento(PK), Tipo, Data, Attributo_modificato*, Nuovo_valore*, Vecchio_valore*,  Id_utente(FK), Id_prodotto(FK))</w:t>
+        <w:t>AGGIORNAMENTO(</w:t>
+      </w:r>
+      <w:proofErr w:type="spellStart"/>
+      <w:r>
+        <w:rPr>
+          <w:rFonts w:ascii="Times New Roman" w:eastAsia="Times New Roman" w:hAnsi="Times New Roman" w:cs="Times New Roman"/>
+          <w:sz w:val="24"/>
+          <w:szCs w:val="24"/>
+        </w:rPr>
+        <w:t>Id_</w:t>
+      </w:r>
+      <w:proofErr w:type="gramStart"/>
+      <w:r>
+        <w:rPr>
+          <w:rFonts w:ascii="Times New Roman" w:eastAsia="Times New Roman" w:hAnsi="Times New Roman" w:cs="Times New Roman"/>
+          <w:sz w:val="24"/>
+          <w:szCs w:val="24"/>
+        </w:rPr>
+        <w:t>aggiornamento</w:t>
+      </w:r>
+      <w:proofErr w:type="spellEnd"/>
+      <w:r>
+        <w:rPr>
+          <w:rFonts w:ascii="Times New Roman" w:eastAsia="Times New Roman" w:hAnsi="Times New Roman" w:cs="Times New Roman"/>
+          <w:sz w:val="24"/>
+          <w:szCs w:val="24"/>
+        </w:rPr>
+        <w:t>(</w:t>
+      </w:r>
+      <w:proofErr w:type="gramEnd"/>
+      <w:r>
+        <w:rPr>
+          <w:rFonts w:ascii="Times New Roman" w:eastAsia="Times New Roman" w:hAnsi="Times New Roman" w:cs="Times New Roman"/>
+          <w:sz w:val="24"/>
+          <w:szCs w:val="24"/>
+        </w:rPr>
+        <w:t xml:space="preserve">PK), Tipo, Data, </w:t>
+      </w:r>
+      <w:proofErr w:type="spellStart"/>
+      <w:r>
+        <w:rPr>
+          <w:rFonts w:ascii="Times New Roman" w:eastAsia="Times New Roman" w:hAnsi="Times New Roman" w:cs="Times New Roman"/>
+          <w:sz w:val="24"/>
+          <w:szCs w:val="24"/>
+        </w:rPr>
+        <w:t>Attributo_modificato</w:t>
+      </w:r>
+      <w:proofErr w:type="spellEnd"/>
+      <w:r>
+        <w:rPr>
+          <w:rFonts w:ascii="Times New Roman" w:eastAsia="Times New Roman" w:hAnsi="Times New Roman" w:cs="Times New Roman"/>
+          <w:sz w:val="24"/>
+          <w:szCs w:val="24"/>
+        </w:rPr>
+        <w:t xml:space="preserve">*, </w:t>
+      </w:r>
+      <w:proofErr w:type="spellStart"/>
+      <w:r>
+        <w:rPr>
+          <w:rFonts w:ascii="Times New Roman" w:eastAsia="Times New Roman" w:hAnsi="Times New Roman" w:cs="Times New Roman"/>
+          <w:sz w:val="24"/>
+          <w:szCs w:val="24"/>
+        </w:rPr>
+        <w:t>Nuovo_valore</w:t>
+      </w:r>
+      <w:proofErr w:type="spellEnd"/>
+      <w:r>
+        <w:rPr>
+          <w:rFonts w:ascii="Times New Roman" w:eastAsia="Times New Roman" w:hAnsi="Times New Roman" w:cs="Times New Roman"/>
+          <w:sz w:val="24"/>
+          <w:szCs w:val="24"/>
+        </w:rPr>
+        <w:t xml:space="preserve">*, </w:t>
+      </w:r>
+      <w:proofErr w:type="spellStart"/>
+      <w:r>
+        <w:rPr>
+          <w:rFonts w:ascii="Times New Roman" w:eastAsia="Times New Roman" w:hAnsi="Times New Roman" w:cs="Times New Roman"/>
+          <w:sz w:val="24"/>
+          <w:szCs w:val="24"/>
+        </w:rPr>
+        <w:t>Vecchio_valore</w:t>
+      </w:r>
+      <w:proofErr w:type="spellEnd"/>
+      <w:r>
+        <w:rPr>
+          <w:rFonts w:ascii="Times New Roman" w:eastAsia="Times New Roman" w:hAnsi="Times New Roman" w:cs="Times New Roman"/>
+          <w:sz w:val="24"/>
+          <w:szCs w:val="24"/>
+        </w:rPr>
+        <w:t>*</w:t>
+      </w:r>
+      <w:proofErr w:type="gramStart"/>
+      <w:r>
+        <w:rPr>
+          <w:rFonts w:ascii="Times New Roman" w:eastAsia="Times New Roman" w:hAnsi="Times New Roman" w:cs="Times New Roman"/>
+          <w:sz w:val="24"/>
+          <w:szCs w:val="24"/>
+        </w:rPr>
+        <w:t xml:space="preserve">,  </w:t>
+      </w:r>
+      <w:proofErr w:type="spellStart"/>
+      <w:r>
+        <w:rPr>
+          <w:rFonts w:ascii="Times New Roman" w:eastAsia="Times New Roman" w:hAnsi="Times New Roman" w:cs="Times New Roman"/>
+          <w:sz w:val="24"/>
+          <w:szCs w:val="24"/>
+        </w:rPr>
+        <w:t>Id</w:t>
+      </w:r>
+      <w:proofErr w:type="gramEnd"/>
+      <w:r>
+        <w:rPr>
+          <w:rFonts w:ascii="Times New Roman" w:eastAsia="Times New Roman" w:hAnsi="Times New Roman" w:cs="Times New Roman"/>
+          <w:sz w:val="24"/>
+          <w:szCs w:val="24"/>
+        </w:rPr>
+        <w:t>_</w:t>
+      </w:r>
+      <w:proofErr w:type="gramStart"/>
+      <w:r>
+        <w:rPr>
+          <w:rFonts w:ascii="Times New Roman" w:eastAsia="Times New Roman" w:hAnsi="Times New Roman" w:cs="Times New Roman"/>
+          <w:sz w:val="24"/>
+          <w:szCs w:val="24"/>
+        </w:rPr>
+        <w:t>utente</w:t>
+      </w:r>
+      <w:proofErr w:type="spellEnd"/>
+      <w:r>
+        <w:rPr>
+          <w:rFonts w:ascii="Times New Roman" w:eastAsia="Times New Roman" w:hAnsi="Times New Roman" w:cs="Times New Roman"/>
+          <w:sz w:val="24"/>
+          <w:szCs w:val="24"/>
+        </w:rPr>
+        <w:t>(</w:t>
+      </w:r>
+      <w:proofErr w:type="gramEnd"/>
+      <w:r>
+        <w:rPr>
+          <w:rFonts w:ascii="Times New Roman" w:eastAsia="Times New Roman" w:hAnsi="Times New Roman" w:cs="Times New Roman"/>
+          <w:sz w:val="24"/>
+          <w:szCs w:val="24"/>
+        </w:rPr>
+        <w:t xml:space="preserve">FK), </w:t>
+      </w:r>
+      <w:proofErr w:type="spellStart"/>
+      <w:r>
+        <w:rPr>
+          <w:rFonts w:ascii="Times New Roman" w:eastAsia="Times New Roman" w:hAnsi="Times New Roman" w:cs="Times New Roman"/>
+          <w:sz w:val="24"/>
+          <w:szCs w:val="24"/>
+        </w:rPr>
+        <w:t>Id_</w:t>
+      </w:r>
+      <w:proofErr w:type="gramStart"/>
+      <w:r>
+        <w:rPr>
+          <w:rFonts w:ascii="Times New Roman" w:eastAsia="Times New Roman" w:hAnsi="Times New Roman" w:cs="Times New Roman"/>
+          <w:sz w:val="24"/>
+          <w:szCs w:val="24"/>
+        </w:rPr>
+        <w:t>prodotto</w:t>
+      </w:r>
+      <w:proofErr w:type="spellEnd"/>
+      <w:r>
+        <w:rPr>
+          <w:rFonts w:ascii="Times New Roman" w:eastAsia="Times New Roman" w:hAnsi="Times New Roman" w:cs="Times New Roman"/>
+          <w:sz w:val="24"/>
+          <w:szCs w:val="24"/>
+        </w:rPr>
+        <w:t>(</w:t>
+      </w:r>
+      <w:proofErr w:type="gramEnd"/>
+      <w:r>
+        <w:rPr>
+          <w:rFonts w:ascii="Times New Roman" w:eastAsia="Times New Roman" w:hAnsi="Times New Roman" w:cs="Times New Roman"/>
+          <w:sz w:val="24"/>
+          <w:szCs w:val="24"/>
+        </w:rPr>
+        <w:t>FK))</w:t>
       </w:r>
     </w:p>
     <w:p>
@@ -4514,7 +5394,43 @@
           <w:sz w:val="24"/>
           <w:szCs w:val="24"/>
         </w:rPr>
-        <w:t>PRODOTTO(Id_prodotto(PK), Nome, Prezzo, Magazzino, Disponibilità)</w:t>
+        <w:t>PRODOTTO(</w:t>
+      </w:r>
+      <w:proofErr w:type="spellStart"/>
+      <w:r>
+        <w:rPr>
+          <w:rFonts w:ascii="Times New Roman" w:eastAsia="Times New Roman" w:hAnsi="Times New Roman" w:cs="Times New Roman"/>
+          <w:sz w:val="24"/>
+          <w:szCs w:val="24"/>
+        </w:rPr>
+        <w:t>Id_</w:t>
+      </w:r>
+      <w:proofErr w:type="gramStart"/>
+      <w:r>
+        <w:rPr>
+          <w:rFonts w:ascii="Times New Roman" w:eastAsia="Times New Roman" w:hAnsi="Times New Roman" w:cs="Times New Roman"/>
+          <w:sz w:val="24"/>
+          <w:szCs w:val="24"/>
+        </w:rPr>
+        <w:t>prodotto</w:t>
+      </w:r>
+      <w:proofErr w:type="spellEnd"/>
+      <w:r>
+        <w:rPr>
+          <w:rFonts w:ascii="Times New Roman" w:eastAsia="Times New Roman" w:hAnsi="Times New Roman" w:cs="Times New Roman"/>
+          <w:sz w:val="24"/>
+          <w:szCs w:val="24"/>
+        </w:rPr>
+        <w:t>(</w:t>
+      </w:r>
+      <w:proofErr w:type="gramEnd"/>
+      <w:r>
+        <w:rPr>
+          <w:rFonts w:ascii="Times New Roman" w:eastAsia="Times New Roman" w:hAnsi="Times New Roman" w:cs="Times New Roman"/>
+          <w:sz w:val="24"/>
+          <w:szCs w:val="24"/>
+        </w:rPr>
+        <w:t>PK), Nome, Prezzo, Magazzino, Disponibilità)</w:t>
       </w:r>
     </w:p>
     <w:p>
@@ -4532,7 +5448,107 @@
           <w:sz w:val="24"/>
           <w:szCs w:val="24"/>
         </w:rPr>
-        <w:t>ACQUISTO(Numero_fattura(PK), data, totale,data_erogazione, id_utente(FK))</w:t>
+        <w:t>ACQUISTO(</w:t>
+      </w:r>
+      <w:proofErr w:type="spellStart"/>
+      <w:r>
+        <w:rPr>
+          <w:rFonts w:ascii="Times New Roman" w:eastAsia="Times New Roman" w:hAnsi="Times New Roman" w:cs="Times New Roman"/>
+          <w:sz w:val="24"/>
+          <w:szCs w:val="24"/>
+        </w:rPr>
+        <w:t>Numero_</w:t>
+      </w:r>
+      <w:proofErr w:type="gramStart"/>
+      <w:r>
+        <w:rPr>
+          <w:rFonts w:ascii="Times New Roman" w:eastAsia="Times New Roman" w:hAnsi="Times New Roman" w:cs="Times New Roman"/>
+          <w:sz w:val="24"/>
+          <w:szCs w:val="24"/>
+        </w:rPr>
+        <w:t>fattura</w:t>
+      </w:r>
+      <w:proofErr w:type="spellEnd"/>
+      <w:r>
+        <w:rPr>
+          <w:rFonts w:ascii="Times New Roman" w:eastAsia="Times New Roman" w:hAnsi="Times New Roman" w:cs="Times New Roman"/>
+          <w:sz w:val="24"/>
+          <w:szCs w:val="24"/>
+        </w:rPr>
+        <w:t>(</w:t>
+      </w:r>
+      <w:proofErr w:type="gramEnd"/>
+      <w:r>
+        <w:rPr>
+          <w:rFonts w:ascii="Times New Roman" w:eastAsia="Times New Roman" w:hAnsi="Times New Roman" w:cs="Times New Roman"/>
+          <w:sz w:val="24"/>
+          <w:szCs w:val="24"/>
+        </w:rPr>
+        <w:t xml:space="preserve">PK), data, </w:t>
+      </w:r>
+      <w:proofErr w:type="spellStart"/>
+      <w:proofErr w:type="gramStart"/>
+      <w:r>
+        <w:rPr>
+          <w:rFonts w:ascii="Times New Roman" w:eastAsia="Times New Roman" w:hAnsi="Times New Roman" w:cs="Times New Roman"/>
+          <w:sz w:val="24"/>
+          <w:szCs w:val="24"/>
+        </w:rPr>
+        <w:t>totale,data</w:t>
+      </w:r>
+      <w:proofErr w:type="gramEnd"/>
+      <w:r>
+        <w:rPr>
+          <w:rFonts w:ascii="Times New Roman" w:eastAsia="Times New Roman" w:hAnsi="Times New Roman" w:cs="Times New Roman"/>
+          <w:sz w:val="24"/>
+          <w:szCs w:val="24"/>
+        </w:rPr>
+        <w:t>_erogazione</w:t>
+      </w:r>
+      <w:proofErr w:type="spellEnd"/>
+      <w:r>
+        <w:rPr>
+          <w:rFonts w:ascii="Times New Roman" w:eastAsia="Times New Roman" w:hAnsi="Times New Roman" w:cs="Times New Roman"/>
+          <w:sz w:val="24"/>
+          <w:szCs w:val="24"/>
+        </w:rPr>
+        <w:t xml:space="preserve">, </w:t>
+      </w:r>
+      <w:proofErr w:type="spellStart"/>
+      <w:r>
+        <w:rPr>
+          <w:rFonts w:ascii="Times New Roman" w:eastAsia="Times New Roman" w:hAnsi="Times New Roman" w:cs="Times New Roman"/>
+          <w:sz w:val="24"/>
+          <w:szCs w:val="24"/>
+        </w:rPr>
+        <w:t>id_</w:t>
+      </w:r>
+      <w:proofErr w:type="gramStart"/>
+      <w:r>
+        <w:rPr>
+          <w:rFonts w:ascii="Times New Roman" w:eastAsia="Times New Roman" w:hAnsi="Times New Roman" w:cs="Times New Roman"/>
+          <w:sz w:val="24"/>
+          <w:szCs w:val="24"/>
+        </w:rPr>
+        <w:t>utente</w:t>
+      </w:r>
+      <w:proofErr w:type="spellEnd"/>
+      <w:r>
+        <w:rPr>
+          <w:rFonts w:ascii="Times New Roman" w:eastAsia="Times New Roman" w:hAnsi="Times New Roman" w:cs="Times New Roman"/>
+          <w:sz w:val="24"/>
+          <w:szCs w:val="24"/>
+        </w:rPr>
+        <w:t>(</w:t>
+      </w:r>
+      <w:proofErr w:type="gramEnd"/>
+      <w:r>
+        <w:rPr>
+          <w:rFonts w:ascii="Times New Roman" w:eastAsia="Times New Roman" w:hAnsi="Times New Roman" w:cs="Times New Roman"/>
+          <w:sz w:val="24"/>
+          <w:szCs w:val="24"/>
+        </w:rPr>
+        <w:t>FK))</w:t>
       </w:r>
     </w:p>
     <w:p>
@@ -4550,7 +5566,97 @@
           <w:sz w:val="24"/>
           <w:szCs w:val="24"/>
         </w:rPr>
-        <w:t>RELATIVO((Numero_fattura(FK), Id_prodotto(FK))(PK), Quantità)</w:t>
+        <w:t>RELATIVO((</w:t>
+      </w:r>
+      <w:proofErr w:type="spellStart"/>
+      <w:r>
+        <w:rPr>
+          <w:rFonts w:ascii="Times New Roman" w:eastAsia="Times New Roman" w:hAnsi="Times New Roman" w:cs="Times New Roman"/>
+          <w:sz w:val="24"/>
+          <w:szCs w:val="24"/>
+        </w:rPr>
+        <w:t>Numero_</w:t>
+      </w:r>
+      <w:proofErr w:type="gramStart"/>
+      <w:r>
+        <w:rPr>
+          <w:rFonts w:ascii="Times New Roman" w:eastAsia="Times New Roman" w:hAnsi="Times New Roman" w:cs="Times New Roman"/>
+          <w:sz w:val="24"/>
+          <w:szCs w:val="24"/>
+        </w:rPr>
+        <w:t>fattura</w:t>
+      </w:r>
+      <w:proofErr w:type="spellEnd"/>
+      <w:r>
+        <w:rPr>
+          <w:rFonts w:ascii="Times New Roman" w:eastAsia="Times New Roman" w:hAnsi="Times New Roman" w:cs="Times New Roman"/>
+          <w:sz w:val="24"/>
+          <w:szCs w:val="24"/>
+        </w:rPr>
+        <w:t>(</w:t>
+      </w:r>
+      <w:proofErr w:type="gramEnd"/>
+      <w:r>
+        <w:rPr>
+          <w:rFonts w:ascii="Times New Roman" w:eastAsia="Times New Roman" w:hAnsi="Times New Roman" w:cs="Times New Roman"/>
+          <w:sz w:val="24"/>
+          <w:szCs w:val="24"/>
+        </w:rPr>
+        <w:t xml:space="preserve">FK), </w:t>
+      </w:r>
+      <w:proofErr w:type="spellStart"/>
+      <w:r>
+        <w:rPr>
+          <w:rFonts w:ascii="Times New Roman" w:eastAsia="Times New Roman" w:hAnsi="Times New Roman" w:cs="Times New Roman"/>
+          <w:sz w:val="24"/>
+          <w:szCs w:val="24"/>
+        </w:rPr>
+        <w:t>Id_</w:t>
+      </w:r>
+      <w:proofErr w:type="gramStart"/>
+      <w:r>
+        <w:rPr>
+          <w:rFonts w:ascii="Times New Roman" w:eastAsia="Times New Roman" w:hAnsi="Times New Roman" w:cs="Times New Roman"/>
+          <w:sz w:val="24"/>
+          <w:szCs w:val="24"/>
+        </w:rPr>
+        <w:t>prodotto</w:t>
+      </w:r>
+      <w:proofErr w:type="spellEnd"/>
+      <w:r>
+        <w:rPr>
+          <w:rFonts w:ascii="Times New Roman" w:eastAsia="Times New Roman" w:hAnsi="Times New Roman" w:cs="Times New Roman"/>
+          <w:sz w:val="24"/>
+          <w:szCs w:val="24"/>
+        </w:rPr>
+        <w:t>(</w:t>
+      </w:r>
+      <w:proofErr w:type="gramEnd"/>
+      <w:r>
+        <w:rPr>
+          <w:rFonts w:ascii="Times New Roman" w:eastAsia="Times New Roman" w:hAnsi="Times New Roman" w:cs="Times New Roman"/>
+          <w:sz w:val="24"/>
+          <w:szCs w:val="24"/>
+        </w:rPr>
+        <w:t>FK</w:t>
+      </w:r>
+      <w:proofErr w:type="gramStart"/>
+      <w:r>
+        <w:rPr>
+          <w:rFonts w:ascii="Times New Roman" w:eastAsia="Times New Roman" w:hAnsi="Times New Roman" w:cs="Times New Roman"/>
+          <w:sz w:val="24"/>
+          <w:szCs w:val="24"/>
+        </w:rPr>
+        <w:t>))(</w:t>
+      </w:r>
+      <w:proofErr w:type="gramEnd"/>
+      <w:r>
+        <w:rPr>
+          <w:rFonts w:ascii="Times New Roman" w:eastAsia="Times New Roman" w:hAnsi="Times New Roman" w:cs="Times New Roman"/>
+          <w:sz w:val="24"/>
+          <w:szCs w:val="24"/>
+        </w:rPr>
+        <w:t>PK), Quantità)</w:t>
       </w:r>
     </w:p>
     <w:p>
@@ -4568,7 +5674,79 @@
           <w:sz w:val="24"/>
           <w:szCs w:val="24"/>
         </w:rPr>
-        <w:t>PROSSIMORACCOLTO(Id_raccolto(PK), Disponibilità, Totale, Data, Id_prodotto(FK))</w:t>
+        <w:t>PROSSIMORACCOLTO(</w:t>
+      </w:r>
+      <w:proofErr w:type="spellStart"/>
+      <w:r>
+        <w:rPr>
+          <w:rFonts w:ascii="Times New Roman" w:eastAsia="Times New Roman" w:hAnsi="Times New Roman" w:cs="Times New Roman"/>
+          <w:sz w:val="24"/>
+          <w:szCs w:val="24"/>
+        </w:rPr>
+        <w:t>Id_</w:t>
+      </w:r>
+      <w:proofErr w:type="gramStart"/>
+      <w:r>
+        <w:rPr>
+          <w:rFonts w:ascii="Times New Roman" w:eastAsia="Times New Roman" w:hAnsi="Times New Roman" w:cs="Times New Roman"/>
+          <w:sz w:val="24"/>
+          <w:szCs w:val="24"/>
+        </w:rPr>
+        <w:t>raccolto</w:t>
+      </w:r>
+      <w:proofErr w:type="spellEnd"/>
+      <w:r>
+        <w:rPr>
+          <w:rFonts w:ascii="Times New Roman" w:eastAsia="Times New Roman" w:hAnsi="Times New Roman" w:cs="Times New Roman"/>
+          <w:sz w:val="24"/>
+          <w:szCs w:val="24"/>
+        </w:rPr>
+        <w:t>(</w:t>
+      </w:r>
+      <w:proofErr w:type="gramEnd"/>
+      <w:r>
+        <w:rPr>
+          <w:rFonts w:ascii="Times New Roman" w:eastAsia="Times New Roman" w:hAnsi="Times New Roman" w:cs="Times New Roman"/>
+          <w:sz w:val="24"/>
+          <w:szCs w:val="24"/>
+        </w:rPr>
+        <w:t xml:space="preserve">PK), Disponibilità, Totale, Data, </w:t>
+      </w:r>
+      <w:proofErr w:type="spellStart"/>
+      <w:r>
+        <w:rPr>
+          <w:rFonts w:ascii="Times New Roman" w:eastAsia="Times New Roman" w:hAnsi="Times New Roman" w:cs="Times New Roman"/>
+          <w:sz w:val="24"/>
+          <w:szCs w:val="24"/>
+        </w:rPr>
+        <w:t>Id_</w:t>
+      </w:r>
+      <w:proofErr w:type="gramStart"/>
+      <w:r>
+        <w:rPr>
+          <w:rFonts w:ascii="Times New Roman" w:eastAsia="Times New Roman" w:hAnsi="Times New Roman" w:cs="Times New Roman"/>
+          <w:sz w:val="24"/>
+          <w:szCs w:val="24"/>
+        </w:rPr>
+        <w:t>prodotto</w:t>
+      </w:r>
+      <w:proofErr w:type="spellEnd"/>
+      <w:r>
+        <w:rPr>
+          <w:rFonts w:ascii="Times New Roman" w:eastAsia="Times New Roman" w:hAnsi="Times New Roman" w:cs="Times New Roman"/>
+          <w:sz w:val="24"/>
+          <w:szCs w:val="24"/>
+        </w:rPr>
+        <w:t>(</w:t>
+      </w:r>
+      <w:proofErr w:type="gramEnd"/>
+      <w:r>
+        <w:rPr>
+          <w:rFonts w:ascii="Times New Roman" w:eastAsia="Times New Roman" w:hAnsi="Times New Roman" w:cs="Times New Roman"/>
+          <w:sz w:val="24"/>
+          <w:szCs w:val="24"/>
+        </w:rPr>
+        <w:t>FK))</w:t>
       </w:r>
     </w:p>
     <w:p>
@@ -4583,7 +5761,8 @@
           <w:rFonts w:ascii="Times New Roman" w:hAnsi="Times New Roman" w:cs="Times New Roman"/>
         </w:rPr>
       </w:pPr>
-      <w:bookmarkStart w:id="20" w:name="_Toc229671302"/>
+      <w:bookmarkStart w:id="20" w:name="_Toc229672449"/>
+      <w:proofErr w:type="spellStart"/>
       <w:r>
         <w:rPr>
           <w:rFonts w:ascii="Times New Roman" w:hAnsi="Times New Roman" w:cs="Times New Roman"/>
@@ -4594,6 +5773,7 @@
         <w:t>Backend</w:t>
       </w:r>
       <w:bookmarkEnd w:id="20"/>
+      <w:proofErr w:type="spellEnd"/>
     </w:p>
     <w:p>
       <w:pPr>
@@ -4613,6 +5793,7 @@
         </w:rPr>
         <w:t xml:space="preserve">Il sistema software sviluppato per la gestione dell'azienda agricola si basa sul pattern architetturale </w:t>
       </w:r>
+      <w:proofErr w:type="spellStart"/>
       <w:r>
         <w:rPr>
           <w:rFonts w:ascii="Times New Roman" w:hAnsi="Times New Roman" w:cs="Times New Roman"/>
@@ -4622,36 +5803,9 @@
           <w:szCs w:val="24"/>
           <w:lang w:val="it-IT"/>
         </w:rPr>
-        <w:t>Layered Architecture</w:t>
-      </w:r>
-      <w:r>
-        <w:rPr>
-          <w:rFonts w:ascii="Times New Roman" w:hAnsi="Times New Roman" w:cs="Times New Roman"/>
-          <w:sz w:val="24"/>
-          <w:szCs w:val="24"/>
-          <w:lang w:val="it-IT"/>
-        </w:rPr>
-        <w:t>.</w:t>
-      </w:r>
-    </w:p>
-    <w:p>
-      <w:pPr>
-        <w:rPr>
-          <w:rFonts w:ascii="Times New Roman" w:hAnsi="Times New Roman" w:cs="Times New Roman"/>
-          <w:sz w:val="24"/>
-          <w:szCs w:val="24"/>
-          <w:lang w:val="it-IT"/>
-        </w:rPr>
-      </w:pPr>
-      <w:r>
-        <w:rPr>
-          <w:rFonts w:ascii="Times New Roman" w:hAnsi="Times New Roman" w:cs="Times New Roman"/>
-          <w:sz w:val="24"/>
-          <w:szCs w:val="24"/>
-          <w:lang w:val="it-IT"/>
-        </w:rPr>
-        <w:t xml:space="preserve">L'obiettivo primario di questa organizzazione in pacchetti (package) è il perseguimento di un elevato </w:t>
-      </w:r>
+        <w:t>Layered</w:t>
+      </w:r>
+      <w:proofErr w:type="spellEnd"/>
       <w:r>
         <w:rPr>
           <w:rFonts w:ascii="Times New Roman" w:hAnsi="Times New Roman" w:cs="Times New Roman"/>
@@ -4661,7 +5815,7 @@
           <w:szCs w:val="24"/>
           <w:lang w:val="it-IT"/>
         </w:rPr>
-        <w:t xml:space="preserve">disaccoppiamento </w:t>
+        <w:t xml:space="preserve"> Architecture</w:t>
       </w:r>
       <w:r>
         <w:rPr>
@@ -4670,7 +5824,26 @@
           <w:szCs w:val="24"/>
           <w:lang w:val="it-IT"/>
         </w:rPr>
-        <w:t xml:space="preserve">tra le componenti e il rispetto del </w:t>
+        <w:t>.</w:t>
+      </w:r>
+    </w:p>
+    <w:p>
+      <w:pPr>
+        <w:rPr>
+          <w:rFonts w:ascii="Times New Roman" w:hAnsi="Times New Roman" w:cs="Times New Roman"/>
+          <w:sz w:val="24"/>
+          <w:szCs w:val="24"/>
+          <w:lang w:val="it-IT"/>
+        </w:rPr>
+      </w:pPr>
+      <w:r>
+        <w:rPr>
+          <w:rFonts w:ascii="Times New Roman" w:hAnsi="Times New Roman" w:cs="Times New Roman"/>
+          <w:sz w:val="24"/>
+          <w:szCs w:val="24"/>
+          <w:lang w:val="it-IT"/>
+        </w:rPr>
+        <w:t xml:space="preserve">L'obiettivo primario di questa organizzazione in pacchetti (package) è il perseguimento di un elevato </w:t>
       </w:r>
       <w:r>
         <w:rPr>
@@ -4681,7 +5854,7 @@
           <w:szCs w:val="24"/>
           <w:lang w:val="it-IT"/>
         </w:rPr>
-        <w:t>Principio di Singola Responsabilità (Single Responsibility Principle)</w:t>
+        <w:t xml:space="preserve">disaccoppiamento </w:t>
       </w:r>
       <w:r>
         <w:rPr>
@@ -4690,7 +5863,95 @@
           <w:szCs w:val="24"/>
           <w:lang w:val="it-IT"/>
         </w:rPr>
-        <w:t>. Ciascun pacchetto isola una specifica funzionalità del ciclo di vita del dato, rendendo l'applicazione scalabile, manutenibile e facilmente sottoponibile a test unitari.</w:t>
+        <w:t xml:space="preserve">tra le componenti e il rispetto del </w:t>
+      </w:r>
+      <w:r>
+        <w:rPr>
+          <w:rFonts w:ascii="Times New Roman" w:hAnsi="Times New Roman" w:cs="Times New Roman"/>
+          <w:b/>
+          <w:bCs/>
+          <w:sz w:val="24"/>
+          <w:szCs w:val="24"/>
+          <w:lang w:val="it-IT"/>
+        </w:rPr>
+        <w:t xml:space="preserve">Principio di Singola Responsabilità (Single </w:t>
+      </w:r>
+      <w:proofErr w:type="spellStart"/>
+      <w:r>
+        <w:rPr>
+          <w:rFonts w:ascii="Times New Roman" w:hAnsi="Times New Roman" w:cs="Times New Roman"/>
+          <w:b/>
+          <w:bCs/>
+          <w:sz w:val="24"/>
+          <w:szCs w:val="24"/>
+          <w:lang w:val="it-IT"/>
+        </w:rPr>
+        <w:t>Responsibility</w:t>
+      </w:r>
+      <w:proofErr w:type="spellEnd"/>
+      <w:r>
+        <w:rPr>
+          <w:rFonts w:ascii="Times New Roman" w:hAnsi="Times New Roman" w:cs="Times New Roman"/>
+          <w:b/>
+          <w:bCs/>
+          <w:sz w:val="24"/>
+          <w:szCs w:val="24"/>
+          <w:lang w:val="it-IT"/>
+        </w:rPr>
+        <w:t xml:space="preserve"> </w:t>
+      </w:r>
+      <w:proofErr w:type="spellStart"/>
+      <w:r>
+        <w:rPr>
+          <w:rFonts w:ascii="Times New Roman" w:hAnsi="Times New Roman" w:cs="Times New Roman"/>
+          <w:b/>
+          <w:bCs/>
+          <w:sz w:val="24"/>
+          <w:szCs w:val="24"/>
+          <w:lang w:val="it-IT"/>
+        </w:rPr>
+        <w:t>Principle</w:t>
+      </w:r>
+      <w:proofErr w:type="spellEnd"/>
+      <w:r>
+        <w:rPr>
+          <w:rFonts w:ascii="Times New Roman" w:hAnsi="Times New Roman" w:cs="Times New Roman"/>
+          <w:b/>
+          <w:bCs/>
+          <w:sz w:val="24"/>
+          <w:szCs w:val="24"/>
+          <w:lang w:val="it-IT"/>
+        </w:rPr>
+        <w:t>)</w:t>
+      </w:r>
+      <w:r>
+        <w:rPr>
+          <w:rFonts w:ascii="Times New Roman" w:hAnsi="Times New Roman" w:cs="Times New Roman"/>
+          <w:sz w:val="24"/>
+          <w:szCs w:val="24"/>
+          <w:lang w:val="it-IT"/>
+        </w:rPr>
+        <w:t xml:space="preserve">. Ciascun pacchetto isola una specifica funzionalità del ciclo di vita del dato, rendendo l'applicazione scalabile, </w:t>
+      </w:r>
+      <w:proofErr w:type="spellStart"/>
+      <w:r>
+        <w:rPr>
+          <w:rFonts w:ascii="Times New Roman" w:hAnsi="Times New Roman" w:cs="Times New Roman"/>
+          <w:sz w:val="24"/>
+          <w:szCs w:val="24"/>
+          <w:lang w:val="it-IT"/>
+        </w:rPr>
+        <w:t>manutenibile</w:t>
+      </w:r>
+      <w:proofErr w:type="spellEnd"/>
+      <w:r>
+        <w:rPr>
+          <w:rFonts w:ascii="Times New Roman" w:hAnsi="Times New Roman" w:cs="Times New Roman"/>
+          <w:sz w:val="24"/>
+          <w:szCs w:val="24"/>
+          <w:lang w:val="it-IT"/>
+        </w:rPr>
+        <w:t xml:space="preserve"> e facilmente sottoponibile a test unitari.</w:t>
       </w:r>
     </w:p>
     <w:p>
@@ -4776,27 +6037,9 @@
           <w:szCs w:val="24"/>
           <w:lang w:val="it-IT"/>
         </w:rPr>
-        <w:t>Package entita (Modello del Dominio e Persistenza)</w:t>
-      </w:r>
-    </w:p>
-    <w:p>
-      <w:pPr>
-        <w:rPr>
-          <w:rFonts w:ascii="Times New Roman" w:hAnsi="Times New Roman" w:cs="Times New Roman"/>
-          <w:sz w:val="24"/>
-          <w:szCs w:val="24"/>
-          <w:lang w:val="it-IT"/>
-        </w:rPr>
-      </w:pPr>
-      <w:r>
-        <w:rPr>
-          <w:rFonts w:ascii="Times New Roman" w:hAnsi="Times New Roman" w:cs="Times New Roman"/>
-          <w:sz w:val="24"/>
-          <w:szCs w:val="24"/>
-          <w:lang w:val="it-IT"/>
-        </w:rPr>
-        <w:t xml:space="preserve">Il pacchetto entita costituisce il cuore informativo del sistema. Contiene le classi Java (come Prodotto, Acquisto, Relativo e ProssimoRaccolto) che mappano direttamente le tabelle del database relazionale attraverso lo standard </w:t>
-      </w:r>
+        <w:t xml:space="preserve">Package </w:t>
+      </w:r>
+      <w:proofErr w:type="spellStart"/>
       <w:r>
         <w:rPr>
           <w:rFonts w:ascii="Times New Roman" w:hAnsi="Times New Roman" w:cs="Times New Roman"/>
@@ -4806,85 +6049,79 @@
           <w:szCs w:val="24"/>
           <w:lang w:val="it-IT"/>
         </w:rPr>
-        <w:t>JPA (Java Persistence API)</w:t>
-      </w:r>
-      <w:r>
-        <w:rPr>
-          <w:rFonts w:ascii="Times New Roman" w:hAnsi="Times New Roman" w:cs="Times New Roman"/>
-          <w:sz w:val="24"/>
-          <w:szCs w:val="24"/>
-          <w:lang w:val="it-IT"/>
-        </w:rPr>
-        <w:t xml:space="preserve"> e Hibernate.</w:t>
-      </w:r>
-    </w:p>
-    <w:p>
-      <w:pPr>
-        <w:rPr>
-          <w:rFonts w:ascii="Times New Roman" w:hAnsi="Times New Roman" w:cs="Times New Roman"/>
-          <w:sz w:val="24"/>
-          <w:szCs w:val="24"/>
-          <w:lang w:val="it-IT"/>
-        </w:rPr>
-      </w:pPr>
-      <w:r>
-        <w:rPr>
-          <w:rFonts w:ascii="Times New Roman" w:hAnsi="Times New Roman" w:cs="Times New Roman"/>
-          <w:sz w:val="24"/>
-          <w:szCs w:val="24"/>
-          <w:lang w:val="it-IT"/>
-        </w:rPr>
-        <w:t>Defini</w:t>
-      </w:r>
-      <w:r>
-        <w:rPr>
-          <w:rFonts w:ascii="Times New Roman" w:hAnsi="Times New Roman" w:cs="Times New Roman"/>
-          <w:sz w:val="24"/>
-          <w:szCs w:val="24"/>
-          <w:lang w:val="it-IT"/>
-        </w:rPr>
-        <w:t>sce</w:t>
-      </w:r>
-      <w:r>
-        <w:rPr>
-          <w:rFonts w:ascii="Times New Roman" w:hAnsi="Times New Roman" w:cs="Times New Roman"/>
-          <w:sz w:val="24"/>
-          <w:szCs w:val="24"/>
-          <w:lang w:val="it-IT"/>
-        </w:rPr>
-        <w:t xml:space="preserve"> la struttura dei dati permanenti del sistema.</w:t>
-      </w:r>
-    </w:p>
-    <w:p>
-      <w:pPr>
-        <w:rPr>
-          <w:rFonts w:ascii="Times New Roman" w:hAnsi="Times New Roman" w:cs="Times New Roman"/>
-          <w:sz w:val="24"/>
-          <w:szCs w:val="24"/>
-          <w:lang w:val="it-IT"/>
-        </w:rPr>
-      </w:pPr>
-      <w:r>
-        <w:rPr>
-          <w:rFonts w:ascii="Times New Roman" w:hAnsi="Times New Roman" w:cs="Times New Roman"/>
-          <w:sz w:val="24"/>
-          <w:szCs w:val="24"/>
-          <w:lang w:val="it-IT"/>
-        </w:rPr>
-        <w:t>Le classi sono decorate con annotazioni dichiarative (@Entity, @Table, @Id, @Column) e gestiscono i vincoli di integrità referenziale tramite relazioni @ManyToOne e @OneToMany. Questo strato non contiene logica algoritmica, ma si limita alla rappresentazione dello stato del dominio tramite costruttori e metodi di accesso (Getter/Setter).</w:t>
-      </w:r>
-    </w:p>
-    <w:p>
-      <w:pPr>
+        <w:t>entita</w:t>
+      </w:r>
+      <w:proofErr w:type="spellEnd"/>
+      <w:r>
         <w:rPr>
           <w:rFonts w:ascii="Times New Roman" w:hAnsi="Times New Roman" w:cs="Times New Roman"/>
           <w:b/>
           <w:bCs/>
           <w:sz w:val="24"/>
           <w:szCs w:val="24"/>
-          <w:lang w:val="en-US"/>
-        </w:rPr>
-      </w:pPr>
+          <w:lang w:val="it-IT"/>
+        </w:rPr>
+        <w:t xml:space="preserve"> (Modello del Dominio e Persistenza)</w:t>
+      </w:r>
+    </w:p>
+    <w:p>
+      <w:pPr>
+        <w:rPr>
+          <w:rFonts w:ascii="Times New Roman" w:hAnsi="Times New Roman" w:cs="Times New Roman"/>
+          <w:sz w:val="24"/>
+          <w:szCs w:val="24"/>
+          <w:lang w:val="it-IT"/>
+        </w:rPr>
+      </w:pPr>
+      <w:r>
+        <w:rPr>
+          <w:rFonts w:ascii="Times New Roman" w:hAnsi="Times New Roman" w:cs="Times New Roman"/>
+          <w:sz w:val="24"/>
+          <w:szCs w:val="24"/>
+          <w:lang w:val="it-IT"/>
+        </w:rPr>
+        <w:t xml:space="preserve">Il pacchetto </w:t>
+      </w:r>
+      <w:proofErr w:type="spellStart"/>
+      <w:r>
+        <w:rPr>
+          <w:rFonts w:ascii="Times New Roman" w:hAnsi="Times New Roman" w:cs="Times New Roman"/>
+          <w:sz w:val="24"/>
+          <w:szCs w:val="24"/>
+          <w:lang w:val="it-IT"/>
+        </w:rPr>
+        <w:t>entita</w:t>
+      </w:r>
+      <w:proofErr w:type="spellEnd"/>
+      <w:r>
+        <w:rPr>
+          <w:rFonts w:ascii="Times New Roman" w:hAnsi="Times New Roman" w:cs="Times New Roman"/>
+          <w:sz w:val="24"/>
+          <w:szCs w:val="24"/>
+          <w:lang w:val="it-IT"/>
+        </w:rPr>
+        <w:t xml:space="preserve"> costituisce il cuore informativo del sistema. Contiene le classi Java (come Prodotto, Acquisto, Relativo e </w:t>
+      </w:r>
+      <w:proofErr w:type="spellStart"/>
+      <w:r>
+        <w:rPr>
+          <w:rFonts w:ascii="Times New Roman" w:hAnsi="Times New Roman" w:cs="Times New Roman"/>
+          <w:sz w:val="24"/>
+          <w:szCs w:val="24"/>
+          <w:lang w:val="it-IT"/>
+        </w:rPr>
+        <w:t>ProssimoRaccolto</w:t>
+      </w:r>
+      <w:proofErr w:type="spellEnd"/>
+      <w:r>
+        <w:rPr>
+          <w:rFonts w:ascii="Times New Roman" w:hAnsi="Times New Roman" w:cs="Times New Roman"/>
+          <w:sz w:val="24"/>
+          <w:szCs w:val="24"/>
+          <w:lang w:val="it-IT"/>
+        </w:rPr>
+        <w:t xml:space="preserve">) che mappano direttamente le tabelle del database relazionale attraverso lo standard </w:t>
+      </w:r>
       <w:r>
         <w:rPr>
           <w:rFonts w:ascii="Times New Roman" w:hAnsi="Times New Roman" w:cs="Times New Roman"/>
@@ -4892,93 +6129,11 @@
           <w:bCs/>
           <w:sz w:val="24"/>
           <w:szCs w:val="24"/>
-          <w:lang w:val="en-US"/>
-        </w:rPr>
-        <w:t>Package repository (Data Access Layer)</w:t>
-      </w:r>
-    </w:p>
-    <w:p>
-      <w:pPr>
-        <w:rPr>
-          <w:rFonts w:ascii="Times New Roman" w:hAnsi="Times New Roman" w:cs="Times New Roman"/>
-          <w:sz w:val="24"/>
-          <w:szCs w:val="24"/>
           <w:lang w:val="it-IT"/>
         </w:rPr>
-      </w:pPr>
-      <w:r>
-        <w:rPr>
-          <w:rFonts w:ascii="Times New Roman" w:hAnsi="Times New Roman" w:cs="Times New Roman"/>
-          <w:sz w:val="24"/>
-          <w:szCs w:val="24"/>
-          <w:lang w:val="it-IT"/>
-        </w:rPr>
-        <w:t>Questo strato funge da mediatore tra il modello a oggetti in Java e il database relazionale sottostante. Contiene interfacce dedicate all'esecuzione delle operazioni di persistenza.</w:t>
-      </w:r>
-    </w:p>
-    <w:p>
-      <w:pPr>
-        <w:rPr>
-          <w:rFonts w:ascii="Times New Roman" w:hAnsi="Times New Roman" w:cs="Times New Roman"/>
-          <w:sz w:val="24"/>
-          <w:szCs w:val="24"/>
-          <w:lang w:val="it-IT"/>
-        </w:rPr>
-      </w:pPr>
-      <w:r>
-        <w:rPr>
-          <w:rFonts w:ascii="Times New Roman" w:hAnsi="Times New Roman" w:cs="Times New Roman"/>
-          <w:sz w:val="24"/>
-          <w:szCs w:val="24"/>
-          <w:lang w:val="it-IT"/>
-        </w:rPr>
-        <w:t>La sua funzione è quella di isolare i livelli superiori dalle specificità del database e dai dettagli implementativi del linguaggio SQL.</w:t>
-      </w:r>
-      <w:r>
-        <w:rPr>
-          <w:rFonts w:ascii="Times New Roman" w:eastAsia="Times New Roman" w:hAnsi="Times New Roman" w:cs="Times New Roman"/>
-          <w:noProof/>
-          <w:sz w:val="24"/>
-          <w:szCs w:val="24"/>
-        </w:rPr>
-        <w:t xml:space="preserve"> </w:t>
-      </w:r>
-    </w:p>
-    <w:p>
-      <w:pPr>
-        <w:rPr>
-          <w:rFonts w:ascii="Times New Roman" w:hAnsi="Times New Roman" w:cs="Times New Roman"/>
-          <w:sz w:val="24"/>
-          <w:szCs w:val="24"/>
-          <w:lang w:val="it-IT"/>
-        </w:rPr>
-      </w:pPr>
-      <w:r>
-        <w:rPr>
-          <w:rFonts w:ascii="Times New Roman" w:hAnsi="Times New Roman" w:cs="Times New Roman"/>
-          <w:sz w:val="24"/>
-          <w:szCs w:val="24"/>
-          <w:lang w:val="it-IT"/>
-        </w:rPr>
-        <w:t>Sfruttando le potenzialità di Spring Data JPA, questo livello consente di effettuare query e mutazioni sul database in modo astratto, garantendo che un eventuale cambio di DBMS (Database Management System) non impatti la logica di business dell'applicazione.</w:t>
-      </w:r>
-    </w:p>
-    <w:p>
-      <w:pPr>
-        <w:rPr>
-          <w:rFonts w:ascii="Times New Roman" w:hAnsi="Times New Roman" w:cs="Times New Roman"/>
-          <w:sz w:val="24"/>
-          <w:szCs w:val="24"/>
-        </w:rPr>
-      </w:pPr>
-      <w:r>
-        <w:rPr>
-          <w:rFonts w:ascii="Times New Roman" w:hAnsi="Times New Roman" w:cs="Times New Roman"/>
-          <w:sz w:val="24"/>
-          <w:szCs w:val="24"/>
-        </w:rPr>
-        <w:t xml:space="preserve">L'estensione di JpaRepository consente all'interfaccia di ereditare immediatamente una suite completa di operazioni </w:t>
-      </w:r>
+        <w:t xml:space="preserve">JPA (Java </w:t>
+      </w:r>
+      <w:proofErr w:type="spellStart"/>
       <w:r>
         <w:rPr>
           <w:rFonts w:ascii="Times New Roman" w:hAnsi="Times New Roman" w:cs="Times New Roman"/>
@@ -4986,87 +6141,110 @@
           <w:bCs/>
           <w:sz w:val="24"/>
           <w:szCs w:val="24"/>
-        </w:rPr>
-        <w:t>CRUD</w:t>
-      </w:r>
-      <w:r>
-        <w:rPr>
-          <w:rFonts w:ascii="Times New Roman" w:hAnsi="Times New Roman" w:cs="Times New Roman"/>
-          <w:sz w:val="24"/>
-          <w:szCs w:val="24"/>
-        </w:rPr>
-        <w:t xml:space="preserve"> standard </w:t>
-      </w:r>
-      <w:r>
-        <w:rPr>
-          <w:rFonts w:ascii="Times New Roman" w:hAnsi="Times New Roman" w:cs="Times New Roman"/>
-          <w:sz w:val="24"/>
-          <w:szCs w:val="24"/>
-        </w:rPr>
-        <w:t>(</w:t>
-      </w:r>
-      <w:r>
-        <w:rPr>
-          <w:rFonts w:ascii="Times New Roman" w:hAnsi="Times New Roman" w:cs="Times New Roman"/>
-          <w:sz w:val="24"/>
-          <w:szCs w:val="24"/>
-        </w:rPr>
-        <w:t>save(),.findById(), findAll(), deleteById()).</w:t>
-      </w:r>
-    </w:p>
-    <w:p>
-      <w:pPr>
-        <w:rPr>
-          <w:rFonts w:ascii="Times New Roman" w:hAnsi="Times New Roman" w:cs="Times New Roman"/>
-          <w:sz w:val="24"/>
-          <w:szCs w:val="24"/>
-        </w:rPr>
-      </w:pPr>
-      <w:r>
-        <w:rPr>
-          <w:rFonts w:ascii="Times New Roman" w:hAnsi="Times New Roman" w:cs="Times New Roman"/>
-          <w:sz w:val="24"/>
-          <w:szCs w:val="24"/>
-        </w:rPr>
-        <w:t>Il framework analizza la firma e la nomenclatura dei metodi dichiarati nell'interfaccia derivata</w:t>
-      </w:r>
-      <w:r>
-        <w:rPr>
-          <w:rFonts w:ascii="Times New Roman" w:hAnsi="Times New Roman" w:cs="Times New Roman"/>
-          <w:sz w:val="24"/>
-          <w:szCs w:val="24"/>
-        </w:rPr>
-        <w:t xml:space="preserve">, </w:t>
-      </w:r>
-      <w:r>
-        <w:rPr>
-          <w:rFonts w:ascii="Times New Roman" w:hAnsi="Times New Roman" w:cs="Times New Roman"/>
-          <w:sz w:val="24"/>
-          <w:szCs w:val="24"/>
-        </w:rPr>
-        <w:t xml:space="preserve">traducendoli autonomamente in query SQL </w:t>
-      </w:r>
-      <w:r>
-        <w:rPr>
-          <w:rFonts w:ascii="Times New Roman" w:hAnsi="Times New Roman" w:cs="Times New Roman"/>
-          <w:sz w:val="24"/>
-          <w:szCs w:val="24"/>
-        </w:rPr>
-        <w:t>a runtime.</w:t>
-      </w:r>
-    </w:p>
-    <w:p>
-      <w:pPr>
+          <w:lang w:val="it-IT"/>
+        </w:rPr>
+        <w:t>Persistence</w:t>
+      </w:r>
+      <w:proofErr w:type="spellEnd"/>
+      <w:r>
         <w:rPr>
           <w:rFonts w:ascii="Times New Roman" w:hAnsi="Times New Roman" w:cs="Times New Roman"/>
           <w:b/>
           <w:bCs/>
           <w:sz w:val="24"/>
           <w:szCs w:val="24"/>
-          <w:lang w:val="en-US"/>
-        </w:rPr>
-      </w:pPr>
-      <w:r>
+          <w:lang w:val="it-IT"/>
+        </w:rPr>
+        <w:t xml:space="preserve"> API)</w:t>
+      </w:r>
+      <w:r>
+        <w:rPr>
+          <w:rFonts w:ascii="Times New Roman" w:hAnsi="Times New Roman" w:cs="Times New Roman"/>
+          <w:sz w:val="24"/>
+          <w:szCs w:val="24"/>
+          <w:lang w:val="it-IT"/>
+        </w:rPr>
+        <w:t xml:space="preserve"> e </w:t>
+      </w:r>
+      <w:proofErr w:type="spellStart"/>
+      <w:r>
+        <w:rPr>
+          <w:rFonts w:ascii="Times New Roman" w:hAnsi="Times New Roman" w:cs="Times New Roman"/>
+          <w:sz w:val="24"/>
+          <w:szCs w:val="24"/>
+          <w:lang w:val="it-IT"/>
+        </w:rPr>
+        <w:t>Hibernate</w:t>
+      </w:r>
+      <w:proofErr w:type="spellEnd"/>
+      <w:r>
+        <w:rPr>
+          <w:rFonts w:ascii="Times New Roman" w:hAnsi="Times New Roman" w:cs="Times New Roman"/>
+          <w:sz w:val="24"/>
+          <w:szCs w:val="24"/>
+          <w:lang w:val="it-IT"/>
+        </w:rPr>
+        <w:t>.</w:t>
+      </w:r>
+    </w:p>
+    <w:p>
+      <w:pPr>
+        <w:rPr>
+          <w:rFonts w:ascii="Times New Roman" w:hAnsi="Times New Roman" w:cs="Times New Roman"/>
+          <w:sz w:val="24"/>
+          <w:szCs w:val="24"/>
+          <w:lang w:val="it-IT"/>
+        </w:rPr>
+      </w:pPr>
+      <w:r>
+        <w:rPr>
+          <w:rFonts w:ascii="Times New Roman" w:hAnsi="Times New Roman" w:cs="Times New Roman"/>
+          <w:sz w:val="24"/>
+          <w:szCs w:val="24"/>
+          <w:lang w:val="it-IT"/>
+        </w:rPr>
+        <w:t>Defini</w:t>
+      </w:r>
+      <w:r>
+        <w:rPr>
+          <w:rFonts w:ascii="Times New Roman" w:hAnsi="Times New Roman" w:cs="Times New Roman"/>
+          <w:sz w:val="24"/>
+          <w:szCs w:val="24"/>
+          <w:lang w:val="it-IT"/>
+        </w:rPr>
+        <w:t>sce</w:t>
+      </w:r>
+      <w:r>
+        <w:rPr>
+          <w:rFonts w:ascii="Times New Roman" w:hAnsi="Times New Roman" w:cs="Times New Roman"/>
+          <w:sz w:val="24"/>
+          <w:szCs w:val="24"/>
+          <w:lang w:val="it-IT"/>
+        </w:rPr>
+        <w:t xml:space="preserve"> la struttura dei dati permanenti del sistema.</w:t>
+      </w:r>
+    </w:p>
+    <w:p>
+      <w:pPr>
+        <w:rPr>
+          <w:rFonts w:ascii="Times New Roman" w:hAnsi="Times New Roman" w:cs="Times New Roman"/>
+          <w:sz w:val="24"/>
+          <w:szCs w:val="24"/>
+          <w:lang w:val="it-IT"/>
+        </w:rPr>
+      </w:pPr>
+      <w:r>
+        <w:rPr>
+          <w:rFonts w:ascii="Times New Roman" w:hAnsi="Times New Roman" w:cs="Times New Roman"/>
+          <w:sz w:val="24"/>
+          <w:szCs w:val="24"/>
+          <w:lang w:val="it-IT"/>
+        </w:rPr>
+        <w:t>Le classi sono decorate con annotazioni dichiarative (@Entity, @Table, @Id, @Column) e gestiscono i vincoli di integrità referenziale tramite relazioni @ManyToOne e @OneToMany. Questo strato non contiene logica algoritmica, ma si limita alla rappresentazione dello stato del dominio tramite costruttori e metodi di accesso (Getter/Setter).</w:t>
+      </w:r>
+    </w:p>
+    <w:p>
+      <w:pPr>
         <w:rPr>
           <w:rFonts w:ascii="Times New Roman" w:hAnsi="Times New Roman" w:cs="Times New Roman"/>
           <w:b/>
@@ -5075,78 +6253,8 @@
           <w:szCs w:val="24"/>
           <w:lang w:val="en-US"/>
         </w:rPr>
-        <w:t>Package service (Business Logic Layer)</w:t>
-      </w:r>
-    </w:p>
-    <w:p>
-      <w:pPr>
-        <w:rPr>
-          <w:rFonts w:ascii="Times New Roman" w:hAnsi="Times New Roman" w:cs="Times New Roman"/>
-          <w:sz w:val="24"/>
-          <w:szCs w:val="24"/>
-          <w:lang w:val="it-IT"/>
-        </w:rPr>
-      </w:pPr>
-      <w:r>
-        <w:rPr>
-          <w:rFonts w:ascii="Times New Roman" w:hAnsi="Times New Roman" w:cs="Times New Roman"/>
-          <w:sz w:val="24"/>
-          <w:szCs w:val="24"/>
-          <w:lang w:val="it-IT"/>
-        </w:rPr>
-        <w:lastRenderedPageBreak/>
-        <w:t>Il pacchetto service rappresenta il motore computazionale dell'applicazione, all'interno del quale risiedono le regole di business e gli algoritmi di controllo dell'azienda agricola.</w:t>
-      </w:r>
-    </w:p>
-    <w:p>
-      <w:pPr>
-        <w:rPr>
-          <w:rFonts w:ascii="Times New Roman" w:hAnsi="Times New Roman" w:cs="Times New Roman"/>
-          <w:sz w:val="24"/>
-          <w:szCs w:val="24"/>
-          <w:lang w:val="it-IT"/>
-        </w:rPr>
-      </w:pPr>
-      <w:r>
-        <w:rPr>
-          <w:rFonts w:ascii="Times New Roman" w:hAnsi="Times New Roman" w:cs="Times New Roman"/>
-          <w:sz w:val="24"/>
-          <w:szCs w:val="24"/>
-          <w:lang w:val="it-IT"/>
-        </w:rPr>
-        <w:t xml:space="preserve">La sua funzione è quella di elaborare </w:t>
-      </w:r>
-      <w:r>
-        <w:rPr>
-          <w:rFonts w:ascii="Times New Roman" w:hAnsi="Times New Roman" w:cs="Times New Roman"/>
-          <w:sz w:val="24"/>
-          <w:szCs w:val="24"/>
-          <w:lang w:val="it-IT"/>
-        </w:rPr>
-        <w:t>i dati, coordinare i flussi di lavoro ed eseguire calcoli complessi.</w:t>
-      </w:r>
-    </w:p>
-    <w:p>
-      <w:pPr>
-        <w:rPr>
-          <w:rFonts w:ascii="Times New Roman" w:hAnsi="Times New Roman" w:cs="Times New Roman"/>
-          <w:sz w:val="24"/>
-          <w:szCs w:val="24"/>
-          <w:lang w:val="it-IT"/>
-        </w:rPr>
-      </w:pPr>
-      <w:r>
-        <w:rPr>
-          <w:rFonts w:ascii="Times New Roman" w:hAnsi="Times New Roman" w:cs="Times New Roman"/>
-          <w:sz w:val="24"/>
-          <w:szCs w:val="24"/>
-          <w:lang w:val="it-IT"/>
-        </w:rPr>
-        <w:t>In questo strato sono implementate le funzioni critiche di allineamento delle scorte, come i processi di incremento e decremento delle giacenze di magazzino in base ai raccolti o agli acquisti evasi. I componenti di questo livello (es. AcquistoService) integrano logiche di validazione preventiva e gestiscono l'atomicità delle operazioni mediante la gestione delle transazioni (@Transactional).</w:t>
-      </w:r>
-    </w:p>
-    <w:p>
-      <w:pPr>
+      </w:pPr>
+      <w:r>
         <w:rPr>
           <w:rFonts w:ascii="Times New Roman" w:hAnsi="Times New Roman" w:cs="Times New Roman"/>
           <w:b/>
@@ -5155,7 +6263,109 @@
           <w:szCs w:val="24"/>
           <w:lang w:val="en-US"/>
         </w:rPr>
-      </w:pPr>
+        <w:t>Package repository (Data Access Layer)</w:t>
+      </w:r>
+    </w:p>
+    <w:p>
+      <w:pPr>
+        <w:rPr>
+          <w:rFonts w:ascii="Times New Roman" w:hAnsi="Times New Roman" w:cs="Times New Roman"/>
+          <w:sz w:val="24"/>
+          <w:szCs w:val="24"/>
+          <w:lang w:val="it-IT"/>
+        </w:rPr>
+      </w:pPr>
+      <w:r>
+        <w:rPr>
+          <w:rFonts w:ascii="Times New Roman" w:hAnsi="Times New Roman" w:cs="Times New Roman"/>
+          <w:sz w:val="24"/>
+          <w:szCs w:val="24"/>
+          <w:lang w:val="it-IT"/>
+        </w:rPr>
+        <w:t>Questo strato funge da mediatore tra il modello a oggetti in Java e il database relazionale sottostante. Contiene interfacce dedicate all'esecuzione delle operazioni di persistenza.</w:t>
+      </w:r>
+    </w:p>
+    <w:p>
+      <w:pPr>
+        <w:rPr>
+          <w:rFonts w:ascii="Times New Roman" w:hAnsi="Times New Roman" w:cs="Times New Roman"/>
+          <w:sz w:val="24"/>
+          <w:szCs w:val="24"/>
+          <w:lang w:val="it-IT"/>
+        </w:rPr>
+      </w:pPr>
+      <w:r>
+        <w:rPr>
+          <w:rFonts w:ascii="Times New Roman" w:hAnsi="Times New Roman" w:cs="Times New Roman"/>
+          <w:sz w:val="24"/>
+          <w:szCs w:val="24"/>
+          <w:lang w:val="it-IT"/>
+        </w:rPr>
+        <w:t>La sua funzione è quella di isolare i livelli superiori dalle specificità del database e dai dettagli implementativi del linguaggio SQL.</w:t>
+      </w:r>
+      <w:r>
+        <w:rPr>
+          <w:rFonts w:ascii="Times New Roman" w:eastAsia="Times New Roman" w:hAnsi="Times New Roman" w:cs="Times New Roman"/>
+          <w:noProof/>
+          <w:sz w:val="24"/>
+          <w:szCs w:val="24"/>
+        </w:rPr>
+        <w:t xml:space="preserve"> </w:t>
+      </w:r>
+    </w:p>
+    <w:p>
+      <w:pPr>
+        <w:rPr>
+          <w:rFonts w:ascii="Times New Roman" w:hAnsi="Times New Roman" w:cs="Times New Roman"/>
+          <w:sz w:val="24"/>
+          <w:szCs w:val="24"/>
+          <w:lang w:val="it-IT"/>
+        </w:rPr>
+      </w:pPr>
+      <w:r>
+        <w:rPr>
+          <w:rFonts w:ascii="Times New Roman" w:hAnsi="Times New Roman" w:cs="Times New Roman"/>
+          <w:sz w:val="24"/>
+          <w:szCs w:val="24"/>
+          <w:lang w:val="it-IT"/>
+        </w:rPr>
+        <w:t>Sfruttando le potenzialità di Spring Data JPA, questo livello consente di effettuare query e mutazioni sul database in modo astratto, garantendo che un eventuale cambio di DBMS (Database Management System) non impatti la logica di business dell'applicazione.</w:t>
+      </w:r>
+    </w:p>
+    <w:p>
+      <w:pPr>
+        <w:rPr>
+          <w:rFonts w:ascii="Times New Roman" w:hAnsi="Times New Roman" w:cs="Times New Roman"/>
+          <w:sz w:val="24"/>
+          <w:szCs w:val="24"/>
+        </w:rPr>
+      </w:pPr>
+      <w:r>
+        <w:rPr>
+          <w:rFonts w:ascii="Times New Roman" w:hAnsi="Times New Roman" w:cs="Times New Roman"/>
+          <w:sz w:val="24"/>
+          <w:szCs w:val="24"/>
+        </w:rPr>
+        <w:t xml:space="preserve">L'estensione di </w:t>
+      </w:r>
+      <w:proofErr w:type="spellStart"/>
+      <w:r>
+        <w:rPr>
+          <w:rFonts w:ascii="Times New Roman" w:hAnsi="Times New Roman" w:cs="Times New Roman"/>
+          <w:sz w:val="24"/>
+          <w:szCs w:val="24"/>
+        </w:rPr>
+        <w:t>JpaRepository</w:t>
+      </w:r>
+      <w:proofErr w:type="spellEnd"/>
+      <w:r>
+        <w:rPr>
+          <w:rFonts w:ascii="Times New Roman" w:hAnsi="Times New Roman" w:cs="Times New Roman"/>
+          <w:sz w:val="24"/>
+          <w:szCs w:val="24"/>
+        </w:rPr>
+        <w:t xml:space="preserve"> consente all'interfaccia di ereditare immediatamente una suite completa di operazioni </w:t>
+      </w:r>
       <w:r>
         <w:rPr>
           <w:rFonts w:ascii="Times New Roman" w:hAnsi="Times New Roman" w:cs="Times New Roman"/>
@@ -5163,81 +6373,199 @@
           <w:bCs/>
           <w:sz w:val="24"/>
           <w:szCs w:val="24"/>
-          <w:lang w:val="en-US"/>
-        </w:rPr>
-        <w:t>Package dto (Data Transfer Object)</w:t>
-      </w:r>
-    </w:p>
-    <w:p>
-      <w:pPr>
+        </w:rPr>
+        <w:t>CRUD</w:t>
+      </w:r>
+      <w:r>
         <w:rPr>
           <w:rFonts w:ascii="Times New Roman" w:hAnsi="Times New Roman" w:cs="Times New Roman"/>
           <w:sz w:val="24"/>
           <w:szCs w:val="24"/>
-          <w:lang w:val="it-IT"/>
-        </w:rPr>
-      </w:pPr>
+        </w:rPr>
+        <w:t xml:space="preserve"> standard </w:t>
+      </w:r>
       <w:r>
         <w:rPr>
           <w:rFonts w:ascii="Times New Roman" w:hAnsi="Times New Roman" w:cs="Times New Roman"/>
           <w:sz w:val="24"/>
           <w:szCs w:val="24"/>
-          <w:lang w:val="it-IT"/>
-        </w:rPr>
-        <w:t>Il pacchetto dto contiene oggetti di puro trasporto dati, strutturati per ottimizzare lo scambio di informazioni tra il client esterno (interfaccia utente) e il backend.</w:t>
-      </w:r>
-    </w:p>
-    <w:p>
-      <w:pPr>
+        </w:rPr>
+        <w:t>(</w:t>
+      </w:r>
+      <w:proofErr w:type="spellStart"/>
+      <w:proofErr w:type="gramStart"/>
+      <w:r>
         <w:rPr>
           <w:rFonts w:ascii="Times New Roman" w:hAnsi="Times New Roman" w:cs="Times New Roman"/>
           <w:sz w:val="24"/>
           <w:szCs w:val="24"/>
-          <w:lang w:val="it-IT"/>
-        </w:rPr>
-      </w:pPr>
-      <w:r>
+        </w:rPr>
+        <w:t>save</w:t>
+      </w:r>
+      <w:proofErr w:type="spellEnd"/>
+      <w:r>
+        <w:rPr>
+          <w:rFonts w:ascii="Times New Roman" w:hAnsi="Times New Roman" w:cs="Times New Roman"/>
+          <w:sz w:val="24"/>
+          <w:szCs w:val="24"/>
+        </w:rPr>
+        <w:t>(),.</w:t>
+      </w:r>
+      <w:proofErr w:type="spellStart"/>
+      <w:r>
+        <w:rPr>
+          <w:rFonts w:ascii="Times New Roman" w:hAnsi="Times New Roman" w:cs="Times New Roman"/>
+          <w:sz w:val="24"/>
+          <w:szCs w:val="24"/>
+        </w:rPr>
+        <w:t>findById</w:t>
+      </w:r>
+      <w:proofErr w:type="spellEnd"/>
+      <w:r>
+        <w:rPr>
+          <w:rFonts w:ascii="Times New Roman" w:hAnsi="Times New Roman" w:cs="Times New Roman"/>
+          <w:sz w:val="24"/>
+          <w:szCs w:val="24"/>
+        </w:rPr>
+        <w:t>(</w:t>
+      </w:r>
+      <w:proofErr w:type="gramEnd"/>
+      <w:r>
+        <w:rPr>
+          <w:rFonts w:ascii="Times New Roman" w:hAnsi="Times New Roman" w:cs="Times New Roman"/>
+          <w:sz w:val="24"/>
+          <w:szCs w:val="24"/>
+        </w:rPr>
+        <w:t xml:space="preserve">), </w:t>
+      </w:r>
+      <w:proofErr w:type="spellStart"/>
+      <w:proofErr w:type="gramStart"/>
+      <w:r>
+        <w:rPr>
+          <w:rFonts w:ascii="Times New Roman" w:hAnsi="Times New Roman" w:cs="Times New Roman"/>
+          <w:sz w:val="24"/>
+          <w:szCs w:val="24"/>
+        </w:rPr>
+        <w:t>findAll</w:t>
+      </w:r>
+      <w:proofErr w:type="spellEnd"/>
+      <w:r>
+        <w:rPr>
+          <w:rFonts w:ascii="Times New Roman" w:hAnsi="Times New Roman" w:cs="Times New Roman"/>
+          <w:sz w:val="24"/>
+          <w:szCs w:val="24"/>
+        </w:rPr>
+        <w:t>(</w:t>
+      </w:r>
+      <w:proofErr w:type="gramEnd"/>
+      <w:r>
+        <w:rPr>
+          <w:rFonts w:ascii="Times New Roman" w:hAnsi="Times New Roman" w:cs="Times New Roman"/>
+          <w:sz w:val="24"/>
+          <w:szCs w:val="24"/>
+        </w:rPr>
+        <w:t xml:space="preserve">), </w:t>
+      </w:r>
+      <w:proofErr w:type="spellStart"/>
+      <w:proofErr w:type="gramStart"/>
+      <w:r>
+        <w:rPr>
+          <w:rFonts w:ascii="Times New Roman" w:hAnsi="Times New Roman" w:cs="Times New Roman"/>
+          <w:sz w:val="24"/>
+          <w:szCs w:val="24"/>
+        </w:rPr>
+        <w:t>deleteById</w:t>
+      </w:r>
+      <w:proofErr w:type="spellEnd"/>
+      <w:r>
+        <w:rPr>
+          <w:rFonts w:ascii="Times New Roman" w:hAnsi="Times New Roman" w:cs="Times New Roman"/>
+          <w:sz w:val="24"/>
+          <w:szCs w:val="24"/>
+        </w:rPr>
+        <w:t>(</w:t>
+      </w:r>
+      <w:proofErr w:type="gramEnd"/>
+      <w:r>
+        <w:rPr>
+          <w:rFonts w:ascii="Times New Roman" w:hAnsi="Times New Roman" w:cs="Times New Roman"/>
+          <w:sz w:val="24"/>
+          <w:szCs w:val="24"/>
+        </w:rPr>
+        <w:t>)).</w:t>
+      </w:r>
+    </w:p>
+    <w:p>
+      <w:pPr>
+        <w:rPr>
+          <w:rFonts w:ascii="Times New Roman" w:hAnsi="Times New Roman" w:cs="Times New Roman"/>
+          <w:sz w:val="24"/>
+          <w:szCs w:val="24"/>
+        </w:rPr>
+      </w:pPr>
+      <w:r>
+        <w:rPr>
+          <w:rFonts w:ascii="Times New Roman" w:hAnsi="Times New Roman" w:cs="Times New Roman"/>
+          <w:sz w:val="24"/>
+          <w:szCs w:val="24"/>
+        </w:rPr>
+        <w:t>Il framework analizza la firma e la nomenclatura dei metodi dichiarati nell'interfaccia derivata</w:t>
+      </w:r>
+      <w:r>
+        <w:rPr>
+          <w:rFonts w:ascii="Times New Roman" w:hAnsi="Times New Roman" w:cs="Times New Roman"/>
+          <w:sz w:val="24"/>
+          <w:szCs w:val="24"/>
+        </w:rPr>
+        <w:t xml:space="preserve">, </w:t>
+      </w:r>
+      <w:r>
+        <w:rPr>
+          <w:rFonts w:ascii="Times New Roman" w:hAnsi="Times New Roman" w:cs="Times New Roman"/>
+          <w:sz w:val="24"/>
+          <w:szCs w:val="24"/>
+        </w:rPr>
+        <w:t xml:space="preserve">traducendoli autonomamente in query SQL </w:t>
+      </w:r>
+      <w:r>
+        <w:rPr>
+          <w:rFonts w:ascii="Times New Roman" w:hAnsi="Times New Roman" w:cs="Times New Roman"/>
+          <w:sz w:val="24"/>
+          <w:szCs w:val="24"/>
+        </w:rPr>
+        <w:t xml:space="preserve">a </w:t>
+      </w:r>
+      <w:proofErr w:type="spellStart"/>
+      <w:r>
+        <w:rPr>
+          <w:rFonts w:ascii="Times New Roman" w:hAnsi="Times New Roman" w:cs="Times New Roman"/>
+          <w:sz w:val="24"/>
+          <w:szCs w:val="24"/>
+        </w:rPr>
+        <w:t>runtime</w:t>
+      </w:r>
+      <w:proofErr w:type="spellEnd"/>
+      <w:r>
+        <w:rPr>
+          <w:rFonts w:ascii="Times New Roman" w:hAnsi="Times New Roman" w:cs="Times New Roman"/>
+          <w:sz w:val="24"/>
+          <w:szCs w:val="24"/>
+        </w:rPr>
+        <w:t>.</w:t>
+      </w:r>
+    </w:p>
+    <w:p>
+      <w:pPr>
         <w:rPr>
           <w:rFonts w:ascii="Times New Roman" w:hAnsi="Times New Roman" w:cs="Times New Roman"/>
           <w:b/>
           <w:bCs/>
           <w:sz w:val="24"/>
           <w:szCs w:val="24"/>
-          <w:lang w:val="it-IT"/>
-        </w:rPr>
-        <w:t xml:space="preserve">Sfoltisce </w:t>
-      </w:r>
-      <w:r>
-        <w:rPr>
-          <w:rFonts w:ascii="Times New Roman" w:hAnsi="Times New Roman" w:cs="Times New Roman"/>
-          <w:sz w:val="24"/>
-          <w:szCs w:val="24"/>
-          <w:lang w:val="it-IT"/>
-        </w:rPr>
-        <w:t>le entità da dati sovrabbondanti e implementa criteri di sicurezza informatica.</w:t>
-      </w:r>
-    </w:p>
-    <w:p>
-      <w:pPr>
-        <w:rPr>
-          <w:rFonts w:ascii="Times New Roman" w:hAnsi="Times New Roman" w:cs="Times New Roman"/>
-          <w:sz w:val="24"/>
-          <w:szCs w:val="24"/>
-          <w:lang w:val="it-IT"/>
-        </w:rPr>
-      </w:pPr>
-      <w:r>
-        <w:rPr>
-          <w:rFonts w:ascii="Times New Roman" w:hAnsi="Times New Roman" w:cs="Times New Roman"/>
-          <w:sz w:val="24"/>
-          <w:szCs w:val="24"/>
-          <w:lang w:val="it-IT"/>
-        </w:rPr>
-        <w:t>L'adozione dei DTO (es. AcquistoDTO) impedisce l'esposizione diretta delle entità del database verso l'esterno. Ciò scherma l'applicazione da vulnerabilità di sicurezza e consente l'applicazione di regole di validazione formale in input (es. @NotNull, @Min) prima che i dati raggiungano lo strato di business.</w:t>
-      </w:r>
-    </w:p>
-    <w:p>
-      <w:pPr>
+          <w:lang w:val="en-US"/>
+        </w:rPr>
+      </w:pPr>
+      <w:r>
         <w:rPr>
           <w:rFonts w:ascii="Times New Roman" w:hAnsi="Times New Roman" w:cs="Times New Roman"/>
           <w:b/>
@@ -5246,8 +6574,98 @@
           <w:szCs w:val="24"/>
           <w:lang w:val="en-US"/>
         </w:rPr>
-      </w:pPr>
-      <w:r>
+        <w:t>Package service (Business Logic Layer)</w:t>
+      </w:r>
+    </w:p>
+    <w:p>
+      <w:pPr>
+        <w:rPr>
+          <w:rFonts w:ascii="Times New Roman" w:hAnsi="Times New Roman" w:cs="Times New Roman"/>
+          <w:sz w:val="24"/>
+          <w:szCs w:val="24"/>
+          <w:lang w:val="it-IT"/>
+        </w:rPr>
+      </w:pPr>
+      <w:r>
+        <w:rPr>
+          <w:rFonts w:ascii="Times New Roman" w:hAnsi="Times New Roman" w:cs="Times New Roman"/>
+          <w:sz w:val="24"/>
+          <w:szCs w:val="24"/>
+          <w:lang w:val="it-IT"/>
+        </w:rPr>
+        <w:lastRenderedPageBreak/>
+        <w:t>Il pacchetto service rappresenta il motore computazionale dell'applicazione, all'interno del quale risiedono le regole di business e gli algoritmi di controllo dell'azienda agricola.</w:t>
+      </w:r>
+    </w:p>
+    <w:p>
+      <w:pPr>
+        <w:rPr>
+          <w:rFonts w:ascii="Times New Roman" w:hAnsi="Times New Roman" w:cs="Times New Roman"/>
+          <w:sz w:val="24"/>
+          <w:szCs w:val="24"/>
+          <w:lang w:val="it-IT"/>
+        </w:rPr>
+      </w:pPr>
+      <w:r>
+        <w:rPr>
+          <w:rFonts w:ascii="Times New Roman" w:hAnsi="Times New Roman" w:cs="Times New Roman"/>
+          <w:sz w:val="24"/>
+          <w:szCs w:val="24"/>
+          <w:lang w:val="it-IT"/>
+        </w:rPr>
+        <w:t xml:space="preserve">La sua funzione è quella di elaborare </w:t>
+      </w:r>
+      <w:r>
+        <w:rPr>
+          <w:rFonts w:ascii="Times New Roman" w:hAnsi="Times New Roman" w:cs="Times New Roman"/>
+          <w:sz w:val="24"/>
+          <w:szCs w:val="24"/>
+          <w:lang w:val="it-IT"/>
+        </w:rPr>
+        <w:t>i dati, coordinare i flussi di lavoro ed eseguire calcoli complessi.</w:t>
+      </w:r>
+    </w:p>
+    <w:p>
+      <w:pPr>
+        <w:rPr>
+          <w:rFonts w:ascii="Times New Roman" w:hAnsi="Times New Roman" w:cs="Times New Roman"/>
+          <w:sz w:val="24"/>
+          <w:szCs w:val="24"/>
+          <w:lang w:val="it-IT"/>
+        </w:rPr>
+      </w:pPr>
+      <w:r>
+        <w:rPr>
+          <w:rFonts w:ascii="Times New Roman" w:hAnsi="Times New Roman" w:cs="Times New Roman"/>
+          <w:sz w:val="24"/>
+          <w:szCs w:val="24"/>
+          <w:lang w:val="it-IT"/>
+        </w:rPr>
+        <w:t xml:space="preserve">In questo strato sono implementate le funzioni critiche di allineamento delle scorte, come i processi di incremento e decremento delle giacenze di magazzino in base ai raccolti o agli acquisti evasi. I componenti di questo livello (es. </w:t>
+      </w:r>
+      <w:proofErr w:type="spellStart"/>
+      <w:r>
+        <w:rPr>
+          <w:rFonts w:ascii="Times New Roman" w:hAnsi="Times New Roman" w:cs="Times New Roman"/>
+          <w:sz w:val="24"/>
+          <w:szCs w:val="24"/>
+          <w:lang w:val="it-IT"/>
+        </w:rPr>
+        <w:t>AcquistoService</w:t>
+      </w:r>
+      <w:proofErr w:type="spellEnd"/>
+      <w:r>
+        <w:rPr>
+          <w:rFonts w:ascii="Times New Roman" w:hAnsi="Times New Roman" w:cs="Times New Roman"/>
+          <w:sz w:val="24"/>
+          <w:szCs w:val="24"/>
+          <w:lang w:val="it-IT"/>
+        </w:rPr>
+        <w:t>) integrano logiche di validazione preventiva e gestiscono l'atomicità delle operazioni mediante la gestione delle transazioni (@Transactional).</w:t>
+      </w:r>
+    </w:p>
+    <w:p>
+      <w:pPr>
         <w:rPr>
           <w:rFonts w:ascii="Times New Roman" w:hAnsi="Times New Roman" w:cs="Times New Roman"/>
           <w:b/>
@@ -5256,95 +6674,20 @@
           <w:szCs w:val="24"/>
           <w:lang w:val="en-US"/>
         </w:rPr>
-        <w:t>Package controller (Web / REST API Layer)</w:t>
-      </w:r>
-    </w:p>
-    <w:p>
-      <w:pPr>
-        <w:rPr>
-          <w:rFonts w:ascii="Times New Roman" w:hAnsi="Times New Roman" w:cs="Times New Roman"/>
-          <w:sz w:val="24"/>
-          <w:szCs w:val="24"/>
-          <w:lang w:val="it-IT"/>
-        </w:rPr>
-      </w:pPr>
-      <w:r>
-        <w:rPr>
-          <w:rFonts w:ascii="Times New Roman" w:hAnsi="Times New Roman" w:cs="Times New Roman"/>
-          <w:sz w:val="24"/>
-          <w:szCs w:val="24"/>
-          <w:lang w:val="it-IT"/>
-        </w:rPr>
-        <w:t>Rappresenta l'interfaccia pubblica del backend, esponendo gli endpoint di comunicazione a cui i client si collegano tramite protocollo HTTP.</w:t>
-      </w:r>
-    </w:p>
-    <w:p>
-      <w:pPr>
-        <w:rPr>
-          <w:rFonts w:ascii="Times New Roman" w:hAnsi="Times New Roman" w:cs="Times New Roman"/>
-          <w:sz w:val="24"/>
-          <w:szCs w:val="24"/>
-          <w:lang w:val="it-IT"/>
-        </w:rPr>
-      </w:pPr>
-      <w:r>
-        <w:rPr>
-          <w:rFonts w:ascii="Times New Roman" w:hAnsi="Times New Roman" w:cs="Times New Roman"/>
-          <w:sz w:val="24"/>
-          <w:szCs w:val="24"/>
-          <w:lang w:val="it-IT"/>
-        </w:rPr>
-        <w:t xml:space="preserve">Riceve le richieste di rete, </w:t>
-      </w:r>
-      <w:r>
-        <w:rPr>
-          <w:rFonts w:ascii="Times New Roman" w:hAnsi="Times New Roman" w:cs="Times New Roman"/>
-          <w:sz w:val="24"/>
-          <w:szCs w:val="24"/>
-          <w:lang w:val="it-IT"/>
-        </w:rPr>
-        <w:t xml:space="preserve">le </w:t>
-      </w:r>
-      <w:r>
-        <w:rPr>
-          <w:rFonts w:ascii="Times New Roman" w:hAnsi="Times New Roman" w:cs="Times New Roman"/>
-          <w:sz w:val="24"/>
-          <w:szCs w:val="24"/>
-          <w:lang w:val="it-IT"/>
-        </w:rPr>
-        <w:t>indirizza allo strato logico e formatta le risposte.</w:t>
-      </w:r>
-    </w:p>
-    <w:p>
-      <w:pPr>
-        <w:rPr>
-          <w:rFonts w:ascii="Times New Roman" w:hAnsi="Times New Roman" w:cs="Times New Roman"/>
-          <w:sz w:val="24"/>
-          <w:szCs w:val="24"/>
-          <w:lang w:val="it-IT"/>
-        </w:rPr>
-      </w:pPr>
-      <w:r>
-        <w:rPr>
-          <w:rFonts w:ascii="Times New Roman" w:hAnsi="Times New Roman" w:cs="Times New Roman"/>
-          <w:sz w:val="24"/>
-          <w:szCs w:val="24"/>
-          <w:lang w:val="it-IT"/>
-        </w:rPr>
-        <w:t>I componenti (es. AcquistoController), annotati con @RestController, intercettano i metodi HTTP (GET, POST, ecc.), convertono i payload JSON in oggetti di tipo DTO e delegano l'elaborazione al Service competente, restituendo infine al client la risposta serializzata accompagnata dal corretto codice di stato HTTP.</w:t>
-      </w:r>
-    </w:p>
-    <w:p>
-      <w:pPr>
+      </w:pPr>
+      <w:proofErr w:type="gramStart"/>
+      <w:r>
         <w:rPr>
           <w:rFonts w:ascii="Times New Roman" w:hAnsi="Times New Roman" w:cs="Times New Roman"/>
           <w:b/>
           <w:bCs/>
           <w:sz w:val="24"/>
           <w:szCs w:val="24"/>
-          <w:lang w:val="it-IT"/>
-        </w:rPr>
-      </w:pPr>
+          <w:lang w:val="en-US"/>
+        </w:rPr>
+        <w:t xml:space="preserve">Package </w:t>
+      </w:r>
+      <w:proofErr w:type="spellStart"/>
       <w:r>
         <w:rPr>
           <w:rFonts w:ascii="Times New Roman" w:hAnsi="Times New Roman" w:cs="Times New Roman"/>
@@ -5352,8 +6695,310 @@
           <w:bCs/>
           <w:sz w:val="24"/>
           <w:szCs w:val="24"/>
+          <w:lang w:val="en-US"/>
+        </w:rPr>
+        <w:t>dto</w:t>
+      </w:r>
+      <w:proofErr w:type="spellEnd"/>
+      <w:proofErr w:type="gramEnd"/>
+      <w:r>
+        <w:rPr>
+          <w:rFonts w:ascii="Times New Roman" w:hAnsi="Times New Roman" w:cs="Times New Roman"/>
+          <w:b/>
+          <w:bCs/>
+          <w:sz w:val="24"/>
+          <w:szCs w:val="24"/>
+          <w:lang w:val="en-US"/>
+        </w:rPr>
+        <w:t xml:space="preserve"> (Data Transfer Object)</w:t>
+      </w:r>
+    </w:p>
+    <w:p>
+      <w:pPr>
+        <w:rPr>
+          <w:rFonts w:ascii="Times New Roman" w:hAnsi="Times New Roman" w:cs="Times New Roman"/>
+          <w:sz w:val="24"/>
+          <w:szCs w:val="24"/>
           <w:lang w:val="it-IT"/>
         </w:rPr>
+      </w:pPr>
+      <w:r>
+        <w:rPr>
+          <w:rFonts w:ascii="Times New Roman" w:hAnsi="Times New Roman" w:cs="Times New Roman"/>
+          <w:sz w:val="24"/>
+          <w:szCs w:val="24"/>
+          <w:lang w:val="it-IT"/>
+        </w:rPr>
+        <w:t xml:space="preserve">Il pacchetto </w:t>
+      </w:r>
+      <w:proofErr w:type="spellStart"/>
+      <w:r>
+        <w:rPr>
+          <w:rFonts w:ascii="Times New Roman" w:hAnsi="Times New Roman" w:cs="Times New Roman"/>
+          <w:sz w:val="24"/>
+          <w:szCs w:val="24"/>
+          <w:lang w:val="it-IT"/>
+        </w:rPr>
+        <w:t>dto</w:t>
+      </w:r>
+      <w:proofErr w:type="spellEnd"/>
+      <w:r>
+        <w:rPr>
+          <w:rFonts w:ascii="Times New Roman" w:hAnsi="Times New Roman" w:cs="Times New Roman"/>
+          <w:sz w:val="24"/>
+          <w:szCs w:val="24"/>
+          <w:lang w:val="it-IT"/>
+        </w:rPr>
+        <w:t xml:space="preserve"> contiene oggetti di puro trasporto dati, strutturati per ottimizzare lo scambio di informazioni tra il client esterno (interfaccia utente) e il </w:t>
+      </w:r>
+      <w:proofErr w:type="spellStart"/>
+      <w:r>
+        <w:rPr>
+          <w:rFonts w:ascii="Times New Roman" w:hAnsi="Times New Roman" w:cs="Times New Roman"/>
+          <w:sz w:val="24"/>
+          <w:szCs w:val="24"/>
+          <w:lang w:val="it-IT"/>
+        </w:rPr>
+        <w:t>backend</w:t>
+      </w:r>
+      <w:proofErr w:type="spellEnd"/>
+      <w:r>
+        <w:rPr>
+          <w:rFonts w:ascii="Times New Roman" w:hAnsi="Times New Roman" w:cs="Times New Roman"/>
+          <w:sz w:val="24"/>
+          <w:szCs w:val="24"/>
+          <w:lang w:val="it-IT"/>
+        </w:rPr>
+        <w:t>.</w:t>
+      </w:r>
+    </w:p>
+    <w:p>
+      <w:pPr>
+        <w:rPr>
+          <w:rFonts w:ascii="Times New Roman" w:hAnsi="Times New Roman" w:cs="Times New Roman"/>
+          <w:sz w:val="24"/>
+          <w:szCs w:val="24"/>
+          <w:lang w:val="it-IT"/>
+        </w:rPr>
+      </w:pPr>
+      <w:r>
+        <w:rPr>
+          <w:rFonts w:ascii="Times New Roman" w:hAnsi="Times New Roman" w:cs="Times New Roman"/>
+          <w:b/>
+          <w:bCs/>
+          <w:sz w:val="24"/>
+          <w:szCs w:val="24"/>
+          <w:lang w:val="it-IT"/>
+        </w:rPr>
+        <w:t xml:space="preserve">Sfoltisce </w:t>
+      </w:r>
+      <w:r>
+        <w:rPr>
+          <w:rFonts w:ascii="Times New Roman" w:hAnsi="Times New Roman" w:cs="Times New Roman"/>
+          <w:sz w:val="24"/>
+          <w:szCs w:val="24"/>
+          <w:lang w:val="it-IT"/>
+        </w:rPr>
+        <w:t>le entità da dati sovrabbondanti e implementa criteri di sicurezza informatica.</w:t>
+      </w:r>
+    </w:p>
+    <w:p>
+      <w:pPr>
+        <w:rPr>
+          <w:rFonts w:ascii="Times New Roman" w:hAnsi="Times New Roman" w:cs="Times New Roman"/>
+          <w:sz w:val="24"/>
+          <w:szCs w:val="24"/>
+          <w:lang w:val="it-IT"/>
+        </w:rPr>
+      </w:pPr>
+      <w:r>
+        <w:rPr>
+          <w:rFonts w:ascii="Times New Roman" w:hAnsi="Times New Roman" w:cs="Times New Roman"/>
+          <w:sz w:val="24"/>
+          <w:szCs w:val="24"/>
+          <w:lang w:val="it-IT"/>
+        </w:rPr>
+        <w:t xml:space="preserve">L'adozione dei DTO (es. </w:t>
+      </w:r>
+      <w:proofErr w:type="spellStart"/>
+      <w:r>
+        <w:rPr>
+          <w:rFonts w:ascii="Times New Roman" w:hAnsi="Times New Roman" w:cs="Times New Roman"/>
+          <w:sz w:val="24"/>
+          <w:szCs w:val="24"/>
+          <w:lang w:val="it-IT"/>
+        </w:rPr>
+        <w:t>AcquistoDTO</w:t>
+      </w:r>
+      <w:proofErr w:type="spellEnd"/>
+      <w:r>
+        <w:rPr>
+          <w:rFonts w:ascii="Times New Roman" w:hAnsi="Times New Roman" w:cs="Times New Roman"/>
+          <w:sz w:val="24"/>
+          <w:szCs w:val="24"/>
+          <w:lang w:val="it-IT"/>
+        </w:rPr>
+        <w:t>) impedisce l'esposizione diretta delle entità del database verso l'esterno. Ciò scherma l'applicazione da vulnerabilità di sicurezza e consente l'applicazione di regole di validazione formale in input (es. @NotNull, @Min) prima che i dati raggiungano lo strato di business.</w:t>
+      </w:r>
+    </w:p>
+    <w:p>
+      <w:pPr>
+        <w:rPr>
+          <w:rFonts w:ascii="Times New Roman" w:hAnsi="Times New Roman" w:cs="Times New Roman"/>
+          <w:b/>
+          <w:bCs/>
+          <w:sz w:val="24"/>
+          <w:szCs w:val="24"/>
+          <w:lang w:val="en-US"/>
+        </w:rPr>
+      </w:pPr>
+      <w:r>
+        <w:rPr>
+          <w:rFonts w:ascii="Times New Roman" w:hAnsi="Times New Roman" w:cs="Times New Roman"/>
+          <w:b/>
+          <w:bCs/>
+          <w:sz w:val="24"/>
+          <w:szCs w:val="24"/>
+          <w:lang w:val="en-US"/>
+        </w:rPr>
+        <w:t>Package controller (Web / REST API Layer)</w:t>
+      </w:r>
+    </w:p>
+    <w:p>
+      <w:pPr>
+        <w:rPr>
+          <w:rFonts w:ascii="Times New Roman" w:hAnsi="Times New Roman" w:cs="Times New Roman"/>
+          <w:sz w:val="24"/>
+          <w:szCs w:val="24"/>
+          <w:lang w:val="it-IT"/>
+        </w:rPr>
+      </w:pPr>
+      <w:r>
+        <w:rPr>
+          <w:rFonts w:ascii="Times New Roman" w:hAnsi="Times New Roman" w:cs="Times New Roman"/>
+          <w:sz w:val="24"/>
+          <w:szCs w:val="24"/>
+          <w:lang w:val="it-IT"/>
+        </w:rPr>
+        <w:t xml:space="preserve">Rappresenta l'interfaccia pubblica del </w:t>
+      </w:r>
+      <w:proofErr w:type="spellStart"/>
+      <w:r>
+        <w:rPr>
+          <w:rFonts w:ascii="Times New Roman" w:hAnsi="Times New Roman" w:cs="Times New Roman"/>
+          <w:sz w:val="24"/>
+          <w:szCs w:val="24"/>
+          <w:lang w:val="it-IT"/>
+        </w:rPr>
+        <w:t>backend</w:t>
+      </w:r>
+      <w:proofErr w:type="spellEnd"/>
+      <w:r>
+        <w:rPr>
+          <w:rFonts w:ascii="Times New Roman" w:hAnsi="Times New Roman" w:cs="Times New Roman"/>
+          <w:sz w:val="24"/>
+          <w:szCs w:val="24"/>
+          <w:lang w:val="it-IT"/>
+        </w:rPr>
+        <w:t>, esponendo gli endpoint di comunicazione a cui i client si collegano tramite protocollo HTTP.</w:t>
+      </w:r>
+    </w:p>
+    <w:p>
+      <w:pPr>
+        <w:rPr>
+          <w:rFonts w:ascii="Times New Roman" w:hAnsi="Times New Roman" w:cs="Times New Roman"/>
+          <w:sz w:val="24"/>
+          <w:szCs w:val="24"/>
+          <w:lang w:val="it-IT"/>
+        </w:rPr>
+      </w:pPr>
+      <w:r>
+        <w:rPr>
+          <w:rFonts w:ascii="Times New Roman" w:hAnsi="Times New Roman" w:cs="Times New Roman"/>
+          <w:sz w:val="24"/>
+          <w:szCs w:val="24"/>
+          <w:lang w:val="it-IT"/>
+        </w:rPr>
+        <w:t xml:space="preserve">Riceve le richieste di rete, </w:t>
+      </w:r>
+      <w:r>
+        <w:rPr>
+          <w:rFonts w:ascii="Times New Roman" w:hAnsi="Times New Roman" w:cs="Times New Roman"/>
+          <w:sz w:val="24"/>
+          <w:szCs w:val="24"/>
+          <w:lang w:val="it-IT"/>
+        </w:rPr>
+        <w:t xml:space="preserve">le </w:t>
+      </w:r>
+      <w:r>
+        <w:rPr>
+          <w:rFonts w:ascii="Times New Roman" w:hAnsi="Times New Roman" w:cs="Times New Roman"/>
+          <w:sz w:val="24"/>
+          <w:szCs w:val="24"/>
+          <w:lang w:val="it-IT"/>
+        </w:rPr>
+        <w:t>indirizza allo strato logico e formatta le risposte.</w:t>
+      </w:r>
+    </w:p>
+    <w:p>
+      <w:pPr>
+        <w:rPr>
+          <w:rFonts w:ascii="Times New Roman" w:hAnsi="Times New Roman" w:cs="Times New Roman"/>
+          <w:sz w:val="24"/>
+          <w:szCs w:val="24"/>
+          <w:lang w:val="it-IT"/>
+        </w:rPr>
+      </w:pPr>
+      <w:r>
+        <w:rPr>
+          <w:rFonts w:ascii="Times New Roman" w:hAnsi="Times New Roman" w:cs="Times New Roman"/>
+          <w:sz w:val="24"/>
+          <w:szCs w:val="24"/>
+          <w:lang w:val="it-IT"/>
+        </w:rPr>
+        <w:t xml:space="preserve">I componenti (es. </w:t>
+      </w:r>
+      <w:proofErr w:type="spellStart"/>
+      <w:r>
+        <w:rPr>
+          <w:rFonts w:ascii="Times New Roman" w:hAnsi="Times New Roman" w:cs="Times New Roman"/>
+          <w:sz w:val="24"/>
+          <w:szCs w:val="24"/>
+          <w:lang w:val="it-IT"/>
+        </w:rPr>
+        <w:t>AcquistoController</w:t>
+      </w:r>
+      <w:proofErr w:type="spellEnd"/>
+      <w:r>
+        <w:rPr>
+          <w:rFonts w:ascii="Times New Roman" w:hAnsi="Times New Roman" w:cs="Times New Roman"/>
+          <w:sz w:val="24"/>
+          <w:szCs w:val="24"/>
+          <w:lang w:val="it-IT"/>
+        </w:rPr>
+        <w:t>), annotati con @RestController, intercettano i metodi HTTP (GET, POST, ecc.), convertono i payload JSON in oggetti di tipo DTO e delegano l'elaborazione al Service competente, restituendo infine al client la risposta serializzata accompagnata dal corretto codice di stato HTTP.</w:t>
+      </w:r>
+    </w:p>
+    <w:p>
+      <w:pPr>
+        <w:rPr>
+          <w:rFonts w:ascii="Times New Roman" w:hAnsi="Times New Roman" w:cs="Times New Roman"/>
+          <w:b/>
+          <w:bCs/>
+          <w:sz w:val="24"/>
+          <w:szCs w:val="24"/>
+          <w:lang w:val="it-IT"/>
+        </w:rPr>
+      </w:pPr>
+      <w:r>
+        <w:rPr>
+          <w:rFonts w:ascii="Times New Roman" w:hAnsi="Times New Roman" w:cs="Times New Roman"/>
+          <w:b/>
+          <w:bCs/>
+          <w:sz w:val="24"/>
+          <w:szCs w:val="24"/>
+          <w:lang w:val="it-IT"/>
+        </w:rPr>
         <w:t>Package record e log</w:t>
       </w:r>
     </w:p>
@@ -5373,18 +7018,19 @@
           <w:szCs w:val="24"/>
           <w:lang w:val="it-IT"/>
         </w:rPr>
-        <w:t>Il package contenente record è stato utilizzato per inserire tutti i record poi necessari per le response.</w:t>
-      </w:r>
-    </w:p>
-    <w:p>
-      <w:pPr>
+        <w:t xml:space="preserve">Il package contenente record è stato utilizzato per inserire tutti i record poi necessari per le </w:t>
+      </w:r>
+      <w:proofErr w:type="spellStart"/>
+      <w:r>
         <w:rPr>
           <w:rFonts w:ascii="Times New Roman" w:hAnsi="Times New Roman" w:cs="Times New Roman"/>
           <w:sz w:val="24"/>
           <w:szCs w:val="24"/>
           <w:lang w:val="it-IT"/>
         </w:rPr>
-      </w:pPr>
+        <w:t>response</w:t>
+      </w:r>
+      <w:proofErr w:type="spellEnd"/>
       <w:r>
         <w:rPr>
           <w:rFonts w:ascii="Times New Roman" w:hAnsi="Times New Roman" w:cs="Times New Roman"/>
@@ -5392,6 +7038,25 @@
           <w:szCs w:val="24"/>
           <w:lang w:val="it-IT"/>
         </w:rPr>
+        <w:t>.</w:t>
+      </w:r>
+    </w:p>
+    <w:p>
+      <w:pPr>
+        <w:rPr>
+          <w:rFonts w:ascii="Times New Roman" w:hAnsi="Times New Roman" w:cs="Times New Roman"/>
+          <w:sz w:val="24"/>
+          <w:szCs w:val="24"/>
+          <w:lang w:val="it-IT"/>
+        </w:rPr>
+      </w:pPr>
+      <w:r>
+        <w:rPr>
+          <w:rFonts w:ascii="Times New Roman" w:hAnsi="Times New Roman" w:cs="Times New Roman"/>
+          <w:sz w:val="24"/>
+          <w:szCs w:val="24"/>
+          <w:lang w:val="it-IT"/>
+        </w:rPr>
         <w:t>Il package dei log invece contiene le classi per la scrittura dei file di log</w:t>
       </w:r>
     </w:p>
@@ -5420,7 +7085,25 @@
           <w:sz w:val="24"/>
           <w:szCs w:val="24"/>
         </w:rPr>
-        <w:t>Sono state implementate le seguenti funzionalità (si rimanda alla sezione metodi rest per tutte le informazioni su come invocare i servizi)</w:t>
+        <w:t xml:space="preserve">Sono state implementate le seguenti funzionalità (si rimanda alla sezione metodi </w:t>
+      </w:r>
+      <w:proofErr w:type="spellStart"/>
+      <w:r>
+        <w:rPr>
+          <w:rFonts w:ascii="Times New Roman" w:eastAsia="Times New Roman" w:hAnsi="Times New Roman" w:cs="Times New Roman"/>
+          <w:sz w:val="24"/>
+          <w:szCs w:val="24"/>
+        </w:rPr>
+        <w:t>rest</w:t>
+      </w:r>
+      <w:proofErr w:type="spellEnd"/>
+      <w:r>
+        <w:rPr>
+          <w:rFonts w:ascii="Times New Roman" w:eastAsia="Times New Roman" w:hAnsi="Times New Roman" w:cs="Times New Roman"/>
+          <w:sz w:val="24"/>
+          <w:szCs w:val="24"/>
+        </w:rPr>
+        <w:t xml:space="preserve"> per tutte le informazioni su come invocare i servizi)</w:t>
       </w:r>
       <w:r>
         <w:rPr>
@@ -5459,7 +7142,25 @@
           <w:sz w:val="24"/>
           <w:szCs w:val="24"/>
         </w:rPr>
-        <w:t>: aggiunge un nuovo utente. Restituisce l’idUtente nel caso vada a buon fine</w:t>
+        <w:t>: aggiunge un nuovo utente. Restituisce l’</w:t>
+      </w:r>
+      <w:proofErr w:type="spellStart"/>
+      <w:r>
+        <w:rPr>
+          <w:rFonts w:ascii="Times New Roman" w:eastAsia="Times New Roman" w:hAnsi="Times New Roman" w:cs="Times New Roman"/>
+          <w:sz w:val="24"/>
+          <w:szCs w:val="24"/>
+        </w:rPr>
+        <w:t>idUtente</w:t>
+      </w:r>
+      <w:proofErr w:type="spellEnd"/>
+      <w:r>
+        <w:rPr>
+          <w:rFonts w:ascii="Times New Roman" w:eastAsia="Times New Roman" w:hAnsi="Times New Roman" w:cs="Times New Roman"/>
+          <w:sz w:val="24"/>
+          <w:szCs w:val="24"/>
+        </w:rPr>
+        <w:t xml:space="preserve"> nel caso vada a buon fine</w:t>
       </w:r>
     </w:p>
     <w:p>
@@ -5490,7 +7191,25 @@
           <w:sz w:val="24"/>
           <w:szCs w:val="24"/>
         </w:rPr>
-        <w:t>: effettua l’accesso. Restituisce l’idUtente nel caso vada a buon fine</w:t>
+        <w:t>: effettua l’accesso. Restituisce l’</w:t>
+      </w:r>
+      <w:proofErr w:type="spellStart"/>
+      <w:r>
+        <w:rPr>
+          <w:rFonts w:ascii="Times New Roman" w:eastAsia="Times New Roman" w:hAnsi="Times New Roman" w:cs="Times New Roman"/>
+          <w:sz w:val="24"/>
+          <w:szCs w:val="24"/>
+        </w:rPr>
+        <w:t>idUtente</w:t>
+      </w:r>
+      <w:proofErr w:type="spellEnd"/>
+      <w:r>
+        <w:rPr>
+          <w:rFonts w:ascii="Times New Roman" w:eastAsia="Times New Roman" w:hAnsi="Times New Roman" w:cs="Times New Roman"/>
+          <w:sz w:val="24"/>
+          <w:szCs w:val="24"/>
+        </w:rPr>
+        <w:t xml:space="preserve"> nel caso vada a buon fine</w:t>
       </w:r>
     </w:p>
     <w:p>
@@ -5563,7 +7282,27 @@
           <w:szCs w:val="24"/>
           <w:lang w:val="it-IT"/>
         </w:rPr>
-        <w:t>dato il nome del prodotto (così come è stato fornito) lo elimina. Il nome è case sensitive. Il nome del prodotto va specificato nell’URI.</w:t>
+        <w:t xml:space="preserve">dato il nome del prodotto (così come è stato fornito) lo elimina. Il nome </w:t>
+      </w:r>
+      <w:proofErr w:type="gramStart"/>
+      <w:r>
+        <w:rPr>
+          <w:rFonts w:ascii="Times New Roman" w:eastAsia="Times New Roman" w:hAnsi="Times New Roman" w:cs="Times New Roman"/>
+          <w:sz w:val="24"/>
+          <w:szCs w:val="24"/>
+          <w:lang w:val="it-IT"/>
+        </w:rPr>
+        <w:t>è</w:t>
+      </w:r>
+      <w:proofErr w:type="gramEnd"/>
+      <w:r>
+        <w:rPr>
+          <w:rFonts w:ascii="Times New Roman" w:eastAsia="Times New Roman" w:hAnsi="Times New Roman" w:cs="Times New Roman"/>
+          <w:sz w:val="24"/>
+          <w:szCs w:val="24"/>
+          <w:lang w:val="it-IT"/>
+        </w:rPr>
+        <w:t xml:space="preserve"> case sensitive. Il nome del prodotto va specificato nell’URI.</w:t>
       </w:r>
     </w:p>
     <w:p>
@@ -5581,13 +7320,23 @@
           <w:lang w:val="it-IT"/>
         </w:rPr>
       </w:pPr>
-      <w:r>
-        <w:rPr>
-          <w:rFonts w:ascii="Times New Roman" w:eastAsia="Times New Roman" w:hAnsi="Times New Roman" w:cs="Times New Roman"/>
-          <w:sz w:val="24"/>
-          <w:szCs w:val="24"/>
-        </w:rPr>
-        <w:t>Get di tutti i prodotti</w:t>
+      <w:proofErr w:type="spellStart"/>
+      <w:r>
+        <w:rPr>
+          <w:rFonts w:ascii="Times New Roman" w:eastAsia="Times New Roman" w:hAnsi="Times New Roman" w:cs="Times New Roman"/>
+          <w:sz w:val="24"/>
+          <w:szCs w:val="24"/>
+        </w:rPr>
+        <w:t>Get</w:t>
+      </w:r>
+      <w:proofErr w:type="spellEnd"/>
+      <w:r>
+        <w:rPr>
+          <w:rFonts w:ascii="Times New Roman" w:eastAsia="Times New Roman" w:hAnsi="Times New Roman" w:cs="Times New Roman"/>
+          <w:sz w:val="24"/>
+          <w:szCs w:val="24"/>
+        </w:rPr>
+        <w:t xml:space="preserve"> di tutti i prodotti</w:t>
       </w:r>
       <w:r>
         <w:rPr>
@@ -5621,21 +7370,49 @@
           <w:szCs w:val="24"/>
         </w:rPr>
       </w:pPr>
-      <w:r>
-        <w:rPr>
-          <w:rFonts w:ascii="Times New Roman" w:eastAsia="Times New Roman" w:hAnsi="Times New Roman" w:cs="Times New Roman"/>
-          <w:sz w:val="24"/>
-          <w:szCs w:val="24"/>
-        </w:rPr>
-        <w:t>Get di un prodotto da nome</w:t>
-      </w:r>
-      <w:r>
-        <w:rPr>
-          <w:rFonts w:ascii="Times New Roman" w:eastAsia="Times New Roman" w:hAnsi="Times New Roman" w:cs="Times New Roman"/>
-          <w:sz w:val="24"/>
-          <w:szCs w:val="24"/>
-        </w:rPr>
-        <w:t>: restituisce le informazioni del prodotto il cui nome è stato inserito nell’uri. Il nome è case sensitive</w:t>
+      <w:proofErr w:type="spellStart"/>
+      <w:r>
+        <w:rPr>
+          <w:rFonts w:ascii="Times New Roman" w:eastAsia="Times New Roman" w:hAnsi="Times New Roman" w:cs="Times New Roman"/>
+          <w:sz w:val="24"/>
+          <w:szCs w:val="24"/>
+        </w:rPr>
+        <w:t>Get</w:t>
+      </w:r>
+      <w:proofErr w:type="spellEnd"/>
+      <w:r>
+        <w:rPr>
+          <w:rFonts w:ascii="Times New Roman" w:eastAsia="Times New Roman" w:hAnsi="Times New Roman" w:cs="Times New Roman"/>
+          <w:sz w:val="24"/>
+          <w:szCs w:val="24"/>
+        </w:rPr>
+        <w:t xml:space="preserve"> di un prodotto da nome</w:t>
+      </w:r>
+      <w:r>
+        <w:rPr>
+          <w:rFonts w:ascii="Times New Roman" w:eastAsia="Times New Roman" w:hAnsi="Times New Roman" w:cs="Times New Roman"/>
+          <w:sz w:val="24"/>
+          <w:szCs w:val="24"/>
+        </w:rPr>
+        <w:t xml:space="preserve">: restituisce le informazioni del prodotto il cui nome è stato inserito nell’uri. Il nome </w:t>
+      </w:r>
+      <w:proofErr w:type="gramStart"/>
+      <w:r>
+        <w:rPr>
+          <w:rFonts w:ascii="Times New Roman" w:eastAsia="Times New Roman" w:hAnsi="Times New Roman" w:cs="Times New Roman"/>
+          <w:sz w:val="24"/>
+          <w:szCs w:val="24"/>
+        </w:rPr>
+        <w:t>è</w:t>
+      </w:r>
+      <w:proofErr w:type="gramEnd"/>
+      <w:r>
+        <w:rPr>
+          <w:rFonts w:ascii="Times New Roman" w:eastAsia="Times New Roman" w:hAnsi="Times New Roman" w:cs="Times New Roman"/>
+          <w:sz w:val="24"/>
+          <w:szCs w:val="24"/>
+        </w:rPr>
+        <w:t xml:space="preserve"> case sensitive</w:t>
       </w:r>
     </w:p>
     <w:p>
@@ -5686,7 +7463,27 @@
           <w:szCs w:val="24"/>
           <w:lang w:val="it-IT"/>
         </w:rPr>
-        <w:t>dato il nome di un prodotto (nel body) e il nuovo nome (nell’URI) modifica il nome del prodotto. Il metodo è case sensitive</w:t>
+        <w:t xml:space="preserve">dato il nome di un prodotto (nel body) e il nuovo nome (nell’URI) modifica il nome del prodotto. Il metodo </w:t>
+      </w:r>
+      <w:proofErr w:type="gramStart"/>
+      <w:r>
+        <w:rPr>
+          <w:rFonts w:ascii="Times New Roman" w:eastAsia="Times New Roman" w:hAnsi="Times New Roman" w:cs="Times New Roman"/>
+          <w:sz w:val="24"/>
+          <w:szCs w:val="24"/>
+          <w:lang w:val="it-IT"/>
+        </w:rPr>
+        <w:t>è</w:t>
+      </w:r>
+      <w:proofErr w:type="gramEnd"/>
+      <w:r>
+        <w:rPr>
+          <w:rFonts w:ascii="Times New Roman" w:eastAsia="Times New Roman" w:hAnsi="Times New Roman" w:cs="Times New Roman"/>
+          <w:sz w:val="24"/>
+          <w:szCs w:val="24"/>
+          <w:lang w:val="it-IT"/>
+        </w:rPr>
+        <w:t xml:space="preserve"> case sensitive</w:t>
       </w:r>
     </w:p>
     <w:p>
@@ -5727,7 +7524,47 @@
           <w:szCs w:val="24"/>
           <w:lang w:val="it-IT"/>
         </w:rPr>
-        <w:t>dato il nome di un prodotto (nel body) e il nuovo prezzo(nell’URI) modifica il prezzo del prodotto. Il metodo è case sensitive</w:t>
+        <w:t xml:space="preserve">dato il nome di un prodotto (nel body) e il nuovo </w:t>
+      </w:r>
+      <w:proofErr w:type="gramStart"/>
+      <w:r>
+        <w:rPr>
+          <w:rFonts w:ascii="Times New Roman" w:eastAsia="Times New Roman" w:hAnsi="Times New Roman" w:cs="Times New Roman"/>
+          <w:sz w:val="24"/>
+          <w:szCs w:val="24"/>
+          <w:lang w:val="it-IT"/>
+        </w:rPr>
+        <w:t>prezzo(</w:t>
+      </w:r>
+      <w:proofErr w:type="gramEnd"/>
+      <w:r>
+        <w:rPr>
+          <w:rFonts w:ascii="Times New Roman" w:eastAsia="Times New Roman" w:hAnsi="Times New Roman" w:cs="Times New Roman"/>
+          <w:sz w:val="24"/>
+          <w:szCs w:val="24"/>
+          <w:lang w:val="it-IT"/>
+        </w:rPr>
+        <w:t xml:space="preserve">nell’URI) modifica il prezzo del prodotto. Il metodo </w:t>
+      </w:r>
+      <w:proofErr w:type="gramStart"/>
+      <w:r>
+        <w:rPr>
+          <w:rFonts w:ascii="Times New Roman" w:eastAsia="Times New Roman" w:hAnsi="Times New Roman" w:cs="Times New Roman"/>
+          <w:sz w:val="24"/>
+          <w:szCs w:val="24"/>
+          <w:lang w:val="it-IT"/>
+        </w:rPr>
+        <w:t>è</w:t>
+      </w:r>
+      <w:proofErr w:type="gramEnd"/>
+      <w:r>
+        <w:rPr>
+          <w:rFonts w:ascii="Times New Roman" w:eastAsia="Times New Roman" w:hAnsi="Times New Roman" w:cs="Times New Roman"/>
+          <w:sz w:val="24"/>
+          <w:szCs w:val="24"/>
+          <w:lang w:val="it-IT"/>
+        </w:rPr>
+        <w:t xml:space="preserve"> case sensitive</w:t>
       </w:r>
     </w:p>
     <w:p>
@@ -5920,15 +7757,33 @@
           <w:sz w:val="24"/>
           <w:szCs w:val="24"/>
         </w:rPr>
-        <w:t xml:space="preserve">È presente, inoltre, una </w:t>
-      </w:r>
-      <w:r>
-        <w:rPr>
-          <w:rFonts w:ascii="Times New Roman" w:eastAsia="Times New Roman" w:hAnsi="Times New Roman" w:cs="Times New Roman"/>
-          <w:sz w:val="24"/>
-          <w:szCs w:val="24"/>
-        </w:rPr>
-        <w:t>task schedulata si attiva quotidianamente alle ore 00:00 e al boot del server per allineare l'inventario dei prodotti alla data corrente. L'algoritmo elabora gli acquisti registrati riducendo le quantità in magazzino e, contestualmente, carica i nuovi raccolti giunti a scadenza incrementando la disponibilità del prodotto e aggiornando il magazzino.</w:t>
+        <w:t xml:space="preserve">È presente, inoltre, </w:t>
+      </w:r>
+      <w:proofErr w:type="gramStart"/>
+      <w:r>
+        <w:rPr>
+          <w:rFonts w:ascii="Times New Roman" w:eastAsia="Times New Roman" w:hAnsi="Times New Roman" w:cs="Times New Roman"/>
+          <w:sz w:val="24"/>
+          <w:szCs w:val="24"/>
+        </w:rPr>
+        <w:t xml:space="preserve">una </w:t>
+      </w:r>
+      <w:r>
+        <w:rPr>
+          <w:rFonts w:ascii="Times New Roman" w:eastAsia="Times New Roman" w:hAnsi="Times New Roman" w:cs="Times New Roman"/>
+          <w:sz w:val="24"/>
+          <w:szCs w:val="24"/>
+        </w:rPr>
+        <w:t>task</w:t>
+      </w:r>
+      <w:proofErr w:type="gramEnd"/>
+      <w:r>
+        <w:rPr>
+          <w:rFonts w:ascii="Times New Roman" w:eastAsia="Times New Roman" w:hAnsi="Times New Roman" w:cs="Times New Roman"/>
+          <w:sz w:val="24"/>
+          <w:szCs w:val="24"/>
+        </w:rPr>
+        <w:t xml:space="preserve"> schedulata si attiva quotidianamente alle ore 00:00 e al boot del server per allineare l'inventario dei prodotti alla data corrente. L'algoritmo elabora gli acquisti registrati riducendo le quantità in magazzino e, contestualmente, carica i nuovi raccolti giunti a scadenza incrementando la disponibilità del prodotto e aggiornando il magazzino.</w:t>
       </w:r>
     </w:p>
     <w:p>
@@ -5949,6 +7804,9 @@
           <w:lang w:val="it-IT"/>
         </w:rPr>
         <w:t>Data la complessità logica che caratterizza l'acquisto dei prodotti, il processo viene approfondito di seguito. L'operazione si suddivide in due step sequenziali:</w:t>
+      </w:r>
+      <w:r>
+        <w:t xml:space="preserve"> </w:t>
       </w:r>
     </w:p>
     <w:p>
@@ -5996,7 +7854,96 @@
           <w:szCs w:val="24"/>
           <w:lang w:val="it-IT"/>
         </w:rPr>
-        <w:t>Fase di conferma: Se il prezzo e la data di erogazione soddisfano i requisiti del cliente, quest'ultimo può procedere con la conferma dell'ordine, che formalizza l'acquisto effettivo.</w:t>
+        <w:t>Fase di conferma: Se il prezzo e la data di erogazione soddisfano i requisiti del cliente, quest'ultimo può procedere con la conferma dell'ordine, che formalizza</w:t>
+      </w:r>
+      <w:r>
+        <w:rPr>
+          <w:rFonts w:ascii="Times New Roman" w:eastAsia="Times New Roman" w:hAnsi="Times New Roman" w:cs="Times New Roman"/>
+          <w:sz w:val="24"/>
+          <w:szCs w:val="24"/>
+          <w:lang w:val="it-IT"/>
+        </w:rPr>
+        <w:t xml:space="preserve"> </w:t>
+      </w:r>
+      <w:r>
+        <w:rPr>
+          <w:rFonts w:ascii="Times New Roman" w:eastAsia="Times New Roman" w:hAnsi="Times New Roman" w:cs="Times New Roman"/>
+          <w:sz w:val="24"/>
+          <w:szCs w:val="24"/>
+          <w:lang w:val="it-IT"/>
+        </w:rPr>
+        <w:t>l'acquisto effettivo.</w:t>
+      </w:r>
+      <w:r>
+        <w:rPr>
+          <w:noProof/>
+        </w:rPr>
+        <w:t xml:space="preserve"> </w:t>
+      </w:r>
+    </w:p>
+    <w:p>
+      <w:pPr>
+        <w:spacing w:after="160"/>
+        <w:rPr>
+          <w:rFonts w:ascii="Times New Roman" w:eastAsia="Times New Roman" w:hAnsi="Times New Roman" w:cs="Times New Roman"/>
+          <w:sz w:val="24"/>
+          <w:szCs w:val="24"/>
+          <w:lang w:val="it-IT"/>
+        </w:rPr>
+      </w:pPr>
+      <w:r>
+        <w:rPr>
+          <w:noProof/>
+        </w:rPr>
+        <w:lastRenderedPageBreak/>
+        <w:drawing>
+          <wp:inline distT="0" distB="0" distL="0" distR="0" wp14:anchorId="15646D63" wp14:editId="48C51AF3">
+            <wp:extent cx="5529134" cy="3201497"/>
+            <wp:effectExtent l="0" t="0" r="0" b="0"/>
+            <wp:docPr id="807141815" name="Immagine 1"/>
+            <wp:cNvGraphicFramePr>
+              <a:graphicFrameLocks xmlns:a="http://schemas.openxmlformats.org/drawingml/2006/main" noChangeAspect="1"/>
+            </wp:cNvGraphicFramePr>
+            <a:graphic xmlns:a="http://schemas.openxmlformats.org/drawingml/2006/main">
+              <a:graphicData uri="http://schemas.openxmlformats.org/drawingml/2006/picture">
+                <pic:pic xmlns:pic="http://schemas.openxmlformats.org/drawingml/2006/picture">
+                  <pic:nvPicPr>
+                    <pic:cNvPr id="0" name="Picture 4"/>
+                    <pic:cNvPicPr>
+                      <a:picLocks noChangeAspect="1" noChangeArrowheads="1"/>
+                    </pic:cNvPicPr>
+                  </pic:nvPicPr>
+                  <pic:blipFill>
+                    <a:blip r:embed="rId15">
+                      <a:extLst>
+                        <a:ext uri="{28A0092B-C50C-407E-A947-70E740481C1C}">
+                          <a14:useLocalDpi xmlns:a14="http://schemas.microsoft.com/office/drawing/2010/main" val="0"/>
+                        </a:ext>
+                      </a:extLst>
+                    </a:blip>
+                    <a:srcRect/>
+                    <a:stretch>
+                      <a:fillRect/>
+                    </a:stretch>
+                  </pic:blipFill>
+                  <pic:spPr bwMode="auto">
+                    <a:xfrm>
+                      <a:off x="0" y="0"/>
+                      <a:ext cx="5564055" cy="3221717"/>
+                    </a:xfrm>
+                    <a:prstGeom prst="rect">
+                      <a:avLst/>
+                    </a:prstGeom>
+                    <a:noFill/>
+                    <a:ln>
+                      <a:noFill/>
+                    </a:ln>
+                  </pic:spPr>
+                </pic:pic>
+              </a:graphicData>
+            </a:graphic>
+          </wp:inline>
+        </w:drawing>
       </w:r>
     </w:p>
     <w:p>
@@ -6055,7 +8002,6 @@
           <w:sz w:val="24"/>
           <w:szCs w:val="24"/>
         </w:rPr>
-        <w:lastRenderedPageBreak/>
         <w:t>funzionalità pagamento online</w:t>
       </w:r>
     </w:p>
@@ -6186,6 +8132,7 @@
           <w:szCs w:val="96"/>
         </w:rPr>
       </w:pPr>
+      <w:proofErr w:type="spellStart"/>
       <w:r>
         <w:rPr>
           <w:rFonts w:ascii="Times New Roman" w:hAnsi="Times New Roman" w:cs="Times New Roman"/>
@@ -6195,31 +8142,50 @@
         <w:lastRenderedPageBreak/>
         <w:t>Frontend</w:t>
       </w:r>
-    </w:p>
-    <w:p>
-      <w:pPr>
-        <w:rPr>
-          <w:rFonts w:ascii="Times New Roman" w:eastAsia="Times New Roman" w:hAnsi="Times New Roman" w:cs="Times New Roman"/>
-          <w:sz w:val="24"/>
-          <w:szCs w:val="24"/>
-        </w:rPr>
-      </w:pPr>
-    </w:p>
-    <w:p>
-      <w:pPr>
-        <w:rPr>
-          <w:rFonts w:ascii="Times New Roman" w:eastAsia="Times New Roman" w:hAnsi="Times New Roman" w:cs="Times New Roman"/>
-          <w:sz w:val="24"/>
-          <w:szCs w:val="24"/>
-        </w:rPr>
-      </w:pPr>
-      <w:r>
-        <w:rPr>
-          <w:rFonts w:ascii="Times New Roman" w:eastAsia="Times New Roman" w:hAnsi="Times New Roman" w:cs="Times New Roman"/>
-          <w:sz w:val="24"/>
-          <w:szCs w:val="24"/>
-        </w:rPr>
-        <w:t xml:space="preserve">Per quanto riguarda la sviluppazione del reparto di </w:t>
+      <w:proofErr w:type="spellEnd"/>
+    </w:p>
+    <w:p>
+      <w:pPr>
+        <w:rPr>
+          <w:rFonts w:ascii="Times New Roman" w:eastAsia="Times New Roman" w:hAnsi="Times New Roman" w:cs="Times New Roman"/>
+          <w:sz w:val="24"/>
+          <w:szCs w:val="24"/>
+        </w:rPr>
+      </w:pPr>
+    </w:p>
+    <w:p>
+      <w:pPr>
+        <w:rPr>
+          <w:rFonts w:ascii="Times New Roman" w:eastAsia="Times New Roman" w:hAnsi="Times New Roman" w:cs="Times New Roman"/>
+          <w:sz w:val="24"/>
+          <w:szCs w:val="24"/>
+        </w:rPr>
+      </w:pPr>
+      <w:r>
+        <w:rPr>
+          <w:rFonts w:ascii="Times New Roman" w:eastAsia="Times New Roman" w:hAnsi="Times New Roman" w:cs="Times New Roman"/>
+          <w:sz w:val="24"/>
+          <w:szCs w:val="24"/>
+        </w:rPr>
+        <w:t xml:space="preserve">Per quanto riguarda la </w:t>
+      </w:r>
+      <w:proofErr w:type="spellStart"/>
+      <w:r>
+        <w:rPr>
+          <w:rFonts w:ascii="Times New Roman" w:eastAsia="Times New Roman" w:hAnsi="Times New Roman" w:cs="Times New Roman"/>
+          <w:sz w:val="24"/>
+          <w:szCs w:val="24"/>
+        </w:rPr>
+        <w:t>sviluppazione</w:t>
+      </w:r>
+      <w:proofErr w:type="spellEnd"/>
+      <w:r>
+        <w:rPr>
+          <w:rFonts w:ascii="Times New Roman" w:eastAsia="Times New Roman" w:hAnsi="Times New Roman" w:cs="Times New Roman"/>
+          <w:sz w:val="24"/>
+          <w:szCs w:val="24"/>
+        </w:rPr>
+        <w:t xml:space="preserve"> del reparto di </w:t>
       </w:r>
       <w:r>
         <w:rPr>
@@ -6239,6 +8205,7 @@
         </w:rPr>
         <w:t xml:space="preserve">sono state suddivise le aree di lavoro in differenti cartelle. La cartella madre del progetto è stata rinominata </w:t>
       </w:r>
+      <w:proofErr w:type="spellStart"/>
       <w:r>
         <w:rPr>
           <w:rFonts w:ascii="Times New Roman" w:eastAsia="Times New Roman" w:hAnsi="Times New Roman" w:cs="Times New Roman"/>
@@ -6249,6 +8216,7 @@
         </w:rPr>
         <w:t>webapp</w:t>
       </w:r>
+      <w:proofErr w:type="spellEnd"/>
       <w:r>
         <w:rPr>
           <w:rFonts w:ascii="Times New Roman" w:eastAsia="Times New Roman" w:hAnsi="Times New Roman" w:cs="Times New Roman"/>
@@ -6264,7 +8232,25 @@
           <w:szCs w:val="24"/>
         </w:rPr>
         <w:br/>
-        <w:t>All’interno della cartella backend saranno presenti il file “padre” di tutti gli html (homepage) “index.html” e sottocartelle di lavoro “Assets” e “Campo”.</w:t>
+        <w:t xml:space="preserve">All’interno della cartella </w:t>
+      </w:r>
+      <w:proofErr w:type="spellStart"/>
+      <w:r>
+        <w:rPr>
+          <w:rFonts w:ascii="Times New Roman" w:eastAsia="Times New Roman" w:hAnsi="Times New Roman" w:cs="Times New Roman"/>
+          <w:sz w:val="24"/>
+          <w:szCs w:val="24"/>
+        </w:rPr>
+        <w:t>backend</w:t>
+      </w:r>
+      <w:proofErr w:type="spellEnd"/>
+      <w:r>
+        <w:rPr>
+          <w:rFonts w:ascii="Times New Roman" w:eastAsia="Times New Roman" w:hAnsi="Times New Roman" w:cs="Times New Roman"/>
+          <w:sz w:val="24"/>
+          <w:szCs w:val="24"/>
+        </w:rPr>
+        <w:t xml:space="preserve"> saranno presenti il file “padre” di tutti gli html (homepage) “index.html” e sottocartelle di lavoro “Assets” e “Campo”.</w:t>
       </w:r>
     </w:p>
     <w:p>
@@ -6424,7 +8410,25 @@
           <w:sz w:val="24"/>
           <w:szCs w:val="24"/>
         </w:rPr>
-        <w:t>Ed infine l’ultima sottocartella “reserved” che contiene i file html riguardanti le pagine destinate all’organizzazione dell’admin:</w:t>
+        <w:t>Ed infine l’ultima sottocartella “</w:t>
+      </w:r>
+      <w:proofErr w:type="spellStart"/>
+      <w:r>
+        <w:rPr>
+          <w:rFonts w:ascii="Times New Roman" w:eastAsia="Times New Roman" w:hAnsi="Times New Roman" w:cs="Times New Roman"/>
+          <w:sz w:val="24"/>
+          <w:szCs w:val="24"/>
+        </w:rPr>
+        <w:t>reserved</w:t>
+      </w:r>
+      <w:proofErr w:type="spellEnd"/>
+      <w:r>
+        <w:rPr>
+          <w:rFonts w:ascii="Times New Roman" w:eastAsia="Times New Roman" w:hAnsi="Times New Roman" w:cs="Times New Roman"/>
+          <w:sz w:val="24"/>
+          <w:szCs w:val="24"/>
+        </w:rPr>
+        <w:t>” che contiene i file html riguardanti le pagine destinate all’organizzazione dell’admin:</w:t>
       </w:r>
     </w:p>
     <w:p>
@@ -6513,7 +8517,25 @@
           <w:sz w:val="24"/>
           <w:szCs w:val="24"/>
         </w:rPr>
-        <w:t>Per quanto riguarda la cartella “Assets” al suo interno è stata ulteriormente suddivisa nei vari assets utilizzati dalla webapp, quali:</w:t>
+        <w:t xml:space="preserve">Per quanto riguarda la cartella “Assets” al suo interno è stata ulteriormente suddivisa nei vari assets utilizzati dalla </w:t>
+      </w:r>
+      <w:proofErr w:type="spellStart"/>
+      <w:r>
+        <w:rPr>
+          <w:rFonts w:ascii="Times New Roman" w:eastAsia="Times New Roman" w:hAnsi="Times New Roman" w:cs="Times New Roman"/>
+          <w:sz w:val="24"/>
+          <w:szCs w:val="24"/>
+        </w:rPr>
+        <w:t>webapp</w:t>
+      </w:r>
+      <w:proofErr w:type="spellEnd"/>
+      <w:r>
+        <w:rPr>
+          <w:rFonts w:ascii="Times New Roman" w:eastAsia="Times New Roman" w:hAnsi="Times New Roman" w:cs="Times New Roman"/>
+          <w:sz w:val="24"/>
+          <w:szCs w:val="24"/>
+        </w:rPr>
+        <w:t>, quali:</w:t>
       </w:r>
     </w:p>
     <w:p>
@@ -6528,6 +8550,7 @@
           <w:szCs w:val="24"/>
         </w:rPr>
       </w:pPr>
+      <w:proofErr w:type="spellStart"/>
       <w:r>
         <w:rPr>
           <w:rFonts w:ascii="Times New Roman" w:eastAsia="Times New Roman" w:hAnsi="Times New Roman" w:cs="Times New Roman"/>
@@ -6536,6 +8559,7 @@
         </w:rPr>
         <w:t>Css</w:t>
       </w:r>
+      <w:proofErr w:type="spellEnd"/>
     </w:p>
     <w:p>
       <w:pPr>
@@ -6570,6 +8594,7 @@
           <w:szCs w:val="24"/>
         </w:rPr>
       </w:pPr>
+      <w:proofErr w:type="spellStart"/>
       <w:r>
         <w:rPr>
           <w:rFonts w:ascii="Times New Roman" w:eastAsia="Times New Roman" w:hAnsi="Times New Roman" w:cs="Times New Roman"/>
@@ -6578,6 +8603,7 @@
         </w:rPr>
         <w:t>Js</w:t>
       </w:r>
+      <w:proofErr w:type="spellEnd"/>
     </w:p>
     <w:p>
       <w:pPr>
@@ -6591,6 +8617,7 @@
           <w:szCs w:val="24"/>
         </w:rPr>
       </w:pPr>
+      <w:proofErr w:type="spellStart"/>
       <w:r>
         <w:rPr>
           <w:rFonts w:ascii="Times New Roman" w:eastAsia="Times New Roman" w:hAnsi="Times New Roman" w:cs="Times New Roman"/>
@@ -6599,6 +8626,7 @@
         </w:rPr>
         <w:t>Php</w:t>
       </w:r>
+      <w:proofErr w:type="spellEnd"/>
     </w:p>
     <w:p>
       <w:pPr>
@@ -6625,6 +8653,7 @@
         </w:rPr>
         <w:t xml:space="preserve">All’interno di </w:t>
       </w:r>
+      <w:proofErr w:type="spellStart"/>
       <w:r>
         <w:rPr>
           <w:rFonts w:ascii="Times New Roman" w:eastAsia="Times New Roman" w:hAnsi="Times New Roman" w:cs="Times New Roman"/>
@@ -6635,13 +8664,50 @@
         </w:rPr>
         <w:t>css</w:t>
       </w:r>
-      <w:r>
-        <w:rPr>
-          <w:rFonts w:ascii="Times New Roman" w:eastAsia="Times New Roman" w:hAnsi="Times New Roman" w:cs="Times New Roman"/>
-          <w:sz w:val="24"/>
-          <w:szCs w:val="24"/>
-        </w:rPr>
-        <w:t xml:space="preserve"> sono presenti 6 file differenti css, per non utilizzare un solo file pesante di stile, e ogni stylesheet fa riferimento ad una pagina html ben precisa e commentata nel codice.</w:t>
+      <w:proofErr w:type="spellEnd"/>
+      <w:r>
+        <w:rPr>
+          <w:rFonts w:ascii="Times New Roman" w:eastAsia="Times New Roman" w:hAnsi="Times New Roman" w:cs="Times New Roman"/>
+          <w:sz w:val="24"/>
+          <w:szCs w:val="24"/>
+        </w:rPr>
+        <w:t xml:space="preserve"> sono presenti 6 file differenti </w:t>
+      </w:r>
+      <w:proofErr w:type="spellStart"/>
+      <w:r>
+        <w:rPr>
+          <w:rFonts w:ascii="Times New Roman" w:eastAsia="Times New Roman" w:hAnsi="Times New Roman" w:cs="Times New Roman"/>
+          <w:sz w:val="24"/>
+          <w:szCs w:val="24"/>
+        </w:rPr>
+        <w:t>css</w:t>
+      </w:r>
+      <w:proofErr w:type="spellEnd"/>
+      <w:r>
+        <w:rPr>
+          <w:rFonts w:ascii="Times New Roman" w:eastAsia="Times New Roman" w:hAnsi="Times New Roman" w:cs="Times New Roman"/>
+          <w:sz w:val="24"/>
+          <w:szCs w:val="24"/>
+        </w:rPr>
+        <w:t xml:space="preserve">, per non utilizzare un solo file pesante di stile, e ogni </w:t>
+      </w:r>
+      <w:proofErr w:type="spellStart"/>
+      <w:r>
+        <w:rPr>
+          <w:rFonts w:ascii="Times New Roman" w:eastAsia="Times New Roman" w:hAnsi="Times New Roman" w:cs="Times New Roman"/>
+          <w:sz w:val="24"/>
+          <w:szCs w:val="24"/>
+        </w:rPr>
+        <w:t>stylesheet</w:t>
+      </w:r>
+      <w:proofErr w:type="spellEnd"/>
+      <w:r>
+        <w:rPr>
+          <w:rFonts w:ascii="Times New Roman" w:eastAsia="Times New Roman" w:hAnsi="Times New Roman" w:cs="Times New Roman"/>
+          <w:sz w:val="24"/>
+          <w:szCs w:val="24"/>
+        </w:rPr>
+        <w:t xml:space="preserve"> fa riferimento ad una pagina html ben precisa e commentata nel codice.</w:t>
       </w:r>
     </w:p>
     <w:p>
@@ -6814,7 +8880,25 @@
           <w:sz w:val="24"/>
           <w:szCs w:val="24"/>
         </w:rPr>
-        <w:t>All’interno della sottocartella img sono presenti le immagini per forza da scaricare all’interno dello storage quali:</w:t>
+        <w:t xml:space="preserve">All’interno della sottocartella </w:t>
+      </w:r>
+      <w:proofErr w:type="spellStart"/>
+      <w:r>
+        <w:rPr>
+          <w:rFonts w:ascii="Times New Roman" w:eastAsia="Times New Roman" w:hAnsi="Times New Roman" w:cs="Times New Roman"/>
+          <w:sz w:val="24"/>
+          <w:szCs w:val="24"/>
+        </w:rPr>
+        <w:t>img</w:t>
+      </w:r>
+      <w:proofErr w:type="spellEnd"/>
+      <w:r>
+        <w:rPr>
+          <w:rFonts w:ascii="Times New Roman" w:eastAsia="Times New Roman" w:hAnsi="Times New Roman" w:cs="Times New Roman"/>
+          <w:sz w:val="24"/>
+          <w:szCs w:val="24"/>
+        </w:rPr>
+        <w:t xml:space="preserve"> sono presenti le immagini per forza da scaricare all’interno dello storage quali:</w:t>
       </w:r>
     </w:p>
     <w:p>
@@ -6851,6 +8935,7 @@
           <w:szCs w:val="24"/>
         </w:rPr>
       </w:pPr>
+      <w:proofErr w:type="spellStart"/>
       <w:r>
         <w:rPr>
           <w:rFonts w:ascii="Times New Roman" w:eastAsia="Times New Roman" w:hAnsi="Times New Roman" w:cs="Times New Roman"/>
@@ -6859,6 +8944,7 @@
         </w:rPr>
         <w:t>logo.svg</w:t>
       </w:r>
+      <w:proofErr w:type="spellEnd"/>
     </w:p>
     <w:p>
       <w:pPr>
@@ -6921,8 +9007,18 @@
           <w:sz w:val="24"/>
           <w:szCs w:val="24"/>
         </w:rPr>
-        <w:t>IMG DEI PRODOTTI [elenco non disponibile in quanto aggiunte dinamicamente ]</w:t>
-      </w:r>
+        <w:t xml:space="preserve">IMG DEI PRODOTTI [elenco non disponibile in quanto aggiunte </w:t>
+      </w:r>
+      <w:proofErr w:type="gramStart"/>
+      <w:r>
+        <w:rPr>
+          <w:rFonts w:ascii="Times New Roman" w:eastAsia="Times New Roman" w:hAnsi="Times New Roman" w:cs="Times New Roman"/>
+          <w:sz w:val="24"/>
+          <w:szCs w:val="24"/>
+        </w:rPr>
+        <w:t>dinamicamente ]</w:t>
+      </w:r>
+      <w:proofErr w:type="gramEnd"/>
     </w:p>
     <w:p>
       <w:pPr>
@@ -6947,7 +9043,43 @@
           <w:sz w:val="24"/>
           <w:szCs w:val="24"/>
         </w:rPr>
-        <w:t>All’interno della sottocartella js sono presenti tutti i file di linguaggio di tipo javascript utilizzanti la tecnologia Ajax comunicanti con web service tramite interfaccia REST/API</w:t>
+        <w:t xml:space="preserve">All’interno della sottocartella </w:t>
+      </w:r>
+      <w:proofErr w:type="spellStart"/>
+      <w:r>
+        <w:rPr>
+          <w:rFonts w:ascii="Times New Roman" w:eastAsia="Times New Roman" w:hAnsi="Times New Roman" w:cs="Times New Roman"/>
+          <w:sz w:val="24"/>
+          <w:szCs w:val="24"/>
+        </w:rPr>
+        <w:t>js</w:t>
+      </w:r>
+      <w:proofErr w:type="spellEnd"/>
+      <w:r>
+        <w:rPr>
+          <w:rFonts w:ascii="Times New Roman" w:eastAsia="Times New Roman" w:hAnsi="Times New Roman" w:cs="Times New Roman"/>
+          <w:sz w:val="24"/>
+          <w:szCs w:val="24"/>
+        </w:rPr>
+        <w:t xml:space="preserve"> sono presenti tutti i file di linguaggio di tipo </w:t>
+      </w:r>
+      <w:proofErr w:type="spellStart"/>
+      <w:r>
+        <w:rPr>
+          <w:rFonts w:ascii="Times New Roman" w:eastAsia="Times New Roman" w:hAnsi="Times New Roman" w:cs="Times New Roman"/>
+          <w:sz w:val="24"/>
+          <w:szCs w:val="24"/>
+        </w:rPr>
+        <w:t>javascript</w:t>
+      </w:r>
+      <w:proofErr w:type="spellEnd"/>
+      <w:r>
+        <w:rPr>
+          <w:rFonts w:ascii="Times New Roman" w:eastAsia="Times New Roman" w:hAnsi="Times New Roman" w:cs="Times New Roman"/>
+          <w:sz w:val="24"/>
+          <w:szCs w:val="24"/>
+        </w:rPr>
+        <w:t xml:space="preserve"> utilizzanti la tecnologia Ajax comunicanti con web service tramite interfaccia REST/API</w:t>
       </w:r>
     </w:p>
     <w:p>
@@ -6963,7 +9095,7 @@
           <w:szCs w:val="24"/>
         </w:rPr>
       </w:pPr>
-      <w:hyperlink r:id="rId15">
+      <w:hyperlink r:id="rId16">
         <w:r>
           <w:rPr>
             <w:rFonts w:ascii="Times New Roman" w:eastAsia="Times New Roman" w:hAnsi="Times New Roman" w:cs="Times New Roman"/>
@@ -6986,7 +9118,7 @@
           <w:szCs w:val="24"/>
         </w:rPr>
       </w:pPr>
-      <w:hyperlink r:id="rId16">
+      <w:hyperlink r:id="rId17">
         <w:r>
           <w:rPr>
             <w:rFonts w:ascii="Times New Roman" w:eastAsia="Times New Roman" w:hAnsi="Times New Roman" w:cs="Times New Roman"/>
@@ -7009,7 +9141,7 @@
           <w:szCs w:val="24"/>
         </w:rPr>
       </w:pPr>
-      <w:hyperlink r:id="rId17">
+      <w:hyperlink r:id="rId18">
         <w:r>
           <w:rPr>
             <w:rFonts w:ascii="Times New Roman" w:eastAsia="Times New Roman" w:hAnsi="Times New Roman" w:cs="Times New Roman"/>
@@ -7032,7 +9164,7 @@
           <w:szCs w:val="24"/>
         </w:rPr>
       </w:pPr>
-      <w:hyperlink r:id="rId18">
+      <w:hyperlink r:id="rId19">
         <w:r>
           <w:rPr>
             <w:rFonts w:ascii="Times New Roman" w:eastAsia="Times New Roman" w:hAnsi="Times New Roman" w:cs="Times New Roman"/>
@@ -7055,7 +9187,7 @@
           <w:szCs w:val="24"/>
         </w:rPr>
       </w:pPr>
-      <w:hyperlink r:id="rId19">
+      <w:hyperlink r:id="rId20">
         <w:r>
           <w:rPr>
             <w:rFonts w:ascii="Times New Roman" w:eastAsia="Times New Roman" w:hAnsi="Times New Roman" w:cs="Times New Roman"/>
@@ -7078,7 +9210,7 @@
           <w:szCs w:val="24"/>
         </w:rPr>
       </w:pPr>
-      <w:hyperlink r:id="rId20">
+      <w:hyperlink r:id="rId21">
         <w:r>
           <w:rPr>
             <w:rFonts w:ascii="Times New Roman" w:eastAsia="Times New Roman" w:hAnsi="Times New Roman" w:cs="Times New Roman"/>
@@ -7134,7 +9266,79 @@
           <w:sz w:val="24"/>
           <w:szCs w:val="24"/>
         </w:rPr>
-        <w:t>All’interno della sottocartella php è presente un unico file php utile allo spostamento dell’img del prodotto (in maniera dinamica) quando si aggiunge l’img di un nuovo prodotto</w:t>
+        <w:t xml:space="preserve">All’interno della sottocartella </w:t>
+      </w:r>
+      <w:proofErr w:type="spellStart"/>
+      <w:r>
+        <w:rPr>
+          <w:rFonts w:ascii="Times New Roman" w:eastAsia="Times New Roman" w:hAnsi="Times New Roman" w:cs="Times New Roman"/>
+          <w:sz w:val="24"/>
+          <w:szCs w:val="24"/>
+        </w:rPr>
+        <w:t>php</w:t>
+      </w:r>
+      <w:proofErr w:type="spellEnd"/>
+      <w:r>
+        <w:rPr>
+          <w:rFonts w:ascii="Times New Roman" w:eastAsia="Times New Roman" w:hAnsi="Times New Roman" w:cs="Times New Roman"/>
+          <w:sz w:val="24"/>
+          <w:szCs w:val="24"/>
+        </w:rPr>
+        <w:t xml:space="preserve"> è presente un unico file </w:t>
+      </w:r>
+      <w:proofErr w:type="spellStart"/>
+      <w:r>
+        <w:rPr>
+          <w:rFonts w:ascii="Times New Roman" w:eastAsia="Times New Roman" w:hAnsi="Times New Roman" w:cs="Times New Roman"/>
+          <w:sz w:val="24"/>
+          <w:szCs w:val="24"/>
+        </w:rPr>
+        <w:t>php</w:t>
+      </w:r>
+      <w:proofErr w:type="spellEnd"/>
+      <w:r>
+        <w:rPr>
+          <w:rFonts w:ascii="Times New Roman" w:eastAsia="Times New Roman" w:hAnsi="Times New Roman" w:cs="Times New Roman"/>
+          <w:sz w:val="24"/>
+          <w:szCs w:val="24"/>
+        </w:rPr>
+        <w:t xml:space="preserve"> utile allo spostamento </w:t>
+      </w:r>
+      <w:proofErr w:type="spellStart"/>
+      <w:r>
+        <w:rPr>
+          <w:rFonts w:ascii="Times New Roman" w:eastAsia="Times New Roman" w:hAnsi="Times New Roman" w:cs="Times New Roman"/>
+          <w:sz w:val="24"/>
+          <w:szCs w:val="24"/>
+        </w:rPr>
+        <w:t>dell’img</w:t>
+      </w:r>
+      <w:proofErr w:type="spellEnd"/>
+      <w:r>
+        <w:rPr>
+          <w:rFonts w:ascii="Times New Roman" w:eastAsia="Times New Roman" w:hAnsi="Times New Roman" w:cs="Times New Roman"/>
+          <w:sz w:val="24"/>
+          <w:szCs w:val="24"/>
+        </w:rPr>
+        <w:t xml:space="preserve"> del prodotto (in maniera dinamica) quando si aggiunge </w:t>
+      </w:r>
+      <w:proofErr w:type="spellStart"/>
+      <w:r>
+        <w:rPr>
+          <w:rFonts w:ascii="Times New Roman" w:eastAsia="Times New Roman" w:hAnsi="Times New Roman" w:cs="Times New Roman"/>
+          <w:sz w:val="24"/>
+          <w:szCs w:val="24"/>
+        </w:rPr>
+        <w:t>l’img</w:t>
+      </w:r>
+      <w:proofErr w:type="spellEnd"/>
+      <w:r>
+        <w:rPr>
+          <w:rFonts w:ascii="Times New Roman" w:eastAsia="Times New Roman" w:hAnsi="Times New Roman" w:cs="Times New Roman"/>
+          <w:sz w:val="24"/>
+          <w:szCs w:val="24"/>
+        </w:rPr>
+        <w:t xml:space="preserve"> di un nuovo prodotto</w:t>
       </w:r>
     </w:p>
     <w:p>
@@ -7150,6 +9354,7 @@
           <w:szCs w:val="24"/>
         </w:rPr>
       </w:pPr>
+      <w:proofErr w:type="spellStart"/>
       <w:r>
         <w:rPr>
           <w:rFonts w:ascii="Times New Roman" w:eastAsia="Times New Roman" w:hAnsi="Times New Roman" w:cs="Times New Roman"/>
@@ -7158,6 +9363,7 @@
         </w:rPr>
         <w:t>upload.php</w:t>
       </w:r>
+      <w:proofErr w:type="spellEnd"/>
     </w:p>
     <w:p>
       <w:pPr>
@@ -7190,7 +9396,79 @@
           <w:sz w:val="24"/>
           <w:szCs w:val="24"/>
         </w:rPr>
-        <w:t xml:space="preserve">È importante sottolineare come il team di sviluppo front end abbia provveduto alla comunicazione dei web service tramite REST/API. Il metodo javascript utilizzato è il metodo fetch() all’interno di funzioni asincrone richiamate dalla webapp stessa. I metodi comunicanti con tecnologia Ajax, dunque con REST/API sono </w:t>
+        <w:t xml:space="preserve">È importante sottolineare come </w:t>
+      </w:r>
+      <w:proofErr w:type="gramStart"/>
+      <w:r>
+        <w:rPr>
+          <w:rFonts w:ascii="Times New Roman" w:eastAsia="Times New Roman" w:hAnsi="Times New Roman" w:cs="Times New Roman"/>
+          <w:sz w:val="24"/>
+          <w:szCs w:val="24"/>
+        </w:rPr>
+        <w:t>il team</w:t>
+      </w:r>
+      <w:proofErr w:type="gramEnd"/>
+      <w:r>
+        <w:rPr>
+          <w:rFonts w:ascii="Times New Roman" w:eastAsia="Times New Roman" w:hAnsi="Times New Roman" w:cs="Times New Roman"/>
+          <w:sz w:val="24"/>
+          <w:szCs w:val="24"/>
+        </w:rPr>
+        <w:t xml:space="preserve"> di sviluppo front end abbia provveduto alla comunicazione dei web service tramite REST/API. Il metodo </w:t>
+      </w:r>
+      <w:proofErr w:type="spellStart"/>
+      <w:r>
+        <w:rPr>
+          <w:rFonts w:ascii="Times New Roman" w:eastAsia="Times New Roman" w:hAnsi="Times New Roman" w:cs="Times New Roman"/>
+          <w:sz w:val="24"/>
+          <w:szCs w:val="24"/>
+        </w:rPr>
+        <w:t>javascript</w:t>
+      </w:r>
+      <w:proofErr w:type="spellEnd"/>
+      <w:r>
+        <w:rPr>
+          <w:rFonts w:ascii="Times New Roman" w:eastAsia="Times New Roman" w:hAnsi="Times New Roman" w:cs="Times New Roman"/>
+          <w:sz w:val="24"/>
+          <w:szCs w:val="24"/>
+        </w:rPr>
+        <w:t xml:space="preserve"> utilizzato è il metodo </w:t>
+      </w:r>
+      <w:proofErr w:type="gramStart"/>
+      <w:r>
+        <w:rPr>
+          <w:rFonts w:ascii="Times New Roman" w:eastAsia="Times New Roman" w:hAnsi="Times New Roman" w:cs="Times New Roman"/>
+          <w:sz w:val="24"/>
+          <w:szCs w:val="24"/>
+        </w:rPr>
+        <w:t>fetch(</w:t>
+      </w:r>
+      <w:proofErr w:type="gramEnd"/>
+      <w:r>
+        <w:rPr>
+          <w:rFonts w:ascii="Times New Roman" w:eastAsia="Times New Roman" w:hAnsi="Times New Roman" w:cs="Times New Roman"/>
+          <w:sz w:val="24"/>
+          <w:szCs w:val="24"/>
+        </w:rPr>
+        <w:t xml:space="preserve">) all’interno di funzioni asincrone richiamate dalla </w:t>
+      </w:r>
+      <w:proofErr w:type="spellStart"/>
+      <w:r>
+        <w:rPr>
+          <w:rFonts w:ascii="Times New Roman" w:eastAsia="Times New Roman" w:hAnsi="Times New Roman" w:cs="Times New Roman"/>
+          <w:sz w:val="24"/>
+          <w:szCs w:val="24"/>
+        </w:rPr>
+        <w:t>webapp</w:t>
+      </w:r>
+      <w:proofErr w:type="spellEnd"/>
+      <w:r>
+        <w:rPr>
+          <w:rFonts w:ascii="Times New Roman" w:eastAsia="Times New Roman" w:hAnsi="Times New Roman" w:cs="Times New Roman"/>
+          <w:sz w:val="24"/>
+          <w:szCs w:val="24"/>
+        </w:rPr>
+        <w:t xml:space="preserve"> stessa. I metodi comunicanti con tecnologia Ajax, dunque con REST/API sono </w:t>
       </w:r>
       <w:r>
         <w:rPr>
@@ -7217,33 +9495,105 @@
           <w:szCs w:val="24"/>
         </w:rPr>
         <w:lastRenderedPageBreak/>
-        <w:t>funzionalità della webapp nonostante ci sia un guasto nella comunicazione; Questo è disponibile grazie anche al comando “await” prima di ogni metodo fetch().</w:t>
-      </w:r>
-    </w:p>
-    <w:p>
-      <w:pPr>
-        <w:rPr>
-          <w:rFonts w:ascii="Times New Roman" w:eastAsia="Times New Roman" w:hAnsi="Times New Roman" w:cs="Times New Roman"/>
-          <w:sz w:val="24"/>
-          <w:szCs w:val="24"/>
-        </w:rPr>
-      </w:pPr>
-    </w:p>
-    <w:p>
-      <w:pPr>
-        <w:rPr>
-          <w:rFonts w:ascii="Times New Roman" w:eastAsia="Times New Roman" w:hAnsi="Times New Roman" w:cs="Times New Roman"/>
-          <w:sz w:val="24"/>
-          <w:szCs w:val="24"/>
-        </w:rPr>
-      </w:pPr>
-      <w:r>
-        <w:rPr>
-          <w:rFonts w:ascii="Times New Roman" w:eastAsia="Times New Roman" w:hAnsi="Times New Roman" w:cs="Times New Roman"/>
-          <w:sz w:val="24"/>
-          <w:szCs w:val="24"/>
-        </w:rPr>
-        <w:t>Di sotto riportati esempi di codice generalizzato per i metodi principali (post) e (get)</w:t>
+        <w:t xml:space="preserve">funzionalità della </w:t>
+      </w:r>
+      <w:proofErr w:type="spellStart"/>
+      <w:r>
+        <w:rPr>
+          <w:rFonts w:ascii="Times New Roman" w:eastAsia="Times New Roman" w:hAnsi="Times New Roman" w:cs="Times New Roman"/>
+          <w:sz w:val="24"/>
+          <w:szCs w:val="24"/>
+        </w:rPr>
+        <w:t>webapp</w:t>
+      </w:r>
+      <w:proofErr w:type="spellEnd"/>
+      <w:r>
+        <w:rPr>
+          <w:rFonts w:ascii="Times New Roman" w:eastAsia="Times New Roman" w:hAnsi="Times New Roman" w:cs="Times New Roman"/>
+          <w:sz w:val="24"/>
+          <w:szCs w:val="24"/>
+        </w:rPr>
+        <w:t xml:space="preserve"> nonostante ci sia un guasto nella comunicazione; Questo è disponibile grazie anche al comando “</w:t>
+      </w:r>
+      <w:proofErr w:type="spellStart"/>
+      <w:r>
+        <w:rPr>
+          <w:rFonts w:ascii="Times New Roman" w:eastAsia="Times New Roman" w:hAnsi="Times New Roman" w:cs="Times New Roman"/>
+          <w:sz w:val="24"/>
+          <w:szCs w:val="24"/>
+        </w:rPr>
+        <w:t>await</w:t>
+      </w:r>
+      <w:proofErr w:type="spellEnd"/>
+      <w:r>
+        <w:rPr>
+          <w:rFonts w:ascii="Times New Roman" w:eastAsia="Times New Roman" w:hAnsi="Times New Roman" w:cs="Times New Roman"/>
+          <w:sz w:val="24"/>
+          <w:szCs w:val="24"/>
+        </w:rPr>
+        <w:t xml:space="preserve">” prima di ogni metodo </w:t>
+      </w:r>
+      <w:proofErr w:type="gramStart"/>
+      <w:r>
+        <w:rPr>
+          <w:rFonts w:ascii="Times New Roman" w:eastAsia="Times New Roman" w:hAnsi="Times New Roman" w:cs="Times New Roman"/>
+          <w:sz w:val="24"/>
+          <w:szCs w:val="24"/>
+        </w:rPr>
+        <w:t>fetch(</w:t>
+      </w:r>
+      <w:proofErr w:type="gramEnd"/>
+      <w:r>
+        <w:rPr>
+          <w:rFonts w:ascii="Times New Roman" w:eastAsia="Times New Roman" w:hAnsi="Times New Roman" w:cs="Times New Roman"/>
+          <w:sz w:val="24"/>
+          <w:szCs w:val="24"/>
+        </w:rPr>
+        <w:t>).</w:t>
+      </w:r>
+    </w:p>
+    <w:p>
+      <w:pPr>
+        <w:rPr>
+          <w:rFonts w:ascii="Times New Roman" w:eastAsia="Times New Roman" w:hAnsi="Times New Roman" w:cs="Times New Roman"/>
+          <w:sz w:val="24"/>
+          <w:szCs w:val="24"/>
+        </w:rPr>
+      </w:pPr>
+    </w:p>
+    <w:p>
+      <w:pPr>
+        <w:rPr>
+          <w:rFonts w:ascii="Times New Roman" w:eastAsia="Times New Roman" w:hAnsi="Times New Roman" w:cs="Times New Roman"/>
+          <w:sz w:val="24"/>
+          <w:szCs w:val="24"/>
+        </w:rPr>
+      </w:pPr>
+      <w:r>
+        <w:rPr>
+          <w:rFonts w:ascii="Times New Roman" w:eastAsia="Times New Roman" w:hAnsi="Times New Roman" w:cs="Times New Roman"/>
+          <w:sz w:val="24"/>
+          <w:szCs w:val="24"/>
+        </w:rPr>
+        <w:t>Di sotto riportati esempi di codice generalizzato per i metodi principali (post) e (</w:t>
+      </w:r>
+      <w:proofErr w:type="spellStart"/>
+      <w:r>
+        <w:rPr>
+          <w:rFonts w:ascii="Times New Roman" w:eastAsia="Times New Roman" w:hAnsi="Times New Roman" w:cs="Times New Roman"/>
+          <w:sz w:val="24"/>
+          <w:szCs w:val="24"/>
+        </w:rPr>
+        <w:t>get</w:t>
+      </w:r>
+      <w:proofErr w:type="spellEnd"/>
+      <w:r>
+        <w:rPr>
+          <w:rFonts w:ascii="Times New Roman" w:eastAsia="Times New Roman" w:hAnsi="Times New Roman" w:cs="Times New Roman"/>
+          <w:sz w:val="24"/>
+          <w:szCs w:val="24"/>
+        </w:rPr>
+        <w:t>)</w:t>
       </w:r>
     </w:p>
     <w:p>
@@ -7268,7 +9618,7 @@
           <w:szCs w:val="52"/>
         </w:rPr>
       </w:pPr>
-      <w:bookmarkStart w:id="21" w:name="_Toc229671303"/>
+      <w:bookmarkStart w:id="21" w:name="_Toc229672450"/>
       <w:r>
         <w:rPr>
           <w:rFonts w:ascii="Times New Roman" w:hAnsi="Times New Roman" w:cs="Times New Roman"/>
@@ -7497,7 +9847,7 @@
                 <w:rFonts w:ascii="Times New Roman" w:eastAsia="Times New Roman" w:hAnsi="Times New Roman" w:cs="Times New Roman"/>
               </w:rPr>
             </w:pPr>
-            <w:hyperlink r:id="rId21">
+            <w:hyperlink r:id="rId22">
               <w:r>
                 <w:rPr>
                   <w:rFonts w:ascii="Times New Roman" w:eastAsia="Times New Roman" w:hAnsi="Times New Roman" w:cs="Times New Roman"/>
@@ -7531,11 +9881,19 @@
                 <w:rFonts w:ascii="Times New Roman" w:eastAsia="Times New Roman" w:hAnsi="Times New Roman" w:cs="Times New Roman"/>
               </w:rPr>
             </w:pPr>
-            <w:r>
-              <w:rPr>
-                <w:rFonts w:ascii="Times New Roman" w:eastAsia="Times New Roman" w:hAnsi="Times New Roman" w:cs="Times New Roman"/>
-              </w:rPr>
-              <w:t>UtenteController.registra()</w:t>
+            <w:proofErr w:type="spellStart"/>
+            <w:r>
+              <w:rPr>
+                <w:rFonts w:ascii="Times New Roman" w:eastAsia="Times New Roman" w:hAnsi="Times New Roman" w:cs="Times New Roman"/>
+              </w:rPr>
+              <w:t>UtenteController.registra</w:t>
+            </w:r>
+            <w:proofErr w:type="spellEnd"/>
+            <w:r>
+              <w:rPr>
+                <w:rFonts w:ascii="Times New Roman" w:eastAsia="Times New Roman" w:hAnsi="Times New Roman" w:cs="Times New Roman"/>
+              </w:rPr>
+              <w:t>()</w:t>
             </w:r>
           </w:p>
           <w:p>
@@ -7618,7 +9976,7 @@
                 <w:rFonts w:ascii="Times New Roman" w:eastAsia="Times New Roman" w:hAnsi="Times New Roman" w:cs="Times New Roman"/>
               </w:rPr>
             </w:pPr>
-            <w:hyperlink r:id="rId22">
+            <w:hyperlink r:id="rId23">
               <w:r>
                 <w:rPr>
                   <w:rFonts w:ascii="Times New Roman" w:eastAsia="Times New Roman" w:hAnsi="Times New Roman" w:cs="Times New Roman"/>
@@ -7646,11 +10004,19 @@
                 <w:rFonts w:ascii="Times New Roman" w:eastAsia="Times New Roman" w:hAnsi="Times New Roman" w:cs="Times New Roman"/>
               </w:rPr>
             </w:pPr>
-            <w:r>
-              <w:rPr>
-                <w:rFonts w:ascii="Times New Roman" w:eastAsia="Times New Roman" w:hAnsi="Times New Roman" w:cs="Times New Roman"/>
-              </w:rPr>
-              <w:t>UtenteController.accedi()</w:t>
+            <w:proofErr w:type="spellStart"/>
+            <w:r>
+              <w:rPr>
+                <w:rFonts w:ascii="Times New Roman" w:eastAsia="Times New Roman" w:hAnsi="Times New Roman" w:cs="Times New Roman"/>
+              </w:rPr>
+              <w:t>UtenteController.accedi</w:t>
+            </w:r>
+            <w:proofErr w:type="spellEnd"/>
+            <w:r>
+              <w:rPr>
+                <w:rFonts w:ascii="Times New Roman" w:eastAsia="Times New Roman" w:hAnsi="Times New Roman" w:cs="Times New Roman"/>
+              </w:rPr>
+              <w:t>()</w:t>
             </w:r>
           </w:p>
           <w:p>
@@ -7733,7 +10099,7 @@
                 <w:rFonts w:ascii="Times New Roman" w:eastAsia="Times New Roman" w:hAnsi="Times New Roman" w:cs="Times New Roman"/>
               </w:rPr>
             </w:pPr>
-            <w:hyperlink r:id="rId23">
+            <w:hyperlink r:id="rId24">
               <w:r>
                 <w:rPr>
                   <w:rFonts w:ascii="Times New Roman" w:eastAsia="Times New Roman" w:hAnsi="Times New Roman" w:cs="Times New Roman"/>
@@ -7761,11 +10127,19 @@
                 <w:rFonts w:ascii="Times New Roman" w:eastAsia="Times New Roman" w:hAnsi="Times New Roman" w:cs="Times New Roman"/>
               </w:rPr>
             </w:pPr>
-            <w:r>
-              <w:rPr>
-                <w:rFonts w:ascii="Times New Roman" w:eastAsia="Times New Roman" w:hAnsi="Times New Roman" w:cs="Times New Roman"/>
-              </w:rPr>
-              <w:t>UtenteController.aggiungi()</w:t>
+            <w:proofErr w:type="spellStart"/>
+            <w:r>
+              <w:rPr>
+                <w:rFonts w:ascii="Times New Roman" w:eastAsia="Times New Roman" w:hAnsi="Times New Roman" w:cs="Times New Roman"/>
+              </w:rPr>
+              <w:t>UtenteController.aggiungi</w:t>
+            </w:r>
+            <w:proofErr w:type="spellEnd"/>
+            <w:r>
+              <w:rPr>
+                <w:rFonts w:ascii="Times New Roman" w:eastAsia="Times New Roman" w:hAnsi="Times New Roman" w:cs="Times New Roman"/>
+              </w:rPr>
+              <w:t>()</w:t>
             </w:r>
           </w:p>
           <w:p>
@@ -7848,7 +10222,7 @@
                 <w:rFonts w:ascii="Times New Roman" w:eastAsia="Times New Roman" w:hAnsi="Times New Roman" w:cs="Times New Roman"/>
               </w:rPr>
             </w:pPr>
-            <w:hyperlink r:id="rId24">
+            <w:hyperlink r:id="rId25">
               <w:r>
                 <w:rPr>
                   <w:rFonts w:ascii="Times New Roman" w:eastAsia="Times New Roman" w:hAnsi="Times New Roman" w:cs="Times New Roman"/>
@@ -7876,11 +10250,19 @@
                 <w:rFonts w:ascii="Times New Roman" w:eastAsia="Times New Roman" w:hAnsi="Times New Roman" w:cs="Times New Roman"/>
               </w:rPr>
             </w:pPr>
-            <w:r>
-              <w:rPr>
-                <w:rFonts w:ascii="Times New Roman" w:eastAsia="Times New Roman" w:hAnsi="Times New Roman" w:cs="Times New Roman"/>
-              </w:rPr>
-              <w:t>UtenteController.elimina()</w:t>
+            <w:proofErr w:type="spellStart"/>
+            <w:r>
+              <w:rPr>
+                <w:rFonts w:ascii="Times New Roman" w:eastAsia="Times New Roman" w:hAnsi="Times New Roman" w:cs="Times New Roman"/>
+              </w:rPr>
+              <w:t>UtenteController.elimina</w:t>
+            </w:r>
+            <w:proofErr w:type="spellEnd"/>
+            <w:r>
+              <w:rPr>
+                <w:rFonts w:ascii="Times New Roman" w:eastAsia="Times New Roman" w:hAnsi="Times New Roman" w:cs="Times New Roman"/>
+              </w:rPr>
+              <w:t>()</w:t>
             </w:r>
           </w:p>
           <w:p>
@@ -7913,11 +10295,19 @@
                 <w:rFonts w:ascii="Times New Roman" w:eastAsia="Times New Roman" w:hAnsi="Times New Roman" w:cs="Times New Roman"/>
               </w:rPr>
             </w:pPr>
-            <w:r>
-              <w:rPr>
-                <w:rFonts w:ascii="Times New Roman" w:eastAsia="Times New Roman" w:hAnsi="Times New Roman" w:cs="Times New Roman"/>
-              </w:rPr>
-              <w:t>Get di tutti i prodotti</w:t>
+            <w:proofErr w:type="spellStart"/>
+            <w:r>
+              <w:rPr>
+                <w:rFonts w:ascii="Times New Roman" w:eastAsia="Times New Roman" w:hAnsi="Times New Roman" w:cs="Times New Roman"/>
+              </w:rPr>
+              <w:t>Get</w:t>
+            </w:r>
+            <w:proofErr w:type="spellEnd"/>
+            <w:r>
+              <w:rPr>
+                <w:rFonts w:ascii="Times New Roman" w:eastAsia="Times New Roman" w:hAnsi="Times New Roman" w:cs="Times New Roman"/>
+              </w:rPr>
+              <w:t xml:space="preserve"> di tutti i prodotti</w:t>
             </w:r>
           </w:p>
         </w:tc>
@@ -7963,7 +10353,7 @@
                 <w:rFonts w:ascii="Times New Roman" w:eastAsia="Times New Roman" w:hAnsi="Times New Roman" w:cs="Times New Roman"/>
               </w:rPr>
             </w:pPr>
-            <w:hyperlink r:id="rId25">
+            <w:hyperlink r:id="rId26">
               <w:r>
                 <w:rPr>
                   <w:rFonts w:ascii="Times New Roman" w:eastAsia="Times New Roman" w:hAnsi="Times New Roman" w:cs="Times New Roman"/>
@@ -7991,11 +10381,19 @@
                 <w:rFonts w:ascii="Times New Roman" w:eastAsia="Times New Roman" w:hAnsi="Times New Roman" w:cs="Times New Roman"/>
               </w:rPr>
             </w:pPr>
-            <w:r>
-              <w:rPr>
-                <w:rFonts w:ascii="Times New Roman" w:eastAsia="Times New Roman" w:hAnsi="Times New Roman" w:cs="Times New Roman"/>
-              </w:rPr>
-              <w:t>UtenteController.getProdotti()</w:t>
+            <w:proofErr w:type="spellStart"/>
+            <w:r>
+              <w:rPr>
+                <w:rFonts w:ascii="Times New Roman" w:eastAsia="Times New Roman" w:hAnsi="Times New Roman" w:cs="Times New Roman"/>
+              </w:rPr>
+              <w:t>UtenteController.getProdotti</w:t>
+            </w:r>
+            <w:proofErr w:type="spellEnd"/>
+            <w:r>
+              <w:rPr>
+                <w:rFonts w:ascii="Times New Roman" w:eastAsia="Times New Roman" w:hAnsi="Times New Roman" w:cs="Times New Roman"/>
+              </w:rPr>
+              <w:t>()</w:t>
             </w:r>
           </w:p>
           <w:p>
@@ -8028,11 +10426,19 @@
                 <w:rFonts w:ascii="Times New Roman" w:eastAsia="Times New Roman" w:hAnsi="Times New Roman" w:cs="Times New Roman"/>
               </w:rPr>
             </w:pPr>
-            <w:r>
-              <w:rPr>
-                <w:rFonts w:ascii="Times New Roman" w:eastAsia="Times New Roman" w:hAnsi="Times New Roman" w:cs="Times New Roman"/>
-              </w:rPr>
-              <w:t>Get di un prodotto da nome</w:t>
+            <w:proofErr w:type="spellStart"/>
+            <w:r>
+              <w:rPr>
+                <w:rFonts w:ascii="Times New Roman" w:eastAsia="Times New Roman" w:hAnsi="Times New Roman" w:cs="Times New Roman"/>
+              </w:rPr>
+              <w:t>Get</w:t>
+            </w:r>
+            <w:proofErr w:type="spellEnd"/>
+            <w:r>
+              <w:rPr>
+                <w:rFonts w:ascii="Times New Roman" w:eastAsia="Times New Roman" w:hAnsi="Times New Roman" w:cs="Times New Roman"/>
+              </w:rPr>
+              <w:t xml:space="preserve"> di un prodotto da nome</w:t>
             </w:r>
           </w:p>
         </w:tc>
@@ -8078,7 +10484,7 @@
                 <w:rFonts w:ascii="Times New Roman" w:eastAsia="Times New Roman" w:hAnsi="Times New Roman" w:cs="Times New Roman"/>
               </w:rPr>
             </w:pPr>
-            <w:hyperlink r:id="rId26">
+            <w:hyperlink r:id="rId27">
               <w:r>
                 <w:rPr>
                   <w:rFonts w:ascii="Times New Roman" w:eastAsia="Times New Roman" w:hAnsi="Times New Roman" w:cs="Times New Roman"/>
@@ -8106,11 +10512,19 @@
                 <w:rFonts w:ascii="Times New Roman" w:eastAsia="Times New Roman" w:hAnsi="Times New Roman" w:cs="Times New Roman"/>
               </w:rPr>
             </w:pPr>
-            <w:r>
-              <w:rPr>
-                <w:rFonts w:ascii="Times New Roman" w:eastAsia="Times New Roman" w:hAnsi="Times New Roman" w:cs="Times New Roman"/>
-              </w:rPr>
-              <w:t>UtenteController.elimina()</w:t>
+            <w:proofErr w:type="spellStart"/>
+            <w:r>
+              <w:rPr>
+                <w:rFonts w:ascii="Times New Roman" w:eastAsia="Times New Roman" w:hAnsi="Times New Roman" w:cs="Times New Roman"/>
+              </w:rPr>
+              <w:t>UtenteController.elimina</w:t>
+            </w:r>
+            <w:proofErr w:type="spellEnd"/>
+            <w:r>
+              <w:rPr>
+                <w:rFonts w:ascii="Times New Roman" w:eastAsia="Times New Roman" w:hAnsi="Times New Roman" w:cs="Times New Roman"/>
+              </w:rPr>
+              <w:t>()</w:t>
             </w:r>
           </w:p>
         </w:tc>
@@ -8184,7 +10598,7 @@
                 <w:rFonts w:ascii="Times New Roman" w:eastAsia="Times New Roman" w:hAnsi="Times New Roman" w:cs="Times New Roman"/>
               </w:rPr>
             </w:pPr>
-            <w:hyperlink r:id="rId27">
+            <w:hyperlink r:id="rId28">
               <w:r>
                 <w:rPr>
                   <w:rFonts w:ascii="Times New Roman" w:eastAsia="Times New Roman" w:hAnsi="Times New Roman" w:cs="Times New Roman"/>
@@ -8212,11 +10626,19 @@
                 <w:rFonts w:ascii="Times New Roman" w:eastAsia="Times New Roman" w:hAnsi="Times New Roman" w:cs="Times New Roman"/>
               </w:rPr>
             </w:pPr>
-            <w:r>
-              <w:rPr>
-                <w:rFonts w:ascii="Times New Roman" w:eastAsia="Times New Roman" w:hAnsi="Times New Roman" w:cs="Times New Roman"/>
-              </w:rPr>
-              <w:t>UtenteController.cambiaNome()</w:t>
+            <w:proofErr w:type="spellStart"/>
+            <w:r>
+              <w:rPr>
+                <w:rFonts w:ascii="Times New Roman" w:eastAsia="Times New Roman" w:hAnsi="Times New Roman" w:cs="Times New Roman"/>
+              </w:rPr>
+              <w:t>UtenteController.cambiaNome</w:t>
+            </w:r>
+            <w:proofErr w:type="spellEnd"/>
+            <w:r>
+              <w:rPr>
+                <w:rFonts w:ascii="Times New Roman" w:eastAsia="Times New Roman" w:hAnsi="Times New Roman" w:cs="Times New Roman"/>
+              </w:rPr>
+              <w:t>()</w:t>
             </w:r>
           </w:p>
           <w:p>
@@ -8299,7 +10721,7 @@
                 <w:rFonts w:ascii="Times New Roman" w:eastAsia="Times New Roman" w:hAnsi="Times New Roman" w:cs="Times New Roman"/>
               </w:rPr>
             </w:pPr>
-            <w:hyperlink r:id="rId28">
+            <w:hyperlink r:id="rId29">
               <w:r>
                 <w:rPr>
                   <w:rFonts w:ascii="Times New Roman" w:eastAsia="Times New Roman" w:hAnsi="Times New Roman" w:cs="Times New Roman"/>
@@ -8327,11 +10749,19 @@
                 <w:rFonts w:ascii="Times New Roman" w:eastAsia="Times New Roman" w:hAnsi="Times New Roman" w:cs="Times New Roman"/>
               </w:rPr>
             </w:pPr>
-            <w:r>
-              <w:rPr>
-                <w:rFonts w:ascii="Times New Roman" w:eastAsia="Times New Roman" w:hAnsi="Times New Roman" w:cs="Times New Roman"/>
-              </w:rPr>
-              <w:t>UtenteController.cambiaPrezzo()</w:t>
+            <w:proofErr w:type="spellStart"/>
+            <w:r>
+              <w:rPr>
+                <w:rFonts w:ascii="Times New Roman" w:eastAsia="Times New Roman" w:hAnsi="Times New Roman" w:cs="Times New Roman"/>
+              </w:rPr>
+              <w:t>UtenteController.cambiaPrezzo</w:t>
+            </w:r>
+            <w:proofErr w:type="spellEnd"/>
+            <w:r>
+              <w:rPr>
+                <w:rFonts w:ascii="Times New Roman" w:eastAsia="Times New Roman" w:hAnsi="Times New Roman" w:cs="Times New Roman"/>
+              </w:rPr>
+              <w:t>()</w:t>
             </w:r>
           </w:p>
           <w:p>
@@ -8414,7 +10844,7 @@
                 <w:rFonts w:ascii="Times New Roman" w:eastAsia="Times New Roman" w:hAnsi="Times New Roman" w:cs="Times New Roman"/>
               </w:rPr>
             </w:pPr>
-            <w:hyperlink r:id="rId29">
+            <w:hyperlink r:id="rId30">
               <w:r>
                 <w:rPr>
                   <w:rFonts w:ascii="Times New Roman" w:eastAsia="Times New Roman" w:hAnsi="Times New Roman" w:cs="Times New Roman"/>
@@ -8442,11 +10872,19 @@
                 <w:rFonts w:ascii="Times New Roman" w:eastAsia="Times New Roman" w:hAnsi="Times New Roman" w:cs="Times New Roman"/>
               </w:rPr>
             </w:pPr>
-            <w:r>
-              <w:rPr>
-                <w:rFonts w:ascii="Times New Roman" w:eastAsia="Times New Roman" w:hAnsi="Times New Roman" w:cs="Times New Roman"/>
-              </w:rPr>
-              <w:t>ProssimoRaccoltoController.aggiungiRaccolto()</w:t>
+            <w:proofErr w:type="spellStart"/>
+            <w:r>
+              <w:rPr>
+                <w:rFonts w:ascii="Times New Roman" w:eastAsia="Times New Roman" w:hAnsi="Times New Roman" w:cs="Times New Roman"/>
+              </w:rPr>
+              <w:t>ProssimoRaccoltoController.aggiungiRaccolto</w:t>
+            </w:r>
+            <w:proofErr w:type="spellEnd"/>
+            <w:r>
+              <w:rPr>
+                <w:rFonts w:ascii="Times New Roman" w:eastAsia="Times New Roman" w:hAnsi="Times New Roman" w:cs="Times New Roman"/>
+              </w:rPr>
+              <w:t>()</w:t>
             </w:r>
           </w:p>
         </w:tc>
@@ -8520,7 +10958,7 @@
                 <w:rFonts w:ascii="Times New Roman" w:eastAsia="Times New Roman" w:hAnsi="Times New Roman" w:cs="Times New Roman"/>
               </w:rPr>
             </w:pPr>
-            <w:hyperlink r:id="rId30">
+            <w:hyperlink r:id="rId31">
               <w:r>
                 <w:rPr>
                   <w:rFonts w:ascii="Times New Roman" w:eastAsia="Times New Roman" w:hAnsi="Times New Roman" w:cs="Times New Roman"/>
@@ -8548,11 +10986,19 @@
                 <w:rFonts w:ascii="Times New Roman" w:eastAsia="Times New Roman" w:hAnsi="Times New Roman" w:cs="Times New Roman"/>
               </w:rPr>
             </w:pPr>
-            <w:r>
-              <w:rPr>
-                <w:rFonts w:ascii="Times New Roman" w:eastAsia="Times New Roman" w:hAnsi="Times New Roman" w:cs="Times New Roman"/>
-              </w:rPr>
-              <w:t>AcquistoController.acquisto()</w:t>
+            <w:proofErr w:type="spellStart"/>
+            <w:r>
+              <w:rPr>
+                <w:rFonts w:ascii="Times New Roman" w:eastAsia="Times New Roman" w:hAnsi="Times New Roman" w:cs="Times New Roman"/>
+              </w:rPr>
+              <w:t>AcquistoController.acquisto</w:t>
+            </w:r>
+            <w:proofErr w:type="spellEnd"/>
+            <w:r>
+              <w:rPr>
+                <w:rFonts w:ascii="Times New Roman" w:eastAsia="Times New Roman" w:hAnsi="Times New Roman" w:cs="Times New Roman"/>
+              </w:rPr>
+              <w:t>()</w:t>
             </w:r>
           </w:p>
           <w:p>
@@ -8633,7 +11079,7 @@
                 <w:rFonts w:ascii="Times New Roman" w:eastAsia="Times New Roman" w:hAnsi="Times New Roman" w:cs="Times New Roman"/>
               </w:rPr>
             </w:pPr>
-            <w:hyperlink r:id="rId31">
+            <w:hyperlink r:id="rId32">
               <w:r>
                 <w:rPr>
                   <w:rFonts w:ascii="Times New Roman" w:eastAsia="Times New Roman" w:hAnsi="Times New Roman" w:cs="Times New Roman"/>
@@ -8661,11 +11107,19 @@
                 <w:rFonts w:ascii="Times New Roman" w:eastAsia="Times New Roman" w:hAnsi="Times New Roman" w:cs="Times New Roman"/>
               </w:rPr>
             </w:pPr>
-            <w:r>
-              <w:rPr>
-                <w:rFonts w:ascii="Times New Roman" w:eastAsia="Times New Roman" w:hAnsi="Times New Roman" w:cs="Times New Roman"/>
-              </w:rPr>
-              <w:t>AcquistoController.confermaAcquisto()</w:t>
+            <w:proofErr w:type="spellStart"/>
+            <w:r>
+              <w:rPr>
+                <w:rFonts w:ascii="Times New Roman" w:eastAsia="Times New Roman" w:hAnsi="Times New Roman" w:cs="Times New Roman"/>
+              </w:rPr>
+              <w:t>AcquistoController.confermaAcquisto</w:t>
+            </w:r>
+            <w:proofErr w:type="spellEnd"/>
+            <w:r>
+              <w:rPr>
+                <w:rFonts w:ascii="Times New Roman" w:eastAsia="Times New Roman" w:hAnsi="Times New Roman" w:cs="Times New Roman"/>
+              </w:rPr>
+              <w:t>()</w:t>
             </w:r>
           </w:p>
         </w:tc>
@@ -8739,7 +11193,7 @@
                 <w:rFonts w:ascii="Times New Roman" w:eastAsia="Times New Roman" w:hAnsi="Times New Roman" w:cs="Times New Roman"/>
               </w:rPr>
             </w:pPr>
-            <w:hyperlink r:id="rId32">
+            <w:hyperlink r:id="rId33">
               <w:r>
                 <w:rPr>
                   <w:rFonts w:ascii="Times New Roman" w:eastAsia="Times New Roman" w:hAnsi="Times New Roman" w:cs="Times New Roman"/>
@@ -8767,11 +11221,19 @@
                 <w:rFonts w:ascii="Times New Roman" w:eastAsia="Times New Roman" w:hAnsi="Times New Roman" w:cs="Times New Roman"/>
               </w:rPr>
             </w:pPr>
-            <w:r>
-              <w:rPr>
-                <w:rFonts w:ascii="Times New Roman" w:eastAsia="Times New Roman" w:hAnsi="Times New Roman" w:cs="Times New Roman"/>
-              </w:rPr>
-              <w:t>AcquistoController.getOrdiniDaErogare()</w:t>
+            <w:proofErr w:type="spellStart"/>
+            <w:r>
+              <w:rPr>
+                <w:rFonts w:ascii="Times New Roman" w:eastAsia="Times New Roman" w:hAnsi="Times New Roman" w:cs="Times New Roman"/>
+              </w:rPr>
+              <w:t>AcquistoController.getOrdiniDaErogare</w:t>
+            </w:r>
+            <w:proofErr w:type="spellEnd"/>
+            <w:r>
+              <w:rPr>
+                <w:rFonts w:ascii="Times New Roman" w:eastAsia="Times New Roman" w:hAnsi="Times New Roman" w:cs="Times New Roman"/>
+              </w:rPr>
+              <w:t>()</w:t>
             </w:r>
           </w:p>
         </w:tc>
@@ -8845,7 +11307,7 @@
                 <w:rFonts w:ascii="Times New Roman" w:eastAsia="Times New Roman" w:hAnsi="Times New Roman" w:cs="Times New Roman"/>
               </w:rPr>
             </w:pPr>
-            <w:hyperlink r:id="rId33">
+            <w:hyperlink r:id="rId34">
               <w:r>
                 <w:rPr>
                   <w:rFonts w:ascii="Times New Roman" w:eastAsia="Times New Roman" w:hAnsi="Times New Roman" w:cs="Times New Roman"/>
@@ -8875,11 +11337,19 @@
                 <w:rFonts w:ascii="Times New Roman" w:eastAsia="Times New Roman" w:hAnsi="Times New Roman" w:cs="Times New Roman"/>
               </w:rPr>
             </w:pPr>
-            <w:r>
-              <w:rPr>
-                <w:rFonts w:ascii="Times New Roman" w:eastAsia="Times New Roman" w:hAnsi="Times New Roman" w:cs="Times New Roman"/>
-              </w:rPr>
-              <w:t>UtenteController.tipo()</w:t>
+            <w:proofErr w:type="spellStart"/>
+            <w:r>
+              <w:rPr>
+                <w:rFonts w:ascii="Times New Roman" w:eastAsia="Times New Roman" w:hAnsi="Times New Roman" w:cs="Times New Roman"/>
+              </w:rPr>
+              <w:t>UtenteController.tipo</w:t>
+            </w:r>
+            <w:proofErr w:type="spellEnd"/>
+            <w:r>
+              <w:rPr>
+                <w:rFonts w:ascii="Times New Roman" w:eastAsia="Times New Roman" w:hAnsi="Times New Roman" w:cs="Times New Roman"/>
+              </w:rPr>
+              <w:t>()</w:t>
             </w:r>
           </w:p>
         </w:tc>
@@ -8981,8 +11451,18 @@
                 <w:b/>
                 <w:bCs/>
               </w:rPr>
-              <w:t>Body request</w:t>
-            </w:r>
+              <w:t xml:space="preserve">Body </w:t>
+            </w:r>
+            <w:proofErr w:type="spellStart"/>
+            <w:r>
+              <w:rPr>
+                <w:rFonts w:ascii="Times New Roman" w:eastAsia="Times New Roman" w:hAnsi="Times New Roman" w:cs="Times New Roman"/>
+                <w:b/>
+                <w:bCs/>
+              </w:rPr>
+              <w:t>request</w:t>
+            </w:r>
+            <w:proofErr w:type="spellEnd"/>
           </w:p>
         </w:tc>
         <w:tc>
@@ -9018,8 +11498,18 @@
                 <w:b/>
                 <w:bCs/>
               </w:rPr>
-              <w:t>Body response</w:t>
-            </w:r>
+              <w:t xml:space="preserve">Body </w:t>
+            </w:r>
+            <w:proofErr w:type="spellStart"/>
+            <w:r>
+              <w:rPr>
+                <w:rFonts w:ascii="Times New Roman" w:eastAsia="Times New Roman" w:hAnsi="Times New Roman" w:cs="Times New Roman"/>
+                <w:b/>
+                <w:bCs/>
+              </w:rPr>
+              <w:t>response</w:t>
+            </w:r>
+            <w:proofErr w:type="spellEnd"/>
           </w:p>
         </w:tc>
         <w:tc>
@@ -9104,6 +11594,8 @@
                 <w:lang w:val="en-US"/>
               </w:rPr>
             </w:pPr>
+            <w:proofErr w:type="spellStart"/>
+            <w:proofErr w:type="gramStart"/>
             <w:r>
               <w:rPr>
                 <w:rFonts w:ascii="Times New Roman" w:eastAsia="Times New Roman" w:hAnsi="Times New Roman" w:cs="Times New Roman"/>
@@ -9111,6 +11603,8 @@
               </w:rPr>
               <w:t>username:String</w:t>
             </w:r>
+            <w:proofErr w:type="spellEnd"/>
+            <w:proofErr w:type="gramEnd"/>
           </w:p>
           <w:p>
             <w:pPr>
@@ -9119,6 +11613,8 @@
                 <w:lang w:val="en-US"/>
               </w:rPr>
             </w:pPr>
+            <w:proofErr w:type="spellStart"/>
+            <w:proofErr w:type="gramStart"/>
             <w:r>
               <w:rPr>
                 <w:rFonts w:ascii="Times New Roman" w:eastAsia="Times New Roman" w:hAnsi="Times New Roman" w:cs="Times New Roman"/>
@@ -9126,6 +11622,8 @@
               </w:rPr>
               <w:t>password:String</w:t>
             </w:r>
+            <w:proofErr w:type="spellEnd"/>
+            <w:proofErr w:type="gramEnd"/>
             <w:r>
               <w:rPr>
                 <w:rFonts w:ascii="Times New Roman" w:eastAsia="Times New Roman" w:hAnsi="Times New Roman" w:cs="Times New Roman"/>
@@ -9148,6 +11646,8 @@
                 <w:lang w:val="en-US"/>
               </w:rPr>
             </w:pPr>
+            <w:proofErr w:type="spellStart"/>
+            <w:proofErr w:type="gramStart"/>
             <w:r>
               <w:rPr>
                 <w:rFonts w:ascii="Times New Roman" w:eastAsia="Times New Roman" w:hAnsi="Times New Roman" w:cs="Times New Roman"/>
@@ -9155,6 +11655,8 @@
               </w:rPr>
               <w:t>nome:String</w:t>
             </w:r>
+            <w:proofErr w:type="spellEnd"/>
+            <w:proofErr w:type="gramEnd"/>
           </w:p>
         </w:tc>
         <w:tc>
@@ -9173,12 +11675,14 @@
                 <w:rFonts w:ascii="Times New Roman" w:eastAsia="Times New Roman" w:hAnsi="Times New Roman" w:cs="Times New Roman"/>
               </w:rPr>
             </w:pPr>
+            <w:proofErr w:type="spellStart"/>
             <w:r>
               <w:rPr>
                 <w:rFonts w:ascii="Times New Roman" w:eastAsia="Times New Roman" w:hAnsi="Times New Roman" w:cs="Times New Roman"/>
               </w:rPr>
               <w:t>idUtente:int</w:t>
             </w:r>
+            <w:proofErr w:type="spellEnd"/>
           </w:p>
           <w:p>
             <w:pPr>
@@ -9186,12 +11690,16 @@
                 <w:rFonts w:ascii="Times New Roman" w:eastAsia="Times New Roman" w:hAnsi="Times New Roman" w:cs="Times New Roman"/>
               </w:rPr>
             </w:pPr>
+            <w:proofErr w:type="spellStart"/>
+            <w:proofErr w:type="gramStart"/>
             <w:r>
               <w:rPr>
                 <w:rFonts w:ascii="Times New Roman" w:eastAsia="Times New Roman" w:hAnsi="Times New Roman" w:cs="Times New Roman"/>
               </w:rPr>
               <w:t>message:String</w:t>
             </w:r>
+            <w:proofErr w:type="spellEnd"/>
+            <w:proofErr w:type="gramEnd"/>
           </w:p>
         </w:tc>
         <w:tc>
@@ -9315,12 +11823,16 @@
                 <w:rFonts w:ascii="Times New Roman" w:eastAsia="Times New Roman" w:hAnsi="Times New Roman" w:cs="Times New Roman"/>
               </w:rPr>
             </w:pPr>
+            <w:proofErr w:type="spellStart"/>
+            <w:proofErr w:type="gramStart"/>
             <w:r>
               <w:rPr>
                 <w:rFonts w:ascii="Times New Roman" w:eastAsia="Times New Roman" w:hAnsi="Times New Roman" w:cs="Times New Roman"/>
               </w:rPr>
               <w:t>username:String</w:t>
             </w:r>
+            <w:proofErr w:type="spellEnd"/>
+            <w:proofErr w:type="gramEnd"/>
           </w:p>
           <w:p>
             <w:pPr>
@@ -9328,12 +11840,16 @@
                 <w:rFonts w:ascii="Times New Roman" w:eastAsia="Times New Roman" w:hAnsi="Times New Roman" w:cs="Times New Roman"/>
               </w:rPr>
             </w:pPr>
+            <w:proofErr w:type="spellStart"/>
+            <w:proofErr w:type="gramStart"/>
             <w:r>
               <w:rPr>
                 <w:rFonts w:ascii="Times New Roman" w:eastAsia="Times New Roman" w:hAnsi="Times New Roman" w:cs="Times New Roman"/>
               </w:rPr>
               <w:t>password:String</w:t>
             </w:r>
+            <w:proofErr w:type="spellEnd"/>
+            <w:proofErr w:type="gramEnd"/>
             <w:r>
               <w:rPr>
                 <w:rFonts w:ascii="Times New Roman" w:eastAsia="Times New Roman" w:hAnsi="Times New Roman" w:cs="Times New Roman"/>
@@ -9360,6 +11876,7 @@
                 <w:szCs w:val="20"/>
               </w:rPr>
             </w:pPr>
+            <w:proofErr w:type="spellStart"/>
             <w:r>
               <w:rPr>
                 <w:rFonts w:ascii="Times New Roman" w:eastAsia="Times New Roman" w:hAnsi="Times New Roman" w:cs="Times New Roman"/>
@@ -9368,6 +11885,7 @@
               </w:rPr>
               <w:t>idUtente:int</w:t>
             </w:r>
+            <w:proofErr w:type="spellEnd"/>
           </w:p>
           <w:p>
             <w:pPr>
@@ -9375,6 +11893,8 @@
                 <w:rFonts w:ascii="Times New Roman" w:eastAsia="Times New Roman" w:hAnsi="Times New Roman" w:cs="Times New Roman"/>
               </w:rPr>
             </w:pPr>
+            <w:proofErr w:type="spellStart"/>
+            <w:proofErr w:type="gramStart"/>
             <w:r>
               <w:rPr>
                 <w:rFonts w:ascii="Times New Roman" w:eastAsia="Times New Roman" w:hAnsi="Times New Roman" w:cs="Times New Roman"/>
@@ -9383,6 +11903,8 @@
               </w:rPr>
               <w:t>message:String</w:t>
             </w:r>
+            <w:proofErr w:type="spellEnd"/>
+            <w:proofErr w:type="gramEnd"/>
           </w:p>
         </w:tc>
         <w:tc>
@@ -9488,33 +12010,62 @@
                 <w:rFonts w:ascii="Times New Roman" w:eastAsia="Times New Roman" w:hAnsi="Times New Roman" w:cs="Times New Roman"/>
               </w:rPr>
             </w:pPr>
+            <w:proofErr w:type="spellStart"/>
             <w:r>
               <w:rPr>
                 <w:rFonts w:ascii="Times New Roman" w:eastAsia="Times New Roman" w:hAnsi="Times New Roman" w:cs="Times New Roman"/>
               </w:rPr>
               <w:t>idUtente:int</w:t>
             </w:r>
+            <w:proofErr w:type="spellEnd"/>
             <w:r>
               <w:rPr>
                 <w:rFonts w:ascii="Times New Roman" w:eastAsia="Times New Roman" w:hAnsi="Times New Roman" w:cs="Times New Roman"/>
               </w:rPr>
               <w:br/>
+            </w:r>
+            <w:proofErr w:type="spellStart"/>
+            <w:proofErr w:type="gramStart"/>
+            <w:r>
+              <w:rPr>
+                <w:rFonts w:ascii="Times New Roman" w:eastAsia="Times New Roman" w:hAnsi="Times New Roman" w:cs="Times New Roman"/>
+              </w:rPr>
               <w:t>nome:String</w:t>
             </w:r>
+            <w:proofErr w:type="spellEnd"/>
+            <w:proofErr w:type="gramEnd"/>
             <w:r>
               <w:rPr>
                 <w:rFonts w:ascii="Times New Roman" w:eastAsia="Times New Roman" w:hAnsi="Times New Roman" w:cs="Times New Roman"/>
               </w:rPr>
               <w:br/>
+            </w:r>
+            <w:proofErr w:type="spellStart"/>
+            <w:proofErr w:type="gramStart"/>
+            <w:r>
+              <w:rPr>
+                <w:rFonts w:ascii="Times New Roman" w:eastAsia="Times New Roman" w:hAnsi="Times New Roman" w:cs="Times New Roman"/>
+              </w:rPr>
               <w:t>prezzo:float</w:t>
             </w:r>
+            <w:proofErr w:type="spellEnd"/>
+            <w:proofErr w:type="gramEnd"/>
             <w:r>
               <w:rPr>
                 <w:rFonts w:ascii="Times New Roman" w:eastAsia="Times New Roman" w:hAnsi="Times New Roman" w:cs="Times New Roman"/>
               </w:rPr>
               <w:br/>
+            </w:r>
+            <w:proofErr w:type="spellStart"/>
+            <w:proofErr w:type="gramStart"/>
+            <w:r>
+              <w:rPr>
+                <w:rFonts w:ascii="Times New Roman" w:eastAsia="Times New Roman" w:hAnsi="Times New Roman" w:cs="Times New Roman"/>
+              </w:rPr>
               <w:t>magazzino:float</w:t>
             </w:r>
+            <w:proofErr w:type="spellEnd"/>
+            <w:proofErr w:type="gramEnd"/>
           </w:p>
         </w:tc>
         <w:tc>
@@ -9542,12 +12093,16 @@
                 <w:rFonts w:ascii="Times New Roman" w:eastAsia="Times New Roman" w:hAnsi="Times New Roman" w:cs="Times New Roman"/>
               </w:rPr>
             </w:pPr>
+            <w:proofErr w:type="spellStart"/>
+            <w:proofErr w:type="gramStart"/>
             <w:r>
               <w:rPr>
                 <w:rFonts w:ascii="Times New Roman" w:eastAsia="Times New Roman" w:hAnsi="Times New Roman" w:cs="Times New Roman"/>
               </w:rPr>
               <w:t>message:String</w:t>
             </w:r>
+            <w:proofErr w:type="spellEnd"/>
+            <w:proofErr w:type="gramEnd"/>
           </w:p>
         </w:tc>
         <w:tc>
@@ -9623,7 +12178,21 @@
               <w:rPr>
                 <w:rFonts w:ascii="Times New Roman" w:eastAsia="Times New Roman" w:hAnsi="Times New Roman" w:cs="Times New Roman"/>
               </w:rPr>
-              <w:t>400: IdUtente mancante</w:t>
+              <w:t xml:space="preserve">400: </w:t>
+            </w:r>
+            <w:proofErr w:type="spellStart"/>
+            <w:r>
+              <w:rPr>
+                <w:rFonts w:ascii="Times New Roman" w:eastAsia="Times New Roman" w:hAnsi="Times New Roman" w:cs="Times New Roman"/>
+              </w:rPr>
+              <w:t>IdUtente</w:t>
+            </w:r>
+            <w:proofErr w:type="spellEnd"/>
+            <w:r>
+              <w:rPr>
+                <w:rFonts w:ascii="Times New Roman" w:eastAsia="Times New Roman" w:hAnsi="Times New Roman" w:cs="Times New Roman"/>
+              </w:rPr>
+              <w:t xml:space="preserve"> mancante</w:t>
             </w:r>
           </w:p>
           <w:p>
@@ -9693,12 +12262,14 @@
                 <w:rFonts w:ascii="Times New Roman" w:eastAsia="Times New Roman" w:hAnsi="Times New Roman" w:cs="Times New Roman"/>
               </w:rPr>
             </w:pPr>
+            <w:proofErr w:type="spellStart"/>
             <w:r>
               <w:rPr>
                 <w:rFonts w:ascii="Times New Roman" w:eastAsia="Times New Roman" w:hAnsi="Times New Roman" w:cs="Times New Roman"/>
               </w:rPr>
               <w:t>idUtente:int</w:t>
             </w:r>
+            <w:proofErr w:type="spellEnd"/>
           </w:p>
         </w:tc>
         <w:tc>
@@ -9719,12 +12290,16 @@
                 <w:rFonts w:ascii="Times New Roman" w:eastAsia="Times New Roman" w:hAnsi="Times New Roman" w:cs="Times New Roman"/>
               </w:rPr>
             </w:pPr>
+            <w:proofErr w:type="spellStart"/>
+            <w:proofErr w:type="gramStart"/>
             <w:r>
               <w:rPr>
                 <w:rFonts w:ascii="Times New Roman" w:eastAsia="Times New Roman" w:hAnsi="Times New Roman" w:cs="Times New Roman"/>
               </w:rPr>
               <w:t>message:String</w:t>
             </w:r>
+            <w:proofErr w:type="spellEnd"/>
+            <w:proofErr w:type="gramEnd"/>
           </w:p>
         </w:tc>
         <w:tc>
@@ -9779,7 +12354,21 @@
               <w:rPr>
                 <w:rFonts w:ascii="Times New Roman" w:eastAsia="Times New Roman" w:hAnsi="Times New Roman" w:cs="Times New Roman"/>
               </w:rPr>
-              <w:t>400: IdUtente mancante</w:t>
+              <w:t xml:space="preserve">400: </w:t>
+            </w:r>
+            <w:proofErr w:type="spellStart"/>
+            <w:r>
+              <w:rPr>
+                <w:rFonts w:ascii="Times New Roman" w:eastAsia="Times New Roman" w:hAnsi="Times New Roman" w:cs="Times New Roman"/>
+              </w:rPr>
+              <w:t>IdUtente</w:t>
+            </w:r>
+            <w:proofErr w:type="spellEnd"/>
+            <w:r>
+              <w:rPr>
+                <w:rFonts w:ascii="Times New Roman" w:eastAsia="Times New Roman" w:hAnsi="Times New Roman" w:cs="Times New Roman"/>
+              </w:rPr>
+              <w:t xml:space="preserve"> mancante</w:t>
             </w:r>
           </w:p>
           <w:p>
@@ -9818,11 +12407,19 @@
                 <w:rFonts w:ascii="Times New Roman" w:eastAsia="Times New Roman" w:hAnsi="Times New Roman" w:cs="Times New Roman"/>
               </w:rPr>
             </w:pPr>
-            <w:r>
-              <w:rPr>
-                <w:rFonts w:ascii="Times New Roman" w:eastAsia="Times New Roman" w:hAnsi="Times New Roman" w:cs="Times New Roman"/>
-              </w:rPr>
-              <w:t>Get di tutti i prodotti</w:t>
+            <w:proofErr w:type="spellStart"/>
+            <w:r>
+              <w:rPr>
+                <w:rFonts w:ascii="Times New Roman" w:eastAsia="Times New Roman" w:hAnsi="Times New Roman" w:cs="Times New Roman"/>
+              </w:rPr>
+              <w:t>Get</w:t>
+            </w:r>
+            <w:proofErr w:type="spellEnd"/>
+            <w:r>
+              <w:rPr>
+                <w:rFonts w:ascii="Times New Roman" w:eastAsia="Times New Roman" w:hAnsi="Times New Roman" w:cs="Times New Roman"/>
+              </w:rPr>
+              <w:t xml:space="preserve"> di tutti i prodotti</w:t>
             </w:r>
           </w:p>
         </w:tc>
@@ -9938,8 +12535,30 @@
               <w:rPr>
                 <w:rFonts w:ascii="Times New Roman" w:eastAsia="Times New Roman" w:hAnsi="Times New Roman" w:cs="Times New Roman"/>
               </w:rPr>
-              <w:t xml:space="preserve">        disponibilita: int</w:t>
-            </w:r>
+              <w:t xml:space="preserve">        </w:t>
+            </w:r>
+            <w:proofErr w:type="spellStart"/>
+            <w:r>
+              <w:rPr>
+                <w:rFonts w:ascii="Times New Roman" w:eastAsia="Times New Roman" w:hAnsi="Times New Roman" w:cs="Times New Roman"/>
+              </w:rPr>
+              <w:t>disponibilita</w:t>
+            </w:r>
+            <w:proofErr w:type="spellEnd"/>
+            <w:r>
+              <w:rPr>
+                <w:rFonts w:ascii="Times New Roman" w:eastAsia="Times New Roman" w:hAnsi="Times New Roman" w:cs="Times New Roman"/>
+              </w:rPr>
+              <w:t xml:space="preserve">: </w:t>
+            </w:r>
+            <w:proofErr w:type="spellStart"/>
+            <w:r>
+              <w:rPr>
+                <w:rFonts w:ascii="Times New Roman" w:eastAsia="Times New Roman" w:hAnsi="Times New Roman" w:cs="Times New Roman"/>
+              </w:rPr>
+              <w:t>int</w:t>
+            </w:r>
+            <w:proofErr w:type="spellEnd"/>
           </w:p>
           <w:p>
             <w:pPr>
@@ -10047,11 +12666,19 @@
                 <w:rFonts w:ascii="Times New Roman" w:eastAsia="Times New Roman" w:hAnsi="Times New Roman" w:cs="Times New Roman"/>
               </w:rPr>
             </w:pPr>
-            <w:r>
-              <w:rPr>
-                <w:rFonts w:ascii="Times New Roman" w:eastAsia="Times New Roman" w:hAnsi="Times New Roman" w:cs="Times New Roman"/>
-              </w:rPr>
-              <w:t>Get di un prodotto da nome</w:t>
+            <w:proofErr w:type="spellStart"/>
+            <w:r>
+              <w:rPr>
+                <w:rFonts w:ascii="Times New Roman" w:eastAsia="Times New Roman" w:hAnsi="Times New Roman" w:cs="Times New Roman"/>
+              </w:rPr>
+              <w:t>Get</w:t>
+            </w:r>
+            <w:proofErr w:type="spellEnd"/>
+            <w:r>
+              <w:rPr>
+                <w:rFonts w:ascii="Times New Roman" w:eastAsia="Times New Roman" w:hAnsi="Times New Roman" w:cs="Times New Roman"/>
+              </w:rPr>
+              <w:t xml:space="preserve"> di un prodotto da nome</w:t>
             </w:r>
           </w:p>
         </w:tc>
@@ -10141,8 +12768,30 @@
               <w:rPr>
                 <w:rFonts w:ascii="Times New Roman" w:eastAsia="Times New Roman" w:hAnsi="Times New Roman" w:cs="Times New Roman"/>
               </w:rPr>
-              <w:t xml:space="preserve">    disponibilita: int</w:t>
-            </w:r>
+              <w:t xml:space="preserve">    </w:t>
+            </w:r>
+            <w:proofErr w:type="spellStart"/>
+            <w:r>
+              <w:rPr>
+                <w:rFonts w:ascii="Times New Roman" w:eastAsia="Times New Roman" w:hAnsi="Times New Roman" w:cs="Times New Roman"/>
+              </w:rPr>
+              <w:t>disponibilita</w:t>
+            </w:r>
+            <w:proofErr w:type="spellEnd"/>
+            <w:r>
+              <w:rPr>
+                <w:rFonts w:ascii="Times New Roman" w:eastAsia="Times New Roman" w:hAnsi="Times New Roman" w:cs="Times New Roman"/>
+              </w:rPr>
+              <w:t xml:space="preserve">: </w:t>
+            </w:r>
+            <w:proofErr w:type="spellStart"/>
+            <w:r>
+              <w:rPr>
+                <w:rFonts w:ascii="Times New Roman" w:eastAsia="Times New Roman" w:hAnsi="Times New Roman" w:cs="Times New Roman"/>
+              </w:rPr>
+              <w:t>int</w:t>
+            </w:r>
+            <w:proofErr w:type="spellEnd"/>
           </w:p>
           <w:p>
             <w:pPr>
@@ -10163,12 +12812,16 @@
                 <w:rFonts w:ascii="Times New Roman" w:eastAsia="Times New Roman" w:hAnsi="Times New Roman" w:cs="Times New Roman"/>
               </w:rPr>
             </w:pPr>
+            <w:proofErr w:type="spellStart"/>
+            <w:proofErr w:type="gramStart"/>
             <w:r>
               <w:rPr>
                 <w:rFonts w:ascii="Times New Roman" w:eastAsia="Times New Roman" w:hAnsi="Times New Roman" w:cs="Times New Roman"/>
               </w:rPr>
               <w:t>message:String</w:t>
             </w:r>
+            <w:proofErr w:type="spellEnd"/>
+            <w:proofErr w:type="gramEnd"/>
           </w:p>
         </w:tc>
         <w:tc>
@@ -10271,12 +12924,16 @@
                 <w:rFonts w:ascii="Times New Roman" w:eastAsia="Times New Roman" w:hAnsi="Times New Roman" w:cs="Times New Roman"/>
               </w:rPr>
             </w:pPr>
+            <w:proofErr w:type="spellStart"/>
+            <w:proofErr w:type="gramStart"/>
             <w:r>
               <w:rPr>
                 <w:rFonts w:ascii="Times New Roman" w:eastAsia="Times New Roman" w:hAnsi="Times New Roman" w:cs="Times New Roman"/>
               </w:rPr>
               <w:t>nome:String</w:t>
             </w:r>
+            <w:proofErr w:type="spellEnd"/>
+            <w:proofErr w:type="gramEnd"/>
           </w:p>
           <w:p>
             <w:pPr>
@@ -10284,12 +12941,14 @@
                 <w:rFonts w:ascii="Times New Roman" w:eastAsia="Times New Roman" w:hAnsi="Times New Roman" w:cs="Times New Roman"/>
               </w:rPr>
             </w:pPr>
+            <w:proofErr w:type="spellStart"/>
             <w:r>
               <w:rPr>
                 <w:rFonts w:ascii="Times New Roman" w:eastAsia="Times New Roman" w:hAnsi="Times New Roman" w:cs="Times New Roman"/>
               </w:rPr>
               <w:t>idUtente:int</w:t>
             </w:r>
+            <w:proofErr w:type="spellEnd"/>
           </w:p>
           <w:p>
             <w:pPr>
@@ -10324,12 +12983,16 @@
                 <w:rFonts w:ascii="Times New Roman" w:eastAsia="Times New Roman" w:hAnsi="Times New Roman" w:cs="Times New Roman"/>
               </w:rPr>
             </w:pPr>
+            <w:proofErr w:type="spellStart"/>
+            <w:proofErr w:type="gramStart"/>
             <w:r>
               <w:rPr>
                 <w:rFonts w:ascii="Times New Roman" w:eastAsia="Times New Roman" w:hAnsi="Times New Roman" w:cs="Times New Roman"/>
               </w:rPr>
               <w:t>message:String</w:t>
             </w:r>
+            <w:proofErr w:type="spellEnd"/>
+            <w:proofErr w:type="gramEnd"/>
           </w:p>
         </w:tc>
         <w:tc>
@@ -10384,7 +13047,21 @@
               <w:rPr>
                 <w:rFonts w:ascii="Times New Roman" w:eastAsia="Times New Roman" w:hAnsi="Times New Roman" w:cs="Times New Roman"/>
               </w:rPr>
-              <w:t>400: IdUtente mancante</w:t>
+              <w:t xml:space="preserve">400: </w:t>
+            </w:r>
+            <w:proofErr w:type="spellStart"/>
+            <w:r>
+              <w:rPr>
+                <w:rFonts w:ascii="Times New Roman" w:eastAsia="Times New Roman" w:hAnsi="Times New Roman" w:cs="Times New Roman"/>
+              </w:rPr>
+              <w:t>IdUtente</w:t>
+            </w:r>
+            <w:proofErr w:type="spellEnd"/>
+            <w:r>
+              <w:rPr>
+                <w:rFonts w:ascii="Times New Roman" w:eastAsia="Times New Roman" w:hAnsi="Times New Roman" w:cs="Times New Roman"/>
+              </w:rPr>
+              <w:t xml:space="preserve"> mancante</w:t>
             </w:r>
           </w:p>
           <w:p>
@@ -10448,11 +13125,21 @@
                 <w:rFonts w:ascii="Times New Roman" w:eastAsia="Times New Roman" w:hAnsi="Times New Roman" w:cs="Times New Roman"/>
               </w:rPr>
             </w:pPr>
-            <w:r>
-              <w:rPr>
-                <w:rFonts w:ascii="Times New Roman" w:eastAsia="Times New Roman" w:hAnsi="Times New Roman" w:cs="Times New Roman"/>
-              </w:rPr>
-              <w:t>nome:String,</w:t>
+            <w:proofErr w:type="spellStart"/>
+            <w:proofErr w:type="gramStart"/>
+            <w:r>
+              <w:rPr>
+                <w:rFonts w:ascii="Times New Roman" w:eastAsia="Times New Roman" w:hAnsi="Times New Roman" w:cs="Times New Roman"/>
+              </w:rPr>
+              <w:t>nome:String</w:t>
+            </w:r>
+            <w:proofErr w:type="spellEnd"/>
+            <w:proofErr w:type="gramEnd"/>
+            <w:r>
+              <w:rPr>
+                <w:rFonts w:ascii="Times New Roman" w:eastAsia="Times New Roman" w:hAnsi="Times New Roman" w:cs="Times New Roman"/>
+              </w:rPr>
+              <w:t>,</w:t>
             </w:r>
           </w:p>
           <w:p>
@@ -10462,12 +13149,14 @@
                 <w:rFonts w:ascii="Times New Roman" w:eastAsia="Times New Roman" w:hAnsi="Times New Roman" w:cs="Times New Roman"/>
               </w:rPr>
             </w:pPr>
+            <w:proofErr w:type="spellStart"/>
             <w:r>
               <w:rPr>
                 <w:rFonts w:ascii="Times New Roman" w:eastAsia="Times New Roman" w:hAnsi="Times New Roman" w:cs="Times New Roman"/>
               </w:rPr>
               <w:t>idUtente:int</w:t>
             </w:r>
+            <w:proofErr w:type="spellEnd"/>
           </w:p>
           <w:p>
             <w:pPr>
@@ -10503,12 +13192,16 @@
                 <w:rFonts w:ascii="Times New Roman" w:eastAsia="Times New Roman" w:hAnsi="Times New Roman" w:cs="Times New Roman"/>
               </w:rPr>
             </w:pPr>
+            <w:proofErr w:type="spellStart"/>
+            <w:proofErr w:type="gramStart"/>
             <w:r>
               <w:rPr>
                 <w:rFonts w:ascii="Times New Roman" w:eastAsia="Times New Roman" w:hAnsi="Times New Roman" w:cs="Times New Roman"/>
               </w:rPr>
               <w:t>message:String</w:t>
             </w:r>
+            <w:proofErr w:type="spellEnd"/>
+            <w:proofErr w:type="gramEnd"/>
           </w:p>
           <w:p>
             <w:pPr>
@@ -10579,7 +13272,21 @@
               <w:rPr>
                 <w:rFonts w:ascii="Times New Roman" w:eastAsia="Times New Roman" w:hAnsi="Times New Roman" w:cs="Times New Roman"/>
               </w:rPr>
-              <w:t>400: IdUtente mancante</w:t>
+              <w:t xml:space="preserve">400: </w:t>
+            </w:r>
+            <w:proofErr w:type="spellStart"/>
+            <w:r>
+              <w:rPr>
+                <w:rFonts w:ascii="Times New Roman" w:eastAsia="Times New Roman" w:hAnsi="Times New Roman" w:cs="Times New Roman"/>
+              </w:rPr>
+              <w:t>IdUtente</w:t>
+            </w:r>
+            <w:proofErr w:type="spellEnd"/>
+            <w:r>
+              <w:rPr>
+                <w:rFonts w:ascii="Times New Roman" w:eastAsia="Times New Roman" w:hAnsi="Times New Roman" w:cs="Times New Roman"/>
+              </w:rPr>
+              <w:t xml:space="preserve"> mancante</w:t>
             </w:r>
           </w:p>
           <w:p>
@@ -10643,33 +13350,63 @@
                 <w:rFonts w:ascii="Times New Roman" w:eastAsia="Times New Roman" w:hAnsi="Times New Roman" w:cs="Times New Roman"/>
               </w:rPr>
             </w:pPr>
+            <w:proofErr w:type="spellStart"/>
             <w:r>
               <w:rPr>
                 <w:rFonts w:ascii="Times New Roman" w:eastAsia="Times New Roman" w:hAnsi="Times New Roman" w:cs="Times New Roman"/>
               </w:rPr>
               <w:t>totale:int</w:t>
             </w:r>
+            <w:proofErr w:type="spellEnd"/>
             <w:r>
               <w:rPr>
                 <w:rFonts w:ascii="Times New Roman" w:eastAsia="Times New Roman" w:hAnsi="Times New Roman" w:cs="Times New Roman"/>
               </w:rPr>
               <w:br/>
-              <w:t xml:space="preserve"> data:date</w:t>
-            </w:r>
+              <w:t xml:space="preserve"> </w:t>
+            </w:r>
+            <w:proofErr w:type="spellStart"/>
+            <w:proofErr w:type="gramStart"/>
+            <w:r>
+              <w:rPr>
+                <w:rFonts w:ascii="Times New Roman" w:eastAsia="Times New Roman" w:hAnsi="Times New Roman" w:cs="Times New Roman"/>
+              </w:rPr>
+              <w:t>data:date</w:t>
+            </w:r>
+            <w:proofErr w:type="spellEnd"/>
+            <w:proofErr w:type="gramEnd"/>
             <w:r>
               <w:rPr>
                 <w:rFonts w:ascii="Times New Roman" w:eastAsia="Times New Roman" w:hAnsi="Times New Roman" w:cs="Times New Roman"/>
               </w:rPr>
               <w:br/>
-              <w:t xml:space="preserve"> nome:String</w:t>
-            </w:r>
+              <w:t xml:space="preserve"> </w:t>
+            </w:r>
+            <w:proofErr w:type="spellStart"/>
+            <w:proofErr w:type="gramStart"/>
+            <w:r>
+              <w:rPr>
+                <w:rFonts w:ascii="Times New Roman" w:eastAsia="Times New Roman" w:hAnsi="Times New Roman" w:cs="Times New Roman"/>
+              </w:rPr>
+              <w:t>nome:String</w:t>
+            </w:r>
+            <w:proofErr w:type="spellEnd"/>
+            <w:proofErr w:type="gramEnd"/>
             <w:r>
               <w:rPr>
                 <w:rFonts w:ascii="Times New Roman" w:eastAsia="Times New Roman" w:hAnsi="Times New Roman" w:cs="Times New Roman"/>
               </w:rPr>
               <w:br/>
-              <w:t xml:space="preserve"> idUtente:int</w:t>
-            </w:r>
+              <w:t xml:space="preserve"> </w:t>
+            </w:r>
+            <w:proofErr w:type="spellStart"/>
+            <w:r>
+              <w:rPr>
+                <w:rFonts w:ascii="Times New Roman" w:eastAsia="Times New Roman" w:hAnsi="Times New Roman" w:cs="Times New Roman"/>
+              </w:rPr>
+              <w:t>idUtente:int</w:t>
+            </w:r>
+            <w:proofErr w:type="spellEnd"/>
           </w:p>
         </w:tc>
         <w:tc>
@@ -10689,12 +13426,16 @@
                 <w:rFonts w:ascii="Times New Roman" w:eastAsia="Times New Roman" w:hAnsi="Times New Roman" w:cs="Times New Roman"/>
               </w:rPr>
             </w:pPr>
+            <w:proofErr w:type="spellStart"/>
+            <w:proofErr w:type="gramStart"/>
             <w:r>
               <w:rPr>
                 <w:rFonts w:ascii="Times New Roman" w:eastAsia="Times New Roman" w:hAnsi="Times New Roman" w:cs="Times New Roman"/>
               </w:rPr>
               <w:t>message:String</w:t>
             </w:r>
+            <w:proofErr w:type="spellEnd"/>
+            <w:proofErr w:type="gramEnd"/>
           </w:p>
           <w:p>
             <w:pPr>
@@ -10765,7 +13506,21 @@
               <w:rPr>
                 <w:rFonts w:ascii="Times New Roman" w:eastAsia="Times New Roman" w:hAnsi="Times New Roman" w:cs="Times New Roman"/>
               </w:rPr>
-              <w:t>400: IdUtente mancante</w:t>
+              <w:t xml:space="preserve">400: </w:t>
+            </w:r>
+            <w:proofErr w:type="spellStart"/>
+            <w:r>
+              <w:rPr>
+                <w:rFonts w:ascii="Times New Roman" w:eastAsia="Times New Roman" w:hAnsi="Times New Roman" w:cs="Times New Roman"/>
+              </w:rPr>
+              <w:t>IdUtente</w:t>
+            </w:r>
+            <w:proofErr w:type="spellEnd"/>
+            <w:r>
+              <w:rPr>
+                <w:rFonts w:ascii="Times New Roman" w:eastAsia="Times New Roman" w:hAnsi="Times New Roman" w:cs="Times New Roman"/>
+              </w:rPr>
+              <w:t xml:space="preserve"> mancante</w:t>
             </w:r>
           </w:p>
           <w:p>
@@ -10829,12 +13584,14 @@
                 <w:rFonts w:ascii="Times New Roman" w:eastAsia="Times New Roman" w:hAnsi="Times New Roman" w:cs="Times New Roman"/>
               </w:rPr>
             </w:pPr>
+            <w:proofErr w:type="spellStart"/>
             <w:r>
               <w:rPr>
                 <w:rFonts w:ascii="Times New Roman" w:eastAsia="Times New Roman" w:hAnsi="Times New Roman" w:cs="Times New Roman"/>
               </w:rPr>
               <w:t>idUtente:int</w:t>
             </w:r>
+            <w:proofErr w:type="spellEnd"/>
           </w:p>
           <w:p>
             <w:pPr>
@@ -10843,12 +13600,14 @@
                 <w:rFonts w:ascii="Times New Roman" w:eastAsia="Times New Roman" w:hAnsi="Times New Roman" w:cs="Times New Roman"/>
               </w:rPr>
             </w:pPr>
+            <w:proofErr w:type="gramStart"/>
             <w:r>
               <w:rPr>
                 <w:rFonts w:ascii="Times New Roman" w:eastAsia="Times New Roman" w:hAnsi="Times New Roman" w:cs="Times New Roman"/>
               </w:rPr>
               <w:t>prodotti:[</w:t>
             </w:r>
+            <w:proofErr w:type="gramEnd"/>
           </w:p>
           <w:p>
             <w:pPr>
@@ -10882,7 +13641,22 @@
                 <w:rFonts w:ascii="Times New Roman" w:eastAsia="Times New Roman" w:hAnsi="Times New Roman" w:cs="Times New Roman"/>
               </w:rPr>
               <w:tab/>
-              <w:t>nome:String,</w:t>
+            </w:r>
+            <w:proofErr w:type="spellStart"/>
+            <w:proofErr w:type="gramStart"/>
+            <w:r>
+              <w:rPr>
+                <w:rFonts w:ascii="Times New Roman" w:eastAsia="Times New Roman" w:hAnsi="Times New Roman" w:cs="Times New Roman"/>
+              </w:rPr>
+              <w:t>nome:String</w:t>
+            </w:r>
+            <w:proofErr w:type="spellEnd"/>
+            <w:proofErr w:type="gramEnd"/>
+            <w:r>
+              <w:rPr>
+                <w:rFonts w:ascii="Times New Roman" w:eastAsia="Times New Roman" w:hAnsi="Times New Roman" w:cs="Times New Roman"/>
+              </w:rPr>
+              <w:t>,</w:t>
             </w:r>
           </w:p>
           <w:p>
@@ -10903,8 +13677,17 @@
                 <w:rFonts w:ascii="Times New Roman" w:eastAsia="Times New Roman" w:hAnsi="Times New Roman" w:cs="Times New Roman"/>
               </w:rPr>
               <w:tab/>
+            </w:r>
+            <w:proofErr w:type="spellStart"/>
+            <w:proofErr w:type="gramStart"/>
+            <w:r>
+              <w:rPr>
+                <w:rFonts w:ascii="Times New Roman" w:eastAsia="Times New Roman" w:hAnsi="Times New Roman" w:cs="Times New Roman"/>
+              </w:rPr>
               <w:t>quantita:float</w:t>
             </w:r>
+            <w:proofErr w:type="spellEnd"/>
+            <w:proofErr w:type="gramEnd"/>
           </w:p>
           <w:p>
             <w:pPr>
@@ -10966,11 +13749,21 @@
                 <w:rFonts w:ascii="Times New Roman" w:eastAsia="Times New Roman" w:hAnsi="Times New Roman" w:cs="Times New Roman"/>
               </w:rPr>
             </w:pPr>
-            <w:r>
-              <w:rPr>
-                <w:rFonts w:ascii="Times New Roman" w:eastAsia="Times New Roman" w:hAnsi="Times New Roman" w:cs="Times New Roman"/>
-              </w:rPr>
-              <w:t>prezzo:float,</w:t>
+            <w:proofErr w:type="spellStart"/>
+            <w:proofErr w:type="gramStart"/>
+            <w:r>
+              <w:rPr>
+                <w:rFonts w:ascii="Times New Roman" w:eastAsia="Times New Roman" w:hAnsi="Times New Roman" w:cs="Times New Roman"/>
+              </w:rPr>
+              <w:t>prezzo:float</w:t>
+            </w:r>
+            <w:proofErr w:type="spellEnd"/>
+            <w:proofErr w:type="gramEnd"/>
+            <w:r>
+              <w:rPr>
+                <w:rFonts w:ascii="Times New Roman" w:eastAsia="Times New Roman" w:hAnsi="Times New Roman" w:cs="Times New Roman"/>
+              </w:rPr>
+              <w:t>,</w:t>
             </w:r>
           </w:p>
           <w:p>
@@ -10980,12 +13773,16 @@
                 <w:rFonts w:ascii="Times New Roman" w:eastAsia="Times New Roman" w:hAnsi="Times New Roman" w:cs="Times New Roman"/>
               </w:rPr>
             </w:pPr>
+            <w:proofErr w:type="spellStart"/>
+            <w:proofErr w:type="gramStart"/>
             <w:r>
               <w:rPr>
                 <w:rFonts w:ascii="Times New Roman" w:eastAsia="Times New Roman" w:hAnsi="Times New Roman" w:cs="Times New Roman"/>
               </w:rPr>
               <w:t>dataErogazione:Date</w:t>
             </w:r>
+            <w:proofErr w:type="spellEnd"/>
+            <w:proofErr w:type="gramEnd"/>
           </w:p>
           <w:p>
             <w:pPr>
@@ -11021,12 +13818,14 @@
                 <w:rFonts w:ascii="Times New Roman" w:eastAsia="Times New Roman" w:hAnsi="Times New Roman" w:cs="Times New Roman"/>
               </w:rPr>
             </w:pPr>
+            <w:proofErr w:type="gramStart"/>
             <w:r>
               <w:rPr>
                 <w:rFonts w:ascii="Times New Roman" w:eastAsia="Times New Roman" w:hAnsi="Times New Roman" w:cs="Times New Roman"/>
               </w:rPr>
               <w:t>200:ok</w:t>
             </w:r>
+            <w:proofErr w:type="gramEnd"/>
           </w:p>
           <w:p>
             <w:pPr>
@@ -11035,11 +13834,19 @@
                 <w:rFonts w:ascii="Times New Roman" w:eastAsia="Times New Roman" w:hAnsi="Times New Roman" w:cs="Times New Roman"/>
               </w:rPr>
             </w:pPr>
-            <w:r>
-              <w:rPr>
-                <w:rFonts w:ascii="Times New Roman" w:eastAsia="Times New Roman" w:hAnsi="Times New Roman" w:cs="Times New Roman"/>
-              </w:rPr>
-              <w:t>400:dati errati</w:t>
+            <w:proofErr w:type="gramStart"/>
+            <w:r>
+              <w:rPr>
+                <w:rFonts w:ascii="Times New Roman" w:eastAsia="Times New Roman" w:hAnsi="Times New Roman" w:cs="Times New Roman"/>
+              </w:rPr>
+              <w:t>400:dati</w:t>
+            </w:r>
+            <w:proofErr w:type="gramEnd"/>
+            <w:r>
+              <w:rPr>
+                <w:rFonts w:ascii="Times New Roman" w:eastAsia="Times New Roman" w:hAnsi="Times New Roman" w:cs="Times New Roman"/>
+              </w:rPr>
+              <w:t xml:space="preserve"> errati</w:t>
             </w:r>
           </w:p>
           <w:p>
@@ -11111,12 +13918,14 @@
                 <w:rFonts w:ascii="Times New Roman" w:eastAsia="Times New Roman" w:hAnsi="Times New Roman" w:cs="Times New Roman"/>
               </w:rPr>
             </w:pPr>
+            <w:proofErr w:type="spellStart"/>
             <w:r>
               <w:rPr>
                 <w:rFonts w:ascii="Times New Roman" w:eastAsia="Times New Roman" w:hAnsi="Times New Roman" w:cs="Times New Roman"/>
               </w:rPr>
               <w:t>idUtente:int</w:t>
             </w:r>
+            <w:proofErr w:type="spellEnd"/>
           </w:p>
           <w:p>
             <w:pPr>
@@ -11125,12 +13934,14 @@
                 <w:rFonts w:ascii="Times New Roman" w:eastAsia="Times New Roman" w:hAnsi="Times New Roman" w:cs="Times New Roman"/>
               </w:rPr>
             </w:pPr>
+            <w:proofErr w:type="gramStart"/>
             <w:r>
               <w:rPr>
                 <w:rFonts w:ascii="Times New Roman" w:eastAsia="Times New Roman" w:hAnsi="Times New Roman" w:cs="Times New Roman"/>
               </w:rPr>
               <w:t>prodotti:[</w:t>
             </w:r>
+            <w:proofErr w:type="gramEnd"/>
           </w:p>
           <w:p>
             <w:pPr>
@@ -11164,7 +13975,22 @@
                 <w:rFonts w:ascii="Times New Roman" w:eastAsia="Times New Roman" w:hAnsi="Times New Roman" w:cs="Times New Roman"/>
               </w:rPr>
               <w:tab/>
-              <w:t>nome:String,</w:t>
+            </w:r>
+            <w:proofErr w:type="spellStart"/>
+            <w:proofErr w:type="gramStart"/>
+            <w:r>
+              <w:rPr>
+                <w:rFonts w:ascii="Times New Roman" w:eastAsia="Times New Roman" w:hAnsi="Times New Roman" w:cs="Times New Roman"/>
+              </w:rPr>
+              <w:t>nome:String</w:t>
+            </w:r>
+            <w:proofErr w:type="spellEnd"/>
+            <w:proofErr w:type="gramEnd"/>
+            <w:r>
+              <w:rPr>
+                <w:rFonts w:ascii="Times New Roman" w:eastAsia="Times New Roman" w:hAnsi="Times New Roman" w:cs="Times New Roman"/>
+              </w:rPr>
+              <w:t>,</w:t>
             </w:r>
           </w:p>
           <w:p>
@@ -11185,8 +14011,17 @@
                 <w:rFonts w:ascii="Times New Roman" w:eastAsia="Times New Roman" w:hAnsi="Times New Roman" w:cs="Times New Roman"/>
               </w:rPr>
               <w:tab/>
+            </w:r>
+            <w:proofErr w:type="spellStart"/>
+            <w:proofErr w:type="gramStart"/>
+            <w:r>
+              <w:rPr>
+                <w:rFonts w:ascii="Times New Roman" w:eastAsia="Times New Roman" w:hAnsi="Times New Roman" w:cs="Times New Roman"/>
+              </w:rPr>
               <w:t>quantita:float</w:t>
             </w:r>
+            <w:proofErr w:type="spellEnd"/>
+            <w:proofErr w:type="gramEnd"/>
           </w:p>
           <w:p>
             <w:pPr>
@@ -11248,12 +14083,16 @@
                 <w:rFonts w:ascii="Times New Roman" w:eastAsia="Times New Roman" w:hAnsi="Times New Roman" w:cs="Times New Roman"/>
               </w:rPr>
             </w:pPr>
+            <w:proofErr w:type="spellStart"/>
+            <w:proofErr w:type="gramStart"/>
             <w:r>
               <w:rPr>
                 <w:rFonts w:ascii="Times New Roman" w:eastAsia="Times New Roman" w:hAnsi="Times New Roman" w:cs="Times New Roman"/>
               </w:rPr>
               <w:t>message:String</w:t>
             </w:r>
+            <w:proofErr w:type="spellEnd"/>
+            <w:proofErr w:type="gramEnd"/>
           </w:p>
           <w:p>
             <w:pPr>
@@ -11289,11 +14128,19 @@
                 <w:rFonts w:ascii="Times New Roman" w:eastAsia="Times New Roman" w:hAnsi="Times New Roman" w:cs="Times New Roman"/>
               </w:rPr>
             </w:pPr>
-            <w:r>
-              <w:rPr>
-                <w:rFonts w:ascii="Times New Roman" w:eastAsia="Times New Roman" w:hAnsi="Times New Roman" w:cs="Times New Roman"/>
-              </w:rPr>
-              <w:t>200:Acquisto effettuato</w:t>
+            <w:proofErr w:type="gramStart"/>
+            <w:r>
+              <w:rPr>
+                <w:rFonts w:ascii="Times New Roman" w:eastAsia="Times New Roman" w:hAnsi="Times New Roman" w:cs="Times New Roman"/>
+              </w:rPr>
+              <w:t>200:Acquisto</w:t>
+            </w:r>
+            <w:proofErr w:type="gramEnd"/>
+            <w:r>
+              <w:rPr>
+                <w:rFonts w:ascii="Times New Roman" w:eastAsia="Times New Roman" w:hAnsi="Times New Roman" w:cs="Times New Roman"/>
+              </w:rPr>
+              <w:t xml:space="preserve"> effettuato</w:t>
             </w:r>
           </w:p>
           <w:p>
@@ -11303,11 +14150,19 @@
                 <w:rFonts w:ascii="Times New Roman" w:eastAsia="Times New Roman" w:hAnsi="Times New Roman" w:cs="Times New Roman"/>
               </w:rPr>
             </w:pPr>
-            <w:r>
-              <w:rPr>
-                <w:rFonts w:ascii="Times New Roman" w:eastAsia="Times New Roman" w:hAnsi="Times New Roman" w:cs="Times New Roman"/>
-              </w:rPr>
-              <w:t>400:dati errati</w:t>
+            <w:proofErr w:type="gramStart"/>
+            <w:r>
+              <w:rPr>
+                <w:rFonts w:ascii="Times New Roman" w:eastAsia="Times New Roman" w:hAnsi="Times New Roman" w:cs="Times New Roman"/>
+              </w:rPr>
+              <w:t>400:dati</w:t>
+            </w:r>
+            <w:proofErr w:type="gramEnd"/>
+            <w:r>
+              <w:rPr>
+                <w:rFonts w:ascii="Times New Roman" w:eastAsia="Times New Roman" w:hAnsi="Times New Roman" w:cs="Times New Roman"/>
+              </w:rPr>
+              <w:t xml:space="preserve"> errati</w:t>
             </w:r>
           </w:p>
           <w:p>
@@ -11449,7 +14304,21 @@
               <w:rPr>
                 <w:rFonts w:ascii="Times New Roman" w:eastAsia="Times New Roman" w:hAnsi="Times New Roman" w:cs="Times New Roman"/>
               </w:rPr>
-              <w:t xml:space="preserve">          numeroFattura:int,</w:t>
+              <w:t xml:space="preserve">          </w:t>
+            </w:r>
+            <w:proofErr w:type="spellStart"/>
+            <w:r>
+              <w:rPr>
+                <w:rFonts w:ascii="Times New Roman" w:eastAsia="Times New Roman" w:hAnsi="Times New Roman" w:cs="Times New Roman"/>
+              </w:rPr>
+              <w:t>numeroFattura:int</w:t>
+            </w:r>
+            <w:proofErr w:type="spellEnd"/>
+            <w:r>
+              <w:rPr>
+                <w:rFonts w:ascii="Times New Roman" w:eastAsia="Times New Roman" w:hAnsi="Times New Roman" w:cs="Times New Roman"/>
+              </w:rPr>
+              <w:t>,</w:t>
             </w:r>
           </w:p>
           <w:p>
@@ -11463,7 +14332,23 @@
               <w:rPr>
                 <w:rFonts w:ascii="Times New Roman" w:eastAsia="Times New Roman" w:hAnsi="Times New Roman" w:cs="Times New Roman"/>
               </w:rPr>
-              <w:t xml:space="preserve">          totale:float,</w:t>
+              <w:t xml:space="preserve">          </w:t>
+            </w:r>
+            <w:proofErr w:type="spellStart"/>
+            <w:proofErr w:type="gramStart"/>
+            <w:r>
+              <w:rPr>
+                <w:rFonts w:ascii="Times New Roman" w:eastAsia="Times New Roman" w:hAnsi="Times New Roman" w:cs="Times New Roman"/>
+              </w:rPr>
+              <w:t>totale:float</w:t>
+            </w:r>
+            <w:proofErr w:type="spellEnd"/>
+            <w:proofErr w:type="gramEnd"/>
+            <w:r>
+              <w:rPr>
+                <w:rFonts w:ascii="Times New Roman" w:eastAsia="Times New Roman" w:hAnsi="Times New Roman" w:cs="Times New Roman"/>
+              </w:rPr>
+              <w:t>,</w:t>
             </w:r>
           </w:p>
           <w:p>
@@ -11477,7 +14362,23 @@
               <w:rPr>
                 <w:rFonts w:ascii="Times New Roman" w:eastAsia="Times New Roman" w:hAnsi="Times New Roman" w:cs="Times New Roman"/>
               </w:rPr>
-              <w:t xml:space="preserve">          dataErogazione:date,</w:t>
+              <w:t xml:space="preserve">          </w:t>
+            </w:r>
+            <w:proofErr w:type="spellStart"/>
+            <w:proofErr w:type="gramStart"/>
+            <w:r>
+              <w:rPr>
+                <w:rFonts w:ascii="Times New Roman" w:eastAsia="Times New Roman" w:hAnsi="Times New Roman" w:cs="Times New Roman"/>
+              </w:rPr>
+              <w:t>dataErogazione:date</w:t>
+            </w:r>
+            <w:proofErr w:type="spellEnd"/>
+            <w:proofErr w:type="gramEnd"/>
+            <w:r>
+              <w:rPr>
+                <w:rFonts w:ascii="Times New Roman" w:eastAsia="Times New Roman" w:hAnsi="Times New Roman" w:cs="Times New Roman"/>
+              </w:rPr>
+              <w:t>,</w:t>
             </w:r>
           </w:p>
           <w:p>
@@ -11491,8 +14392,18 @@
               <w:rPr>
                 <w:rFonts w:ascii="Times New Roman" w:eastAsia="Times New Roman" w:hAnsi="Times New Roman" w:cs="Times New Roman"/>
               </w:rPr>
-              <w:t xml:space="preserve">       usernameCliente:String</w:t>
-            </w:r>
+              <w:t xml:space="preserve">       </w:t>
+            </w:r>
+            <w:proofErr w:type="spellStart"/>
+            <w:proofErr w:type="gramStart"/>
+            <w:r>
+              <w:rPr>
+                <w:rFonts w:ascii="Times New Roman" w:eastAsia="Times New Roman" w:hAnsi="Times New Roman" w:cs="Times New Roman"/>
+              </w:rPr>
+              <w:t>usernameCliente:String</w:t>
+            </w:r>
+            <w:proofErr w:type="spellEnd"/>
+            <w:proofErr w:type="gramEnd"/>
           </w:p>
           <w:p>
             <w:pPr>
@@ -11554,12 +14465,14 @@
                 <w:rFonts w:ascii="Times New Roman" w:eastAsia="Times New Roman" w:hAnsi="Times New Roman" w:cs="Times New Roman"/>
               </w:rPr>
             </w:pPr>
+            <w:proofErr w:type="gramStart"/>
             <w:r>
               <w:rPr>
                 <w:rFonts w:ascii="Times New Roman" w:eastAsia="Times New Roman" w:hAnsi="Times New Roman" w:cs="Times New Roman"/>
               </w:rPr>
               <w:t>200:ok</w:t>
             </w:r>
+            <w:proofErr w:type="gramEnd"/>
           </w:p>
           <w:p>
             <w:pPr>
@@ -11568,11 +14481,19 @@
                 <w:rFonts w:ascii="Times New Roman" w:eastAsia="Times New Roman" w:hAnsi="Times New Roman" w:cs="Times New Roman"/>
               </w:rPr>
             </w:pPr>
-            <w:r>
-              <w:rPr>
-                <w:rFonts w:ascii="Times New Roman" w:eastAsia="Times New Roman" w:hAnsi="Times New Roman" w:cs="Times New Roman"/>
-              </w:rPr>
-              <w:t>403:non autorizzato</w:t>
+            <w:proofErr w:type="gramStart"/>
+            <w:r>
+              <w:rPr>
+                <w:rFonts w:ascii="Times New Roman" w:eastAsia="Times New Roman" w:hAnsi="Times New Roman" w:cs="Times New Roman"/>
+              </w:rPr>
+              <w:t>403:non</w:t>
+            </w:r>
+            <w:proofErr w:type="gramEnd"/>
+            <w:r>
+              <w:rPr>
+                <w:rFonts w:ascii="Times New Roman" w:eastAsia="Times New Roman" w:hAnsi="Times New Roman" w:cs="Times New Roman"/>
+              </w:rPr>
+              <w:t xml:space="preserve"> autorizzato</w:t>
             </w:r>
           </w:p>
           <w:p>
@@ -11667,12 +14588,16 @@
                 <w:rFonts w:ascii="Times New Roman" w:eastAsia="Times New Roman" w:hAnsi="Times New Roman" w:cs="Times New Roman"/>
               </w:rPr>
             </w:pPr>
+            <w:proofErr w:type="spellStart"/>
+            <w:proofErr w:type="gramStart"/>
             <w:r>
               <w:rPr>
                 <w:rFonts w:ascii="Times New Roman" w:eastAsia="Times New Roman" w:hAnsi="Times New Roman" w:cs="Times New Roman"/>
               </w:rPr>
               <w:t>tipo:String</w:t>
             </w:r>
+            <w:proofErr w:type="spellEnd"/>
+            <w:proofErr w:type="gramEnd"/>
           </w:p>
         </w:tc>
         <w:tc>
@@ -11692,12 +14617,14 @@
                 <w:rFonts w:ascii="Times New Roman" w:eastAsia="Times New Roman" w:hAnsi="Times New Roman" w:cs="Times New Roman"/>
               </w:rPr>
             </w:pPr>
+            <w:proofErr w:type="gramStart"/>
             <w:r>
               <w:rPr>
                 <w:rFonts w:ascii="Times New Roman" w:eastAsia="Times New Roman" w:hAnsi="Times New Roman" w:cs="Times New Roman"/>
               </w:rPr>
               <w:t>200:ok</w:t>
             </w:r>
+            <w:proofErr w:type="gramEnd"/>
           </w:p>
           <w:p>
             <w:pPr>
@@ -11706,11 +14633,19 @@
                 <w:rFonts w:ascii="Times New Roman" w:eastAsia="Times New Roman" w:hAnsi="Times New Roman" w:cs="Times New Roman"/>
               </w:rPr>
             </w:pPr>
-            <w:r>
-              <w:rPr>
-                <w:rFonts w:ascii="Times New Roman" w:eastAsia="Times New Roman" w:hAnsi="Times New Roman" w:cs="Times New Roman"/>
-              </w:rPr>
-              <w:t>400:Errore nei dati</w:t>
+            <w:proofErr w:type="gramStart"/>
+            <w:r>
+              <w:rPr>
+                <w:rFonts w:ascii="Times New Roman" w:eastAsia="Times New Roman" w:hAnsi="Times New Roman" w:cs="Times New Roman"/>
+              </w:rPr>
+              <w:t>400:Errore</w:t>
+            </w:r>
+            <w:proofErr w:type="gramEnd"/>
+            <w:r>
+              <w:rPr>
+                <w:rFonts w:ascii="Times New Roman" w:eastAsia="Times New Roman" w:hAnsi="Times New Roman" w:cs="Times New Roman"/>
+              </w:rPr>
+              <w:t xml:space="preserve"> nei dati</w:t>
             </w:r>
           </w:p>
         </w:tc>
@@ -11723,9 +14658,9 @@
       <w:bookmarkEnd w:id="23"/>
     </w:p>
     <w:sectPr>
-      <w:headerReference w:type="default" r:id="rId34"/>
-      <w:footerReference w:type="default" r:id="rId35"/>
-      <w:footerReference w:type="first" r:id="rId36"/>
+      <w:headerReference w:type="default" r:id="rId35"/>
+      <w:footerReference w:type="default" r:id="rId36"/>
+      <w:footerReference w:type="first" r:id="rId37"/>
       <w:pgSz w:w="11909" w:h="16834"/>
       <w:pgMar w:top="1440" w:right="1440" w:bottom="1440" w:left="1440" w:header="720" w:footer="720" w:gutter="0"/>
       <w:pgNumType w:start="1"/>
@@ -11780,12 +14715,21 @@
         <w:iCs/>
       </w:rPr>
     </w:pPr>
+    <w:proofErr w:type="spellStart"/>
     <w:r>
       <w:rPr>
         <w:i/>
         <w:iCs/>
       </w:rPr>
-      <w:t>Prog.Azienda Agricola</w:t>
+      <w:t>Prog.Azienda</w:t>
+    </w:r>
+    <w:proofErr w:type="spellEnd"/>
+    <w:r>
+      <w:rPr>
+        <w:i/>
+        <w:iCs/>
+      </w:rPr>
+      <w:t xml:space="preserve"> Agricola</w:t>
     </w:r>
     <w:r>
       <w:rPr>
@@ -11883,12 +14827,21 @@
   </w:p>
   <w:p/>
   <w:p>
+    <w:proofErr w:type="spellStart"/>
     <w:r>
       <w:rPr>
         <w:i/>
         <w:iCs/>
       </w:rPr>
-      <w:t>Prog.Azienda Agricola</w:t>
+      <w:t>Prog.Azienda</w:t>
+    </w:r>
+    <w:proofErr w:type="spellEnd"/>
+    <w:r>
+      <w:rPr>
+        <w:i/>
+        <w:iCs/>
+      </w:rPr>
+      <w:t xml:space="preserve"> Agricola</w:t>
     </w:r>
     <w:r>
       <w:rPr>
@@ -12004,8 +14957,16 @@
       <w:rPr>
         <w:rFonts w:ascii="Times New Roman" w:eastAsia="Times New Roman" w:hAnsi="Times New Roman" w:cs="Times New Roman"/>
       </w:rPr>
-      <w:t>Software Design Document</w:t>
+      <w:t xml:space="preserve">Software Design </w:t>
     </w:r>
+    <w:proofErr w:type="spellStart"/>
+    <w:r>
+      <w:rPr>
+        <w:rFonts w:ascii="Times New Roman" w:eastAsia="Times New Roman" w:hAnsi="Times New Roman" w:cs="Times New Roman"/>
+      </w:rPr>
+      <w:t>Document</w:t>
+    </w:r>
+    <w:proofErr w:type="spellEnd"/>
     <w:r>
       <w:rPr>
         <w:rFonts w:ascii="Times New Roman" w:eastAsia="Times New Roman" w:hAnsi="Times New Roman" w:cs="Times New Roman"/>

--- a/documentazione/SoftwareDesignDocument.docx
+++ b/documentazione/SoftwareDesignDocument.docx
@@ -6784,8 +6784,6 @@
       <w:r>
         <w:rPr>
           <w:rFonts w:ascii="Times New Roman" w:hAnsi="Times New Roman" w:cs="Times New Roman"/>
-          <w:b/>
-          <w:bCs/>
           <w:sz w:val="24"/>
           <w:szCs w:val="24"/>
           <w:lang w:val="it-IT"/>
@@ -12549,16 +12547,8 @@
               <w:rPr>
                 <w:rFonts w:ascii="Times New Roman" w:eastAsia="Times New Roman" w:hAnsi="Times New Roman" w:cs="Times New Roman"/>
               </w:rPr>
-              <w:t xml:space="preserve">: </w:t>
-            </w:r>
-            <w:proofErr w:type="spellStart"/>
-            <w:r>
-              <w:rPr>
-                <w:rFonts w:ascii="Times New Roman" w:eastAsia="Times New Roman" w:hAnsi="Times New Roman" w:cs="Times New Roman"/>
-              </w:rPr>
-              <w:t>int</w:t>
-            </w:r>
-            <w:proofErr w:type="spellEnd"/>
+              <w:t>: int</w:t>
+            </w:r>
           </w:p>
           <w:p>
             <w:pPr>

--- a/documentazione/SoftwareDesignDocument.docx
+++ b/documentazione/SoftwareDesignDocument.docx
@@ -9,7 +9,7 @@
           <w:rFonts w:ascii="Times New Roman" w:cs="Times New Roman" w:eastAsia="Times New Roman" w:hAnsi="Times New Roman"/>
         </w:rPr>
       </w:pPr>
-      <w:bookmarkStart w:colFirst="0" w:colLast="0" w:name="_r5vfwlwuy5z5" w:id="0"/>
+      <w:bookmarkStart w:colFirst="0" w:colLast="0" w:name="_3c1f3wklg4x9" w:id="0"/>
       <w:bookmarkEnd w:id="0"/>
       <w:r>
         <w:rPr>
@@ -28,7 +28,7 @@
           <w:bCs w:val="1"/>
         </w:rPr>
       </w:pPr>
-      <w:bookmarkStart w:colFirst="0" w:colLast="0" w:name="_e4jq0576u29a" w:id="1"/>
+      <w:bookmarkStart w:colFirst="0" w:colLast="0" w:name="_qlbkrbr9vdsa" w:id="1"/>
       <w:bookmarkEnd w:id="1"/>
       <w:r>
         <w:rPr>
@@ -59,7 +59,7 @@
           <w:szCs w:val="28"/>
         </w:rPr>
       </w:pPr>
-      <w:bookmarkStart w:colFirst="0" w:colLast="0" w:name="_rwczorj2srht" w:id="2"/>
+      <w:bookmarkStart w:colFirst="0" w:colLast="0" w:name="_7h7a8eepnea5" w:id="2"/>
       <w:bookmarkEnd w:id="2"/>
       <w:r>
         <w:rPr>
@@ -119,12 +119,12 @@
             <wp:extent cx="6256425" cy="3338513"/>
             <wp:effectExtent b="0" l="0" r="0" t="0"/>
             <wp:wrapNone/>
-            <wp:docPr id="2" name="image1.png"/>
+            <wp:docPr id="8" name="image6.png"/>
             <a:graphic>
               <a:graphicData uri="http://schemas.openxmlformats.org/drawingml/2006/picture">
                 <pic:pic>
                   <pic:nvPicPr>
-                    <pic:cNvPr id="0" name="image1.png"/>
+                    <pic:cNvPr id="0" name="image6.png"/>
                     <pic:cNvPicPr preferRelativeResize="0"/>
                   </pic:nvPicPr>
                   <pic:blipFill>
@@ -474,7 +474,7 @@
           <w:szCs w:val="52"/>
         </w:rPr>
       </w:pPr>
-      <w:bookmarkStart w:colFirst="0" w:colLast="0" w:name="_9dmmil8xsts2" w:id="3"/>
+      <w:bookmarkStart w:colFirst="0" w:colLast="0" w:name="_f65daa7lcqc" w:id="3"/>
       <w:bookmarkEnd w:id="3"/>
       <w:r>
         <w:br w:type="page"/>
@@ -507,7 +507,7 @@
           <w:rFonts w:ascii="Times New Roman" w:cs="Times New Roman" w:eastAsia="Times New Roman" w:hAnsi="Times New Roman"/>
         </w:rPr>
       </w:pPr>
-      <w:bookmarkStart w:colFirst="0" w:colLast="0" w:name="_i9zs0jzgjqui" w:id="4"/>
+      <w:bookmarkStart w:colFirst="0" w:colLast="0" w:name="_vypwjifthxu2" w:id="4"/>
       <w:bookmarkEnd w:id="4"/>
       <w:r>
         <w:rPr>
@@ -534,7 +534,7 @@
           <w:szCs w:val="52"/>
         </w:rPr>
       </w:pPr>
-      <w:bookmarkStart w:colFirst="0" w:colLast="0" w:name="_dge0yhizes08" w:id="5"/>
+      <w:bookmarkStart w:colFirst="0" w:colLast="0" w:name="_9fg4afykzk5p" w:id="5"/>
       <w:bookmarkEnd w:id="5"/>
       <w:r>
         <w:rPr>
@@ -544,7 +544,7 @@
     </w:p>
     <w:sdt>
       <w:sdtPr>
-        <w:id w:val="535566086"/>
+        <w:id w:val="-891667537"/>
         <w:docPartObj>
           <w:docPartGallery w:val="Table of Contents"/>
           <w:docPartUnique w:val="1"/>
@@ -576,7 +576,7 @@
             <w:instrText xml:space="preserve"> TOC \h \u \z \t "Heading 1,1,Heading 2,2,Heading 3,3,"</w:instrText>
             <w:fldChar w:fldCharType="separate"/>
           </w:r>
-          <w:hyperlink w:anchor="_yhxfyal8teen">
+          <w:hyperlink w:anchor="_xzbhlb81wcnq">
             <w:r>
               <w:rPr>
                 <w:rFonts w:ascii="Times New Roman" w:cs="Times New Roman" w:eastAsia="Times New Roman" w:hAnsi="Times New Roman"/>
@@ -592,7 +592,7 @@
             </w:rPr>
             <w:t xml:space="preserve">            </w:t>
           </w:r>
-          <w:hyperlink w:anchor="_4x26shqu9v88">
+          <w:hyperlink w:anchor="_w7ubh6mt7omj">
             <w:r>
               <w:rPr>
                 <w:rFonts w:ascii="Times New Roman" w:cs="Times New Roman" w:eastAsia="Times New Roman" w:hAnsi="Times New Roman"/>
@@ -607,7 +607,7 @@
             </w:rPr>
             <w:t xml:space="preserve">3</w:t>
           </w:r>
-          <w:hyperlink w:anchor="_yhxfyal8teen">
+          <w:hyperlink w:anchor="_xzbhlb81wcnq">
             <w:r>
               <w:rPr>
                 <w:color w:val="000000"/>
@@ -642,7 +642,7 @@
               <w:szCs w:val="24"/>
             </w:rPr>
           </w:pPr>
-          <w:hyperlink w:anchor="_4x26shqu9v88">
+          <w:hyperlink w:anchor="_w7ubh6mt7omj">
             <w:r>
               <w:rPr>
                 <w:rFonts w:ascii="Times New Roman" w:cs="Times New Roman" w:eastAsia="Times New Roman" w:hAnsi="Times New Roman"/>
@@ -652,7 +652,7 @@
               <w:t xml:space="preserve">Pianificazione Del Progett</w:t>
             </w:r>
           </w:hyperlink>
-          <w:hyperlink w:anchor="_4x26shqu9v88">
+          <w:hyperlink w:anchor="_w7ubh6mt7omj">
             <w:r>
               <w:rPr>
                 <w:rFonts w:ascii="Times New Roman" w:cs="Times New Roman" w:eastAsia="Times New Roman" w:hAnsi="Times New Roman"/>
@@ -661,7 +661,7 @@
               <w:t xml:space="preserve">o      …………………………………………………………………pag</w:t>
             </w:r>
           </w:hyperlink>
-          <w:hyperlink w:anchor="_4x26shqu9v88">
+          <w:hyperlink w:anchor="_w7ubh6mt7omj">
             <w:r>
               <w:rPr>
                 <w:color w:val="000000"/>
@@ -696,7 +696,7 @@
               <w:szCs w:val="24"/>
             </w:rPr>
           </w:pPr>
-          <w:hyperlink w:anchor="_syx1zqze7hns">
+          <w:hyperlink w:anchor="_dnbnw6vs073o">
             <w:r>
               <w:rPr>
                 <w:rFonts w:ascii="Times New Roman" w:cs="Times New Roman" w:eastAsia="Times New Roman" w:hAnsi="Times New Roman"/>
@@ -706,7 +706,7 @@
               <w:t xml:space="preserve">Organizzazione del team     </w:t>
             </w:r>
           </w:hyperlink>
-          <w:hyperlink w:anchor="_4x26shqu9v88">
+          <w:hyperlink w:anchor="_w7ubh6mt7omj">
             <w:r>
               <w:rPr>
                 <w:rFonts w:ascii="Times New Roman" w:cs="Times New Roman" w:eastAsia="Times New Roman" w:hAnsi="Times New Roman"/>
@@ -721,7 +721,7 @@
             </w:rPr>
             <w:t xml:space="preserve">5</w:t>
           </w:r>
-          <w:hyperlink w:anchor="_syx1zqze7hns">
+          <w:hyperlink w:anchor="_dnbnw6vs073o">
             <w:r>
               <w:rPr>
                 <w:color w:val="000000"/>
@@ -756,7 +756,7 @@
               <w:szCs w:val="24"/>
             </w:rPr>
           </w:pPr>
-          <w:hyperlink w:anchor="_c91q7bst6lxv">
+          <w:hyperlink w:anchor="_472wulkj85gs">
             <w:r>
               <w:rPr>
                 <w:rFonts w:ascii="Times New Roman" w:cs="Times New Roman" w:eastAsia="Times New Roman" w:hAnsi="Times New Roman"/>
@@ -766,7 +766,7 @@
               <w:t xml:space="preserve">Architettura e funzionalità   </w:t>
             </w:r>
           </w:hyperlink>
-          <w:hyperlink w:anchor="_4x26shqu9v88">
+          <w:hyperlink w:anchor="_w7ubh6mt7omj">
             <w:r>
               <w:rPr>
                 <w:rFonts w:ascii="Times New Roman" w:cs="Times New Roman" w:eastAsia="Times New Roman" w:hAnsi="Times New Roman"/>
@@ -781,7 +781,7 @@
             </w:rPr>
             <w:t xml:space="preserve">7</w:t>
           </w:r>
-          <w:hyperlink w:anchor="_c91q7bst6lxv">
+          <w:hyperlink w:anchor="_472wulkj85gs">
             <w:r>
               <w:rPr>
                 <w:color w:val="000000"/>
@@ -816,7 +816,7 @@
               <w:szCs w:val="24"/>
             </w:rPr>
           </w:pPr>
-          <w:hyperlink w:anchor="_4rtfngwekhm9">
+          <w:hyperlink w:anchor="_u08qygcb95rs">
             <w:r>
               <w:rPr>
                 <w:rFonts w:ascii="Times New Roman" w:cs="Times New Roman" w:eastAsia="Times New Roman" w:hAnsi="Times New Roman"/>
@@ -826,7 +826,7 @@
               <w:t xml:space="preserve">Tecnologie utilizzate   </w:t>
             </w:r>
           </w:hyperlink>
-          <w:hyperlink w:anchor="_4x26shqu9v88">
+          <w:hyperlink w:anchor="_w7ubh6mt7omj">
             <w:r>
               <w:rPr>
                 <w:rFonts w:ascii="Times New Roman" w:cs="Times New Roman" w:eastAsia="Times New Roman" w:hAnsi="Times New Roman"/>
@@ -841,7 +841,7 @@
             </w:rPr>
             <w:t xml:space="preserve">8</w:t>
           </w:r>
-          <w:hyperlink w:anchor="_4rtfngwekhm9">
+          <w:hyperlink w:anchor="_u08qygcb95rs">
             <w:r>
               <w:rPr>
                 <w:color w:val="000000"/>
@@ -876,7 +876,7 @@
               <w:szCs w:val="24"/>
             </w:rPr>
           </w:pPr>
-          <w:hyperlink w:anchor="_gv0lvcjav9sc">
+          <w:hyperlink w:anchor="_zi6dcthacybu">
             <w:r>
               <w:rPr>
                 <w:rFonts w:ascii="Times New Roman" w:cs="Times New Roman" w:eastAsia="Times New Roman" w:hAnsi="Times New Roman"/>
@@ -886,7 +886,7 @@
               <w:t xml:space="preserve">Backend    </w:t>
             </w:r>
           </w:hyperlink>
-          <w:hyperlink w:anchor="_4x26shqu9v88">
+          <w:hyperlink w:anchor="_w7ubh6mt7omj">
             <w:r>
               <w:rPr>
                 <w:rFonts w:ascii="Times New Roman" w:cs="Times New Roman" w:eastAsia="Times New Roman" w:hAnsi="Times New Roman"/>
@@ -901,7 +901,7 @@
             </w:rPr>
             <w:t xml:space="preserve">13</w:t>
           </w:r>
-          <w:hyperlink w:anchor="_gv0lvcjav9sc">
+          <w:hyperlink w:anchor="_zi6dcthacybu">
             <w:r>
               <w:rPr>
                 <w:color w:val="000000"/>
@@ -936,7 +936,7 @@
               <w:szCs w:val="24"/>
             </w:rPr>
           </w:pPr>
-          <w:hyperlink w:anchor="_kucdzu7n90f">
+          <w:hyperlink w:anchor="_6ac2usinfusw">
             <w:r>
               <w:rPr>
                 <w:rFonts w:ascii="Times New Roman" w:cs="Times New Roman" w:eastAsia="Times New Roman" w:hAnsi="Times New Roman"/>
@@ -946,7 +946,7 @@
               <w:t xml:space="preserve">Metodi REST    </w:t>
             </w:r>
           </w:hyperlink>
-          <w:hyperlink w:anchor="_4x26shqu9v88">
+          <w:hyperlink w:anchor="_w7ubh6mt7omj">
             <w:r>
               <w:rPr>
                 <w:rFonts w:ascii="Times New Roman" w:cs="Times New Roman" w:eastAsia="Times New Roman" w:hAnsi="Times New Roman"/>
@@ -955,7 +955,7 @@
               <w:t xml:space="preserve"> …………………………………………………………………pag 21</w:t>
             </w:r>
           </w:hyperlink>
-          <w:hyperlink w:anchor="_kucdzu7n90f">
+          <w:hyperlink w:anchor="_6ac2usinfusw">
             <w:r>
               <w:rPr>
                 <w:color w:val="000000"/>
@@ -1005,7 +1005,7 @@
           <w:rFonts w:ascii="Times New Roman" w:cs="Times New Roman" w:eastAsia="Times New Roman" w:hAnsi="Times New Roman"/>
         </w:rPr>
       </w:pPr>
-      <w:bookmarkStart w:colFirst="0" w:colLast="0" w:name="_e8cvig9qfjnl" w:id="6"/>
+      <w:bookmarkStart w:colFirst="0" w:colLast="0" w:name="_hylrxe6e91c9" w:id="6"/>
       <w:bookmarkEnd w:id="6"/>
       <w:r>
         <w:rPr>
@@ -1020,7 +1020,7 @@
           <w:rFonts w:ascii="Times New Roman" w:cs="Times New Roman" w:eastAsia="Times New Roman" w:hAnsi="Times New Roman"/>
         </w:rPr>
       </w:pPr>
-      <w:bookmarkStart w:colFirst="0" w:colLast="0" w:name="_cu28tovm1dub" w:id="7"/>
+      <w:bookmarkStart w:colFirst="0" w:colLast="0" w:name="_3f31vxq67kf2" w:id="7"/>
       <w:bookmarkEnd w:id="7"/>
       <w:r>
         <w:rPr>
@@ -1035,7 +1035,7 @@
           <w:rFonts w:ascii="Times New Roman" w:cs="Times New Roman" w:eastAsia="Times New Roman" w:hAnsi="Times New Roman"/>
         </w:rPr>
       </w:pPr>
-      <w:bookmarkStart w:colFirst="0" w:colLast="0" w:name="_o8m6ctudw2xl" w:id="8"/>
+      <w:bookmarkStart w:colFirst="0" w:colLast="0" w:name="_oznr9eurdtsg" w:id="8"/>
       <w:bookmarkEnd w:id="8"/>
       <w:r>
         <w:rPr>
@@ -1050,7 +1050,7 @@
           <w:rFonts w:ascii="Times New Roman" w:cs="Times New Roman" w:eastAsia="Times New Roman" w:hAnsi="Times New Roman"/>
         </w:rPr>
       </w:pPr>
-      <w:bookmarkStart w:colFirst="0" w:colLast="0" w:name="_3rq2exmlhtj5" w:id="9"/>
+      <w:bookmarkStart w:colFirst="0" w:colLast="0" w:name="_tejit2grolpk" w:id="9"/>
       <w:bookmarkEnd w:id="9"/>
       <w:r>
         <w:rPr>
@@ -1065,7 +1065,7 @@
           <w:rFonts w:ascii="Times New Roman" w:cs="Times New Roman" w:eastAsia="Times New Roman" w:hAnsi="Times New Roman"/>
         </w:rPr>
       </w:pPr>
-      <w:bookmarkStart w:colFirst="0" w:colLast="0" w:name="_wsjjo38ebrv6" w:id="10"/>
+      <w:bookmarkStart w:colFirst="0" w:colLast="0" w:name="_9lqxqn3xnwz7" w:id="10"/>
       <w:bookmarkEnd w:id="10"/>
       <w:r>
         <w:rPr>
@@ -1080,7 +1080,7 @@
           <w:rFonts w:ascii="Times New Roman" w:cs="Times New Roman" w:eastAsia="Times New Roman" w:hAnsi="Times New Roman"/>
         </w:rPr>
       </w:pPr>
-      <w:bookmarkStart w:colFirst="0" w:colLast="0" w:name="_y1owko87clss" w:id="11"/>
+      <w:bookmarkStart w:colFirst="0" w:colLast="0" w:name="_42r3n0fsj0z9" w:id="11"/>
       <w:bookmarkEnd w:id="11"/>
       <w:r>
         <w:rPr>
@@ -1094,7 +1094,7 @@
           <w:rFonts w:ascii="Times New Roman" w:cs="Times New Roman" w:eastAsia="Times New Roman" w:hAnsi="Times New Roman"/>
         </w:rPr>
       </w:pPr>
-      <w:bookmarkStart w:colFirst="0" w:colLast="0" w:name="_tystqxqnj5wl" w:id="12"/>
+      <w:bookmarkStart w:colFirst="0" w:colLast="0" w:name="_ajf5ftwjl43" w:id="12"/>
       <w:bookmarkEnd w:id="12"/>
       <w:r>
         <w:br w:type="page"/>
@@ -1112,7 +1112,7 @@
           <w:rFonts w:ascii="Times New Roman" w:cs="Times New Roman" w:eastAsia="Times New Roman" w:hAnsi="Times New Roman"/>
         </w:rPr>
       </w:pPr>
-      <w:bookmarkStart w:colFirst="0" w:colLast="0" w:name="_yhxfyal8teen" w:id="13"/>
+      <w:bookmarkStart w:colFirst="0" w:colLast="0" w:name="_xzbhlb81wcnq" w:id="13"/>
       <w:bookmarkEnd w:id="13"/>
       <w:r>
         <w:rPr>
@@ -1406,7 +1406,7 @@
           <w:szCs w:val="52"/>
         </w:rPr>
       </w:pPr>
-      <w:bookmarkStart w:colFirst="0" w:colLast="0" w:name="_4x26shqu9v88" w:id="14"/>
+      <w:bookmarkStart w:colFirst="0" w:colLast="0" w:name="_w7ubh6mt7omj" w:id="14"/>
       <w:bookmarkEnd w:id="14"/>
       <w:r>
         <w:rPr>
@@ -1503,7 +1503,7 @@
       <w:pPr>
         <w:numPr>
           <w:ilvl w:val="0"/>
-          <w:numId w:val="18"/>
+          <w:numId w:val="10"/>
         </w:numPr>
         <w:pBdr>
           <w:bottom w:color="000000" w:space="1" w:sz="6" w:val="single"/>
@@ -1530,7 +1530,7 @@
       <w:pPr>
         <w:numPr>
           <w:ilvl w:val="0"/>
-          <w:numId w:val="18"/>
+          <w:numId w:val="10"/>
         </w:numPr>
         <w:pBdr>
           <w:bottom w:color="000000" w:space="1" w:sz="6" w:val="single"/>
@@ -1557,7 +1557,7 @@
       <w:pPr>
         <w:numPr>
           <w:ilvl w:val="0"/>
-          <w:numId w:val="18"/>
+          <w:numId w:val="10"/>
         </w:numPr>
         <w:pBdr>
           <w:bottom w:color="000000" w:space="1" w:sz="6" w:val="single"/>
@@ -1584,7 +1584,7 @@
       <w:pPr>
         <w:numPr>
           <w:ilvl w:val="0"/>
-          <w:numId w:val="18"/>
+          <w:numId w:val="10"/>
         </w:numPr>
         <w:pBdr>
           <w:bottom w:color="000000" w:space="1" w:sz="6" w:val="single"/>
@@ -1611,7 +1611,7 @@
       <w:pPr>
         <w:numPr>
           <w:ilvl w:val="0"/>
-          <w:numId w:val="18"/>
+          <w:numId w:val="10"/>
         </w:numPr>
         <w:pBdr>
           <w:bottom w:color="000000" w:space="1" w:sz="6" w:val="single"/>
@@ -1937,7 +1937,7 @@
           <w:szCs w:val="52"/>
         </w:rPr>
       </w:pPr>
-      <w:bookmarkStart w:colFirst="0" w:colLast="0" w:name="_syx1zqze7hns" w:id="15"/>
+      <w:bookmarkStart w:colFirst="0" w:colLast="0" w:name="_dnbnw6vs073o" w:id="15"/>
       <w:bookmarkEnd w:id="15"/>
       <w:r>
         <w:rPr>
@@ -2093,12 +2093,12 @@
           <wp:inline distB="114300" distT="114300" distL="114300" distR="114300">
             <wp:extent cx="5731200" cy="3733800"/>
             <wp:effectExtent b="0" l="0" r="0" t="0"/>
-            <wp:docPr id="4" name="image7.png"/>
+            <wp:docPr id="3" name="image3.png"/>
             <a:graphic>
               <a:graphicData uri="http://schemas.openxmlformats.org/drawingml/2006/picture">
                 <pic:pic>
                   <pic:nvPicPr>
-                    <pic:cNvPr id="0" name="image7.png"/>
+                    <pic:cNvPr id="0" name="image3.png"/>
                     <pic:cNvPicPr preferRelativeResize="0"/>
                   </pic:nvPicPr>
                   <pic:blipFill>
@@ -2465,12 +2465,12 @@
           <wp:inline distB="114300" distT="114300" distL="114300" distR="114300">
             <wp:extent cx="5731200" cy="4254500"/>
             <wp:effectExtent b="0" l="0" r="0" t="0"/>
-            <wp:docPr id="3" name="image6.png"/>
+            <wp:docPr id="2" name="image4.png"/>
             <a:graphic>
               <a:graphicData uri="http://schemas.openxmlformats.org/drawingml/2006/picture">
                 <pic:pic>
                   <pic:nvPicPr>
-                    <pic:cNvPr id="0" name="image6.png"/>
+                    <pic:cNvPr id="0" name="image4.png"/>
                     <pic:cNvPicPr preferRelativeResize="0"/>
                   </pic:nvPicPr>
                   <pic:blipFill>
@@ -2551,7 +2551,7 @@
           <w:szCs w:val="52"/>
         </w:rPr>
       </w:pPr>
-      <w:bookmarkStart w:colFirst="0" w:colLast="0" w:name="_c91q7bst6lxv" w:id="16"/>
+      <w:bookmarkStart w:colFirst="0" w:colLast="0" w:name="_472wulkj85gs" w:id="16"/>
       <w:bookmarkEnd w:id="16"/>
       <w:r>
         <w:rPr>
@@ -3006,12 +3006,12 @@
             <wp:extent cx="5514975" cy="5415730"/>
             <wp:effectExtent b="0" l="0" r="0" t="0"/>
             <wp:wrapSquare wrapText="bothSides" distB="114300" distT="114300" distL="114300" distR="114300"/>
-            <wp:docPr id="1" name="image5.png"/>
+            <wp:docPr id="6" name="image1.png"/>
             <a:graphic>
               <a:graphicData uri="http://schemas.openxmlformats.org/drawingml/2006/picture">
                 <pic:pic>
                   <pic:nvPicPr>
-                    <pic:cNvPr id="0" name="image5.png"/>
+                    <pic:cNvPr id="0" name="image1.png"/>
                     <pic:cNvPicPr preferRelativeResize="0"/>
                   </pic:nvPicPr>
                   <pic:blipFill>
@@ -3045,7 +3045,7 @@
           <w:szCs w:val="52"/>
         </w:rPr>
       </w:pPr>
-      <w:bookmarkStart w:colFirst="0" w:colLast="0" w:name="_4rtfngwekhm9" w:id="17"/>
+      <w:bookmarkStart w:colFirst="0" w:colLast="0" w:name="_u08qygcb95rs" w:id="17"/>
       <w:bookmarkEnd w:id="17"/>
       <w:r>
         <w:rPr>
@@ -3167,7 +3167,7 @@
       <w:pPr>
         <w:numPr>
           <w:ilvl w:val="0"/>
-          <w:numId w:val="17"/>
+          <w:numId w:val="9"/>
         </w:numPr>
         <w:ind w:left="1440" w:hanging="360"/>
         <w:rPr>
@@ -3206,7 +3206,7 @@
       <w:pPr>
         <w:numPr>
           <w:ilvl w:val="0"/>
-          <w:numId w:val="17"/>
+          <w:numId w:val="9"/>
         </w:numPr>
         <w:ind w:left="1440" w:hanging="360"/>
         <w:rPr>
@@ -3245,7 +3245,7 @@
       <w:pPr>
         <w:numPr>
           <w:ilvl w:val="0"/>
-          <w:numId w:val="17"/>
+          <w:numId w:val="9"/>
         </w:numPr>
         <w:ind w:left="1440" w:hanging="360"/>
         <w:rPr>
@@ -3292,7 +3292,7 @@
           <w:szCs w:val="24"/>
         </w:rPr>
       </w:pPr>
-      <w:bookmarkStart w:colFirst="0" w:colLast="0" w:name="_44qzdr876by3" w:id="18"/>
+      <w:bookmarkStart w:colFirst="0" w:colLast="0" w:name="_2hveevks4uj2" w:id="18"/>
       <w:bookmarkEnd w:id="18"/>
       <w:r>
         <w:rPr>
@@ -3319,7 +3319,7 @@
       <w:pPr>
         <w:numPr>
           <w:ilvl w:val="0"/>
-          <w:numId w:val="14"/>
+          <w:numId w:val="6"/>
         </w:numPr>
         <w:spacing w:before="240" w:lineRule="auto"/>
         <w:ind w:left="1440" w:hanging="360"/>
@@ -3359,7 +3359,7 @@
       <w:pPr>
         <w:numPr>
           <w:ilvl w:val="0"/>
-          <w:numId w:val="14"/>
+          <w:numId w:val="6"/>
         </w:numPr>
         <w:spacing w:after="240" w:lineRule="auto"/>
         <w:ind w:left="1440" w:hanging="360"/>
@@ -3407,7 +3407,7 @@
           <w:szCs w:val="24"/>
         </w:rPr>
       </w:pPr>
-      <w:bookmarkStart w:colFirst="0" w:colLast="0" w:name="_q03z4oibsj9l" w:id="19"/>
+      <w:bookmarkStart w:colFirst="0" w:colLast="0" w:name="_w2w2psj5pbcw" w:id="19"/>
       <w:bookmarkEnd w:id="19"/>
       <w:r>
         <w:rPr>
@@ -3444,7 +3444,7 @@
       <w:pPr>
         <w:numPr>
           <w:ilvl w:val="0"/>
-          <w:numId w:val="12"/>
+          <w:numId w:val="4"/>
         </w:numPr>
         <w:spacing w:after="240" w:before="240" w:lineRule="auto"/>
         <w:ind w:left="1440" w:hanging="360"/>
@@ -3492,7 +3492,7 @@
           <w:szCs w:val="36"/>
         </w:rPr>
       </w:pPr>
-      <w:bookmarkStart w:colFirst="0" w:colLast="0" w:name="_frwrsx2le26l" w:id="20"/>
+      <w:bookmarkStart w:colFirst="0" w:colLast="0" w:name="_httu7qifpr6o" w:id="20"/>
       <w:bookmarkEnd w:id="20"/>
       <w:r>
         <w:rPr>
@@ -3528,7 +3528,7 @@
       <w:pPr>
         <w:numPr>
           <w:ilvl w:val="0"/>
-          <w:numId w:val="16"/>
+          <w:numId w:val="8"/>
         </w:numPr>
         <w:spacing w:before="240" w:lineRule="auto"/>
         <w:ind w:left="1440" w:hanging="360"/>
@@ -3559,7 +3559,7 @@
       <w:pPr>
         <w:numPr>
           <w:ilvl w:val="0"/>
-          <w:numId w:val="16"/>
+          <w:numId w:val="8"/>
         </w:numPr>
         <w:spacing w:after="240" w:lineRule="auto"/>
         <w:ind w:left="1440" w:hanging="360"/>
@@ -3632,7 +3632,7 @@
           <w:szCs w:val="36"/>
         </w:rPr>
       </w:pPr>
-      <w:bookmarkStart w:colFirst="0" w:colLast="0" w:name="_utfm8ih7rfi" w:id="21"/>
+      <w:bookmarkStart w:colFirst="0" w:colLast="0" w:name="_ds7t49lkz83v" w:id="21"/>
       <w:bookmarkEnd w:id="21"/>
       <w:r>
         <w:rPr>
@@ -3667,7 +3667,7 @@
       <w:pPr>
         <w:numPr>
           <w:ilvl w:val="0"/>
-          <w:numId w:val="15"/>
+          <w:numId w:val="7"/>
         </w:numPr>
         <w:spacing w:before="240" w:lineRule="auto"/>
         <w:ind w:left="720" w:hanging="360"/>
@@ -3707,7 +3707,7 @@
       <w:pPr>
         <w:numPr>
           <w:ilvl w:val="0"/>
-          <w:numId w:val="15"/>
+          <w:numId w:val="7"/>
         </w:numPr>
         <w:ind w:left="720" w:hanging="360"/>
         <w:rPr>
@@ -3746,7 +3746,7 @@
       <w:pPr>
         <w:numPr>
           <w:ilvl w:val="0"/>
-          <w:numId w:val="15"/>
+          <w:numId w:val="7"/>
         </w:numPr>
         <w:ind w:left="720" w:hanging="360"/>
         <w:rPr>
@@ -3782,23 +3782,14 @@
           <w:szCs w:val="24"/>
           <w:rtl w:val="0"/>
         </w:rPr>
-        <w:t xml:space="preserve">sviluppo</w:t>
-      </w:r>
-      <w:r>
-        <w:rPr>
-          <w:rFonts w:ascii="Times New Roman" w:cs="Times New Roman" w:eastAsia="Times New Roman" w:hAnsi="Times New Roman"/>
-          <w:sz w:val="24"/>
-          <w:szCs w:val="24"/>
-          <w:rtl w:val="0"/>
-        </w:rPr>
-        <w:t xml:space="preserve"> backend Java Spring Boot</w:t>
+        <w:t xml:space="preserve">sviluppo backend Java Spring Boot</w:t>
       </w:r>
     </w:p>
     <w:p>
       <w:pPr>
         <w:numPr>
           <w:ilvl w:val="0"/>
-          <w:numId w:val="15"/>
+          <w:numId w:val="7"/>
         </w:numPr>
         <w:spacing w:after="240" w:lineRule="auto"/>
         <w:ind w:left="720" w:hanging="360"/>
@@ -3828,12 +3819,17 @@
         </w:rPr>
         <w:t xml:space="preserve"> → ambiente locale di sviluppo e testing</w:t>
       </w:r>
+      <w:r>
+        <w:rPr>
+          <w:rtl w:val="0"/>
+        </w:rPr>
+      </w:r>
     </w:p>
     <w:p>
       <w:pPr>
         <w:numPr>
           <w:ilvl w:val="0"/>
-          <w:numId w:val="15"/>
+          <w:numId w:val="7"/>
         </w:numPr>
         <w:spacing w:after="240" w:lineRule="auto"/>
         <w:ind w:left="720" w:hanging="360"/>
@@ -3863,32 +3859,19 @@
           <w:szCs w:val="24"/>
           <w:rtl w:val="0"/>
         </w:rPr>
-        <w:t xml:space="preserve"> → </w:t>
-      </w:r>
-      <w:r>
-        <w:rPr>
-          <w:rFonts w:ascii="Cardo" w:cs="Cardo" w:eastAsia="Cardo" w:hAnsi="Cardo"/>
-          <w:sz w:val="24"/>
-          <w:szCs w:val="24"/>
-          <w:rtl w:val="0"/>
-        </w:rPr>
-        <w:t xml:space="preserve">webapp</w:t>
-      </w:r>
-      <w:r>
-        <w:rPr>
-          <w:rFonts w:ascii="Cardo" w:cs="Cardo" w:eastAsia="Cardo" w:hAnsi="Cardo"/>
-          <w:sz w:val="24"/>
-          <w:szCs w:val="24"/>
-          <w:rtl w:val="0"/>
-        </w:rPr>
-        <w:t xml:space="preserve"> online per gestire le img</w:t>
+        <w:t xml:space="preserve"> → webapp online per gestire le img</w:t>
+      </w:r>
+      <w:r>
+        <w:rPr>
+          <w:rtl w:val="0"/>
+        </w:rPr>
       </w:r>
     </w:p>
     <w:p>
       <w:pPr>
         <w:numPr>
           <w:ilvl w:val="0"/>
-          <w:numId w:val="15"/>
+          <w:numId w:val="7"/>
         </w:numPr>
         <w:spacing w:after="240" w:lineRule="auto"/>
         <w:ind w:left="720" w:hanging="360"/>
@@ -4184,7 +4167,7 @@
       <w:pPr>
         <w:numPr>
           <w:ilvl w:val="0"/>
-          <w:numId w:val="6"/>
+          <w:numId w:val="20"/>
         </w:numPr>
         <w:pBdr>
           <w:top w:space="0" w:sz="0" w:val="nil"/>
@@ -4232,7 +4215,7 @@
       <w:pPr>
         <w:numPr>
           <w:ilvl w:val="0"/>
-          <w:numId w:val="6"/>
+          <w:numId w:val="20"/>
         </w:numPr>
         <w:pBdr>
           <w:top w:space="0" w:sz="0" w:val="nil"/>
@@ -4280,7 +4263,7 @@
       <w:pPr>
         <w:numPr>
           <w:ilvl w:val="0"/>
-          <w:numId w:val="6"/>
+          <w:numId w:val="20"/>
         </w:numPr>
         <w:pBdr>
           <w:top w:space="0" w:sz="0" w:val="nil"/>
@@ -4328,7 +4311,7 @@
       <w:pPr>
         <w:numPr>
           <w:ilvl w:val="0"/>
-          <w:numId w:val="6"/>
+          <w:numId w:val="20"/>
         </w:numPr>
         <w:pBdr>
           <w:top w:space="0" w:sz="0" w:val="nil"/>
@@ -4432,7 +4415,7 @@
       <w:pPr>
         <w:numPr>
           <w:ilvl w:val="0"/>
-          <w:numId w:val="5"/>
+          <w:numId w:val="19"/>
         </w:numPr>
         <w:ind w:left="720" w:hanging="360"/>
         <w:rPr>
@@ -4470,7 +4453,7 @@
       <w:pPr>
         <w:numPr>
           <w:ilvl w:val="0"/>
-          <w:numId w:val="5"/>
+          <w:numId w:val="19"/>
         </w:numPr>
         <w:ind w:left="720" w:hanging="360"/>
         <w:rPr>
@@ -4508,7 +4491,7 @@
       <w:pPr>
         <w:numPr>
           <w:ilvl w:val="0"/>
-          <w:numId w:val="5"/>
+          <w:numId w:val="19"/>
         </w:numPr>
         <w:ind w:left="720" w:hanging="360"/>
         <w:rPr>
@@ -4546,7 +4529,7 @@
       <w:pPr>
         <w:numPr>
           <w:ilvl w:val="0"/>
-          <w:numId w:val="5"/>
+          <w:numId w:val="19"/>
         </w:numPr>
         <w:ind w:left="720" w:hanging="360"/>
         <w:rPr>
@@ -4584,7 +4567,7 @@
       <w:pPr>
         <w:numPr>
           <w:ilvl w:val="0"/>
-          <w:numId w:val="5"/>
+          <w:numId w:val="19"/>
         </w:numPr>
         <w:ind w:left="720" w:hanging="360"/>
         <w:rPr>
@@ -4622,7 +4605,7 @@
       <w:pPr>
         <w:numPr>
           <w:ilvl w:val="0"/>
-          <w:numId w:val="5"/>
+          <w:numId w:val="19"/>
         </w:numPr>
         <w:ind w:left="720" w:hanging="360"/>
         <w:rPr>
@@ -4710,869 +4693,6 @@
           <w:rtl w:val="0"/>
         </w:rPr>
         <w:t xml:space="preserve">Attributi:</w:t>
-      </w:r>
-    </w:p>
-    <w:p>
-      <w:pPr>
-        <w:numPr>
-          <w:ilvl w:val="0"/>
-          <w:numId w:val="10"/>
-        </w:numPr>
-        <w:ind w:left="720" w:hanging="360"/>
-        <w:rPr>
-          <w:sz w:val="24"/>
-          <w:szCs w:val="24"/>
-        </w:rPr>
-      </w:pPr>
-      <w:r>
-        <w:rPr>
-          <w:rFonts w:ascii="Times New Roman" w:cs="Times New Roman" w:eastAsia="Times New Roman" w:hAnsi="Times New Roman"/>
-          <w:b w:val="1"/>
-          <w:bCs w:val="1"/>
-          <w:sz w:val="24"/>
-          <w:szCs w:val="24"/>
-          <w:rtl w:val="0"/>
-        </w:rPr>
-        <w:t xml:space="preserve">Id_prodotto</w:t>
-      </w:r>
-      <w:r>
-        <w:rPr>
-          <w:rFonts w:ascii="Times New Roman" w:cs="Times New Roman" w:eastAsia="Times New Roman" w:hAnsi="Times New Roman"/>
-          <w:sz w:val="24"/>
-          <w:szCs w:val="24"/>
-          <w:rtl w:val="0"/>
-        </w:rPr>
-        <w:t xml:space="preserve">: Codice identificativo del prodotto (Chiave Primaria).</w:t>
-      </w:r>
-      <w:r>
-        <w:rPr>
-          <w:rtl w:val="0"/>
-        </w:rPr>
-      </w:r>
-    </w:p>
-    <w:p>
-      <w:pPr>
-        <w:numPr>
-          <w:ilvl w:val="0"/>
-          <w:numId w:val="10"/>
-        </w:numPr>
-        <w:ind w:left="720" w:hanging="360"/>
-        <w:rPr>
-          <w:sz w:val="24"/>
-          <w:szCs w:val="24"/>
-        </w:rPr>
-      </w:pPr>
-      <w:r>
-        <w:rPr>
-          <w:rFonts w:ascii="Times New Roman" w:cs="Times New Roman" w:eastAsia="Times New Roman" w:hAnsi="Times New Roman"/>
-          <w:b w:val="1"/>
-          <w:bCs w:val="1"/>
-          <w:sz w:val="24"/>
-          <w:szCs w:val="24"/>
-          <w:rtl w:val="0"/>
-        </w:rPr>
-        <w:t xml:space="preserve">Nome_prodotto</w:t>
-      </w:r>
-      <w:r>
-        <w:rPr>
-          <w:rFonts w:ascii="Times New Roman" w:cs="Times New Roman" w:eastAsia="Times New Roman" w:hAnsi="Times New Roman"/>
-          <w:sz w:val="24"/>
-          <w:szCs w:val="24"/>
-          <w:rtl w:val="0"/>
-        </w:rPr>
-        <w:t xml:space="preserve">: Nome del prodotto.</w:t>
-      </w:r>
-      <w:r>
-        <w:rPr>
-          <w:rtl w:val="0"/>
-        </w:rPr>
-      </w:r>
-    </w:p>
-    <w:p>
-      <w:pPr>
-        <w:numPr>
-          <w:ilvl w:val="0"/>
-          <w:numId w:val="10"/>
-        </w:numPr>
-        <w:ind w:left="720" w:hanging="360"/>
-        <w:rPr>
-          <w:sz w:val="24"/>
-          <w:szCs w:val="24"/>
-        </w:rPr>
-      </w:pPr>
-      <w:r>
-        <w:rPr>
-          <w:rFonts w:ascii="Times New Roman" w:cs="Times New Roman" w:eastAsia="Times New Roman" w:hAnsi="Times New Roman"/>
-          <w:b w:val="1"/>
-          <w:bCs w:val="1"/>
-          <w:sz w:val="24"/>
-          <w:szCs w:val="24"/>
-          <w:rtl w:val="0"/>
-        </w:rPr>
-        <w:t xml:space="preserve">Prezzo</w:t>
-      </w:r>
-      <w:r>
-        <w:rPr>
-          <w:rFonts w:ascii="Times New Roman" w:cs="Times New Roman" w:eastAsia="Times New Roman" w:hAnsi="Times New Roman"/>
-          <w:sz w:val="24"/>
-          <w:szCs w:val="24"/>
-          <w:rtl w:val="0"/>
-        </w:rPr>
-        <w:t xml:space="preserve">: Valore monetario unitario.</w:t>
-      </w:r>
-      <w:r>
-        <w:rPr>
-          <w:rtl w:val="0"/>
-        </w:rPr>
-      </w:r>
-    </w:p>
-    <w:p>
-      <w:pPr>
-        <w:numPr>
-          <w:ilvl w:val="0"/>
-          <w:numId w:val="10"/>
-        </w:numPr>
-        <w:ind w:left="720" w:hanging="360"/>
-        <w:rPr>
-          <w:sz w:val="24"/>
-          <w:szCs w:val="24"/>
-        </w:rPr>
-      </w:pPr>
-      <w:r>
-        <w:rPr>
-          <w:rFonts w:ascii="Times New Roman" w:cs="Times New Roman" w:eastAsia="Times New Roman" w:hAnsi="Times New Roman"/>
-          <w:b w:val="1"/>
-          <w:bCs w:val="1"/>
-          <w:sz w:val="24"/>
-          <w:szCs w:val="24"/>
-          <w:rtl w:val="0"/>
-        </w:rPr>
-        <w:t xml:space="preserve">Magazzino</w:t>
-      </w:r>
-      <w:r>
-        <w:rPr>
-          <w:rFonts w:ascii="Times New Roman" w:cs="Times New Roman" w:eastAsia="Times New Roman" w:hAnsi="Times New Roman"/>
-          <w:sz w:val="24"/>
-          <w:szCs w:val="24"/>
-          <w:rtl w:val="0"/>
-        </w:rPr>
-        <w:t xml:space="preserve">: Quantità attualmente stoccata.</w:t>
-      </w:r>
-      <w:r>
-        <w:rPr>
-          <w:rtl w:val="0"/>
-        </w:rPr>
-      </w:r>
-    </w:p>
-    <w:p>
-      <w:pPr>
-        <w:numPr>
-          <w:ilvl w:val="0"/>
-          <w:numId w:val="10"/>
-        </w:numPr>
-        <w:ind w:left="720" w:hanging="360"/>
-        <w:rPr>
-          <w:sz w:val="24"/>
-          <w:szCs w:val="24"/>
-        </w:rPr>
-      </w:pPr>
-      <w:r>
-        <w:rPr>
-          <w:rFonts w:ascii="Times New Roman" w:cs="Times New Roman" w:eastAsia="Times New Roman" w:hAnsi="Times New Roman"/>
-          <w:b w:val="1"/>
-          <w:bCs w:val="1"/>
-          <w:sz w:val="24"/>
-          <w:szCs w:val="24"/>
-          <w:rtl w:val="0"/>
-        </w:rPr>
-        <w:t xml:space="preserve">Disponibilita</w:t>
-      </w:r>
-      <w:r>
-        <w:rPr>
-          <w:rFonts w:ascii="Times New Roman" w:cs="Times New Roman" w:eastAsia="Times New Roman" w:hAnsi="Times New Roman"/>
-          <w:sz w:val="24"/>
-          <w:szCs w:val="24"/>
-          <w:rtl w:val="0"/>
-        </w:rPr>
-        <w:t xml:space="preserve">: Quantita di prodotto disponibile.</w:t>
-      </w:r>
-      <w:r>
-        <w:rPr>
-          <w:rtl w:val="0"/>
-        </w:rPr>
-      </w:r>
-    </w:p>
-    <w:p>
-      <w:pPr>
-        <w:rPr>
-          <w:rFonts w:ascii="Times New Roman" w:cs="Times New Roman" w:eastAsia="Times New Roman" w:hAnsi="Times New Roman"/>
-          <w:sz w:val="24"/>
-          <w:szCs w:val="24"/>
-        </w:rPr>
-      </w:pPr>
-      <w:r>
-        <w:rPr>
-          <w:rFonts w:ascii="Times New Roman" w:cs="Times New Roman" w:eastAsia="Times New Roman" w:hAnsi="Times New Roman"/>
-          <w:sz w:val="24"/>
-          <w:szCs w:val="24"/>
-          <w:rtl w:val="0"/>
-        </w:rPr>
-        <w:t xml:space="preserve">La tabella </w:t>
-      </w:r>
-      <w:r>
-        <w:rPr>
-          <w:rFonts w:ascii="Times New Roman" w:cs="Times New Roman" w:eastAsia="Times New Roman" w:hAnsi="Times New Roman"/>
-          <w:b w:val="1"/>
-          <w:bCs w:val="1"/>
-          <w:sz w:val="24"/>
-          <w:szCs w:val="24"/>
-          <w:rtl w:val="0"/>
-        </w:rPr>
-        <w:t xml:space="preserve">prossimoraccolto</w:t>
-      </w:r>
-      <w:r>
-        <w:rPr>
-          <w:rFonts w:ascii="Times New Roman" w:cs="Times New Roman" w:eastAsia="Times New Roman" w:hAnsi="Times New Roman"/>
-          <w:sz w:val="24"/>
-          <w:szCs w:val="24"/>
-          <w:rtl w:val="0"/>
-        </w:rPr>
-        <w:t xml:space="preserve"> contiene le informazioni relative ai raccolti programmati, permette la pianificazione della produzione agricola e il monitoraggio dei futuri raccolti. </w:t>
-      </w:r>
-    </w:p>
-    <w:p>
-      <w:pPr>
-        <w:rPr>
-          <w:rFonts w:ascii="Times New Roman" w:cs="Times New Roman" w:eastAsia="Times New Roman" w:hAnsi="Times New Roman"/>
-          <w:sz w:val="24"/>
-          <w:szCs w:val="24"/>
-        </w:rPr>
-      </w:pPr>
-      <w:r>
-        <w:rPr>
-          <w:rFonts w:ascii="Times New Roman" w:cs="Times New Roman" w:eastAsia="Times New Roman" w:hAnsi="Times New Roman"/>
-          <w:sz w:val="24"/>
-          <w:szCs w:val="24"/>
-          <w:rtl w:val="0"/>
-        </w:rPr>
-        <w:t xml:space="preserve">Attributi:</w:t>
-      </w:r>
-    </w:p>
-    <w:p>
-      <w:pPr>
-        <w:numPr>
-          <w:ilvl w:val="0"/>
-          <w:numId w:val="4"/>
-        </w:numPr>
-        <w:ind w:left="720" w:hanging="360"/>
-        <w:rPr>
-          <w:rFonts w:ascii="Times New Roman" w:cs="Times New Roman" w:eastAsia="Times New Roman" w:hAnsi="Times New Roman"/>
-          <w:sz w:val="24"/>
-          <w:szCs w:val="24"/>
-        </w:rPr>
-      </w:pPr>
-      <w:r>
-        <w:rPr>
-          <w:rFonts w:ascii="Times New Roman" w:cs="Times New Roman" w:eastAsia="Times New Roman" w:hAnsi="Times New Roman"/>
-          <w:b w:val="1"/>
-          <w:bCs w:val="1"/>
-          <w:sz w:val="24"/>
-          <w:szCs w:val="24"/>
-          <w:rtl w:val="0"/>
-        </w:rPr>
-        <w:t xml:space="preserve">Id_raccolto</w:t>
-      </w:r>
-      <w:r>
-        <w:rPr>
-          <w:rFonts w:ascii="Times New Roman" w:cs="Times New Roman" w:eastAsia="Times New Roman" w:hAnsi="Times New Roman"/>
-          <w:sz w:val="24"/>
-          <w:szCs w:val="24"/>
-          <w:rtl w:val="0"/>
-        </w:rPr>
-        <w:t xml:space="preserve">: Identificativo univoco del lotto previsto (Chiave Primaria).</w:t>
-      </w:r>
-    </w:p>
-    <w:p>
-      <w:pPr>
-        <w:numPr>
-          <w:ilvl w:val="0"/>
-          <w:numId w:val="4"/>
-        </w:numPr>
-        <w:ind w:left="720" w:hanging="360"/>
-        <w:rPr>
-          <w:rFonts w:ascii="Times New Roman" w:cs="Times New Roman" w:eastAsia="Times New Roman" w:hAnsi="Times New Roman"/>
-          <w:sz w:val="24"/>
-          <w:szCs w:val="24"/>
-        </w:rPr>
-      </w:pPr>
-      <w:r>
-        <w:rPr>
-          <w:rFonts w:ascii="Times New Roman" w:cs="Times New Roman" w:eastAsia="Times New Roman" w:hAnsi="Times New Roman"/>
-          <w:b w:val="1"/>
-          <w:bCs w:val="1"/>
-          <w:sz w:val="24"/>
-          <w:szCs w:val="24"/>
-          <w:rtl w:val="0"/>
-        </w:rPr>
-        <w:t xml:space="preserve">Data_raccolto</w:t>
-      </w:r>
-      <w:r>
-        <w:rPr>
-          <w:rFonts w:ascii="Times New Roman" w:cs="Times New Roman" w:eastAsia="Times New Roman" w:hAnsi="Times New Roman"/>
-          <w:sz w:val="24"/>
-          <w:szCs w:val="24"/>
-          <w:rtl w:val="0"/>
-        </w:rPr>
-        <w:t xml:space="preserve">: Data prevista per il raccolto.</w:t>
-      </w:r>
-    </w:p>
-    <w:p>
-      <w:pPr>
-        <w:numPr>
-          <w:ilvl w:val="0"/>
-          <w:numId w:val="4"/>
-        </w:numPr>
-        <w:ind w:left="720" w:hanging="360"/>
-        <w:rPr>
-          <w:rFonts w:ascii="Times New Roman" w:cs="Times New Roman" w:eastAsia="Times New Roman" w:hAnsi="Times New Roman"/>
-          <w:sz w:val="24"/>
-          <w:szCs w:val="24"/>
-        </w:rPr>
-      </w:pPr>
-      <w:r>
-        <w:rPr>
-          <w:rFonts w:ascii="Times New Roman" w:cs="Times New Roman" w:eastAsia="Times New Roman" w:hAnsi="Times New Roman"/>
-          <w:b w:val="1"/>
-          <w:bCs w:val="1"/>
-          <w:sz w:val="24"/>
-          <w:szCs w:val="24"/>
-          <w:rtl w:val="0"/>
-        </w:rPr>
-        <w:t xml:space="preserve">Totale</w:t>
-      </w:r>
-      <w:r>
-        <w:rPr>
-          <w:rFonts w:ascii="Times New Roman" w:cs="Times New Roman" w:eastAsia="Times New Roman" w:hAnsi="Times New Roman"/>
-          <w:sz w:val="24"/>
-          <w:szCs w:val="24"/>
-          <w:rtl w:val="0"/>
-        </w:rPr>
-        <w:t xml:space="preserve">: Quantità complessiva stimata del raccolto.</w:t>
-      </w:r>
-    </w:p>
-    <w:p>
-      <w:pPr>
-        <w:numPr>
-          <w:ilvl w:val="0"/>
-          <w:numId w:val="4"/>
-        </w:numPr>
-        <w:ind w:left="720" w:hanging="360"/>
-        <w:rPr>
-          <w:rFonts w:ascii="Times New Roman" w:cs="Times New Roman" w:eastAsia="Times New Roman" w:hAnsi="Times New Roman"/>
-          <w:sz w:val="24"/>
-          <w:szCs w:val="24"/>
-        </w:rPr>
-      </w:pPr>
-      <w:r>
-        <w:rPr>
-          <w:rFonts w:ascii="Times New Roman" w:cs="Times New Roman" w:eastAsia="Times New Roman" w:hAnsi="Times New Roman"/>
-          <w:b w:val="1"/>
-          <w:bCs w:val="1"/>
-          <w:sz w:val="24"/>
-          <w:szCs w:val="24"/>
-          <w:rtl w:val="0"/>
-        </w:rPr>
-        <w:t xml:space="preserve">Disponibilita_raccolto</w:t>
-      </w:r>
-      <w:r>
-        <w:rPr>
-          <w:rFonts w:ascii="Times New Roman" w:cs="Times New Roman" w:eastAsia="Times New Roman" w:hAnsi="Times New Roman"/>
-          <w:sz w:val="24"/>
-          <w:szCs w:val="24"/>
-          <w:rtl w:val="0"/>
-        </w:rPr>
-        <w:t xml:space="preserve">: Parte del raccolto effettivamente prenotabile o disponibile.</w:t>
-      </w:r>
-    </w:p>
-    <w:p>
-      <w:pPr>
-        <w:rPr>
-          <w:rFonts w:ascii="Times New Roman" w:cs="Times New Roman" w:eastAsia="Times New Roman" w:hAnsi="Times New Roman"/>
-          <w:sz w:val="24"/>
-          <w:szCs w:val="24"/>
-        </w:rPr>
-      </w:pPr>
-      <w:r>
-        <w:rPr>
-          <w:rtl w:val="0"/>
-        </w:rPr>
-      </w:r>
-    </w:p>
-    <w:p>
-      <w:pPr>
-        <w:rPr>
-          <w:rFonts w:ascii="Times New Roman" w:cs="Times New Roman" w:eastAsia="Times New Roman" w:hAnsi="Times New Roman"/>
-          <w:sz w:val="24"/>
-          <w:szCs w:val="24"/>
-        </w:rPr>
-      </w:pPr>
-      <w:r>
-        <w:rPr>
-          <w:rFonts w:ascii="Times New Roman" w:cs="Times New Roman" w:eastAsia="Times New Roman" w:hAnsi="Times New Roman"/>
-          <w:sz w:val="24"/>
-          <w:szCs w:val="24"/>
-          <w:rtl w:val="0"/>
-        </w:rPr>
-        <w:t xml:space="preserve">La tabella</w:t>
-      </w:r>
-      <w:r>
-        <w:rPr>
-          <w:rFonts w:ascii="Times New Roman" w:cs="Times New Roman" w:eastAsia="Times New Roman" w:hAnsi="Times New Roman"/>
-          <w:b w:val="1"/>
-          <w:bCs w:val="1"/>
-          <w:sz w:val="24"/>
-          <w:szCs w:val="24"/>
-          <w:rtl w:val="0"/>
-        </w:rPr>
-        <w:t xml:space="preserve"> relativo </w:t>
-      </w:r>
-      <w:r>
-        <w:rPr>
-          <w:rFonts w:ascii="Times New Roman" w:cs="Times New Roman" w:eastAsia="Times New Roman" w:hAnsi="Times New Roman"/>
-          <w:sz w:val="24"/>
-          <w:szCs w:val="24"/>
-          <w:rtl w:val="0"/>
-        </w:rPr>
-        <w:t xml:space="preserve">rappresenta la relazione tra acquisti e prodotti, implementa una relazione molti-a-molti tra acquisti e prodotti, consentendo di associare più prodotti a una singola fattura e viceversa. </w:t>
-      </w:r>
-    </w:p>
-    <w:p>
-      <w:pPr>
-        <w:rPr>
-          <w:rFonts w:ascii="Times New Roman" w:cs="Times New Roman" w:eastAsia="Times New Roman" w:hAnsi="Times New Roman"/>
-          <w:sz w:val="24"/>
-          <w:szCs w:val="24"/>
-        </w:rPr>
-      </w:pPr>
-      <w:r>
-        <w:rPr>
-          <w:rFonts w:ascii="Times New Roman" w:cs="Times New Roman" w:eastAsia="Times New Roman" w:hAnsi="Times New Roman"/>
-          <w:sz w:val="24"/>
-          <w:szCs w:val="24"/>
-          <w:rtl w:val="0"/>
-        </w:rPr>
-        <w:t xml:space="preserve">Attributi:</w:t>
-      </w:r>
-    </w:p>
-    <w:p>
-      <w:pPr>
-        <w:numPr>
-          <w:ilvl w:val="0"/>
-          <w:numId w:val="4"/>
-        </w:numPr>
-        <w:ind w:left="720" w:hanging="360"/>
-        <w:rPr>
-          <w:rFonts w:ascii="Times New Roman" w:cs="Times New Roman" w:eastAsia="Times New Roman" w:hAnsi="Times New Roman"/>
-          <w:sz w:val="24"/>
-          <w:szCs w:val="24"/>
-        </w:rPr>
-      </w:pPr>
-      <w:r>
-        <w:rPr>
-          <w:rFonts w:ascii="Times New Roman" w:cs="Times New Roman" w:eastAsia="Times New Roman" w:hAnsi="Times New Roman"/>
-          <w:b w:val="1"/>
-          <w:bCs w:val="1"/>
-          <w:sz w:val="24"/>
-          <w:szCs w:val="24"/>
-          <w:rtl w:val="0"/>
-        </w:rPr>
-        <w:t xml:space="preserve">Numero_fattura</w:t>
-      </w:r>
-      <w:r>
-        <w:rPr>
-          <w:rFonts w:ascii="Times New Roman" w:cs="Times New Roman" w:eastAsia="Times New Roman" w:hAnsi="Times New Roman"/>
-          <w:sz w:val="24"/>
-          <w:szCs w:val="24"/>
-          <w:rtl w:val="0"/>
-        </w:rPr>
-        <w:t xml:space="preserve">: Numero univoco del documento fiscale (Chiave Esterna).</w:t>
-      </w:r>
-    </w:p>
-    <w:p>
-      <w:pPr>
-        <w:numPr>
-          <w:ilvl w:val="0"/>
-          <w:numId w:val="4"/>
-        </w:numPr>
-        <w:ind w:left="720" w:hanging="360"/>
-        <w:rPr>
-          <w:rFonts w:ascii="Times New Roman" w:cs="Times New Roman" w:eastAsia="Times New Roman" w:hAnsi="Times New Roman"/>
-          <w:sz w:val="24"/>
-          <w:szCs w:val="24"/>
-        </w:rPr>
-      </w:pPr>
-      <w:r>
-        <w:rPr>
-          <w:rFonts w:ascii="Times New Roman" w:cs="Times New Roman" w:eastAsia="Times New Roman" w:hAnsi="Times New Roman"/>
-          <w:b w:val="1"/>
-          <w:bCs w:val="1"/>
-          <w:sz w:val="24"/>
-          <w:szCs w:val="24"/>
-          <w:rtl w:val="0"/>
-        </w:rPr>
-        <w:t xml:space="preserve">Id_prodotto</w:t>
-      </w:r>
-      <w:r>
-        <w:rPr>
-          <w:rFonts w:ascii="Times New Roman" w:cs="Times New Roman" w:eastAsia="Times New Roman" w:hAnsi="Times New Roman"/>
-          <w:sz w:val="24"/>
-          <w:szCs w:val="24"/>
-          <w:rtl w:val="0"/>
-        </w:rPr>
-        <w:t xml:space="preserve">: Identificativo univoco del prodotto (Chiave Esterna).</w:t>
-      </w:r>
-    </w:p>
-    <w:p>
-      <w:pPr>
-        <w:numPr>
-          <w:ilvl w:val="0"/>
-          <w:numId w:val="4"/>
-        </w:numPr>
-        <w:ind w:left="720" w:hanging="360"/>
-        <w:rPr>
-          <w:rFonts w:ascii="Times New Roman" w:cs="Times New Roman" w:eastAsia="Times New Roman" w:hAnsi="Times New Roman"/>
-          <w:sz w:val="24"/>
-          <w:szCs w:val="24"/>
-        </w:rPr>
-      </w:pPr>
-      <w:r>
-        <w:rPr>
-          <w:rFonts w:ascii="Times New Roman" w:cs="Times New Roman" w:eastAsia="Times New Roman" w:hAnsi="Times New Roman"/>
-          <w:b w:val="1"/>
-          <w:bCs w:val="1"/>
-          <w:sz w:val="24"/>
-          <w:szCs w:val="24"/>
-          <w:rtl w:val="0"/>
-        </w:rPr>
-        <w:t xml:space="preserve">Quantita</w:t>
-      </w:r>
-      <w:r>
-        <w:rPr>
-          <w:rFonts w:ascii="Times New Roman" w:cs="Times New Roman" w:eastAsia="Times New Roman" w:hAnsi="Times New Roman"/>
-          <w:sz w:val="24"/>
-          <w:szCs w:val="24"/>
-          <w:rtl w:val="0"/>
-        </w:rPr>
-        <w:t xml:space="preserve">: Quantità di prodotti relativi alla fattura.</w:t>
-      </w:r>
-    </w:p>
-    <w:p>
-      <w:pPr>
-        <w:rPr>
-          <w:rFonts w:ascii="Times New Roman" w:cs="Times New Roman" w:eastAsia="Times New Roman" w:hAnsi="Times New Roman"/>
-          <w:sz w:val="24"/>
-          <w:szCs w:val="24"/>
-        </w:rPr>
-      </w:pPr>
-      <w:r>
-        <w:rPr>
-          <w:rFonts w:ascii="Times New Roman" w:cs="Times New Roman" w:eastAsia="Times New Roman" w:hAnsi="Times New Roman"/>
-          <w:sz w:val="24"/>
-          <w:szCs w:val="24"/>
-          <w:rtl w:val="0"/>
-        </w:rPr>
-        <w:t xml:space="preserve">La tabella </w:t>
-      </w:r>
-      <w:r>
-        <w:rPr>
-          <w:rFonts w:ascii="Times New Roman" w:cs="Times New Roman" w:eastAsia="Times New Roman" w:hAnsi="Times New Roman"/>
-          <w:b w:val="1"/>
-          <w:bCs w:val="1"/>
-          <w:sz w:val="24"/>
-          <w:szCs w:val="24"/>
-          <w:rtl w:val="0"/>
-        </w:rPr>
-        <w:t xml:space="preserve">utente</w:t>
-      </w:r>
-      <w:r>
-        <w:rPr>
-          <w:rFonts w:ascii="Times New Roman" w:cs="Times New Roman" w:eastAsia="Times New Roman" w:hAnsi="Times New Roman"/>
-          <w:sz w:val="24"/>
-          <w:szCs w:val="24"/>
-          <w:rtl w:val="0"/>
-        </w:rPr>
-        <w:t xml:space="preserve"> contiene le informazioni relative agli utilizzatori del sistema gestionale, permette la gestione degli accessi e dei permessi all’interno della piattaforma. </w:t>
-      </w:r>
-    </w:p>
-    <w:p>
-      <w:pPr>
-        <w:rPr>
-          <w:rFonts w:ascii="Times New Roman" w:cs="Times New Roman" w:eastAsia="Times New Roman" w:hAnsi="Times New Roman"/>
-          <w:sz w:val="24"/>
-          <w:szCs w:val="24"/>
-        </w:rPr>
-      </w:pPr>
-      <w:r>
-        <w:rPr>
-          <w:rFonts w:ascii="Times New Roman" w:cs="Times New Roman" w:eastAsia="Times New Roman" w:hAnsi="Times New Roman"/>
-          <w:sz w:val="24"/>
-          <w:szCs w:val="24"/>
-          <w:rtl w:val="0"/>
-        </w:rPr>
-        <w:t xml:space="preserve">Attributi:</w:t>
-      </w:r>
-    </w:p>
-    <w:p>
-      <w:pPr>
-        <w:numPr>
-          <w:ilvl w:val="0"/>
-          <w:numId w:val="3"/>
-        </w:numPr>
-        <w:ind w:left="720" w:hanging="360"/>
-        <w:rPr>
-          <w:sz w:val="24"/>
-          <w:szCs w:val="24"/>
-        </w:rPr>
-      </w:pPr>
-      <w:r>
-        <w:rPr>
-          <w:rFonts w:ascii="Times New Roman" w:cs="Times New Roman" w:eastAsia="Times New Roman" w:hAnsi="Times New Roman"/>
-          <w:b w:val="1"/>
-          <w:bCs w:val="1"/>
-          <w:sz w:val="24"/>
-          <w:szCs w:val="24"/>
-          <w:rtl w:val="0"/>
-        </w:rPr>
-        <w:t xml:space="preserve">Id_utente</w:t>
-      </w:r>
-      <w:r>
-        <w:rPr>
-          <w:rFonts w:ascii="Times New Roman" w:cs="Times New Roman" w:eastAsia="Times New Roman" w:hAnsi="Times New Roman"/>
-          <w:sz w:val="24"/>
-          <w:szCs w:val="24"/>
-          <w:rtl w:val="0"/>
-        </w:rPr>
-        <w:t xml:space="preserve">: Identificativo univoco dell'utente (Chiave Primaria).</w:t>
-      </w:r>
-      <w:r>
-        <w:rPr>
-          <w:rtl w:val="0"/>
-        </w:rPr>
-      </w:r>
-    </w:p>
-    <w:p>
-      <w:pPr>
-        <w:numPr>
-          <w:ilvl w:val="0"/>
-          <w:numId w:val="3"/>
-        </w:numPr>
-        <w:ind w:left="720" w:hanging="360"/>
-        <w:rPr>
-          <w:sz w:val="24"/>
-          <w:szCs w:val="24"/>
-        </w:rPr>
-      </w:pPr>
-      <w:r>
-        <w:rPr>
-          <w:rFonts w:ascii="Times New Roman" w:cs="Times New Roman" w:eastAsia="Times New Roman" w:hAnsi="Times New Roman"/>
-          <w:b w:val="1"/>
-          <w:bCs w:val="1"/>
-          <w:sz w:val="24"/>
-          <w:szCs w:val="24"/>
-          <w:rtl w:val="0"/>
-        </w:rPr>
-        <w:t xml:space="preserve">Nome</w:t>
-      </w:r>
-      <w:r>
-        <w:rPr>
-          <w:rFonts w:ascii="Times New Roman" w:cs="Times New Roman" w:eastAsia="Times New Roman" w:hAnsi="Times New Roman"/>
-          <w:sz w:val="24"/>
-          <w:szCs w:val="24"/>
-          <w:rtl w:val="0"/>
-        </w:rPr>
-        <w:t xml:space="preserve">: Nome completo,</w:t>
-      </w:r>
-      <w:r>
-        <w:rPr>
-          <w:rtl w:val="0"/>
-        </w:rPr>
-      </w:r>
-    </w:p>
-    <w:p>
-      <w:pPr>
-        <w:numPr>
-          <w:ilvl w:val="0"/>
-          <w:numId w:val="3"/>
-        </w:numPr>
-        <w:ind w:left="720" w:hanging="360"/>
-        <w:rPr>
-          <w:sz w:val="24"/>
-          <w:szCs w:val="24"/>
-        </w:rPr>
-      </w:pPr>
-      <w:r>
-        <w:rPr>
-          <w:rFonts w:ascii="Times New Roman" w:cs="Times New Roman" w:eastAsia="Times New Roman" w:hAnsi="Times New Roman"/>
-          <w:b w:val="1"/>
-          <w:bCs w:val="1"/>
-          <w:sz w:val="24"/>
-          <w:szCs w:val="24"/>
-          <w:rtl w:val="0"/>
-        </w:rPr>
-        <w:t xml:space="preserve">Username</w:t>
-      </w:r>
-      <w:r>
-        <w:rPr>
-          <w:rFonts w:ascii="Times New Roman" w:cs="Times New Roman" w:eastAsia="Times New Roman" w:hAnsi="Times New Roman"/>
-          <w:sz w:val="24"/>
-          <w:szCs w:val="24"/>
-          <w:rtl w:val="0"/>
-        </w:rPr>
-        <w:t xml:space="preserve">: Nome utente utilizzato per l'accesso.</w:t>
-      </w:r>
-      <w:r>
-        <w:rPr>
-          <w:rtl w:val="0"/>
-        </w:rPr>
-      </w:r>
-    </w:p>
-    <w:p>
-      <w:pPr>
-        <w:numPr>
-          <w:ilvl w:val="0"/>
-          <w:numId w:val="3"/>
-        </w:numPr>
-        <w:ind w:left="720" w:hanging="360"/>
-        <w:rPr>
-          <w:sz w:val="24"/>
-          <w:szCs w:val="24"/>
-        </w:rPr>
-      </w:pPr>
-      <w:r>
-        <w:rPr>
-          <w:rFonts w:ascii="Times New Roman" w:cs="Times New Roman" w:eastAsia="Times New Roman" w:hAnsi="Times New Roman"/>
-          <w:b w:val="1"/>
-          <w:bCs w:val="1"/>
-          <w:sz w:val="24"/>
-          <w:szCs w:val="24"/>
-          <w:rtl w:val="0"/>
-        </w:rPr>
-        <w:t xml:space="preserve">Password</w:t>
-      </w:r>
-      <w:r>
-        <w:rPr>
-          <w:rFonts w:ascii="Times New Roman" w:cs="Times New Roman" w:eastAsia="Times New Roman" w:hAnsi="Times New Roman"/>
-          <w:sz w:val="24"/>
-          <w:szCs w:val="24"/>
-          <w:rtl w:val="0"/>
-        </w:rPr>
-        <w:t xml:space="preserve">: Chiave d'accesso associata all'account.</w:t>
-      </w:r>
-      <w:r>
-        <w:rPr>
-          <w:rtl w:val="0"/>
-        </w:rPr>
-      </w:r>
-    </w:p>
-    <w:p>
-      <w:pPr>
-        <w:numPr>
-          <w:ilvl w:val="0"/>
-          <w:numId w:val="3"/>
-        </w:numPr>
-        <w:ind w:left="720" w:hanging="360"/>
-        <w:rPr>
-          <w:sz w:val="24"/>
-          <w:szCs w:val="24"/>
-        </w:rPr>
-      </w:pPr>
-      <w:r>
-        <w:rPr>
-          <w:rFonts w:ascii="Times New Roman" w:cs="Times New Roman" w:eastAsia="Times New Roman" w:hAnsi="Times New Roman"/>
-          <w:b w:val="1"/>
-          <w:bCs w:val="1"/>
-          <w:sz w:val="24"/>
-          <w:szCs w:val="24"/>
-          <w:rtl w:val="0"/>
-        </w:rPr>
-        <w:t xml:space="preserve">Tipo</w:t>
-      </w:r>
-      <w:r>
-        <w:rPr>
-          <w:rFonts w:ascii="Times New Roman" w:cs="Times New Roman" w:eastAsia="Times New Roman" w:hAnsi="Times New Roman"/>
-          <w:sz w:val="24"/>
-          <w:szCs w:val="24"/>
-          <w:rtl w:val="0"/>
-        </w:rPr>
-        <w:t xml:space="preserve">: Ruolo dell'utente (Amministratore o Cliente).</w:t>
-      </w:r>
-      <w:r>
-        <w:rPr>
-          <w:rtl w:val="0"/>
-        </w:rPr>
-      </w:r>
-    </w:p>
-    <w:p>
-      <w:pPr>
-        <w:spacing w:after="240" w:before="240" w:lineRule="auto"/>
-        <w:rPr>
-          <w:rFonts w:ascii="Times New Roman" w:cs="Times New Roman" w:eastAsia="Times New Roman" w:hAnsi="Times New Roman"/>
-          <w:sz w:val="26"/>
-          <w:szCs w:val="26"/>
-        </w:rPr>
-      </w:pPr>
-      <w:r>
-        <w:rPr>
-          <w:rFonts w:ascii="Times New Roman" w:cs="Times New Roman" w:eastAsia="Times New Roman" w:hAnsi="Times New Roman"/>
-          <w:sz w:val="26"/>
-          <w:szCs w:val="26"/>
-          <w:rtl w:val="0"/>
-        </w:rPr>
-        <w:t xml:space="preserve">Il database utilizza relazioni relazionali per mantenere la coerenza dei dati:</w:t>
-      </w:r>
-    </w:p>
-    <w:p>
-      <w:pPr>
-        <w:numPr>
-          <w:ilvl w:val="0"/>
-          <w:numId w:val="2"/>
-        </w:numPr>
-        <w:spacing w:before="240" w:lineRule="auto"/>
-        <w:ind w:left="720" w:hanging="360"/>
-        <w:rPr>
-          <w:rFonts w:ascii="Times New Roman" w:cs="Times New Roman" w:eastAsia="Times New Roman" w:hAnsi="Times New Roman"/>
-          <w:sz w:val="24"/>
-          <w:szCs w:val="24"/>
-        </w:rPr>
-      </w:pPr>
-      <w:r>
-        <w:rPr>
-          <w:rFonts w:ascii="Times New Roman" w:cs="Times New Roman" w:eastAsia="Times New Roman" w:hAnsi="Times New Roman"/>
-          <w:sz w:val="24"/>
-          <w:szCs w:val="24"/>
-          <w:rtl w:val="0"/>
-        </w:rPr>
-        <w:t xml:space="preserve">Un </w:t>
-      </w:r>
-      <w:r>
-        <w:rPr>
-          <w:rFonts w:ascii="Times New Roman" w:cs="Times New Roman" w:eastAsia="Times New Roman" w:hAnsi="Times New Roman"/>
-          <w:b w:val="1"/>
-          <w:bCs w:val="1"/>
-          <w:sz w:val="24"/>
-          <w:szCs w:val="24"/>
-          <w:rtl w:val="0"/>
-        </w:rPr>
-        <w:t xml:space="preserve">utente</w:t>
-      </w:r>
-      <w:r>
-        <w:rPr>
-          <w:rFonts w:ascii="Times New Roman" w:cs="Times New Roman" w:eastAsia="Times New Roman" w:hAnsi="Times New Roman"/>
-          <w:sz w:val="24"/>
-          <w:szCs w:val="24"/>
-          <w:rtl w:val="0"/>
-        </w:rPr>
-        <w:t xml:space="preserve"> può effettuare più aggiornamenti.</w:t>
       </w:r>
     </w:p>
     <w:p>
@@ -5583,20 +4703,10 @@
         </w:numPr>
         <w:ind w:left="720" w:hanging="360"/>
         <w:rPr>
-          <w:rFonts w:ascii="Times New Roman" w:cs="Times New Roman" w:eastAsia="Times New Roman" w:hAnsi="Times New Roman"/>
-          <w:sz w:val="24"/>
-          <w:szCs w:val="24"/>
-        </w:rPr>
-      </w:pPr>
-      <w:r>
-        <w:rPr>
-          <w:rFonts w:ascii="Times New Roman" w:cs="Times New Roman" w:eastAsia="Times New Roman" w:hAnsi="Times New Roman"/>
-          <w:sz w:val="24"/>
-          <w:szCs w:val="24"/>
-          <w:rtl w:val="0"/>
-        </w:rPr>
-        <w:t xml:space="preserve">Un </w:t>
-      </w:r>
+          <w:sz w:val="24"/>
+          <w:szCs w:val="24"/>
+        </w:rPr>
+      </w:pPr>
       <w:r>
         <w:rPr>
           <w:rFonts w:ascii="Times New Roman" w:cs="Times New Roman" w:eastAsia="Times New Roman" w:hAnsi="Times New Roman"/>
@@ -5606,16 +4716,21 @@
           <w:szCs w:val="24"/>
           <w:rtl w:val="0"/>
         </w:rPr>
-        <w:t xml:space="preserve">prodotto</w:t>
-      </w:r>
-      <w:r>
-        <w:rPr>
-          <w:rFonts w:ascii="Times New Roman" w:cs="Times New Roman" w:eastAsia="Times New Roman" w:hAnsi="Times New Roman"/>
-          <w:sz w:val="24"/>
-          <w:szCs w:val="24"/>
-          <w:rtl w:val="0"/>
-        </w:rPr>
-        <w:t xml:space="preserve"> può comparire in più raccolti futuri.</w:t>
+        <w:t xml:space="preserve">Id_prodotto</w:t>
+      </w:r>
+      <w:r>
+        <w:rPr>
+          <w:rFonts w:ascii="Times New Roman" w:cs="Times New Roman" w:eastAsia="Times New Roman" w:hAnsi="Times New Roman"/>
+          <w:sz w:val="24"/>
+          <w:szCs w:val="24"/>
+          <w:rtl w:val="0"/>
+        </w:rPr>
+        <w:t xml:space="preserve">: Codice identificativo del prodotto (Chiave Primaria).</w:t>
+      </w:r>
+      <w:r>
+        <w:rPr>
+          <w:rtl w:val="0"/>
+        </w:rPr>
       </w:r>
     </w:p>
     <w:p>
@@ -5626,20 +4741,10 @@
         </w:numPr>
         <w:ind w:left="720" w:hanging="360"/>
         <w:rPr>
-          <w:rFonts w:ascii="Times New Roman" w:cs="Times New Roman" w:eastAsia="Times New Roman" w:hAnsi="Times New Roman"/>
-          <w:sz w:val="24"/>
-          <w:szCs w:val="24"/>
-        </w:rPr>
-      </w:pPr>
-      <w:r>
-        <w:rPr>
-          <w:rFonts w:ascii="Times New Roman" w:cs="Times New Roman" w:eastAsia="Times New Roman" w:hAnsi="Times New Roman"/>
-          <w:sz w:val="24"/>
-          <w:szCs w:val="24"/>
-          <w:rtl w:val="0"/>
-        </w:rPr>
-        <w:t xml:space="preserve">Un </w:t>
-      </w:r>
+          <w:sz w:val="24"/>
+          <w:szCs w:val="24"/>
+        </w:rPr>
+      </w:pPr>
       <w:r>
         <w:rPr>
           <w:rFonts w:ascii="Times New Roman" w:cs="Times New Roman" w:eastAsia="Times New Roman" w:hAnsi="Times New Roman"/>
@@ -5649,16 +4754,21 @@
           <w:szCs w:val="24"/>
           <w:rtl w:val="0"/>
         </w:rPr>
-        <w:t xml:space="preserve">prodotto</w:t>
-      </w:r>
-      <w:r>
-        <w:rPr>
-          <w:rFonts w:ascii="Times New Roman" w:cs="Times New Roman" w:eastAsia="Times New Roman" w:hAnsi="Times New Roman"/>
-          <w:sz w:val="24"/>
-          <w:szCs w:val="24"/>
-          <w:rtl w:val="0"/>
-        </w:rPr>
-        <w:t xml:space="preserve"> può essere associato a più fatture.</w:t>
+        <w:t xml:space="preserve">Nome_prodotto</w:t>
+      </w:r>
+      <w:r>
+        <w:rPr>
+          <w:rFonts w:ascii="Times New Roman" w:cs="Times New Roman" w:eastAsia="Times New Roman" w:hAnsi="Times New Roman"/>
+          <w:sz w:val="24"/>
+          <w:szCs w:val="24"/>
+          <w:rtl w:val="0"/>
+        </w:rPr>
+        <w:t xml:space="preserve">: Nome del prodotto.</w:t>
+      </w:r>
+      <w:r>
+        <w:rPr>
+          <w:rtl w:val="0"/>
+        </w:rPr>
       </w:r>
     </w:p>
     <w:p>
@@ -5669,20 +4779,10 @@
         </w:numPr>
         <w:ind w:left="720" w:hanging="360"/>
         <w:rPr>
-          <w:rFonts w:ascii="Times New Roman" w:cs="Times New Roman" w:eastAsia="Times New Roman" w:hAnsi="Times New Roman"/>
-          <w:sz w:val="24"/>
-          <w:szCs w:val="24"/>
-        </w:rPr>
-      </w:pPr>
-      <w:r>
-        <w:rPr>
-          <w:rFonts w:ascii="Times New Roman" w:cs="Times New Roman" w:eastAsia="Times New Roman" w:hAnsi="Times New Roman"/>
-          <w:sz w:val="24"/>
-          <w:szCs w:val="24"/>
-          <w:rtl w:val="0"/>
-        </w:rPr>
-        <w:t xml:space="preserve">Una </w:t>
-      </w:r>
+          <w:sz w:val="24"/>
+          <w:szCs w:val="24"/>
+        </w:rPr>
+      </w:pPr>
       <w:r>
         <w:rPr>
           <w:rFonts w:ascii="Times New Roman" w:cs="Times New Roman" w:eastAsia="Times New Roman" w:hAnsi="Times New Roman"/>
@@ -5692,16 +4792,21 @@
           <w:szCs w:val="24"/>
           <w:rtl w:val="0"/>
         </w:rPr>
-        <w:t xml:space="preserve">fattura</w:t>
-      </w:r>
-      <w:r>
-        <w:rPr>
-          <w:rFonts w:ascii="Times New Roman" w:cs="Times New Roman" w:eastAsia="Times New Roman" w:hAnsi="Times New Roman"/>
-          <w:sz w:val="24"/>
-          <w:szCs w:val="24"/>
-          <w:rtl w:val="0"/>
-        </w:rPr>
-        <w:t xml:space="preserve"> può contenere più prodotti.</w:t>
+        <w:t xml:space="preserve">Prezzo</w:t>
+      </w:r>
+      <w:r>
+        <w:rPr>
+          <w:rFonts w:ascii="Times New Roman" w:cs="Times New Roman" w:eastAsia="Times New Roman" w:hAnsi="Times New Roman"/>
+          <w:sz w:val="24"/>
+          <w:szCs w:val="24"/>
+          <w:rtl w:val="0"/>
+        </w:rPr>
+        <w:t xml:space="preserve">: Valore monetario unitario.</w:t>
+      </w:r>
+      <w:r>
+        <w:rPr>
+          <w:rtl w:val="0"/>
+        </w:rPr>
       </w:r>
     </w:p>
     <w:p>
@@ -5710,22 +4815,684 @@
           <w:ilvl w:val="0"/>
           <w:numId w:val="2"/>
         </w:numPr>
-        <w:spacing w:after="240" w:lineRule="auto"/>
         <w:ind w:left="720" w:hanging="360"/>
         <w:rPr>
-          <w:rFonts w:ascii="Times New Roman" w:cs="Times New Roman" w:eastAsia="Times New Roman" w:hAnsi="Times New Roman"/>
-          <w:sz w:val="24"/>
-          <w:szCs w:val="24"/>
-        </w:rPr>
-      </w:pPr>
-      <w:r>
-        <w:rPr>
-          <w:rFonts w:ascii="Times New Roman" w:cs="Times New Roman" w:eastAsia="Times New Roman" w:hAnsi="Times New Roman"/>
-          <w:sz w:val="24"/>
-          <w:szCs w:val="24"/>
-          <w:rtl w:val="0"/>
-        </w:rPr>
-        <w:t xml:space="preserve">Ogni modifica registrata nella tabella aggiornamento è associata sia a un utente sia a un prodotto.</w:t>
+          <w:sz w:val="24"/>
+          <w:szCs w:val="24"/>
+        </w:rPr>
+      </w:pPr>
+      <w:r>
+        <w:rPr>
+          <w:rFonts w:ascii="Times New Roman" w:cs="Times New Roman" w:eastAsia="Times New Roman" w:hAnsi="Times New Roman"/>
+          <w:b w:val="1"/>
+          <w:bCs w:val="1"/>
+          <w:sz w:val="24"/>
+          <w:szCs w:val="24"/>
+          <w:rtl w:val="0"/>
+        </w:rPr>
+        <w:t xml:space="preserve">Magazzino</w:t>
+      </w:r>
+      <w:r>
+        <w:rPr>
+          <w:rFonts w:ascii="Times New Roman" w:cs="Times New Roman" w:eastAsia="Times New Roman" w:hAnsi="Times New Roman"/>
+          <w:sz w:val="24"/>
+          <w:szCs w:val="24"/>
+          <w:rtl w:val="0"/>
+        </w:rPr>
+        <w:t xml:space="preserve">: Quantità attualmente stoccata.</w:t>
+      </w:r>
+      <w:r>
+        <w:rPr>
+          <w:rtl w:val="0"/>
+        </w:rPr>
+      </w:r>
+    </w:p>
+    <w:p>
+      <w:pPr>
+        <w:numPr>
+          <w:ilvl w:val="0"/>
+          <w:numId w:val="2"/>
+        </w:numPr>
+        <w:ind w:left="720" w:hanging="360"/>
+        <w:rPr>
+          <w:sz w:val="24"/>
+          <w:szCs w:val="24"/>
+        </w:rPr>
+      </w:pPr>
+      <w:r>
+        <w:rPr>
+          <w:rFonts w:ascii="Times New Roman" w:cs="Times New Roman" w:eastAsia="Times New Roman" w:hAnsi="Times New Roman"/>
+          <w:b w:val="1"/>
+          <w:bCs w:val="1"/>
+          <w:sz w:val="24"/>
+          <w:szCs w:val="24"/>
+          <w:rtl w:val="0"/>
+        </w:rPr>
+        <w:t xml:space="preserve">Disponibilita</w:t>
+      </w:r>
+      <w:r>
+        <w:rPr>
+          <w:rFonts w:ascii="Times New Roman" w:cs="Times New Roman" w:eastAsia="Times New Roman" w:hAnsi="Times New Roman"/>
+          <w:sz w:val="24"/>
+          <w:szCs w:val="24"/>
+          <w:rtl w:val="0"/>
+        </w:rPr>
+        <w:t xml:space="preserve">: Quantita di prodotto disponibile.</w:t>
+      </w:r>
+      <w:r>
+        <w:rPr>
+          <w:rtl w:val="0"/>
+        </w:rPr>
+      </w:r>
+    </w:p>
+    <w:p>
+      <w:pPr>
+        <w:rPr>
+          <w:rFonts w:ascii="Times New Roman" w:cs="Times New Roman" w:eastAsia="Times New Roman" w:hAnsi="Times New Roman"/>
+          <w:sz w:val="24"/>
+          <w:szCs w:val="24"/>
+        </w:rPr>
+      </w:pPr>
+      <w:r>
+        <w:rPr>
+          <w:rFonts w:ascii="Times New Roman" w:cs="Times New Roman" w:eastAsia="Times New Roman" w:hAnsi="Times New Roman"/>
+          <w:sz w:val="24"/>
+          <w:szCs w:val="24"/>
+          <w:rtl w:val="0"/>
+        </w:rPr>
+        <w:t xml:space="preserve">La tabella </w:t>
+      </w:r>
+      <w:r>
+        <w:rPr>
+          <w:rFonts w:ascii="Times New Roman" w:cs="Times New Roman" w:eastAsia="Times New Roman" w:hAnsi="Times New Roman"/>
+          <w:b w:val="1"/>
+          <w:bCs w:val="1"/>
+          <w:sz w:val="24"/>
+          <w:szCs w:val="24"/>
+          <w:rtl w:val="0"/>
+        </w:rPr>
+        <w:t xml:space="preserve">prossimoraccolto</w:t>
+      </w:r>
+      <w:r>
+        <w:rPr>
+          <w:rFonts w:ascii="Times New Roman" w:cs="Times New Roman" w:eastAsia="Times New Roman" w:hAnsi="Times New Roman"/>
+          <w:sz w:val="24"/>
+          <w:szCs w:val="24"/>
+          <w:rtl w:val="0"/>
+        </w:rPr>
+        <w:t xml:space="preserve"> contiene le informazioni relative ai raccolti programmati, permette la pianificazione della produzione agricola e il monitoraggio dei futuri raccolti. </w:t>
+      </w:r>
+    </w:p>
+    <w:p>
+      <w:pPr>
+        <w:rPr>
+          <w:rFonts w:ascii="Times New Roman" w:cs="Times New Roman" w:eastAsia="Times New Roman" w:hAnsi="Times New Roman"/>
+          <w:sz w:val="24"/>
+          <w:szCs w:val="24"/>
+        </w:rPr>
+      </w:pPr>
+      <w:r>
+        <w:rPr>
+          <w:rFonts w:ascii="Times New Roman" w:cs="Times New Roman" w:eastAsia="Times New Roman" w:hAnsi="Times New Roman"/>
+          <w:sz w:val="24"/>
+          <w:szCs w:val="24"/>
+          <w:rtl w:val="0"/>
+        </w:rPr>
+        <w:t xml:space="preserve">Attributi:</w:t>
+      </w:r>
+    </w:p>
+    <w:p>
+      <w:pPr>
+        <w:numPr>
+          <w:ilvl w:val="0"/>
+          <w:numId w:val="18"/>
+        </w:numPr>
+        <w:ind w:left="720" w:hanging="360"/>
+        <w:rPr>
+          <w:rFonts w:ascii="Times New Roman" w:cs="Times New Roman" w:eastAsia="Times New Roman" w:hAnsi="Times New Roman"/>
+          <w:sz w:val="24"/>
+          <w:szCs w:val="24"/>
+        </w:rPr>
+      </w:pPr>
+      <w:r>
+        <w:rPr>
+          <w:rFonts w:ascii="Times New Roman" w:cs="Times New Roman" w:eastAsia="Times New Roman" w:hAnsi="Times New Roman"/>
+          <w:b w:val="1"/>
+          <w:bCs w:val="1"/>
+          <w:sz w:val="24"/>
+          <w:szCs w:val="24"/>
+          <w:rtl w:val="0"/>
+        </w:rPr>
+        <w:t xml:space="preserve">Id_raccolto</w:t>
+      </w:r>
+      <w:r>
+        <w:rPr>
+          <w:rFonts w:ascii="Times New Roman" w:cs="Times New Roman" w:eastAsia="Times New Roman" w:hAnsi="Times New Roman"/>
+          <w:sz w:val="24"/>
+          <w:szCs w:val="24"/>
+          <w:rtl w:val="0"/>
+        </w:rPr>
+        <w:t xml:space="preserve">: Identificativo univoco del lotto previsto (Chiave Primaria).</w:t>
+      </w:r>
+    </w:p>
+    <w:p>
+      <w:pPr>
+        <w:numPr>
+          <w:ilvl w:val="0"/>
+          <w:numId w:val="18"/>
+        </w:numPr>
+        <w:ind w:left="720" w:hanging="360"/>
+        <w:rPr>
+          <w:rFonts w:ascii="Times New Roman" w:cs="Times New Roman" w:eastAsia="Times New Roman" w:hAnsi="Times New Roman"/>
+          <w:sz w:val="24"/>
+          <w:szCs w:val="24"/>
+        </w:rPr>
+      </w:pPr>
+      <w:r>
+        <w:rPr>
+          <w:rFonts w:ascii="Times New Roman" w:cs="Times New Roman" w:eastAsia="Times New Roman" w:hAnsi="Times New Roman"/>
+          <w:b w:val="1"/>
+          <w:bCs w:val="1"/>
+          <w:sz w:val="24"/>
+          <w:szCs w:val="24"/>
+          <w:rtl w:val="0"/>
+        </w:rPr>
+        <w:t xml:space="preserve">Data_raccolto</w:t>
+      </w:r>
+      <w:r>
+        <w:rPr>
+          <w:rFonts w:ascii="Times New Roman" w:cs="Times New Roman" w:eastAsia="Times New Roman" w:hAnsi="Times New Roman"/>
+          <w:sz w:val="24"/>
+          <w:szCs w:val="24"/>
+          <w:rtl w:val="0"/>
+        </w:rPr>
+        <w:t xml:space="preserve">: Data prevista per il raccolto.</w:t>
+      </w:r>
+    </w:p>
+    <w:p>
+      <w:pPr>
+        <w:numPr>
+          <w:ilvl w:val="0"/>
+          <w:numId w:val="18"/>
+        </w:numPr>
+        <w:ind w:left="720" w:hanging="360"/>
+        <w:rPr>
+          <w:rFonts w:ascii="Times New Roman" w:cs="Times New Roman" w:eastAsia="Times New Roman" w:hAnsi="Times New Roman"/>
+          <w:sz w:val="24"/>
+          <w:szCs w:val="24"/>
+        </w:rPr>
+      </w:pPr>
+      <w:r>
+        <w:rPr>
+          <w:rFonts w:ascii="Times New Roman" w:cs="Times New Roman" w:eastAsia="Times New Roman" w:hAnsi="Times New Roman"/>
+          <w:b w:val="1"/>
+          <w:bCs w:val="1"/>
+          <w:sz w:val="24"/>
+          <w:szCs w:val="24"/>
+          <w:rtl w:val="0"/>
+        </w:rPr>
+        <w:t xml:space="preserve">Totale</w:t>
+      </w:r>
+      <w:r>
+        <w:rPr>
+          <w:rFonts w:ascii="Times New Roman" w:cs="Times New Roman" w:eastAsia="Times New Roman" w:hAnsi="Times New Roman"/>
+          <w:sz w:val="24"/>
+          <w:szCs w:val="24"/>
+          <w:rtl w:val="0"/>
+        </w:rPr>
+        <w:t xml:space="preserve">: Quantità complessiva stimata del raccolto.</w:t>
+      </w:r>
+    </w:p>
+    <w:p>
+      <w:pPr>
+        <w:numPr>
+          <w:ilvl w:val="0"/>
+          <w:numId w:val="18"/>
+        </w:numPr>
+        <w:ind w:left="720" w:hanging="360"/>
+        <w:rPr>
+          <w:rFonts w:ascii="Times New Roman" w:cs="Times New Roman" w:eastAsia="Times New Roman" w:hAnsi="Times New Roman"/>
+          <w:sz w:val="24"/>
+          <w:szCs w:val="24"/>
+        </w:rPr>
+      </w:pPr>
+      <w:r>
+        <w:rPr>
+          <w:rFonts w:ascii="Times New Roman" w:cs="Times New Roman" w:eastAsia="Times New Roman" w:hAnsi="Times New Roman"/>
+          <w:b w:val="1"/>
+          <w:bCs w:val="1"/>
+          <w:sz w:val="24"/>
+          <w:szCs w:val="24"/>
+          <w:rtl w:val="0"/>
+        </w:rPr>
+        <w:t xml:space="preserve">Disponibilita_raccolto</w:t>
+      </w:r>
+      <w:r>
+        <w:rPr>
+          <w:rFonts w:ascii="Times New Roman" w:cs="Times New Roman" w:eastAsia="Times New Roman" w:hAnsi="Times New Roman"/>
+          <w:sz w:val="24"/>
+          <w:szCs w:val="24"/>
+          <w:rtl w:val="0"/>
+        </w:rPr>
+        <w:t xml:space="preserve">: Parte del raccolto effettivamente prenotabile o disponibile.</w:t>
+      </w:r>
+    </w:p>
+    <w:p>
+      <w:pPr>
+        <w:rPr>
+          <w:rFonts w:ascii="Times New Roman" w:cs="Times New Roman" w:eastAsia="Times New Roman" w:hAnsi="Times New Roman"/>
+          <w:sz w:val="24"/>
+          <w:szCs w:val="24"/>
+        </w:rPr>
+      </w:pPr>
+      <w:r>
+        <w:rPr>
+          <w:rtl w:val="0"/>
+        </w:rPr>
+      </w:r>
+    </w:p>
+    <w:p>
+      <w:pPr>
+        <w:rPr>
+          <w:rFonts w:ascii="Times New Roman" w:cs="Times New Roman" w:eastAsia="Times New Roman" w:hAnsi="Times New Roman"/>
+          <w:sz w:val="24"/>
+          <w:szCs w:val="24"/>
+        </w:rPr>
+      </w:pPr>
+      <w:r>
+        <w:rPr>
+          <w:rFonts w:ascii="Times New Roman" w:cs="Times New Roman" w:eastAsia="Times New Roman" w:hAnsi="Times New Roman"/>
+          <w:sz w:val="24"/>
+          <w:szCs w:val="24"/>
+          <w:rtl w:val="0"/>
+        </w:rPr>
+        <w:t xml:space="preserve">La tabella</w:t>
+      </w:r>
+      <w:r>
+        <w:rPr>
+          <w:rFonts w:ascii="Times New Roman" w:cs="Times New Roman" w:eastAsia="Times New Roman" w:hAnsi="Times New Roman"/>
+          <w:b w:val="1"/>
+          <w:bCs w:val="1"/>
+          <w:sz w:val="24"/>
+          <w:szCs w:val="24"/>
+          <w:rtl w:val="0"/>
+        </w:rPr>
+        <w:t xml:space="preserve"> relativo </w:t>
+      </w:r>
+      <w:r>
+        <w:rPr>
+          <w:rFonts w:ascii="Times New Roman" w:cs="Times New Roman" w:eastAsia="Times New Roman" w:hAnsi="Times New Roman"/>
+          <w:sz w:val="24"/>
+          <w:szCs w:val="24"/>
+          <w:rtl w:val="0"/>
+        </w:rPr>
+        <w:t xml:space="preserve">rappresenta la relazione tra acquisti e prodotti, implementa una relazione molti-a-molti tra acquisti e prodotti, consentendo di associare più prodotti a una singola fattura e viceversa. </w:t>
+      </w:r>
+    </w:p>
+    <w:p>
+      <w:pPr>
+        <w:rPr>
+          <w:rFonts w:ascii="Times New Roman" w:cs="Times New Roman" w:eastAsia="Times New Roman" w:hAnsi="Times New Roman"/>
+          <w:sz w:val="24"/>
+          <w:szCs w:val="24"/>
+        </w:rPr>
+      </w:pPr>
+      <w:r>
+        <w:rPr>
+          <w:rFonts w:ascii="Times New Roman" w:cs="Times New Roman" w:eastAsia="Times New Roman" w:hAnsi="Times New Roman"/>
+          <w:sz w:val="24"/>
+          <w:szCs w:val="24"/>
+          <w:rtl w:val="0"/>
+        </w:rPr>
+        <w:t xml:space="preserve">Attributi:</w:t>
+      </w:r>
+    </w:p>
+    <w:p>
+      <w:pPr>
+        <w:numPr>
+          <w:ilvl w:val="0"/>
+          <w:numId w:val="18"/>
+        </w:numPr>
+        <w:ind w:left="720" w:hanging="360"/>
+        <w:rPr>
+          <w:rFonts w:ascii="Times New Roman" w:cs="Times New Roman" w:eastAsia="Times New Roman" w:hAnsi="Times New Roman"/>
+          <w:sz w:val="24"/>
+          <w:szCs w:val="24"/>
+        </w:rPr>
+      </w:pPr>
+      <w:r>
+        <w:rPr>
+          <w:rFonts w:ascii="Times New Roman" w:cs="Times New Roman" w:eastAsia="Times New Roman" w:hAnsi="Times New Roman"/>
+          <w:b w:val="1"/>
+          <w:bCs w:val="1"/>
+          <w:sz w:val="24"/>
+          <w:szCs w:val="24"/>
+          <w:rtl w:val="0"/>
+        </w:rPr>
+        <w:t xml:space="preserve">Numero_fattura</w:t>
+      </w:r>
+      <w:r>
+        <w:rPr>
+          <w:rFonts w:ascii="Times New Roman" w:cs="Times New Roman" w:eastAsia="Times New Roman" w:hAnsi="Times New Roman"/>
+          <w:sz w:val="24"/>
+          <w:szCs w:val="24"/>
+          <w:rtl w:val="0"/>
+        </w:rPr>
+        <w:t xml:space="preserve">: Numero univoco del documento fiscale (Chiave Esterna).</w:t>
+      </w:r>
+    </w:p>
+    <w:p>
+      <w:pPr>
+        <w:numPr>
+          <w:ilvl w:val="0"/>
+          <w:numId w:val="18"/>
+        </w:numPr>
+        <w:ind w:left="720" w:hanging="360"/>
+        <w:rPr>
+          <w:rFonts w:ascii="Times New Roman" w:cs="Times New Roman" w:eastAsia="Times New Roman" w:hAnsi="Times New Roman"/>
+          <w:sz w:val="24"/>
+          <w:szCs w:val="24"/>
+        </w:rPr>
+      </w:pPr>
+      <w:r>
+        <w:rPr>
+          <w:rFonts w:ascii="Times New Roman" w:cs="Times New Roman" w:eastAsia="Times New Roman" w:hAnsi="Times New Roman"/>
+          <w:b w:val="1"/>
+          <w:bCs w:val="1"/>
+          <w:sz w:val="24"/>
+          <w:szCs w:val="24"/>
+          <w:rtl w:val="0"/>
+        </w:rPr>
+        <w:t xml:space="preserve">Id_prodotto</w:t>
+      </w:r>
+      <w:r>
+        <w:rPr>
+          <w:rFonts w:ascii="Times New Roman" w:cs="Times New Roman" w:eastAsia="Times New Roman" w:hAnsi="Times New Roman"/>
+          <w:sz w:val="24"/>
+          <w:szCs w:val="24"/>
+          <w:rtl w:val="0"/>
+        </w:rPr>
+        <w:t xml:space="preserve">: Identificativo univoco del prodotto (Chiave Esterna).</w:t>
+      </w:r>
+    </w:p>
+    <w:p>
+      <w:pPr>
+        <w:numPr>
+          <w:ilvl w:val="0"/>
+          <w:numId w:val="18"/>
+        </w:numPr>
+        <w:ind w:left="720" w:hanging="360"/>
+        <w:rPr>
+          <w:rFonts w:ascii="Times New Roman" w:cs="Times New Roman" w:eastAsia="Times New Roman" w:hAnsi="Times New Roman"/>
+          <w:sz w:val="24"/>
+          <w:szCs w:val="24"/>
+        </w:rPr>
+      </w:pPr>
+      <w:r>
+        <w:rPr>
+          <w:rFonts w:ascii="Times New Roman" w:cs="Times New Roman" w:eastAsia="Times New Roman" w:hAnsi="Times New Roman"/>
+          <w:b w:val="1"/>
+          <w:bCs w:val="1"/>
+          <w:sz w:val="24"/>
+          <w:szCs w:val="24"/>
+          <w:rtl w:val="0"/>
+        </w:rPr>
+        <w:t xml:space="preserve">Quantita</w:t>
+      </w:r>
+      <w:r>
+        <w:rPr>
+          <w:rFonts w:ascii="Times New Roman" w:cs="Times New Roman" w:eastAsia="Times New Roman" w:hAnsi="Times New Roman"/>
+          <w:sz w:val="24"/>
+          <w:szCs w:val="24"/>
+          <w:rtl w:val="0"/>
+        </w:rPr>
+        <w:t xml:space="preserve">: Quantità di prodotti relativi alla fattura.</w:t>
+      </w:r>
+    </w:p>
+    <w:p>
+      <w:pPr>
+        <w:rPr>
+          <w:rFonts w:ascii="Times New Roman" w:cs="Times New Roman" w:eastAsia="Times New Roman" w:hAnsi="Times New Roman"/>
+          <w:sz w:val="24"/>
+          <w:szCs w:val="24"/>
+        </w:rPr>
+      </w:pPr>
+      <w:r>
+        <w:rPr>
+          <w:rFonts w:ascii="Times New Roman" w:cs="Times New Roman" w:eastAsia="Times New Roman" w:hAnsi="Times New Roman"/>
+          <w:sz w:val="24"/>
+          <w:szCs w:val="24"/>
+          <w:rtl w:val="0"/>
+        </w:rPr>
+        <w:t xml:space="preserve">La tabella </w:t>
+      </w:r>
+      <w:r>
+        <w:rPr>
+          <w:rFonts w:ascii="Times New Roman" w:cs="Times New Roman" w:eastAsia="Times New Roman" w:hAnsi="Times New Roman"/>
+          <w:b w:val="1"/>
+          <w:bCs w:val="1"/>
+          <w:sz w:val="24"/>
+          <w:szCs w:val="24"/>
+          <w:rtl w:val="0"/>
+        </w:rPr>
+        <w:t xml:space="preserve">utente</w:t>
+      </w:r>
+      <w:r>
+        <w:rPr>
+          <w:rFonts w:ascii="Times New Roman" w:cs="Times New Roman" w:eastAsia="Times New Roman" w:hAnsi="Times New Roman"/>
+          <w:sz w:val="24"/>
+          <w:szCs w:val="24"/>
+          <w:rtl w:val="0"/>
+        </w:rPr>
+        <w:t xml:space="preserve"> contiene le informazioni relative agli utilizzatori del sistema gestionale, permette la gestione degli accessi e dei permessi all’interno della piattaforma. </w:t>
+      </w:r>
+    </w:p>
+    <w:p>
+      <w:pPr>
+        <w:rPr>
+          <w:rFonts w:ascii="Times New Roman" w:cs="Times New Roman" w:eastAsia="Times New Roman" w:hAnsi="Times New Roman"/>
+          <w:sz w:val="24"/>
+          <w:szCs w:val="24"/>
+        </w:rPr>
+      </w:pPr>
+      <w:r>
+        <w:rPr>
+          <w:rFonts w:ascii="Times New Roman" w:cs="Times New Roman" w:eastAsia="Times New Roman" w:hAnsi="Times New Roman"/>
+          <w:sz w:val="24"/>
+          <w:szCs w:val="24"/>
+          <w:rtl w:val="0"/>
+        </w:rPr>
+        <w:t xml:space="preserve">Attributi:</w:t>
+      </w:r>
+    </w:p>
+    <w:p>
+      <w:pPr>
+        <w:numPr>
+          <w:ilvl w:val="0"/>
+          <w:numId w:val="17"/>
+        </w:numPr>
+        <w:ind w:left="720" w:hanging="360"/>
+        <w:rPr>
+          <w:sz w:val="24"/>
+          <w:szCs w:val="24"/>
+        </w:rPr>
+      </w:pPr>
+      <w:r>
+        <w:rPr>
+          <w:rFonts w:ascii="Times New Roman" w:cs="Times New Roman" w:eastAsia="Times New Roman" w:hAnsi="Times New Roman"/>
+          <w:b w:val="1"/>
+          <w:bCs w:val="1"/>
+          <w:sz w:val="24"/>
+          <w:szCs w:val="24"/>
+          <w:rtl w:val="0"/>
+        </w:rPr>
+        <w:t xml:space="preserve">Id_utente</w:t>
+      </w:r>
+      <w:r>
+        <w:rPr>
+          <w:rFonts w:ascii="Times New Roman" w:cs="Times New Roman" w:eastAsia="Times New Roman" w:hAnsi="Times New Roman"/>
+          <w:sz w:val="24"/>
+          <w:szCs w:val="24"/>
+          <w:rtl w:val="0"/>
+        </w:rPr>
+        <w:t xml:space="preserve">: Identificativo univoco dell'utente (Chiave Primaria).</w:t>
+      </w:r>
+      <w:r>
+        <w:rPr>
+          <w:rtl w:val="0"/>
+        </w:rPr>
+      </w:r>
+    </w:p>
+    <w:p>
+      <w:pPr>
+        <w:numPr>
+          <w:ilvl w:val="0"/>
+          <w:numId w:val="17"/>
+        </w:numPr>
+        <w:ind w:left="720" w:hanging="360"/>
+        <w:rPr>
+          <w:sz w:val="24"/>
+          <w:szCs w:val="24"/>
+        </w:rPr>
+      </w:pPr>
+      <w:r>
+        <w:rPr>
+          <w:rFonts w:ascii="Times New Roman" w:cs="Times New Roman" w:eastAsia="Times New Roman" w:hAnsi="Times New Roman"/>
+          <w:b w:val="1"/>
+          <w:bCs w:val="1"/>
+          <w:sz w:val="24"/>
+          <w:szCs w:val="24"/>
+          <w:rtl w:val="0"/>
+        </w:rPr>
+        <w:t xml:space="preserve">Nome</w:t>
+      </w:r>
+      <w:r>
+        <w:rPr>
+          <w:rFonts w:ascii="Times New Roman" w:cs="Times New Roman" w:eastAsia="Times New Roman" w:hAnsi="Times New Roman"/>
+          <w:sz w:val="24"/>
+          <w:szCs w:val="24"/>
+          <w:rtl w:val="0"/>
+        </w:rPr>
+        <w:t xml:space="preserve">: Nome completo,</w:t>
+      </w:r>
+      <w:r>
+        <w:rPr>
+          <w:rtl w:val="0"/>
+        </w:rPr>
+      </w:r>
+    </w:p>
+    <w:p>
+      <w:pPr>
+        <w:numPr>
+          <w:ilvl w:val="0"/>
+          <w:numId w:val="17"/>
+        </w:numPr>
+        <w:ind w:left="720" w:hanging="360"/>
+        <w:rPr>
+          <w:sz w:val="24"/>
+          <w:szCs w:val="24"/>
+        </w:rPr>
+      </w:pPr>
+      <w:r>
+        <w:rPr>
+          <w:rFonts w:ascii="Times New Roman" w:cs="Times New Roman" w:eastAsia="Times New Roman" w:hAnsi="Times New Roman"/>
+          <w:b w:val="1"/>
+          <w:bCs w:val="1"/>
+          <w:sz w:val="24"/>
+          <w:szCs w:val="24"/>
+          <w:rtl w:val="0"/>
+        </w:rPr>
+        <w:t xml:space="preserve">Username</w:t>
+      </w:r>
+      <w:r>
+        <w:rPr>
+          <w:rFonts w:ascii="Times New Roman" w:cs="Times New Roman" w:eastAsia="Times New Roman" w:hAnsi="Times New Roman"/>
+          <w:sz w:val="24"/>
+          <w:szCs w:val="24"/>
+          <w:rtl w:val="0"/>
+        </w:rPr>
+        <w:t xml:space="preserve">: Nome utente utilizzato per l'accesso.</w:t>
+      </w:r>
+      <w:r>
+        <w:rPr>
+          <w:rtl w:val="0"/>
+        </w:rPr>
+      </w:r>
+    </w:p>
+    <w:p>
+      <w:pPr>
+        <w:numPr>
+          <w:ilvl w:val="0"/>
+          <w:numId w:val="17"/>
+        </w:numPr>
+        <w:ind w:left="720" w:hanging="360"/>
+        <w:rPr>
+          <w:sz w:val="24"/>
+          <w:szCs w:val="24"/>
+        </w:rPr>
+      </w:pPr>
+      <w:r>
+        <w:rPr>
+          <w:rFonts w:ascii="Times New Roman" w:cs="Times New Roman" w:eastAsia="Times New Roman" w:hAnsi="Times New Roman"/>
+          <w:b w:val="1"/>
+          <w:bCs w:val="1"/>
+          <w:sz w:val="24"/>
+          <w:szCs w:val="24"/>
+          <w:rtl w:val="0"/>
+        </w:rPr>
+        <w:t xml:space="preserve">Password</w:t>
+      </w:r>
+      <w:r>
+        <w:rPr>
+          <w:rFonts w:ascii="Times New Roman" w:cs="Times New Roman" w:eastAsia="Times New Roman" w:hAnsi="Times New Roman"/>
+          <w:sz w:val="24"/>
+          <w:szCs w:val="24"/>
+          <w:rtl w:val="0"/>
+        </w:rPr>
+        <w:t xml:space="preserve">: Chiave d'accesso associata all'account.</w:t>
+      </w:r>
+      <w:r>
+        <w:rPr>
+          <w:rtl w:val="0"/>
+        </w:rPr>
+      </w:r>
+    </w:p>
+    <w:p>
+      <w:pPr>
+        <w:numPr>
+          <w:ilvl w:val="0"/>
+          <w:numId w:val="17"/>
+        </w:numPr>
+        <w:ind w:left="720" w:hanging="360"/>
+        <w:rPr>
+          <w:sz w:val="24"/>
+          <w:szCs w:val="24"/>
+        </w:rPr>
+      </w:pPr>
+      <w:r>
+        <w:rPr>
+          <w:rFonts w:ascii="Times New Roman" w:cs="Times New Roman" w:eastAsia="Times New Roman" w:hAnsi="Times New Roman"/>
+          <w:b w:val="1"/>
+          <w:bCs w:val="1"/>
+          <w:sz w:val="24"/>
+          <w:szCs w:val="24"/>
+          <w:rtl w:val="0"/>
+        </w:rPr>
+        <w:t xml:space="preserve">Tipo</w:t>
+      </w:r>
+      <w:r>
+        <w:rPr>
+          <w:rFonts w:ascii="Times New Roman" w:cs="Times New Roman" w:eastAsia="Times New Roman" w:hAnsi="Times New Roman"/>
+          <w:sz w:val="24"/>
+          <w:szCs w:val="24"/>
+          <w:rtl w:val="0"/>
+        </w:rPr>
+        <w:t xml:space="preserve">: Ruolo dell'utente (Amministratore o Cliente).</w:t>
+      </w:r>
+      <w:r>
+        <w:rPr>
+          <w:rtl w:val="0"/>
+        </w:rPr>
       </w:r>
     </w:p>
     <w:p>
@@ -5744,14 +5511,14 @@
           <w:szCs w:val="26"/>
           <w:rtl w:val="0"/>
         </w:rPr>
-        <w:t xml:space="preserve">L’implementazione del database consente all’azienda agricola di:</w:t>
+        <w:t xml:space="preserve">Il database utilizza relazioni relazionali per mantenere la coerenza dei dati:</w:t>
       </w:r>
     </w:p>
     <w:p>
       <w:pPr>
         <w:numPr>
           <w:ilvl w:val="0"/>
-          <w:numId w:val="22"/>
+          <w:numId w:val="12"/>
         </w:numPr>
         <w:spacing w:before="240" w:lineRule="auto"/>
         <w:ind w:left="720" w:hanging="360"/>
@@ -5768,14 +5535,34 @@
           <w:szCs w:val="24"/>
           <w:rtl w:val="0"/>
         </w:rPr>
-        <w:t xml:space="preserve">gestire in modo efficiente prodotti e magazzino;</w:t>
+        <w:t xml:space="preserve">Un </w:t>
+      </w:r>
+      <w:r>
+        <w:rPr>
+          <w:rFonts w:ascii="Times New Roman" w:cs="Times New Roman" w:eastAsia="Times New Roman" w:hAnsi="Times New Roman"/>
+          <w:b w:val="1"/>
+          <w:bCs w:val="1"/>
+          <w:sz w:val="24"/>
+          <w:szCs w:val="24"/>
+          <w:rtl w:val="0"/>
+        </w:rPr>
+        <w:t xml:space="preserve">utente</w:t>
+      </w:r>
+      <w:r>
+        <w:rPr>
+          <w:rFonts w:ascii="Times New Roman" w:cs="Times New Roman" w:eastAsia="Times New Roman" w:hAnsi="Times New Roman"/>
+          <w:sz w:val="24"/>
+          <w:szCs w:val="24"/>
+          <w:rtl w:val="0"/>
+        </w:rPr>
+        <w:t xml:space="preserve"> può effettuare più aggiornamenti.</w:t>
       </w:r>
     </w:p>
     <w:p>
       <w:pPr>
         <w:numPr>
           <w:ilvl w:val="0"/>
-          <w:numId w:val="22"/>
+          <w:numId w:val="12"/>
         </w:numPr>
         <w:ind w:left="720" w:hanging="360"/>
         <w:rPr>
@@ -5791,14 +5578,34 @@
           <w:szCs w:val="24"/>
           <w:rtl w:val="0"/>
         </w:rPr>
-        <w:t xml:space="preserve">monitorare vendite e fatture;</w:t>
+        <w:t xml:space="preserve">Un </w:t>
+      </w:r>
+      <w:r>
+        <w:rPr>
+          <w:rFonts w:ascii="Times New Roman" w:cs="Times New Roman" w:eastAsia="Times New Roman" w:hAnsi="Times New Roman"/>
+          <w:b w:val="1"/>
+          <w:bCs w:val="1"/>
+          <w:sz w:val="24"/>
+          <w:szCs w:val="24"/>
+          <w:rtl w:val="0"/>
+        </w:rPr>
+        <w:t xml:space="preserve">prodotto</w:t>
+      </w:r>
+      <w:r>
+        <w:rPr>
+          <w:rFonts w:ascii="Times New Roman" w:cs="Times New Roman" w:eastAsia="Times New Roman" w:hAnsi="Times New Roman"/>
+          <w:sz w:val="24"/>
+          <w:szCs w:val="24"/>
+          <w:rtl w:val="0"/>
+        </w:rPr>
+        <w:t xml:space="preserve"> può comparire in più raccolti futuri.</w:t>
       </w:r>
     </w:p>
     <w:p>
       <w:pPr>
         <w:numPr>
           <w:ilvl w:val="0"/>
-          <w:numId w:val="22"/>
+          <w:numId w:val="12"/>
         </w:numPr>
         <w:ind w:left="720" w:hanging="360"/>
         <w:rPr>
@@ -5814,14 +5621,34 @@
           <w:szCs w:val="24"/>
           <w:rtl w:val="0"/>
         </w:rPr>
-        <w:t xml:space="preserve">pianificare i raccolti futuri;</w:t>
+        <w:t xml:space="preserve">Un </w:t>
+      </w:r>
+      <w:r>
+        <w:rPr>
+          <w:rFonts w:ascii="Times New Roman" w:cs="Times New Roman" w:eastAsia="Times New Roman" w:hAnsi="Times New Roman"/>
+          <w:b w:val="1"/>
+          <w:bCs w:val="1"/>
+          <w:sz w:val="24"/>
+          <w:szCs w:val="24"/>
+          <w:rtl w:val="0"/>
+        </w:rPr>
+        <w:t xml:space="preserve">prodotto</w:t>
+      </w:r>
+      <w:r>
+        <w:rPr>
+          <w:rFonts w:ascii="Times New Roman" w:cs="Times New Roman" w:eastAsia="Times New Roman" w:hAnsi="Times New Roman"/>
+          <w:sz w:val="24"/>
+          <w:szCs w:val="24"/>
+          <w:rtl w:val="0"/>
+        </w:rPr>
+        <w:t xml:space="preserve"> può essere associato a più fatture.</w:t>
       </w:r>
     </w:p>
     <w:p>
       <w:pPr>
         <w:numPr>
           <w:ilvl w:val="0"/>
-          <w:numId w:val="22"/>
+          <w:numId w:val="12"/>
         </w:numPr>
         <w:ind w:left="720" w:hanging="360"/>
         <w:rPr>
@@ -5837,14 +5664,170 @@
           <w:szCs w:val="24"/>
           <w:rtl w:val="0"/>
         </w:rPr>
-        <w:t xml:space="preserve">controllare le modifiche effettuate dagli operatori;</w:t>
+        <w:t xml:space="preserve">Una </w:t>
+      </w:r>
+      <w:r>
+        <w:rPr>
+          <w:rFonts w:ascii="Times New Roman" w:cs="Times New Roman" w:eastAsia="Times New Roman" w:hAnsi="Times New Roman"/>
+          <w:b w:val="1"/>
+          <w:bCs w:val="1"/>
+          <w:sz w:val="24"/>
+          <w:szCs w:val="24"/>
+          <w:rtl w:val="0"/>
+        </w:rPr>
+        <w:t xml:space="preserve">fattura</w:t>
+      </w:r>
+      <w:r>
+        <w:rPr>
+          <w:rFonts w:ascii="Times New Roman" w:cs="Times New Roman" w:eastAsia="Times New Roman" w:hAnsi="Times New Roman"/>
+          <w:sz w:val="24"/>
+          <w:szCs w:val="24"/>
+          <w:rtl w:val="0"/>
+        </w:rPr>
+        <w:t xml:space="preserve"> può contenere più prodotti.</w:t>
       </w:r>
     </w:p>
     <w:p>
       <w:pPr>
         <w:numPr>
           <w:ilvl w:val="0"/>
-          <w:numId w:val="22"/>
+          <w:numId w:val="12"/>
+        </w:numPr>
+        <w:spacing w:after="240" w:lineRule="auto"/>
+        <w:ind w:left="720" w:hanging="360"/>
+        <w:rPr>
+          <w:rFonts w:ascii="Times New Roman" w:cs="Times New Roman" w:eastAsia="Times New Roman" w:hAnsi="Times New Roman"/>
+          <w:sz w:val="24"/>
+          <w:szCs w:val="24"/>
+        </w:rPr>
+      </w:pPr>
+      <w:r>
+        <w:rPr>
+          <w:rFonts w:ascii="Times New Roman" w:cs="Times New Roman" w:eastAsia="Times New Roman" w:hAnsi="Times New Roman"/>
+          <w:sz w:val="24"/>
+          <w:szCs w:val="24"/>
+          <w:rtl w:val="0"/>
+        </w:rPr>
+        <w:t xml:space="preserve">Ogni modifica registrata nella tabella aggiornamento è associata sia a un utente sia a un prodotto.</w:t>
+      </w:r>
+    </w:p>
+    <w:p>
+      <w:pPr>
+        <w:spacing w:after="240" w:before="240" w:lineRule="auto"/>
+        <w:rPr>
+          <w:rFonts w:ascii="Times New Roman" w:cs="Times New Roman" w:eastAsia="Times New Roman" w:hAnsi="Times New Roman"/>
+          <w:sz w:val="26"/>
+          <w:szCs w:val="26"/>
+        </w:rPr>
+      </w:pPr>
+      <w:r>
+        <w:rPr>
+          <w:rFonts w:ascii="Times New Roman" w:cs="Times New Roman" w:eastAsia="Times New Roman" w:hAnsi="Times New Roman"/>
+          <w:sz w:val="26"/>
+          <w:szCs w:val="26"/>
+          <w:rtl w:val="0"/>
+        </w:rPr>
+        <w:t xml:space="preserve">L’implementazione del database consente all’azienda agricola di:</w:t>
+      </w:r>
+    </w:p>
+    <w:p>
+      <w:pPr>
+        <w:numPr>
+          <w:ilvl w:val="0"/>
+          <w:numId w:val="15"/>
+        </w:numPr>
+        <w:spacing w:before="240" w:lineRule="auto"/>
+        <w:ind w:left="720" w:hanging="360"/>
+        <w:rPr>
+          <w:rFonts w:ascii="Times New Roman" w:cs="Times New Roman" w:eastAsia="Times New Roman" w:hAnsi="Times New Roman"/>
+          <w:sz w:val="24"/>
+          <w:szCs w:val="24"/>
+        </w:rPr>
+      </w:pPr>
+      <w:r>
+        <w:rPr>
+          <w:rFonts w:ascii="Times New Roman" w:cs="Times New Roman" w:eastAsia="Times New Roman" w:hAnsi="Times New Roman"/>
+          <w:sz w:val="24"/>
+          <w:szCs w:val="24"/>
+          <w:rtl w:val="0"/>
+        </w:rPr>
+        <w:t xml:space="preserve">gestire in modo efficiente prodotti e magazzino;</w:t>
+      </w:r>
+    </w:p>
+    <w:p>
+      <w:pPr>
+        <w:numPr>
+          <w:ilvl w:val="0"/>
+          <w:numId w:val="15"/>
+        </w:numPr>
+        <w:ind w:left="720" w:hanging="360"/>
+        <w:rPr>
+          <w:rFonts w:ascii="Times New Roman" w:cs="Times New Roman" w:eastAsia="Times New Roman" w:hAnsi="Times New Roman"/>
+          <w:sz w:val="24"/>
+          <w:szCs w:val="24"/>
+        </w:rPr>
+      </w:pPr>
+      <w:r>
+        <w:rPr>
+          <w:rFonts w:ascii="Times New Roman" w:cs="Times New Roman" w:eastAsia="Times New Roman" w:hAnsi="Times New Roman"/>
+          <w:sz w:val="24"/>
+          <w:szCs w:val="24"/>
+          <w:rtl w:val="0"/>
+        </w:rPr>
+        <w:t xml:space="preserve">monitorare vendite e fatture;</w:t>
+      </w:r>
+    </w:p>
+    <w:p>
+      <w:pPr>
+        <w:numPr>
+          <w:ilvl w:val="0"/>
+          <w:numId w:val="15"/>
+        </w:numPr>
+        <w:ind w:left="720" w:hanging="360"/>
+        <w:rPr>
+          <w:rFonts w:ascii="Times New Roman" w:cs="Times New Roman" w:eastAsia="Times New Roman" w:hAnsi="Times New Roman"/>
+          <w:sz w:val="24"/>
+          <w:szCs w:val="24"/>
+        </w:rPr>
+      </w:pPr>
+      <w:r>
+        <w:rPr>
+          <w:rFonts w:ascii="Times New Roman" w:cs="Times New Roman" w:eastAsia="Times New Roman" w:hAnsi="Times New Roman"/>
+          <w:sz w:val="24"/>
+          <w:szCs w:val="24"/>
+          <w:rtl w:val="0"/>
+        </w:rPr>
+        <w:t xml:space="preserve">pianificare i raccolti futuri;</w:t>
+      </w:r>
+    </w:p>
+    <w:p>
+      <w:pPr>
+        <w:numPr>
+          <w:ilvl w:val="0"/>
+          <w:numId w:val="15"/>
+        </w:numPr>
+        <w:ind w:left="720" w:hanging="360"/>
+        <w:rPr>
+          <w:rFonts w:ascii="Times New Roman" w:cs="Times New Roman" w:eastAsia="Times New Roman" w:hAnsi="Times New Roman"/>
+          <w:sz w:val="24"/>
+          <w:szCs w:val="24"/>
+        </w:rPr>
+      </w:pPr>
+      <w:r>
+        <w:rPr>
+          <w:rFonts w:ascii="Times New Roman" w:cs="Times New Roman" w:eastAsia="Times New Roman" w:hAnsi="Times New Roman"/>
+          <w:sz w:val="24"/>
+          <w:szCs w:val="24"/>
+          <w:rtl w:val="0"/>
+        </w:rPr>
+        <w:t xml:space="preserve">controllare le modifiche effettuate dagli operatori;</w:t>
+      </w:r>
+    </w:p>
+    <w:p>
+      <w:pPr>
+        <w:numPr>
+          <w:ilvl w:val="0"/>
+          <w:numId w:val="15"/>
         </w:numPr>
         <w:spacing w:after="240" w:lineRule="auto"/>
         <w:ind w:left="720" w:hanging="360"/>
@@ -5882,12 +5865,12 @@
           <wp:inline distB="114300" distT="114300" distL="114300" distR="114300">
             <wp:extent cx="5723154" cy="7101655"/>
             <wp:effectExtent b="0" l="0" r="0" t="0"/>
-            <wp:docPr id="5" name="image3.png"/>
+            <wp:docPr id="4" name="image7.png"/>
             <a:graphic>
               <a:graphicData uri="http://schemas.openxmlformats.org/drawingml/2006/picture">
                 <pic:pic>
                   <pic:nvPicPr>
-                    <pic:cNvPr id="0" name="image3.png"/>
+                    <pic:cNvPr id="0" name="image7.png"/>
                     <pic:cNvPicPr preferRelativeResize="0"/>
                   </pic:nvPicPr>
                   <pic:blipFill>
@@ -6325,7 +6308,7 @@
           <w:rFonts w:ascii="Times New Roman" w:cs="Times New Roman" w:eastAsia="Times New Roman" w:hAnsi="Times New Roman"/>
         </w:rPr>
       </w:pPr>
-      <w:bookmarkStart w:colFirst="0" w:colLast="0" w:name="_gv0lvcjav9sc" w:id="22"/>
+      <w:bookmarkStart w:colFirst="0" w:colLast="0" w:name="_zi6dcthacybu" w:id="22"/>
       <w:bookmarkEnd w:id="22"/>
       <w:r>
         <w:rPr>
@@ -7032,7 +7015,7 @@
       <w:pPr>
         <w:numPr>
           <w:ilvl w:val="0"/>
-          <w:numId w:val="7"/>
+          <w:numId w:val="21"/>
         </w:numPr>
         <w:pBdr>
           <w:top w:space="0" w:sz="0" w:val="nil"/>
@@ -7064,7 +7047,7 @@
       <w:pPr>
         <w:numPr>
           <w:ilvl w:val="0"/>
-          <w:numId w:val="7"/>
+          <w:numId w:val="21"/>
         </w:numPr>
         <w:pBdr>
           <w:top w:space="0" w:sz="0" w:val="nil"/>
@@ -7096,7 +7079,7 @@
       <w:pPr>
         <w:numPr>
           <w:ilvl w:val="0"/>
-          <w:numId w:val="7"/>
+          <w:numId w:val="21"/>
         </w:numPr>
         <w:pBdr>
           <w:top w:space="0" w:sz="0" w:val="nil"/>
@@ -7128,7 +7111,7 @@
       <w:pPr>
         <w:numPr>
           <w:ilvl w:val="0"/>
-          <w:numId w:val="7"/>
+          <w:numId w:val="21"/>
         </w:numPr>
         <w:pBdr>
           <w:top w:space="0" w:sz="0" w:val="nil"/>
@@ -7160,7 +7143,7 @@
       <w:pPr>
         <w:numPr>
           <w:ilvl w:val="0"/>
-          <w:numId w:val="7"/>
+          <w:numId w:val="21"/>
         </w:numPr>
         <w:pBdr>
           <w:top w:space="0" w:sz="0" w:val="nil"/>
@@ -7192,7 +7175,7 @@
       <w:pPr>
         <w:numPr>
           <w:ilvl w:val="0"/>
-          <w:numId w:val="7"/>
+          <w:numId w:val="21"/>
         </w:numPr>
         <w:pBdr>
           <w:top w:space="0" w:sz="0" w:val="nil"/>
@@ -7224,7 +7207,7 @@
       <w:pPr>
         <w:numPr>
           <w:ilvl w:val="0"/>
-          <w:numId w:val="7"/>
+          <w:numId w:val="21"/>
         </w:numPr>
         <w:pBdr>
           <w:top w:space="0" w:sz="0" w:val="nil"/>
@@ -7256,7 +7239,7 @@
       <w:pPr>
         <w:numPr>
           <w:ilvl w:val="0"/>
-          <w:numId w:val="7"/>
+          <w:numId w:val="21"/>
         </w:numPr>
         <w:pBdr>
           <w:top w:space="0" w:sz="0" w:val="nil"/>
@@ -7288,7 +7271,7 @@
       <w:pPr>
         <w:numPr>
           <w:ilvl w:val="0"/>
-          <w:numId w:val="7"/>
+          <w:numId w:val="21"/>
         </w:numPr>
         <w:pBdr>
           <w:top w:space="0" w:sz="0" w:val="nil"/>
@@ -7320,7 +7303,7 @@
       <w:pPr>
         <w:numPr>
           <w:ilvl w:val="0"/>
-          <w:numId w:val="7"/>
+          <w:numId w:val="21"/>
         </w:numPr>
         <w:pBdr>
           <w:top w:space="0" w:sz="0" w:val="nil"/>
@@ -7352,7 +7335,7 @@
       <w:pPr>
         <w:numPr>
           <w:ilvl w:val="0"/>
-          <w:numId w:val="7"/>
+          <w:numId w:val="21"/>
         </w:numPr>
         <w:pBdr>
           <w:top w:space="0" w:sz="0" w:val="nil"/>
@@ -7384,7 +7367,7 @@
       <w:pPr>
         <w:numPr>
           <w:ilvl w:val="0"/>
-          <w:numId w:val="7"/>
+          <w:numId w:val="21"/>
         </w:numPr>
         <w:pBdr>
           <w:top w:space="0" w:sz="0" w:val="nil"/>
@@ -7416,7 +7399,7 @@
       <w:pPr>
         <w:numPr>
           <w:ilvl w:val="0"/>
-          <w:numId w:val="7"/>
+          <w:numId w:val="21"/>
         </w:numPr>
         <w:pBdr>
           <w:top w:space="0" w:sz="0" w:val="nil"/>
@@ -7498,7 +7481,7 @@
       <w:pPr>
         <w:numPr>
           <w:ilvl w:val="0"/>
-          <w:numId w:val="9"/>
+          <w:numId w:val="23"/>
         </w:numPr>
         <w:spacing w:after="160" w:lineRule="auto"/>
         <w:ind w:left="720" w:hanging="360"/>
@@ -7523,7 +7506,7 @@
       <w:pPr>
         <w:numPr>
           <w:ilvl w:val="0"/>
-          <w:numId w:val="9"/>
+          <w:numId w:val="23"/>
         </w:numPr>
         <w:spacing w:after="160" w:lineRule="auto"/>
         <w:ind w:left="720" w:hanging="360"/>
@@ -7560,12 +7543,12 @@
           <wp:inline distB="0" distT="0" distL="0" distR="0">
             <wp:extent cx="5564055" cy="3221717"/>
             <wp:effectExtent b="0" l="0" r="0" t="0"/>
-            <wp:docPr id="6" name="image4.png"/>
+            <wp:docPr id="5" name="image5.png"/>
             <a:graphic>
               <a:graphicData uri="http://schemas.openxmlformats.org/drawingml/2006/picture">
                 <pic:pic>
                   <pic:nvPicPr>
-                    <pic:cNvPr id="0" name="image4.png"/>
+                    <pic:cNvPr id="0" name="image5.png"/>
                     <pic:cNvPicPr preferRelativeResize="0"/>
                   </pic:nvPicPr>
                   <pic:blipFill>
@@ -7611,7 +7594,30 @@
           <w:szCs w:val="24"/>
           <w:rtl w:val="0"/>
         </w:rPr>
-        <w:t xml:space="preserve">Di seguito è riportato il diagramma delle classi:</w:t>
+        <w:t xml:space="preserve">Per visualizzare il diagramma delle classi andare nella cartella </w:t>
+      </w:r>
+      <w:r>
+        <w:rPr>
+          <w:rFonts w:ascii="Times New Roman" w:cs="Times New Roman" w:eastAsia="Times New Roman" w:hAnsi="Times New Roman"/>
+          <w:i w:val="1"/>
+          <w:iCs w:val="1"/>
+          <w:sz w:val="24"/>
+          <w:szCs w:val="24"/>
+          <w:rtl w:val="0"/>
+        </w:rPr>
+        <w:t xml:space="preserve">“Diagrammi”</w:t>
+      </w:r>
+      <w:r>
+        <w:rPr>
+          <w:rFonts w:ascii="Times New Roman" w:cs="Times New Roman" w:eastAsia="Times New Roman" w:hAnsi="Times New Roman"/>
+          <w:sz w:val="24"/>
+          <w:szCs w:val="24"/>
+          <w:rtl w:val="0"/>
+        </w:rPr>
+        <w:t xml:space="preserve"> e aprirlo nel formato preferito.</w:t>
+        <w:br w:type="textWrapping"/>
+        <w:t xml:space="preserve">Il Diagramma delle classi è stato semplificato in quanto rappresentare tutte le associazioni avrebbe significato un inutile complicazione del diagramma.</w:t>
+        <w:br w:type="textWrapping"/>
       </w:r>
     </w:p>
     <w:p>
@@ -7637,7 +7643,7 @@
       <w:pPr>
         <w:numPr>
           <w:ilvl w:val="0"/>
-          <w:numId w:val="20"/>
+          <w:numId w:val="13"/>
         </w:numPr>
         <w:ind w:left="720" w:hanging="360"/>
         <w:rPr>
@@ -7664,7 +7670,7 @@
       <w:pPr>
         <w:numPr>
           <w:ilvl w:val="0"/>
-          <w:numId w:val="20"/>
+          <w:numId w:val="13"/>
         </w:numPr>
         <w:ind w:left="720" w:hanging="360"/>
         <w:rPr>
@@ -7691,7 +7697,7 @@
       <w:pPr>
         <w:numPr>
           <w:ilvl w:val="0"/>
-          <w:numId w:val="20"/>
+          <w:numId w:val="13"/>
         </w:numPr>
         <w:ind w:left="720" w:hanging="360"/>
         <w:rPr>
@@ -7718,7 +7724,7 @@
       <w:pPr>
         <w:numPr>
           <w:ilvl w:val="0"/>
-          <w:numId w:val="20"/>
+          <w:numId w:val="13"/>
         </w:numPr>
         <w:ind w:left="720" w:hanging="360"/>
         <w:rPr>
@@ -7745,7 +7751,7 @@
       <w:pPr>
         <w:numPr>
           <w:ilvl w:val="1"/>
-          <w:numId w:val="20"/>
+          <w:numId w:val="13"/>
         </w:numPr>
         <w:ind w:left="1440" w:hanging="360"/>
         <w:rPr>
@@ -7772,7 +7778,7 @@
       <w:pPr>
         <w:numPr>
           <w:ilvl w:val="1"/>
-          <w:numId w:val="20"/>
+          <w:numId w:val="13"/>
         </w:numPr>
         <w:ind w:left="1440" w:hanging="360"/>
         <w:rPr>
@@ -7931,6 +7937,263 @@
           <w:rtl w:val="0"/>
         </w:rPr>
         <w:t xml:space="preserve">All’interno della sottocartella campo sono presenti solo ed esclusivamente gli altri file html quali:</w:t>
+      </w:r>
+    </w:p>
+    <w:p>
+      <w:pPr>
+        <w:numPr>
+          <w:ilvl w:val="0"/>
+          <w:numId w:val="3"/>
+        </w:numPr>
+        <w:ind w:left="720" w:hanging="360"/>
+        <w:rPr>
+          <w:rFonts w:ascii="Times New Roman" w:cs="Times New Roman" w:eastAsia="Times New Roman" w:hAnsi="Times New Roman"/>
+          <w:sz w:val="24"/>
+          <w:szCs w:val="24"/>
+        </w:rPr>
+      </w:pPr>
+      <w:r>
+        <w:rPr>
+          <w:rFonts w:ascii="Times New Roman" w:cs="Times New Roman" w:eastAsia="Times New Roman" w:hAnsi="Times New Roman"/>
+          <w:sz w:val="24"/>
+          <w:szCs w:val="24"/>
+          <w:rtl w:val="0"/>
+        </w:rPr>
+        <w:t xml:space="preserve">admin.html</w:t>
+      </w:r>
+    </w:p>
+    <w:p>
+      <w:pPr>
+        <w:numPr>
+          <w:ilvl w:val="0"/>
+          <w:numId w:val="3"/>
+        </w:numPr>
+        <w:ind w:left="720" w:hanging="360"/>
+        <w:rPr>
+          <w:rFonts w:ascii="Times New Roman" w:cs="Times New Roman" w:eastAsia="Times New Roman" w:hAnsi="Times New Roman"/>
+          <w:sz w:val="24"/>
+          <w:szCs w:val="24"/>
+        </w:rPr>
+      </w:pPr>
+      <w:r>
+        <w:rPr>
+          <w:rFonts w:ascii="Times New Roman" w:cs="Times New Roman" w:eastAsia="Times New Roman" w:hAnsi="Times New Roman"/>
+          <w:sz w:val="24"/>
+          <w:szCs w:val="24"/>
+          <w:rtl w:val="0"/>
+        </w:rPr>
+        <w:t xml:space="preserve">catalogo.html</w:t>
+      </w:r>
+    </w:p>
+    <w:p>
+      <w:pPr>
+        <w:numPr>
+          <w:ilvl w:val="0"/>
+          <w:numId w:val="3"/>
+        </w:numPr>
+        <w:ind w:left="720" w:hanging="360"/>
+        <w:rPr>
+          <w:rFonts w:ascii="Times New Roman" w:cs="Times New Roman" w:eastAsia="Times New Roman" w:hAnsi="Times New Roman"/>
+          <w:sz w:val="24"/>
+          <w:szCs w:val="24"/>
+        </w:rPr>
+      </w:pPr>
+      <w:r>
+        <w:rPr>
+          <w:rFonts w:ascii="Times New Roman" w:cs="Times New Roman" w:eastAsia="Times New Roman" w:hAnsi="Times New Roman"/>
+          <w:sz w:val="24"/>
+          <w:szCs w:val="24"/>
+          <w:rtl w:val="0"/>
+        </w:rPr>
+        <w:t xml:space="preserve">client.html</w:t>
+      </w:r>
+    </w:p>
+    <w:p>
+      <w:pPr>
+        <w:numPr>
+          <w:ilvl w:val="0"/>
+          <w:numId w:val="3"/>
+        </w:numPr>
+        <w:ind w:left="720" w:hanging="360"/>
+        <w:rPr>
+          <w:rFonts w:ascii="Times New Roman" w:cs="Times New Roman" w:eastAsia="Times New Roman" w:hAnsi="Times New Roman"/>
+          <w:sz w:val="24"/>
+          <w:szCs w:val="24"/>
+        </w:rPr>
+      </w:pPr>
+      <w:r>
+        <w:rPr>
+          <w:rFonts w:ascii="Times New Roman" w:cs="Times New Roman" w:eastAsia="Times New Roman" w:hAnsi="Times New Roman"/>
+          <w:sz w:val="24"/>
+          <w:szCs w:val="24"/>
+          <w:rtl w:val="0"/>
+        </w:rPr>
+        <w:t xml:space="preserve">login.html</w:t>
+      </w:r>
+    </w:p>
+    <w:p>
+      <w:pPr>
+        <w:numPr>
+          <w:ilvl w:val="0"/>
+          <w:numId w:val="3"/>
+        </w:numPr>
+        <w:ind w:left="720" w:hanging="360"/>
+        <w:rPr>
+          <w:rFonts w:ascii="Times New Roman" w:cs="Times New Roman" w:eastAsia="Times New Roman" w:hAnsi="Times New Roman"/>
+          <w:sz w:val="24"/>
+          <w:szCs w:val="24"/>
+        </w:rPr>
+      </w:pPr>
+      <w:r>
+        <w:rPr>
+          <w:rFonts w:ascii="Times New Roman" w:cs="Times New Roman" w:eastAsia="Times New Roman" w:hAnsi="Times New Roman"/>
+          <w:sz w:val="24"/>
+          <w:szCs w:val="24"/>
+          <w:rtl w:val="0"/>
+        </w:rPr>
+        <w:t xml:space="preserve">paid.html</w:t>
+      </w:r>
+    </w:p>
+    <w:p>
+      <w:pPr>
+        <w:numPr>
+          <w:ilvl w:val="0"/>
+          <w:numId w:val="3"/>
+        </w:numPr>
+        <w:ind w:left="720" w:hanging="360"/>
+        <w:rPr>
+          <w:rFonts w:ascii="Times New Roman" w:cs="Times New Roman" w:eastAsia="Times New Roman" w:hAnsi="Times New Roman"/>
+          <w:sz w:val="24"/>
+          <w:szCs w:val="24"/>
+        </w:rPr>
+      </w:pPr>
+      <w:r>
+        <w:rPr>
+          <w:rFonts w:ascii="Times New Roman" w:cs="Times New Roman" w:eastAsia="Times New Roman" w:hAnsi="Times New Roman"/>
+          <w:sz w:val="24"/>
+          <w:szCs w:val="24"/>
+          <w:rtl w:val="0"/>
+        </w:rPr>
+        <w:t xml:space="preserve">chiSiamo.html</w:t>
+      </w:r>
+    </w:p>
+    <w:p>
+      <w:pPr>
+        <w:rPr>
+          <w:rFonts w:ascii="Times New Roman" w:cs="Times New Roman" w:eastAsia="Times New Roman" w:hAnsi="Times New Roman"/>
+          <w:sz w:val="24"/>
+          <w:szCs w:val="24"/>
+        </w:rPr>
+      </w:pPr>
+      <w:r>
+        <w:rPr>
+          <w:rFonts w:ascii="Times New Roman" w:cs="Times New Roman" w:eastAsia="Times New Roman" w:hAnsi="Times New Roman"/>
+          <w:sz w:val="24"/>
+          <w:szCs w:val="24"/>
+          <w:rtl w:val="0"/>
+        </w:rPr>
+        <w:t xml:space="preserve">Ed infine l’ultima sottocartella “reserved” che contiene i file html riguardanti le pagine destinate all’organizzazione dell’admin:</w:t>
+      </w:r>
+    </w:p>
+    <w:p>
+      <w:pPr>
+        <w:numPr>
+          <w:ilvl w:val="0"/>
+          <w:numId w:val="22"/>
+        </w:numPr>
+        <w:ind w:left="720" w:hanging="360"/>
+        <w:rPr>
+          <w:rFonts w:ascii="Times New Roman" w:cs="Times New Roman" w:eastAsia="Times New Roman" w:hAnsi="Times New Roman"/>
+          <w:sz w:val="24"/>
+          <w:szCs w:val="24"/>
+        </w:rPr>
+      </w:pPr>
+      <w:r>
+        <w:rPr>
+          <w:rFonts w:ascii="Times New Roman" w:cs="Times New Roman" w:eastAsia="Times New Roman" w:hAnsi="Times New Roman"/>
+          <w:sz w:val="24"/>
+          <w:szCs w:val="24"/>
+          <w:rtl w:val="0"/>
+        </w:rPr>
+        <w:t xml:space="preserve">ordini.html</w:t>
+      </w:r>
+    </w:p>
+    <w:p>
+      <w:pPr>
+        <w:numPr>
+          <w:ilvl w:val="0"/>
+          <w:numId w:val="22"/>
+        </w:numPr>
+        <w:ind w:left="720" w:hanging="360"/>
+        <w:rPr>
+          <w:rFonts w:ascii="Times New Roman" w:cs="Times New Roman" w:eastAsia="Times New Roman" w:hAnsi="Times New Roman"/>
+          <w:sz w:val="24"/>
+          <w:szCs w:val="24"/>
+        </w:rPr>
+      </w:pPr>
+      <w:r>
+        <w:rPr>
+          <w:rFonts w:ascii="Times New Roman" w:cs="Times New Roman" w:eastAsia="Times New Roman" w:hAnsi="Times New Roman"/>
+          <w:sz w:val="24"/>
+          <w:szCs w:val="24"/>
+          <w:rtl w:val="0"/>
+        </w:rPr>
+        <w:t xml:space="preserve">prodotto.html</w:t>
+      </w:r>
+    </w:p>
+    <w:p>
+      <w:pPr>
+        <w:numPr>
+          <w:ilvl w:val="0"/>
+          <w:numId w:val="22"/>
+        </w:numPr>
+        <w:ind w:left="720" w:hanging="360"/>
+        <w:rPr>
+          <w:rFonts w:ascii="Times New Roman" w:cs="Times New Roman" w:eastAsia="Times New Roman" w:hAnsi="Times New Roman"/>
+          <w:sz w:val="24"/>
+          <w:szCs w:val="24"/>
+        </w:rPr>
+      </w:pPr>
+      <w:r>
+        <w:rPr>
+          <w:rFonts w:ascii="Times New Roman" w:cs="Times New Roman" w:eastAsia="Times New Roman" w:hAnsi="Times New Roman"/>
+          <w:sz w:val="24"/>
+          <w:szCs w:val="24"/>
+          <w:rtl w:val="0"/>
+        </w:rPr>
+        <w:t xml:space="preserve">raccolto.html</w:t>
+      </w:r>
+    </w:p>
+    <w:p>
+      <w:pPr>
+        <w:rPr>
+          <w:rFonts w:ascii="Times New Roman" w:cs="Times New Roman" w:eastAsia="Times New Roman" w:hAnsi="Times New Roman"/>
+          <w:sz w:val="24"/>
+          <w:szCs w:val="24"/>
+        </w:rPr>
+      </w:pPr>
+      <w:r>
+        <w:rPr>
+          <w:rtl w:val="0"/>
+        </w:rPr>
+      </w:r>
+    </w:p>
+    <w:p>
+      <w:pPr>
+        <w:rPr>
+          <w:rFonts w:ascii="Times New Roman" w:cs="Times New Roman" w:eastAsia="Times New Roman" w:hAnsi="Times New Roman"/>
+          <w:sz w:val="24"/>
+          <w:szCs w:val="24"/>
+        </w:rPr>
+      </w:pPr>
+      <w:r>
+        <w:rPr>
+          <w:rFonts w:ascii="Times New Roman" w:cs="Times New Roman" w:eastAsia="Times New Roman" w:hAnsi="Times New Roman"/>
+          <w:sz w:val="24"/>
+          <w:szCs w:val="24"/>
+          <w:rtl w:val="0"/>
+        </w:rPr>
+        <w:t xml:space="preserve">Per quanto riguarda la cartella “Assets” al suo interno è stata ulteriormente suddivisa nei vari assets utilizzati dalla webapp, quali:</w:t>
       </w:r>
     </w:p>
     <w:p>
@@ -7953,7 +8216,7 @@
           <w:szCs w:val="24"/>
           <w:rtl w:val="0"/>
         </w:rPr>
-        <w:t xml:space="preserve">admin.html</w:t>
+        <w:t xml:space="preserve">Css</w:t>
       </w:r>
     </w:p>
     <w:p>
@@ -7976,7 +8239,7 @@
           <w:szCs w:val="24"/>
           <w:rtl w:val="0"/>
         </w:rPr>
-        <w:t xml:space="preserve">catalogo.html</w:t>
+        <w:t xml:space="preserve">Img</w:t>
       </w:r>
     </w:p>
     <w:p>
@@ -7999,7 +8262,7 @@
           <w:szCs w:val="24"/>
           <w:rtl w:val="0"/>
         </w:rPr>
-        <w:t xml:space="preserve">client.html</w:t>
+        <w:t xml:space="preserve">Js</w:t>
       </w:r>
     </w:p>
     <w:p>
@@ -8022,338 +8285,81 @@
           <w:szCs w:val="24"/>
           <w:rtl w:val="0"/>
         </w:rPr>
-        <w:t xml:space="preserve">login.html</w:t>
+        <w:t xml:space="preserve">Php</w:t>
+      </w:r>
+    </w:p>
+    <w:p>
+      <w:pPr>
+        <w:spacing w:after="240" w:before="240" w:lineRule="auto"/>
+        <w:rPr>
+          <w:rFonts w:ascii="Times New Roman" w:cs="Times New Roman" w:eastAsia="Times New Roman" w:hAnsi="Times New Roman"/>
+          <w:sz w:val="24"/>
+          <w:szCs w:val="24"/>
+        </w:rPr>
+      </w:pPr>
+      <w:r>
+        <w:rPr>
+          <w:rFonts w:ascii="Times New Roman" w:cs="Times New Roman" w:eastAsia="Times New Roman" w:hAnsi="Times New Roman"/>
+          <w:sz w:val="40"/>
+          <w:szCs w:val="40"/>
+          <w:rtl w:val="0"/>
+        </w:rPr>
+        <w:t xml:space="preserve">1. </w:t>
+      </w:r>
+      <w:r>
+        <w:rPr>
+          <w:rFonts w:ascii="Times New Roman" w:cs="Times New Roman" w:eastAsia="Times New Roman" w:hAnsi="Times New Roman"/>
+          <w:sz w:val="24"/>
+          <w:szCs w:val="24"/>
+          <w:rtl w:val="0"/>
+        </w:rPr>
+        <w:t xml:space="preserve">All’interno di </w:t>
+      </w:r>
+      <w:r>
+        <w:rPr>
+          <w:rFonts w:ascii="Times New Roman" w:cs="Times New Roman" w:eastAsia="Times New Roman" w:hAnsi="Times New Roman"/>
+          <w:b w:val="1"/>
+          <w:bCs w:val="1"/>
+          <w:sz w:val="24"/>
+          <w:szCs w:val="24"/>
+          <w:rtl w:val="0"/>
+        </w:rPr>
+        <w:t xml:space="preserve">css</w:t>
+      </w:r>
+      <w:r>
+        <w:rPr>
+          <w:rFonts w:ascii="Times New Roman" w:cs="Times New Roman" w:eastAsia="Times New Roman" w:hAnsi="Times New Roman"/>
+          <w:sz w:val="24"/>
+          <w:szCs w:val="24"/>
+          <w:rtl w:val="0"/>
+        </w:rPr>
+        <w:t xml:space="preserve"> sono presenti 6 file differenti css, per non utilizzare un solo file pesante di stile, e ogni stylesheet fa riferimento ad una pagina html ben precisa e commentata nel codice.</w:t>
+      </w:r>
+    </w:p>
+    <w:p>
+      <w:pPr>
+        <w:spacing w:after="240" w:before="240" w:lineRule="auto"/>
+        <w:rPr>
+          <w:rFonts w:ascii="Times New Roman" w:cs="Times New Roman" w:eastAsia="Times New Roman" w:hAnsi="Times New Roman"/>
+          <w:sz w:val="24"/>
+          <w:szCs w:val="24"/>
+        </w:rPr>
+      </w:pPr>
+      <w:r>
+        <w:rPr>
+          <w:rFonts w:ascii="Times New Roman" w:cs="Times New Roman" w:eastAsia="Times New Roman" w:hAnsi="Times New Roman"/>
+          <w:sz w:val="24"/>
+          <w:szCs w:val="24"/>
+          <w:rtl w:val="0"/>
+        </w:rPr>
+        <w:t xml:space="preserve">File presenti:</w:t>
       </w:r>
     </w:p>
     <w:p>
       <w:pPr>
         <w:numPr>
           <w:ilvl w:val="0"/>
-          <w:numId w:val="11"/>
-        </w:numPr>
-        <w:ind w:left="720" w:hanging="360"/>
-        <w:rPr>
-          <w:rFonts w:ascii="Times New Roman" w:cs="Times New Roman" w:eastAsia="Times New Roman" w:hAnsi="Times New Roman"/>
-          <w:sz w:val="24"/>
-          <w:szCs w:val="24"/>
-        </w:rPr>
-      </w:pPr>
-      <w:r>
-        <w:rPr>
-          <w:rFonts w:ascii="Times New Roman" w:cs="Times New Roman" w:eastAsia="Times New Roman" w:hAnsi="Times New Roman"/>
-          <w:sz w:val="24"/>
-          <w:szCs w:val="24"/>
-          <w:rtl w:val="0"/>
-        </w:rPr>
-        <w:t xml:space="preserve">paid.html</w:t>
-      </w:r>
-    </w:p>
-    <w:p>
-      <w:pPr>
-        <w:numPr>
-          <w:ilvl w:val="0"/>
-          <w:numId w:val="11"/>
-        </w:numPr>
-        <w:ind w:left="720" w:hanging="360"/>
-        <w:rPr>
-          <w:rFonts w:ascii="Times New Roman" w:cs="Times New Roman" w:eastAsia="Times New Roman" w:hAnsi="Times New Roman"/>
-          <w:sz w:val="24"/>
-          <w:szCs w:val="24"/>
-        </w:rPr>
-      </w:pPr>
-      <w:r>
-        <w:rPr>
-          <w:rFonts w:ascii="Times New Roman" w:cs="Times New Roman" w:eastAsia="Times New Roman" w:hAnsi="Times New Roman"/>
-          <w:sz w:val="24"/>
-          <w:szCs w:val="24"/>
-          <w:rtl w:val="0"/>
-        </w:rPr>
-        <w:t xml:space="preserve">chiSiamo.html</w:t>
-      </w:r>
-    </w:p>
-    <w:p>
-      <w:pPr>
-        <w:rPr>
-          <w:rFonts w:ascii="Times New Roman" w:cs="Times New Roman" w:eastAsia="Times New Roman" w:hAnsi="Times New Roman"/>
-          <w:sz w:val="24"/>
-          <w:szCs w:val="24"/>
-        </w:rPr>
-      </w:pPr>
-      <w:r>
-        <w:rPr>
-          <w:rFonts w:ascii="Times New Roman" w:cs="Times New Roman" w:eastAsia="Times New Roman" w:hAnsi="Times New Roman"/>
-          <w:sz w:val="24"/>
-          <w:szCs w:val="24"/>
-          <w:rtl w:val="0"/>
-        </w:rPr>
-        <w:t xml:space="preserve">Ed infine l’ultima sottocartella “reserved” che contiene i file html riguardanti le pagine destinate all’organizzazione dell’admin:</w:t>
-      </w:r>
-    </w:p>
-    <w:p>
-      <w:pPr>
-        <w:numPr>
-          <w:ilvl w:val="0"/>
-          <w:numId w:val="8"/>
-        </w:numPr>
-        <w:ind w:left="720" w:hanging="360"/>
-        <w:rPr>
-          <w:rFonts w:ascii="Times New Roman" w:cs="Times New Roman" w:eastAsia="Times New Roman" w:hAnsi="Times New Roman"/>
-          <w:sz w:val="24"/>
-          <w:szCs w:val="24"/>
-        </w:rPr>
-      </w:pPr>
-      <w:r>
-        <w:rPr>
-          <w:rFonts w:ascii="Times New Roman" w:cs="Times New Roman" w:eastAsia="Times New Roman" w:hAnsi="Times New Roman"/>
-          <w:sz w:val="24"/>
-          <w:szCs w:val="24"/>
-          <w:rtl w:val="0"/>
-        </w:rPr>
-        <w:t xml:space="preserve">ordini.html</w:t>
-      </w:r>
-    </w:p>
-    <w:p>
-      <w:pPr>
-        <w:numPr>
-          <w:ilvl w:val="0"/>
-          <w:numId w:val="8"/>
-        </w:numPr>
-        <w:ind w:left="720" w:hanging="360"/>
-        <w:rPr>
-          <w:rFonts w:ascii="Times New Roman" w:cs="Times New Roman" w:eastAsia="Times New Roman" w:hAnsi="Times New Roman"/>
-          <w:sz w:val="24"/>
-          <w:szCs w:val="24"/>
-        </w:rPr>
-      </w:pPr>
-      <w:r>
-        <w:rPr>
-          <w:rFonts w:ascii="Times New Roman" w:cs="Times New Roman" w:eastAsia="Times New Roman" w:hAnsi="Times New Roman"/>
-          <w:sz w:val="24"/>
-          <w:szCs w:val="24"/>
-          <w:rtl w:val="0"/>
-        </w:rPr>
-        <w:t xml:space="preserve">prodotto.html</w:t>
-      </w:r>
-    </w:p>
-    <w:p>
-      <w:pPr>
-        <w:numPr>
-          <w:ilvl w:val="0"/>
-          <w:numId w:val="8"/>
-        </w:numPr>
-        <w:ind w:left="720" w:hanging="360"/>
-        <w:rPr>
-          <w:rFonts w:ascii="Times New Roman" w:cs="Times New Roman" w:eastAsia="Times New Roman" w:hAnsi="Times New Roman"/>
-          <w:sz w:val="24"/>
-          <w:szCs w:val="24"/>
-        </w:rPr>
-      </w:pPr>
-      <w:r>
-        <w:rPr>
-          <w:rFonts w:ascii="Times New Roman" w:cs="Times New Roman" w:eastAsia="Times New Roman" w:hAnsi="Times New Roman"/>
-          <w:sz w:val="24"/>
-          <w:szCs w:val="24"/>
-          <w:rtl w:val="0"/>
-        </w:rPr>
-        <w:t xml:space="preserve">raccolto.html</w:t>
-      </w:r>
-    </w:p>
-    <w:p>
-      <w:pPr>
-        <w:rPr>
-          <w:rFonts w:ascii="Times New Roman" w:cs="Times New Roman" w:eastAsia="Times New Roman" w:hAnsi="Times New Roman"/>
-          <w:sz w:val="24"/>
-          <w:szCs w:val="24"/>
-        </w:rPr>
-      </w:pPr>
-      <w:r>
-        <w:rPr>
-          <w:rtl w:val="0"/>
-        </w:rPr>
-      </w:r>
-    </w:p>
-    <w:p>
-      <w:pPr>
-        <w:rPr>
-          <w:rFonts w:ascii="Times New Roman" w:cs="Times New Roman" w:eastAsia="Times New Roman" w:hAnsi="Times New Roman"/>
-          <w:sz w:val="24"/>
-          <w:szCs w:val="24"/>
-        </w:rPr>
-      </w:pPr>
-      <w:r>
-        <w:rPr>
-          <w:rFonts w:ascii="Times New Roman" w:cs="Times New Roman" w:eastAsia="Times New Roman" w:hAnsi="Times New Roman"/>
-          <w:sz w:val="24"/>
-          <w:szCs w:val="24"/>
-          <w:rtl w:val="0"/>
-        </w:rPr>
-        <w:t xml:space="preserve">Per quanto riguarda la cartella “Assets” al suo interno è stata ulteriormente suddivisa nei vari assets utilizzati dalla webapp, quali:</w:t>
-      </w:r>
-    </w:p>
-    <w:p>
-      <w:pPr>
-        <w:numPr>
-          <w:ilvl w:val="0"/>
-          <w:numId w:val="19"/>
-        </w:numPr>
-        <w:ind w:left="720" w:hanging="360"/>
-        <w:rPr>
-          <w:rFonts w:ascii="Times New Roman" w:cs="Times New Roman" w:eastAsia="Times New Roman" w:hAnsi="Times New Roman"/>
-          <w:sz w:val="24"/>
-          <w:szCs w:val="24"/>
-        </w:rPr>
-      </w:pPr>
-      <w:r>
-        <w:rPr>
-          <w:rFonts w:ascii="Times New Roman" w:cs="Times New Roman" w:eastAsia="Times New Roman" w:hAnsi="Times New Roman"/>
-          <w:sz w:val="24"/>
-          <w:szCs w:val="24"/>
-          <w:rtl w:val="0"/>
-        </w:rPr>
-        <w:t xml:space="preserve">Css</w:t>
-      </w:r>
-    </w:p>
-    <w:p>
-      <w:pPr>
-        <w:numPr>
-          <w:ilvl w:val="0"/>
-          <w:numId w:val="19"/>
-        </w:numPr>
-        <w:ind w:left="720" w:hanging="360"/>
-        <w:rPr>
-          <w:rFonts w:ascii="Times New Roman" w:cs="Times New Roman" w:eastAsia="Times New Roman" w:hAnsi="Times New Roman"/>
-          <w:sz w:val="24"/>
-          <w:szCs w:val="24"/>
-        </w:rPr>
-      </w:pPr>
-      <w:r>
-        <w:rPr>
-          <w:rFonts w:ascii="Times New Roman" w:cs="Times New Roman" w:eastAsia="Times New Roman" w:hAnsi="Times New Roman"/>
-          <w:sz w:val="24"/>
-          <w:szCs w:val="24"/>
-          <w:rtl w:val="0"/>
-        </w:rPr>
-        <w:t xml:space="preserve">Img</w:t>
-      </w:r>
-    </w:p>
-    <w:p>
-      <w:pPr>
-        <w:numPr>
-          <w:ilvl w:val="0"/>
-          <w:numId w:val="19"/>
-        </w:numPr>
-        <w:ind w:left="720" w:hanging="360"/>
-        <w:rPr>
-          <w:rFonts w:ascii="Times New Roman" w:cs="Times New Roman" w:eastAsia="Times New Roman" w:hAnsi="Times New Roman"/>
-          <w:sz w:val="24"/>
-          <w:szCs w:val="24"/>
-        </w:rPr>
-      </w:pPr>
-      <w:r>
-        <w:rPr>
-          <w:rFonts w:ascii="Times New Roman" w:cs="Times New Roman" w:eastAsia="Times New Roman" w:hAnsi="Times New Roman"/>
-          <w:sz w:val="24"/>
-          <w:szCs w:val="24"/>
-          <w:rtl w:val="0"/>
-        </w:rPr>
-        <w:t xml:space="preserve">Js</w:t>
-      </w:r>
-    </w:p>
-    <w:p>
-      <w:pPr>
-        <w:numPr>
-          <w:ilvl w:val="0"/>
-          <w:numId w:val="19"/>
-        </w:numPr>
-        <w:ind w:left="720" w:hanging="360"/>
-        <w:rPr>
-          <w:rFonts w:ascii="Times New Roman" w:cs="Times New Roman" w:eastAsia="Times New Roman" w:hAnsi="Times New Roman"/>
-          <w:sz w:val="24"/>
-          <w:szCs w:val="24"/>
-        </w:rPr>
-      </w:pPr>
-      <w:r>
-        <w:rPr>
-          <w:rFonts w:ascii="Times New Roman" w:cs="Times New Roman" w:eastAsia="Times New Roman" w:hAnsi="Times New Roman"/>
-          <w:sz w:val="24"/>
-          <w:szCs w:val="24"/>
-          <w:rtl w:val="0"/>
-        </w:rPr>
-        <w:t xml:space="preserve">Php</w:t>
-      </w:r>
-    </w:p>
-    <w:p>
-      <w:pPr>
-        <w:spacing w:after="240" w:before="240" w:lineRule="auto"/>
-        <w:rPr>
-          <w:rFonts w:ascii="Times New Roman" w:cs="Times New Roman" w:eastAsia="Times New Roman" w:hAnsi="Times New Roman"/>
-          <w:sz w:val="24"/>
-          <w:szCs w:val="24"/>
-        </w:rPr>
-      </w:pPr>
-      <w:r>
-        <w:rPr>
-          <w:rFonts w:ascii="Times New Roman" w:cs="Times New Roman" w:eastAsia="Times New Roman" w:hAnsi="Times New Roman"/>
-          <w:sz w:val="40"/>
-          <w:szCs w:val="40"/>
-          <w:rtl w:val="0"/>
-        </w:rPr>
-        <w:t xml:space="preserve">1. </w:t>
-      </w:r>
-      <w:r>
-        <w:rPr>
-          <w:rFonts w:ascii="Times New Roman" w:cs="Times New Roman" w:eastAsia="Times New Roman" w:hAnsi="Times New Roman"/>
-          <w:sz w:val="24"/>
-          <w:szCs w:val="24"/>
-          <w:rtl w:val="0"/>
-        </w:rPr>
-        <w:t xml:space="preserve">All’interno di </w:t>
-      </w:r>
-      <w:r>
-        <w:rPr>
-          <w:rFonts w:ascii="Times New Roman" w:cs="Times New Roman" w:eastAsia="Times New Roman" w:hAnsi="Times New Roman"/>
-          <w:b w:val="1"/>
-          <w:bCs w:val="1"/>
-          <w:sz w:val="24"/>
-          <w:szCs w:val="24"/>
-          <w:rtl w:val="0"/>
-        </w:rPr>
-        <w:t xml:space="preserve">css</w:t>
-      </w:r>
-      <w:r>
-        <w:rPr>
-          <w:rFonts w:ascii="Times New Roman" w:cs="Times New Roman" w:eastAsia="Times New Roman" w:hAnsi="Times New Roman"/>
-          <w:sz w:val="24"/>
-          <w:szCs w:val="24"/>
-          <w:rtl w:val="0"/>
-        </w:rPr>
-        <w:t xml:space="preserve"> sono presenti 6 file differenti css, per non utilizzare un solo file pesante di stile, e ogni stylesheet fa riferimento ad una pagina html ben precisa e commentata nel codice.</w:t>
-      </w:r>
-    </w:p>
-    <w:p>
-      <w:pPr>
-        <w:spacing w:after="240" w:before="240" w:lineRule="auto"/>
-        <w:rPr>
-          <w:rFonts w:ascii="Times New Roman" w:cs="Times New Roman" w:eastAsia="Times New Roman" w:hAnsi="Times New Roman"/>
-          <w:sz w:val="24"/>
-          <w:szCs w:val="24"/>
-        </w:rPr>
-      </w:pPr>
-      <w:r>
-        <w:rPr>
-          <w:rFonts w:ascii="Times New Roman" w:cs="Times New Roman" w:eastAsia="Times New Roman" w:hAnsi="Times New Roman"/>
-          <w:sz w:val="24"/>
-          <w:szCs w:val="24"/>
-          <w:rtl w:val="0"/>
-        </w:rPr>
-        <w:t xml:space="preserve">File presenti:</w:t>
-      </w:r>
-    </w:p>
-    <w:p>
-      <w:pPr>
-        <w:numPr>
-          <w:ilvl w:val="0"/>
-          <w:numId w:val="23"/>
+          <w:numId w:val="16"/>
         </w:numPr>
         <w:spacing w:before="240" w:lineRule="auto"/>
         <w:ind w:left="720" w:hanging="360"/>
@@ -8377,7 +8383,7 @@
       <w:pPr>
         <w:numPr>
           <w:ilvl w:val="0"/>
-          <w:numId w:val="23"/>
+          <w:numId w:val="16"/>
         </w:numPr>
         <w:ind w:left="720" w:hanging="360"/>
         <w:rPr>
@@ -8400,7 +8406,7 @@
       <w:pPr>
         <w:numPr>
           <w:ilvl w:val="0"/>
-          <w:numId w:val="23"/>
+          <w:numId w:val="16"/>
         </w:numPr>
         <w:ind w:left="720" w:hanging="360"/>
         <w:rPr>
@@ -8423,7 +8429,7 @@
       <w:pPr>
         <w:numPr>
           <w:ilvl w:val="0"/>
-          <w:numId w:val="23"/>
+          <w:numId w:val="16"/>
         </w:numPr>
         <w:ind w:left="720" w:hanging="360"/>
         <w:rPr>
@@ -8446,7 +8452,7 @@
       <w:pPr>
         <w:numPr>
           <w:ilvl w:val="0"/>
-          <w:numId w:val="23"/>
+          <w:numId w:val="16"/>
         </w:numPr>
         <w:ind w:left="720" w:hanging="360"/>
         <w:rPr>
@@ -8469,7 +8475,7 @@
       <w:pPr>
         <w:numPr>
           <w:ilvl w:val="0"/>
-          <w:numId w:val="23"/>
+          <w:numId w:val="16"/>
         </w:numPr>
         <w:spacing w:after="240" w:lineRule="auto"/>
         <w:ind w:left="720" w:hanging="360"/>
@@ -8521,7 +8527,7 @@
       <w:pPr>
         <w:numPr>
           <w:ilvl w:val="0"/>
-          <w:numId w:val="13"/>
+          <w:numId w:val="5"/>
         </w:numPr>
         <w:spacing w:before="240" w:lineRule="auto"/>
         <w:ind w:left="720" w:hanging="360"/>
@@ -8545,7 +8551,7 @@
       <w:pPr>
         <w:numPr>
           <w:ilvl w:val="0"/>
-          <w:numId w:val="13"/>
+          <w:numId w:val="5"/>
         </w:numPr>
         <w:ind w:left="720" w:hanging="360"/>
         <w:rPr>
@@ -8568,7 +8574,7 @@
       <w:pPr>
         <w:numPr>
           <w:ilvl w:val="0"/>
-          <w:numId w:val="13"/>
+          <w:numId w:val="5"/>
         </w:numPr>
         <w:ind w:left="720" w:hanging="360"/>
         <w:rPr>
@@ -8591,7 +8597,7 @@
       <w:pPr>
         <w:numPr>
           <w:ilvl w:val="0"/>
-          <w:numId w:val="13"/>
+          <w:numId w:val="5"/>
         </w:numPr>
         <w:ind w:left="720" w:hanging="360"/>
         <w:rPr>
@@ -8614,7 +8620,7 @@
       <w:pPr>
         <w:numPr>
           <w:ilvl w:val="0"/>
-          <w:numId w:val="13"/>
+          <w:numId w:val="5"/>
         </w:numPr>
         <w:spacing w:after="240" w:lineRule="auto"/>
         <w:ind w:left="720" w:hanging="360"/>
@@ -8666,7 +8672,7 @@
       <w:pPr>
         <w:numPr>
           <w:ilvl w:val="0"/>
-          <w:numId w:val="13"/>
+          <w:numId w:val="5"/>
         </w:numPr>
         <w:spacing w:before="240" w:lineRule="auto"/>
         <w:ind w:left="720" w:hanging="360"/>
@@ -8697,7 +8703,7 @@
       <w:pPr>
         <w:numPr>
           <w:ilvl w:val="0"/>
-          <w:numId w:val="13"/>
+          <w:numId w:val="5"/>
         </w:numPr>
         <w:ind w:left="720" w:hanging="360"/>
         <w:rPr>
@@ -8727,7 +8733,7 @@
       <w:pPr>
         <w:numPr>
           <w:ilvl w:val="0"/>
-          <w:numId w:val="13"/>
+          <w:numId w:val="5"/>
         </w:numPr>
         <w:ind w:left="720" w:hanging="360"/>
         <w:rPr>
@@ -8757,7 +8763,7 @@
       <w:pPr>
         <w:numPr>
           <w:ilvl w:val="0"/>
-          <w:numId w:val="13"/>
+          <w:numId w:val="5"/>
         </w:numPr>
         <w:ind w:left="720" w:hanging="360"/>
         <w:rPr>
@@ -8787,7 +8793,7 @@
       <w:pPr>
         <w:numPr>
           <w:ilvl w:val="0"/>
-          <w:numId w:val="13"/>
+          <w:numId w:val="5"/>
         </w:numPr>
         <w:ind w:left="720" w:hanging="360"/>
         <w:rPr>
@@ -8817,7 +8823,7 @@
       <w:pPr>
         <w:numPr>
           <w:ilvl w:val="0"/>
-          <w:numId w:val="13"/>
+          <w:numId w:val="5"/>
         </w:numPr>
         <w:ind w:left="720" w:hanging="360"/>
         <w:rPr>
@@ -8847,7 +8853,7 @@
       <w:pPr>
         <w:numPr>
           <w:ilvl w:val="0"/>
-          <w:numId w:val="13"/>
+          <w:numId w:val="5"/>
         </w:numPr>
         <w:spacing w:after="240" w:lineRule="auto"/>
         <w:ind w:left="720" w:hanging="360"/>
@@ -8899,7 +8905,7 @@
       <w:pPr>
         <w:numPr>
           <w:ilvl w:val="0"/>
-          <w:numId w:val="21"/>
+          <w:numId w:val="14"/>
         </w:numPr>
         <w:spacing w:after="240" w:before="240" w:lineRule="auto"/>
         <w:ind w:left="720" w:hanging="360"/>
@@ -13197,7 +13203,7 @@
           <w:szCs w:val="52"/>
         </w:rPr>
       </w:pPr>
-      <w:bookmarkStart w:colFirst="0" w:colLast="0" w:name="_kucdzu7n90f" w:id="23"/>
+      <w:bookmarkStart w:colFirst="0" w:colLast="0" w:name="_6ac2usinfusw" w:id="23"/>
       <w:bookmarkEnd w:id="23"/>
       <w:r>
         <w:rPr>
@@ -17942,7 +17948,7 @@
       <w:pPr>
         <w:rPr/>
       </w:pPr>
-      <w:bookmarkStart w:colFirst="0" w:colLast="0" w:name="_k68nyzwp785m" w:id="24"/>
+      <w:bookmarkStart w:colFirst="0" w:colLast="0" w:name="_90f88uuipyae" w:id="24"/>
       <w:bookmarkEnd w:id="24"/>
       <w:r>
         <w:rPr>
@@ -18126,7 +18132,7 @@
       <w:pStyle w:val="Title"/>
       <w:rPr/>
     </w:pPr>
-    <w:bookmarkStart w:colFirst="0" w:colLast="0" w:name="_hgl1dj1g41o5" w:id="25"/>
+    <w:bookmarkStart w:colFirst="0" w:colLast="0" w:name="_e3dq48o1k5yu" w:id="25"/>
     <w:bookmarkEnd w:id="25"/>
     <w:r>
       <w:rPr>
@@ -18151,12 +18157,12 @@
           <wp:extent cx="1500188" cy="796710"/>
           <wp:effectExtent b="0" l="0" r="0" t="0"/>
           <wp:wrapNone/>
-          <wp:docPr id="8" name="image1.png"/>
+          <wp:docPr id="1" name="image6.png"/>
           <a:graphic>
             <a:graphicData uri="http://schemas.openxmlformats.org/drawingml/2006/picture">
               <pic:pic>
                 <pic:nvPicPr>
-                  <pic:cNvPr id="0" name="image1.png"/>
+                  <pic:cNvPr id="0" name="image6.png"/>
                   <pic:cNvPicPr preferRelativeResize="0"/>
                 </pic:nvPicPr>
                 <pic:blipFill>
@@ -18328,13 +18334,14 @@
         <w:ind w:left="720" w:hanging="360"/>
       </w:pPr>
       <w:rPr>
+        <w:rFonts w:ascii="Noto Sans Symbols" w:cs="Noto Sans Symbols" w:eastAsia="Noto Sans Symbols" w:hAnsi="Noto Sans Symbols"/>
         <w:u w:val="none"/>
       </w:rPr>
     </w:lvl>
     <w:lvl w:ilvl="1">
       <w:start w:val="1"/>
       <w:numFmt w:val="bullet"/>
-      <w:lvlText w:val="○"/>
+      <w:lvlText w:val="➢"/>
       <w:lvlJc w:val="left"/>
       <w:pPr>
         <w:ind w:left="1440" w:hanging="360"/>
@@ -18370,7 +18377,7 @@
     <w:lvl w:ilvl="4">
       <w:start w:val="1"/>
       <w:numFmt w:val="bullet"/>
-      <w:lvlText w:val="○"/>
+      <w:lvlText w:val="◆"/>
       <w:lvlJc w:val="left"/>
       <w:pPr>
         <w:ind w:left="3600" w:hanging="360"/>
@@ -18382,7 +18389,7 @@
     <w:lvl w:ilvl="5">
       <w:start w:val="1"/>
       <w:numFmt w:val="bullet"/>
-      <w:lvlText w:val="■"/>
+      <w:lvlText w:val="➢"/>
       <w:lvlJc w:val="left"/>
       <w:pPr>
         <w:ind w:left="4320" w:hanging="360"/>
@@ -18394,7 +18401,7 @@
     <w:lvl w:ilvl="6">
       <w:start w:val="1"/>
       <w:numFmt w:val="bullet"/>
-      <w:lvlText w:val="●"/>
+      <w:lvlText w:val="■"/>
       <w:lvlJc w:val="left"/>
       <w:pPr>
         <w:ind w:left="5040" w:hanging="360"/>
@@ -18406,7 +18413,7 @@
     <w:lvl w:ilvl="7">
       <w:start w:val="1"/>
       <w:numFmt w:val="bullet"/>
-      <w:lvlText w:val="○"/>
+      <w:lvlText w:val="●"/>
       <w:lvlJc w:val="left"/>
       <w:pPr>
         <w:ind w:left="5760" w:hanging="360"/>
@@ -18418,7 +18425,7 @@
     <w:lvl w:ilvl="8">
       <w:start w:val="1"/>
       <w:numFmt w:val="bullet"/>
-      <w:lvlText w:val="■"/>
+      <w:lvlText w:val="◆"/>
       <w:lvlJc w:val="left"/>
       <w:pPr>
         <w:ind w:left="6480" w:hanging="360"/>
@@ -18438,14 +18445,13 @@
         <w:ind w:left="720" w:hanging="360"/>
       </w:pPr>
       <w:rPr>
-        <w:rFonts w:ascii="Noto Sans Symbols" w:cs="Noto Sans Symbols" w:eastAsia="Noto Sans Symbols" w:hAnsi="Noto Sans Symbols"/>
         <w:u w:val="none"/>
       </w:rPr>
     </w:lvl>
     <w:lvl w:ilvl="1">
       <w:start w:val="1"/>
       <w:numFmt w:val="bullet"/>
-      <w:lvlText w:val="➢"/>
+      <w:lvlText w:val="○"/>
       <w:lvlJc w:val="left"/>
       <w:pPr>
         <w:ind w:left="1440" w:hanging="360"/>
@@ -18481,7 +18487,7 @@
     <w:lvl w:ilvl="4">
       <w:start w:val="1"/>
       <w:numFmt w:val="bullet"/>
-      <w:lvlText w:val="◆"/>
+      <w:lvlText w:val="○"/>
       <w:lvlJc w:val="left"/>
       <w:pPr>
         <w:ind w:left="3600" w:hanging="360"/>
@@ -18493,7 +18499,7 @@
     <w:lvl w:ilvl="5">
       <w:start w:val="1"/>
       <w:numFmt w:val="bullet"/>
-      <w:lvlText w:val="➢"/>
+      <w:lvlText w:val="■"/>
       <w:lvlJc w:val="left"/>
       <w:pPr>
         <w:ind w:left="4320" w:hanging="360"/>
@@ -18505,7 +18511,7 @@
     <w:lvl w:ilvl="6">
       <w:start w:val="1"/>
       <w:numFmt w:val="bullet"/>
-      <w:lvlText w:val="■"/>
+      <w:lvlText w:val="●"/>
       <w:lvlJc w:val="left"/>
       <w:pPr>
         <w:ind w:left="5040" w:hanging="360"/>
@@ -18517,7 +18523,7 @@
     <w:lvl w:ilvl="7">
       <w:start w:val="1"/>
       <w:numFmt w:val="bullet"/>
-      <w:lvlText w:val="●"/>
+      <w:lvlText w:val="○"/>
       <w:lvlJc w:val="left"/>
       <w:pPr>
         <w:ind w:left="5760" w:hanging="360"/>
@@ -18529,7 +18535,7 @@
     <w:lvl w:ilvl="8">
       <w:start w:val="1"/>
       <w:numFmt w:val="bullet"/>
-      <w:lvlText w:val="◆"/>
+      <w:lvlText w:val="■"/>
       <w:lvlJc w:val="left"/>
       <w:pPr>
         <w:ind w:left="6480" w:hanging="360"/>
@@ -18546,7 +18552,7 @@
       <w:lvlText w:val="●"/>
       <w:lvlJc w:val="left"/>
       <w:pPr>
-        <w:ind w:left="720" w:hanging="360"/>
+        <w:ind w:left="1440" w:hanging="360"/>
       </w:pPr>
       <w:rPr>
         <w:u w:val="none"/>
@@ -18558,7 +18564,7 @@
       <w:lvlText w:val="○"/>
       <w:lvlJc w:val="left"/>
       <w:pPr>
-        <w:ind w:left="1440" w:hanging="360"/>
+        <w:ind w:left="2160" w:hanging="360"/>
       </w:pPr>
       <w:rPr>
         <w:u w:val="none"/>
@@ -18570,7 +18576,7 @@
       <w:lvlText w:val="■"/>
       <w:lvlJc w:val="left"/>
       <w:pPr>
-        <w:ind w:left="2160" w:hanging="360"/>
+        <w:ind w:left="2880" w:hanging="360"/>
       </w:pPr>
       <w:rPr>
         <w:u w:val="none"/>
@@ -18582,7 +18588,7 @@
       <w:lvlText w:val="●"/>
       <w:lvlJc w:val="left"/>
       <w:pPr>
-        <w:ind w:left="2880" w:hanging="360"/>
+        <w:ind w:left="3600" w:hanging="360"/>
       </w:pPr>
       <w:rPr>
         <w:u w:val="none"/>
@@ -18594,7 +18600,7 @@
       <w:lvlText w:val="○"/>
       <w:lvlJc w:val="left"/>
       <w:pPr>
-        <w:ind w:left="3600" w:hanging="360"/>
+        <w:ind w:left="4320" w:hanging="360"/>
       </w:pPr>
       <w:rPr>
         <w:u w:val="none"/>
@@ -18606,7 +18612,7 @@
       <w:lvlText w:val="■"/>
       <w:lvlJc w:val="left"/>
       <w:pPr>
-        <w:ind w:left="4320" w:hanging="360"/>
+        <w:ind w:left="5040" w:hanging="360"/>
       </w:pPr>
       <w:rPr>
         <w:u w:val="none"/>
@@ -18618,7 +18624,7 @@
       <w:lvlText w:val="●"/>
       <w:lvlJc w:val="left"/>
       <w:pPr>
-        <w:ind w:left="5040" w:hanging="360"/>
+        <w:ind w:left="5760" w:hanging="360"/>
       </w:pPr>
       <w:rPr>
         <w:u w:val="none"/>
@@ -18630,7 +18636,7 @@
       <w:lvlText w:val="○"/>
       <w:lvlJc w:val="left"/>
       <w:pPr>
-        <w:ind w:left="5760" w:hanging="360"/>
+        <w:ind w:left="6480" w:hanging="360"/>
       </w:pPr>
       <w:rPr>
         <w:u w:val="none"/>
@@ -18642,7 +18648,7 @@
       <w:lvlText w:val="■"/>
       <w:lvlJc w:val="left"/>
       <w:pPr>
-        <w:ind w:left="6480" w:hanging="360"/>
+        <w:ind w:left="7200" w:hanging="360"/>
       </w:pPr>
       <w:rPr>
         <w:u w:val="none"/>
@@ -18653,20 +18659,19 @@
     <w:lvl w:ilvl="0">
       <w:start w:val="1"/>
       <w:numFmt w:val="bullet"/>
-      <w:lvlText w:val="●"/>
+      <w:lvlText w:val="➔"/>
       <w:lvlJc w:val="left"/>
       <w:pPr>
         <w:ind w:left="720" w:hanging="360"/>
       </w:pPr>
       <w:rPr>
-        <w:rFonts w:ascii="Noto Sans Symbols" w:cs="Noto Sans Symbols" w:eastAsia="Noto Sans Symbols" w:hAnsi="Noto Sans Symbols"/>
         <w:u w:val="none"/>
       </w:rPr>
     </w:lvl>
     <w:lvl w:ilvl="1">
       <w:start w:val="1"/>
       <w:numFmt w:val="bullet"/>
-      <w:lvlText w:val="➢"/>
+      <w:lvlText w:val="◆"/>
       <w:lvlJc w:val="left"/>
       <w:pPr>
         <w:ind w:left="1440" w:hanging="360"/>
@@ -18678,7 +18683,7 @@
     <w:lvl w:ilvl="2">
       <w:start w:val="1"/>
       <w:numFmt w:val="bullet"/>
-      <w:lvlText w:val="■"/>
+      <w:lvlText w:val="●"/>
       <w:lvlJc w:val="left"/>
       <w:pPr>
         <w:ind w:left="2160" w:hanging="360"/>
@@ -18690,7 +18695,7 @@
     <w:lvl w:ilvl="3">
       <w:start w:val="1"/>
       <w:numFmt w:val="bullet"/>
-      <w:lvlText w:val="●"/>
+      <w:lvlText w:val="○"/>
       <w:lvlJc w:val="left"/>
       <w:pPr>
         <w:ind w:left="2880" w:hanging="360"/>
@@ -18714,7 +18719,7 @@
     <w:lvl w:ilvl="5">
       <w:start w:val="1"/>
       <w:numFmt w:val="bullet"/>
-      <w:lvlText w:val="➢"/>
+      <w:lvlText w:val="●"/>
       <w:lvlJc w:val="left"/>
       <w:pPr>
         <w:ind w:left="4320" w:hanging="360"/>
@@ -18726,7 +18731,7 @@
     <w:lvl w:ilvl="6">
       <w:start w:val="1"/>
       <w:numFmt w:val="bullet"/>
-      <w:lvlText w:val="■"/>
+      <w:lvlText w:val="○"/>
       <w:lvlJc w:val="left"/>
       <w:pPr>
         <w:ind w:left="5040" w:hanging="360"/>
@@ -18738,7 +18743,7 @@
     <w:lvl w:ilvl="7">
       <w:start w:val="1"/>
       <w:numFmt w:val="bullet"/>
-      <w:lvlText w:val="●"/>
+      <w:lvlText w:val="◆"/>
       <w:lvlJc w:val="left"/>
       <w:pPr>
         <w:ind w:left="5760" w:hanging="360"/>
@@ -18750,7 +18755,7 @@
     <w:lvl w:ilvl="8">
       <w:start w:val="1"/>
       <w:numFmt w:val="bullet"/>
-      <w:lvlText w:val="◆"/>
+      <w:lvlText w:val="●"/>
       <w:lvlJc w:val="left"/>
       <w:pPr>
         <w:ind w:left="6480" w:hanging="360"/>
@@ -18767,34 +18772,34 @@
       <w:lvlText w:val="●"/>
       <w:lvlJc w:val="left"/>
       <w:pPr>
-        <w:ind w:left="720" w:hanging="360"/>
-      </w:pPr>
-      <w:rPr>
-        <w:rFonts w:ascii="Noto Sans Symbols" w:cs="Noto Sans Symbols" w:eastAsia="Noto Sans Symbols" w:hAnsi="Noto Sans Symbols"/>
+        <w:ind w:left="1440" w:hanging="360"/>
+      </w:pPr>
+      <w:rPr>
+        <w:u w:val="none"/>
       </w:rPr>
     </w:lvl>
     <w:lvl w:ilvl="1">
       <w:start w:val="1"/>
       <w:numFmt w:val="bullet"/>
-      <w:lvlText w:val="o"/>
+      <w:lvlText w:val="○"/>
       <w:lvlJc w:val="left"/>
       <w:pPr>
-        <w:ind w:left="1440" w:hanging="360"/>
-      </w:pPr>
-      <w:rPr>
-        <w:rFonts w:ascii="Courier New" w:cs="Courier New" w:eastAsia="Courier New" w:hAnsi="Courier New"/>
+        <w:ind w:left="2160" w:hanging="360"/>
+      </w:pPr>
+      <w:rPr>
+        <w:u w:val="none"/>
       </w:rPr>
     </w:lvl>
     <w:lvl w:ilvl="2">
       <w:start w:val="1"/>
       <w:numFmt w:val="bullet"/>
-      <w:lvlText w:val="▪"/>
+      <w:lvlText w:val="■"/>
       <w:lvlJc w:val="left"/>
       <w:pPr>
-        <w:ind w:left="2160" w:hanging="360"/>
-      </w:pPr>
-      <w:rPr>
-        <w:rFonts w:ascii="Noto Sans Symbols" w:cs="Noto Sans Symbols" w:eastAsia="Noto Sans Symbols" w:hAnsi="Noto Sans Symbols"/>
+        <w:ind w:left="2880" w:hanging="360"/>
+      </w:pPr>
+      <w:rPr>
+        <w:u w:val="none"/>
       </w:rPr>
     </w:lvl>
     <w:lvl w:ilvl="3">
@@ -18803,34 +18808,34 @@
       <w:lvlText w:val="●"/>
       <w:lvlJc w:val="left"/>
       <w:pPr>
-        <w:ind w:left="2880" w:hanging="360"/>
-      </w:pPr>
-      <w:rPr>
-        <w:rFonts w:ascii="Noto Sans Symbols" w:cs="Noto Sans Symbols" w:eastAsia="Noto Sans Symbols" w:hAnsi="Noto Sans Symbols"/>
+        <w:ind w:left="3600" w:hanging="360"/>
+      </w:pPr>
+      <w:rPr>
+        <w:u w:val="none"/>
       </w:rPr>
     </w:lvl>
     <w:lvl w:ilvl="4">
       <w:start w:val="1"/>
       <w:numFmt w:val="bullet"/>
-      <w:lvlText w:val="o"/>
+      <w:lvlText w:val="○"/>
       <w:lvlJc w:val="left"/>
       <w:pPr>
-        <w:ind w:left="3600" w:hanging="360"/>
-      </w:pPr>
-      <w:rPr>
-        <w:rFonts w:ascii="Courier New" w:cs="Courier New" w:eastAsia="Courier New" w:hAnsi="Courier New"/>
+        <w:ind w:left="4320" w:hanging="360"/>
+      </w:pPr>
+      <w:rPr>
+        <w:u w:val="none"/>
       </w:rPr>
     </w:lvl>
     <w:lvl w:ilvl="5">
       <w:start w:val="1"/>
       <w:numFmt w:val="bullet"/>
-      <w:lvlText w:val="▪"/>
+      <w:lvlText w:val="■"/>
       <w:lvlJc w:val="left"/>
       <w:pPr>
-        <w:ind w:left="4320" w:hanging="360"/>
-      </w:pPr>
-      <w:rPr>
-        <w:rFonts w:ascii="Noto Sans Symbols" w:cs="Noto Sans Symbols" w:eastAsia="Noto Sans Symbols" w:hAnsi="Noto Sans Symbols"/>
+        <w:ind w:left="5040" w:hanging="360"/>
+      </w:pPr>
+      <w:rPr>
+        <w:u w:val="none"/>
       </w:rPr>
     </w:lvl>
     <w:lvl w:ilvl="6">
@@ -18839,70 +18844,72 @@
       <w:lvlText w:val="●"/>
       <w:lvlJc w:val="left"/>
       <w:pPr>
-        <w:ind w:left="5040" w:hanging="360"/>
-      </w:pPr>
-      <w:rPr>
-        <w:rFonts w:ascii="Noto Sans Symbols" w:cs="Noto Sans Symbols" w:eastAsia="Noto Sans Symbols" w:hAnsi="Noto Sans Symbols"/>
+        <w:ind w:left="5760" w:hanging="360"/>
+      </w:pPr>
+      <w:rPr>
+        <w:u w:val="none"/>
       </w:rPr>
     </w:lvl>
     <w:lvl w:ilvl="7">
       <w:start w:val="1"/>
       <w:numFmt w:val="bullet"/>
-      <w:lvlText w:val="o"/>
+      <w:lvlText w:val="○"/>
       <w:lvlJc w:val="left"/>
       <w:pPr>
-        <w:ind w:left="5760" w:hanging="360"/>
-      </w:pPr>
-      <w:rPr>
-        <w:rFonts w:ascii="Courier New" w:cs="Courier New" w:eastAsia="Courier New" w:hAnsi="Courier New"/>
+        <w:ind w:left="6480" w:hanging="360"/>
+      </w:pPr>
+      <w:rPr>
+        <w:u w:val="none"/>
       </w:rPr>
     </w:lvl>
     <w:lvl w:ilvl="8">
       <w:start w:val="1"/>
       <w:numFmt w:val="bullet"/>
-      <w:lvlText w:val="▪"/>
+      <w:lvlText w:val="■"/>
       <w:lvlJc w:val="left"/>
       <w:pPr>
-        <w:ind w:left="6480" w:hanging="360"/>
-      </w:pPr>
-      <w:rPr>
-        <w:rFonts w:ascii="Noto Sans Symbols" w:cs="Noto Sans Symbols" w:eastAsia="Noto Sans Symbols" w:hAnsi="Noto Sans Symbols"/>
+        <w:ind w:left="7200" w:hanging="360"/>
+      </w:pPr>
+      <w:rPr>
+        <w:u w:val="none"/>
       </w:rPr>
     </w:lvl>
   </w:abstractNum>
   <w:abstractNum w:abstractNumId="7">
     <w:lvl w:ilvl="0">
       <w:start w:val="1"/>
-      <w:numFmt w:val="decimal"/>
-      <w:lvlText w:val="%1."/>
+      <w:numFmt w:val="bullet"/>
+      <w:lvlText w:val="●"/>
       <w:lvlJc w:val="left"/>
       <w:pPr>
         <w:ind w:left="720" w:hanging="360"/>
       </w:pPr>
-      <w:rPr/>
+      <w:rPr>
+        <w:u w:val="none"/>
+      </w:rPr>
     </w:lvl>
     <w:lvl w:ilvl="1">
       <w:start w:val="1"/>
       <w:numFmt w:val="bullet"/>
-      <w:lvlText w:val="o"/>
+      <w:lvlText w:val="○"/>
       <w:lvlJc w:val="left"/>
       <w:pPr>
         <w:ind w:left="1440" w:hanging="360"/>
       </w:pPr>
       <w:rPr>
-        <w:rFonts w:ascii="Courier New" w:cs="Courier New" w:eastAsia="Courier New" w:hAnsi="Courier New"/>
+        <w:u w:val="none"/>
       </w:rPr>
     </w:lvl>
     <w:lvl w:ilvl="2">
       <w:start w:val="1"/>
       <w:numFmt w:val="bullet"/>
-      <w:lvlText w:val="▪"/>
+      <w:lvlText w:val="■"/>
       <w:lvlJc w:val="left"/>
       <w:pPr>
         <w:ind w:left="2160" w:hanging="360"/>
       </w:pPr>
       <w:rPr>
-        <w:rFonts w:ascii="Noto Sans Symbols" w:cs="Noto Sans Symbols" w:eastAsia="Noto Sans Symbols" w:hAnsi="Noto Sans Symbols"/>
+        <w:u w:val="none"/>
       </w:rPr>
     </w:lvl>
     <w:lvl w:ilvl="3">
@@ -18914,31 +18921,31 @@
         <w:ind w:left="2880" w:hanging="360"/>
       </w:pPr>
       <w:rPr>
-        <w:rFonts w:ascii="Noto Sans Symbols" w:cs="Noto Sans Symbols" w:eastAsia="Noto Sans Symbols" w:hAnsi="Noto Sans Symbols"/>
+        <w:u w:val="none"/>
       </w:rPr>
     </w:lvl>
     <w:lvl w:ilvl="4">
       <w:start w:val="1"/>
       <w:numFmt w:val="bullet"/>
-      <w:lvlText w:val="o"/>
+      <w:lvlText w:val="○"/>
       <w:lvlJc w:val="left"/>
       <w:pPr>
         <w:ind w:left="3600" w:hanging="360"/>
       </w:pPr>
       <w:rPr>
-        <w:rFonts w:ascii="Courier New" w:cs="Courier New" w:eastAsia="Courier New" w:hAnsi="Courier New"/>
+        <w:u w:val="none"/>
       </w:rPr>
     </w:lvl>
     <w:lvl w:ilvl="5">
       <w:start w:val="1"/>
       <w:numFmt w:val="bullet"/>
-      <w:lvlText w:val="▪"/>
+      <w:lvlText w:val="■"/>
       <w:lvlJc w:val="left"/>
       <w:pPr>
         <w:ind w:left="4320" w:hanging="360"/>
       </w:pPr>
       <w:rPr>
-        <w:rFonts w:ascii="Noto Sans Symbols" w:cs="Noto Sans Symbols" w:eastAsia="Noto Sans Symbols" w:hAnsi="Noto Sans Symbols"/>
+        <w:u w:val="none"/>
       </w:rPr>
     </w:lvl>
     <w:lvl w:ilvl="6">
@@ -18950,31 +18957,31 @@
         <w:ind w:left="5040" w:hanging="360"/>
       </w:pPr>
       <w:rPr>
-        <w:rFonts w:ascii="Noto Sans Symbols" w:cs="Noto Sans Symbols" w:eastAsia="Noto Sans Symbols" w:hAnsi="Noto Sans Symbols"/>
+        <w:u w:val="none"/>
       </w:rPr>
     </w:lvl>
     <w:lvl w:ilvl="7">
       <w:start w:val="1"/>
       <w:numFmt w:val="bullet"/>
-      <w:lvlText w:val="o"/>
+      <w:lvlText w:val="○"/>
       <w:lvlJc w:val="left"/>
       <w:pPr>
         <w:ind w:left="5760" w:hanging="360"/>
       </w:pPr>
       <w:rPr>
-        <w:rFonts w:ascii="Courier New" w:cs="Courier New" w:eastAsia="Courier New" w:hAnsi="Courier New"/>
+        <w:u w:val="none"/>
       </w:rPr>
     </w:lvl>
     <w:lvl w:ilvl="8">
       <w:start w:val="1"/>
       <w:numFmt w:val="bullet"/>
-      <w:lvlText w:val="▪"/>
+      <w:lvlText w:val="■"/>
       <w:lvlJc w:val="left"/>
       <w:pPr>
         <w:ind w:left="6480" w:hanging="360"/>
       </w:pPr>
       <w:rPr>
-        <w:rFonts w:ascii="Noto Sans Symbols" w:cs="Noto Sans Symbols" w:eastAsia="Noto Sans Symbols" w:hAnsi="Noto Sans Symbols"/>
+        <w:u w:val="none"/>
       </w:rPr>
     </w:lvl>
   </w:abstractNum>
@@ -18985,7 +18992,7 @@
       <w:lvlText w:val="●"/>
       <w:lvlJc w:val="left"/>
       <w:pPr>
-        <w:ind w:left="720" w:hanging="360"/>
+        <w:ind w:left="1440" w:hanging="360"/>
       </w:pPr>
       <w:rPr>
         <w:u w:val="none"/>
@@ -18997,7 +19004,7 @@
       <w:lvlText w:val="○"/>
       <w:lvlJc w:val="left"/>
       <w:pPr>
-        <w:ind w:left="1440" w:hanging="360"/>
+        <w:ind w:left="2160" w:hanging="360"/>
       </w:pPr>
       <w:rPr>
         <w:u w:val="none"/>
@@ -19009,7 +19016,7 @@
       <w:lvlText w:val="■"/>
       <w:lvlJc w:val="left"/>
       <w:pPr>
-        <w:ind w:left="2160" w:hanging="360"/>
+        <w:ind w:left="2880" w:hanging="360"/>
       </w:pPr>
       <w:rPr>
         <w:u w:val="none"/>
@@ -19021,7 +19028,7 @@
       <w:lvlText w:val="●"/>
       <w:lvlJc w:val="left"/>
       <w:pPr>
-        <w:ind w:left="2880" w:hanging="360"/>
+        <w:ind w:left="3600" w:hanging="360"/>
       </w:pPr>
       <w:rPr>
         <w:u w:val="none"/>
@@ -19033,7 +19040,7 @@
       <w:lvlText w:val="○"/>
       <w:lvlJc w:val="left"/>
       <w:pPr>
-        <w:ind w:left="3600" w:hanging="360"/>
+        <w:ind w:left="4320" w:hanging="360"/>
       </w:pPr>
       <w:rPr>
         <w:u w:val="none"/>
@@ -19045,7 +19052,7 @@
       <w:lvlText w:val="■"/>
       <w:lvlJc w:val="left"/>
       <w:pPr>
-        <w:ind w:left="4320" w:hanging="360"/>
+        <w:ind w:left="5040" w:hanging="360"/>
       </w:pPr>
       <w:rPr>
         <w:u w:val="none"/>
@@ -19057,7 +19064,7 @@
       <w:lvlText w:val="●"/>
       <w:lvlJc w:val="left"/>
       <w:pPr>
-        <w:ind w:left="5040" w:hanging="360"/>
+        <w:ind w:left="5760" w:hanging="360"/>
       </w:pPr>
       <w:rPr>
         <w:u w:val="none"/>
@@ -19069,7 +19076,7 @@
       <w:lvlText w:val="○"/>
       <w:lvlJc w:val="left"/>
       <w:pPr>
-        <w:ind w:left="5760" w:hanging="360"/>
+        <w:ind w:left="6480" w:hanging="360"/>
       </w:pPr>
       <w:rPr>
         <w:u w:val="none"/>
@@ -19081,7 +19088,7 @@
       <w:lvlText w:val="■"/>
       <w:lvlJc w:val="left"/>
       <w:pPr>
-        <w:ind w:left="6480" w:hanging="360"/>
+        <w:ind w:left="7200" w:hanging="360"/>
       </w:pPr>
       <w:rPr>
         <w:u w:val="none"/>
@@ -19095,148 +19102,19 @@
       <w:lvlText w:val="●"/>
       <w:lvlJc w:val="left"/>
       <w:pPr>
-        <w:ind w:left="720" w:hanging="360"/>
-      </w:pPr>
-      <w:rPr>
-        <w:rFonts w:ascii="Noto Sans Symbols" w:cs="Noto Sans Symbols" w:eastAsia="Noto Sans Symbols" w:hAnsi="Noto Sans Symbols"/>
-        <w:sz w:val="20"/>
-        <w:szCs w:val="20"/>
+        <w:ind w:left="1440" w:hanging="360"/>
+      </w:pPr>
+      <w:rPr>
+        <w:u w:val="none"/>
       </w:rPr>
     </w:lvl>
     <w:lvl w:ilvl="1">
       <w:start w:val="1"/>
       <w:numFmt w:val="bullet"/>
-      <w:lvlText w:val="o"/>
+      <w:lvlText w:val="○"/>
       <w:lvlJc w:val="left"/>
       <w:pPr>
-        <w:ind w:left="1440" w:hanging="360"/>
-      </w:pPr>
-      <w:rPr>
-        <w:rFonts w:ascii="Courier New" w:cs="Courier New" w:eastAsia="Courier New" w:hAnsi="Courier New"/>
-        <w:sz w:val="20"/>
-        <w:szCs w:val="20"/>
-      </w:rPr>
-    </w:lvl>
-    <w:lvl w:ilvl="2">
-      <w:start w:val="1"/>
-      <w:numFmt w:val="bullet"/>
-      <w:lvlText w:val="▪"/>
-      <w:lvlJc w:val="left"/>
-      <w:pPr>
         <w:ind w:left="2160" w:hanging="360"/>
-      </w:pPr>
-      <w:rPr>
-        <w:rFonts w:ascii="Noto Sans Symbols" w:cs="Noto Sans Symbols" w:eastAsia="Noto Sans Symbols" w:hAnsi="Noto Sans Symbols"/>
-        <w:sz w:val="20"/>
-        <w:szCs w:val="20"/>
-      </w:rPr>
-    </w:lvl>
-    <w:lvl w:ilvl="3">
-      <w:start w:val="1"/>
-      <w:numFmt w:val="bullet"/>
-      <w:lvlText w:val="▪"/>
-      <w:lvlJc w:val="left"/>
-      <w:pPr>
-        <w:ind w:left="2880" w:hanging="360"/>
-      </w:pPr>
-      <w:rPr>
-        <w:rFonts w:ascii="Noto Sans Symbols" w:cs="Noto Sans Symbols" w:eastAsia="Noto Sans Symbols" w:hAnsi="Noto Sans Symbols"/>
-        <w:sz w:val="20"/>
-        <w:szCs w:val="20"/>
-      </w:rPr>
-    </w:lvl>
-    <w:lvl w:ilvl="4">
-      <w:start w:val="1"/>
-      <w:numFmt w:val="bullet"/>
-      <w:lvlText w:val="▪"/>
-      <w:lvlJc w:val="left"/>
-      <w:pPr>
-        <w:ind w:left="3600" w:hanging="360"/>
-      </w:pPr>
-      <w:rPr>
-        <w:rFonts w:ascii="Noto Sans Symbols" w:cs="Noto Sans Symbols" w:eastAsia="Noto Sans Symbols" w:hAnsi="Noto Sans Symbols"/>
-        <w:sz w:val="20"/>
-        <w:szCs w:val="20"/>
-      </w:rPr>
-    </w:lvl>
-    <w:lvl w:ilvl="5">
-      <w:start w:val="1"/>
-      <w:numFmt w:val="bullet"/>
-      <w:lvlText w:val="▪"/>
-      <w:lvlJc w:val="left"/>
-      <w:pPr>
-        <w:ind w:left="4320" w:hanging="360"/>
-      </w:pPr>
-      <w:rPr>
-        <w:rFonts w:ascii="Noto Sans Symbols" w:cs="Noto Sans Symbols" w:eastAsia="Noto Sans Symbols" w:hAnsi="Noto Sans Symbols"/>
-        <w:sz w:val="20"/>
-        <w:szCs w:val="20"/>
-      </w:rPr>
-    </w:lvl>
-    <w:lvl w:ilvl="6">
-      <w:start w:val="1"/>
-      <w:numFmt w:val="bullet"/>
-      <w:lvlText w:val="▪"/>
-      <w:lvlJc w:val="left"/>
-      <w:pPr>
-        <w:ind w:left="5040" w:hanging="360"/>
-      </w:pPr>
-      <w:rPr>
-        <w:rFonts w:ascii="Noto Sans Symbols" w:cs="Noto Sans Symbols" w:eastAsia="Noto Sans Symbols" w:hAnsi="Noto Sans Symbols"/>
-        <w:sz w:val="20"/>
-        <w:szCs w:val="20"/>
-      </w:rPr>
-    </w:lvl>
-    <w:lvl w:ilvl="7">
-      <w:start w:val="1"/>
-      <w:numFmt w:val="bullet"/>
-      <w:lvlText w:val="▪"/>
-      <w:lvlJc w:val="left"/>
-      <w:pPr>
-        <w:ind w:left="5760" w:hanging="360"/>
-      </w:pPr>
-      <w:rPr>
-        <w:rFonts w:ascii="Noto Sans Symbols" w:cs="Noto Sans Symbols" w:eastAsia="Noto Sans Symbols" w:hAnsi="Noto Sans Symbols"/>
-        <w:sz w:val="20"/>
-        <w:szCs w:val="20"/>
-      </w:rPr>
-    </w:lvl>
-    <w:lvl w:ilvl="8">
-      <w:start w:val="1"/>
-      <w:numFmt w:val="bullet"/>
-      <w:lvlText w:val="▪"/>
-      <w:lvlJc w:val="left"/>
-      <w:pPr>
-        <w:ind w:left="6480" w:hanging="360"/>
-      </w:pPr>
-      <w:rPr>
-        <w:rFonts w:ascii="Noto Sans Symbols" w:cs="Noto Sans Symbols" w:eastAsia="Noto Sans Symbols" w:hAnsi="Noto Sans Symbols"/>
-        <w:sz w:val="20"/>
-        <w:szCs w:val="20"/>
-      </w:rPr>
-    </w:lvl>
-  </w:abstractNum>
-  <w:abstractNum w:abstractNumId="10">
-    <w:lvl w:ilvl="0">
-      <w:start w:val="1"/>
-      <w:numFmt w:val="bullet"/>
-      <w:lvlText w:val="●"/>
-      <w:lvlJc w:val="left"/>
-      <w:pPr>
-        <w:ind w:left="720" w:hanging="360"/>
-      </w:pPr>
-      <w:rPr>
-        <w:rFonts w:ascii="Noto Sans Symbols" w:cs="Noto Sans Symbols" w:eastAsia="Noto Sans Symbols" w:hAnsi="Noto Sans Symbols"/>
-        <w:u w:val="none"/>
-      </w:rPr>
-    </w:lvl>
-    <w:lvl w:ilvl="1">
-      <w:start w:val="1"/>
-      <w:numFmt w:val="bullet"/>
-      <w:lvlText w:val="➢"/>
-      <w:lvlJc w:val="left"/>
-      <w:pPr>
-        <w:ind w:left="1440" w:hanging="360"/>
       </w:pPr>
       <w:rPr>
         <w:u w:val="none"/>
@@ -19248,7 +19126,7 @@
       <w:lvlText w:val="■"/>
       <w:lvlJc w:val="left"/>
       <w:pPr>
-        <w:ind w:left="2160" w:hanging="360"/>
+        <w:ind w:left="2880" w:hanging="360"/>
       </w:pPr>
       <w:rPr>
         <w:u w:val="none"/>
@@ -19260,6 +19138,226 @@
       <w:lvlText w:val="●"/>
       <w:lvlJc w:val="left"/>
       <w:pPr>
+        <w:ind w:left="3600" w:hanging="360"/>
+      </w:pPr>
+      <w:rPr>
+        <w:u w:val="none"/>
+      </w:rPr>
+    </w:lvl>
+    <w:lvl w:ilvl="4">
+      <w:start w:val="1"/>
+      <w:numFmt w:val="bullet"/>
+      <w:lvlText w:val="○"/>
+      <w:lvlJc w:val="left"/>
+      <w:pPr>
+        <w:ind w:left="4320" w:hanging="360"/>
+      </w:pPr>
+      <w:rPr>
+        <w:u w:val="none"/>
+      </w:rPr>
+    </w:lvl>
+    <w:lvl w:ilvl="5">
+      <w:start w:val="1"/>
+      <w:numFmt w:val="bullet"/>
+      <w:lvlText w:val="■"/>
+      <w:lvlJc w:val="left"/>
+      <w:pPr>
+        <w:ind w:left="5040" w:hanging="360"/>
+      </w:pPr>
+      <w:rPr>
+        <w:u w:val="none"/>
+      </w:rPr>
+    </w:lvl>
+    <w:lvl w:ilvl="6">
+      <w:start w:val="1"/>
+      <w:numFmt w:val="bullet"/>
+      <w:lvlText w:val="●"/>
+      <w:lvlJc w:val="left"/>
+      <w:pPr>
+        <w:ind w:left="5760" w:hanging="360"/>
+      </w:pPr>
+      <w:rPr>
+        <w:u w:val="none"/>
+      </w:rPr>
+    </w:lvl>
+    <w:lvl w:ilvl="7">
+      <w:start w:val="1"/>
+      <w:numFmt w:val="bullet"/>
+      <w:lvlText w:val="○"/>
+      <w:lvlJc w:val="left"/>
+      <w:pPr>
+        <w:ind w:left="6480" w:hanging="360"/>
+      </w:pPr>
+      <w:rPr>
+        <w:u w:val="none"/>
+      </w:rPr>
+    </w:lvl>
+    <w:lvl w:ilvl="8">
+      <w:start w:val="1"/>
+      <w:numFmt w:val="bullet"/>
+      <w:lvlText w:val="■"/>
+      <w:lvlJc w:val="left"/>
+      <w:pPr>
+        <w:ind w:left="7200" w:hanging="360"/>
+      </w:pPr>
+      <w:rPr>
+        <w:u w:val="none"/>
+      </w:rPr>
+    </w:lvl>
+  </w:abstractNum>
+  <w:abstractNum w:abstractNumId="10">
+    <w:lvl w:ilvl="0">
+      <w:start w:val="1"/>
+      <w:numFmt w:val="decimal"/>
+      <w:lvlText w:val="%1."/>
+      <w:lvlJc w:val="left"/>
+      <w:pPr>
+        <w:ind w:left="720" w:hanging="360"/>
+      </w:pPr>
+      <w:rPr>
+        <w:u w:val="none"/>
+      </w:rPr>
+    </w:lvl>
+    <w:lvl w:ilvl="1">
+      <w:start w:val="1"/>
+      <w:numFmt w:val="lowerLetter"/>
+      <w:lvlText w:val="%2."/>
+      <w:lvlJc w:val="left"/>
+      <w:pPr>
+        <w:ind w:left="1440" w:hanging="360"/>
+      </w:pPr>
+      <w:rPr>
+        <w:u w:val="none"/>
+      </w:rPr>
+    </w:lvl>
+    <w:lvl w:ilvl="2">
+      <w:start w:val="1"/>
+      <w:numFmt w:val="lowerRoman"/>
+      <w:lvlText w:val="%3."/>
+      <w:lvlJc w:val="right"/>
+      <w:pPr>
+        <w:ind w:left="2160" w:hanging="360"/>
+      </w:pPr>
+      <w:rPr>
+        <w:u w:val="none"/>
+      </w:rPr>
+    </w:lvl>
+    <w:lvl w:ilvl="3">
+      <w:start w:val="1"/>
+      <w:numFmt w:val="decimal"/>
+      <w:lvlText w:val="%4."/>
+      <w:lvlJc w:val="left"/>
+      <w:pPr>
+        <w:ind w:left="2880" w:hanging="360"/>
+      </w:pPr>
+      <w:rPr>
+        <w:u w:val="none"/>
+      </w:rPr>
+    </w:lvl>
+    <w:lvl w:ilvl="4">
+      <w:start w:val="1"/>
+      <w:numFmt w:val="lowerLetter"/>
+      <w:lvlText w:val="%5."/>
+      <w:lvlJc w:val="left"/>
+      <w:pPr>
+        <w:ind w:left="3600" w:hanging="360"/>
+      </w:pPr>
+      <w:rPr>
+        <w:u w:val="none"/>
+      </w:rPr>
+    </w:lvl>
+    <w:lvl w:ilvl="5">
+      <w:start w:val="1"/>
+      <w:numFmt w:val="lowerRoman"/>
+      <w:lvlText w:val="%6."/>
+      <w:lvlJc w:val="right"/>
+      <w:pPr>
+        <w:ind w:left="4320" w:hanging="360"/>
+      </w:pPr>
+      <w:rPr>
+        <w:u w:val="none"/>
+      </w:rPr>
+    </w:lvl>
+    <w:lvl w:ilvl="6">
+      <w:start w:val="1"/>
+      <w:numFmt w:val="decimal"/>
+      <w:lvlText w:val="%7."/>
+      <w:lvlJc w:val="left"/>
+      <w:pPr>
+        <w:ind w:left="5040" w:hanging="360"/>
+      </w:pPr>
+      <w:rPr>
+        <w:u w:val="none"/>
+      </w:rPr>
+    </w:lvl>
+    <w:lvl w:ilvl="7">
+      <w:start w:val="1"/>
+      <w:numFmt w:val="lowerLetter"/>
+      <w:lvlText w:val="%8."/>
+      <w:lvlJc w:val="left"/>
+      <w:pPr>
+        <w:ind w:left="5760" w:hanging="360"/>
+      </w:pPr>
+      <w:rPr>
+        <w:u w:val="none"/>
+      </w:rPr>
+    </w:lvl>
+    <w:lvl w:ilvl="8">
+      <w:start w:val="1"/>
+      <w:numFmt w:val="lowerRoman"/>
+      <w:lvlText w:val="%9."/>
+      <w:lvlJc w:val="right"/>
+      <w:pPr>
+        <w:ind w:left="6480" w:hanging="360"/>
+      </w:pPr>
+      <w:rPr>
+        <w:u w:val="none"/>
+      </w:rPr>
+    </w:lvl>
+  </w:abstractNum>
+  <w:abstractNum w:abstractNumId="11">
+    <w:lvl w:ilvl="0">
+      <w:start w:val="1"/>
+      <w:numFmt w:val="bullet"/>
+      <w:lvlText w:val="➔"/>
+      <w:lvlJc w:val="left"/>
+      <w:pPr>
+        <w:ind w:left="720" w:hanging="360"/>
+      </w:pPr>
+      <w:rPr>
+        <w:u w:val="none"/>
+      </w:rPr>
+    </w:lvl>
+    <w:lvl w:ilvl="1">
+      <w:start w:val="1"/>
+      <w:numFmt w:val="bullet"/>
+      <w:lvlText w:val="◆"/>
+      <w:lvlJc w:val="left"/>
+      <w:pPr>
+        <w:ind w:left="1440" w:hanging="360"/>
+      </w:pPr>
+      <w:rPr>
+        <w:u w:val="none"/>
+      </w:rPr>
+    </w:lvl>
+    <w:lvl w:ilvl="2">
+      <w:start w:val="1"/>
+      <w:numFmt w:val="bullet"/>
+      <w:lvlText w:val="●"/>
+      <w:lvlJc w:val="left"/>
+      <w:pPr>
+        <w:ind w:left="2160" w:hanging="360"/>
+      </w:pPr>
+      <w:rPr>
+        <w:u w:val="none"/>
+      </w:rPr>
+    </w:lvl>
+    <w:lvl w:ilvl="3">
+      <w:start w:val="1"/>
+      <w:numFmt w:val="bullet"/>
+      <w:lvlText w:val="○"/>
+      <w:lvlJc w:val="left"/>
+      <w:pPr>
         <w:ind w:left="2880" w:hanging="360"/>
       </w:pPr>
       <w:rPr>
@@ -19281,7 +19379,7 @@
     <w:lvl w:ilvl="5">
       <w:start w:val="1"/>
       <w:numFmt w:val="bullet"/>
-      <w:lvlText w:val="➢"/>
+      <w:lvlText w:val="●"/>
       <w:lvlJc w:val="left"/>
       <w:pPr>
         <w:ind w:left="4320" w:hanging="360"/>
@@ -19293,7 +19391,7 @@
     <w:lvl w:ilvl="6">
       <w:start w:val="1"/>
       <w:numFmt w:val="bullet"/>
-      <w:lvlText w:val="■"/>
+      <w:lvlText w:val="○"/>
       <w:lvlJc w:val="left"/>
       <w:pPr>
         <w:ind w:left="5040" w:hanging="360"/>
@@ -19305,7 +19403,7 @@
     <w:lvl w:ilvl="7">
       <w:start w:val="1"/>
       <w:numFmt w:val="bullet"/>
-      <w:lvlText w:val="●"/>
+      <w:lvlText w:val="◆"/>
       <w:lvlJc w:val="left"/>
       <w:pPr>
         <w:ind w:left="5760" w:hanging="360"/>
@@ -19317,117 +19415,7 @@
     <w:lvl w:ilvl="8">
       <w:start w:val="1"/>
       <w:numFmt w:val="bullet"/>
-      <w:lvlText w:val="◆"/>
-      <w:lvlJc w:val="left"/>
-      <w:pPr>
-        <w:ind w:left="6480" w:hanging="360"/>
-      </w:pPr>
-      <w:rPr>
-        <w:u w:val="none"/>
-      </w:rPr>
-    </w:lvl>
-  </w:abstractNum>
-  <w:abstractNum w:abstractNumId="11">
-    <w:lvl w:ilvl="0">
-      <w:start w:val="1"/>
-      <w:numFmt w:val="bullet"/>
       <w:lvlText w:val="●"/>
-      <w:lvlJc w:val="left"/>
-      <w:pPr>
-        <w:ind w:left="720" w:hanging="360"/>
-      </w:pPr>
-      <w:rPr>
-        <w:u w:val="none"/>
-      </w:rPr>
-    </w:lvl>
-    <w:lvl w:ilvl="1">
-      <w:start w:val="1"/>
-      <w:numFmt w:val="bullet"/>
-      <w:lvlText w:val="○"/>
-      <w:lvlJc w:val="left"/>
-      <w:pPr>
-        <w:ind w:left="1440" w:hanging="360"/>
-      </w:pPr>
-      <w:rPr>
-        <w:u w:val="none"/>
-      </w:rPr>
-    </w:lvl>
-    <w:lvl w:ilvl="2">
-      <w:start w:val="1"/>
-      <w:numFmt w:val="bullet"/>
-      <w:lvlText w:val="■"/>
-      <w:lvlJc w:val="left"/>
-      <w:pPr>
-        <w:ind w:left="2160" w:hanging="360"/>
-      </w:pPr>
-      <w:rPr>
-        <w:u w:val="none"/>
-      </w:rPr>
-    </w:lvl>
-    <w:lvl w:ilvl="3">
-      <w:start w:val="1"/>
-      <w:numFmt w:val="bullet"/>
-      <w:lvlText w:val="●"/>
-      <w:lvlJc w:val="left"/>
-      <w:pPr>
-        <w:ind w:left="2880" w:hanging="360"/>
-      </w:pPr>
-      <w:rPr>
-        <w:u w:val="none"/>
-      </w:rPr>
-    </w:lvl>
-    <w:lvl w:ilvl="4">
-      <w:start w:val="1"/>
-      <w:numFmt w:val="bullet"/>
-      <w:lvlText w:val="○"/>
-      <w:lvlJc w:val="left"/>
-      <w:pPr>
-        <w:ind w:left="3600" w:hanging="360"/>
-      </w:pPr>
-      <w:rPr>
-        <w:u w:val="none"/>
-      </w:rPr>
-    </w:lvl>
-    <w:lvl w:ilvl="5">
-      <w:start w:val="1"/>
-      <w:numFmt w:val="bullet"/>
-      <w:lvlText w:val="■"/>
-      <w:lvlJc w:val="left"/>
-      <w:pPr>
-        <w:ind w:left="4320" w:hanging="360"/>
-      </w:pPr>
-      <w:rPr>
-        <w:u w:val="none"/>
-      </w:rPr>
-    </w:lvl>
-    <w:lvl w:ilvl="6">
-      <w:start w:val="1"/>
-      <w:numFmt w:val="bullet"/>
-      <w:lvlText w:val="●"/>
-      <w:lvlJc w:val="left"/>
-      <w:pPr>
-        <w:ind w:left="5040" w:hanging="360"/>
-      </w:pPr>
-      <w:rPr>
-        <w:u w:val="none"/>
-      </w:rPr>
-    </w:lvl>
-    <w:lvl w:ilvl="7">
-      <w:start w:val="1"/>
-      <w:numFmt w:val="bullet"/>
-      <w:lvlText w:val="○"/>
-      <w:lvlJc w:val="left"/>
-      <w:pPr>
-        <w:ind w:left="5760" w:hanging="360"/>
-      </w:pPr>
-      <w:rPr>
-        <w:u w:val="none"/>
-      </w:rPr>
-    </w:lvl>
-    <w:lvl w:ilvl="8">
-      <w:start w:val="1"/>
-      <w:numFmt w:val="bullet"/>
-      <w:lvlText w:val="■"/>
       <w:lvlJc w:val="left"/>
       <w:pPr>
         <w:ind w:left="6480" w:hanging="360"/>
@@ -19444,7 +19432,7 @@
       <w:lvlText w:val="●"/>
       <w:lvlJc w:val="left"/>
       <w:pPr>
-        <w:ind w:left="1440" w:hanging="360"/>
+        <w:ind w:left="720" w:hanging="360"/>
       </w:pPr>
       <w:rPr>
         <w:u w:val="none"/>
@@ -19456,7 +19444,7 @@
       <w:lvlText w:val="○"/>
       <w:lvlJc w:val="left"/>
       <w:pPr>
-        <w:ind w:left="2160" w:hanging="360"/>
+        <w:ind w:left="1440" w:hanging="360"/>
       </w:pPr>
       <w:rPr>
         <w:u w:val="none"/>
@@ -19468,7 +19456,7 @@
       <w:lvlText w:val="■"/>
       <w:lvlJc w:val="left"/>
       <w:pPr>
-        <w:ind w:left="2880" w:hanging="360"/>
+        <w:ind w:left="2160" w:hanging="360"/>
       </w:pPr>
       <w:rPr>
         <w:u w:val="none"/>
@@ -19480,7 +19468,7 @@
       <w:lvlText w:val="●"/>
       <w:lvlJc w:val="left"/>
       <w:pPr>
-        <w:ind w:left="3600" w:hanging="360"/>
+        <w:ind w:left="2880" w:hanging="360"/>
       </w:pPr>
       <w:rPr>
         <w:u w:val="none"/>
@@ -19492,7 +19480,7 @@
       <w:lvlText w:val="○"/>
       <w:lvlJc w:val="left"/>
       <w:pPr>
-        <w:ind w:left="4320" w:hanging="360"/>
+        <w:ind w:left="3600" w:hanging="360"/>
       </w:pPr>
       <w:rPr>
         <w:u w:val="none"/>
@@ -19504,7 +19492,7 @@
       <w:lvlText w:val="■"/>
       <w:lvlJc w:val="left"/>
       <w:pPr>
-        <w:ind w:left="5040" w:hanging="360"/>
+        <w:ind w:left="4320" w:hanging="360"/>
       </w:pPr>
       <w:rPr>
         <w:u w:val="none"/>
@@ -19516,7 +19504,7 @@
       <w:lvlText w:val="●"/>
       <w:lvlJc w:val="left"/>
       <w:pPr>
-        <w:ind w:left="5760" w:hanging="360"/>
+        <w:ind w:left="5040" w:hanging="360"/>
       </w:pPr>
       <w:rPr>
         <w:u w:val="none"/>
@@ -19528,7 +19516,7 @@
       <w:lvlText w:val="○"/>
       <w:lvlJc w:val="left"/>
       <w:pPr>
-        <w:ind w:left="6480" w:hanging="360"/>
+        <w:ind w:left="5760" w:hanging="360"/>
       </w:pPr>
       <w:rPr>
         <w:u w:val="none"/>
@@ -19540,7 +19528,7 @@
       <w:lvlText w:val="■"/>
       <w:lvlJc w:val="left"/>
       <w:pPr>
-        <w:ind w:left="7200" w:hanging="360"/>
+        <w:ind w:left="6480" w:hanging="360"/>
       </w:pPr>
       <w:rPr>
         <w:u w:val="none"/>
@@ -19551,6 +19539,116 @@
     <w:lvl w:ilvl="0">
       <w:start w:val="1"/>
       <w:numFmt w:val="bullet"/>
+      <w:lvlText w:val="●"/>
+      <w:lvlJc w:val="left"/>
+      <w:pPr>
+        <w:ind w:left="720" w:hanging="360"/>
+      </w:pPr>
+      <w:rPr>
+        <w:rFonts w:ascii="Noto Sans Symbols" w:cs="Noto Sans Symbols" w:eastAsia="Noto Sans Symbols" w:hAnsi="Noto Sans Symbols"/>
+      </w:rPr>
+    </w:lvl>
+    <w:lvl w:ilvl="1">
+      <w:start w:val="1"/>
+      <w:numFmt w:val="bullet"/>
+      <w:lvlText w:val="o"/>
+      <w:lvlJc w:val="left"/>
+      <w:pPr>
+        <w:ind w:left="1440" w:hanging="360"/>
+      </w:pPr>
+      <w:rPr>
+        <w:rFonts w:ascii="Courier New" w:cs="Courier New" w:eastAsia="Courier New" w:hAnsi="Courier New"/>
+      </w:rPr>
+    </w:lvl>
+    <w:lvl w:ilvl="2">
+      <w:start w:val="1"/>
+      <w:numFmt w:val="bullet"/>
+      <w:lvlText w:val="▪"/>
+      <w:lvlJc w:val="left"/>
+      <w:pPr>
+        <w:ind w:left="2160" w:hanging="360"/>
+      </w:pPr>
+      <w:rPr>
+        <w:rFonts w:ascii="Noto Sans Symbols" w:cs="Noto Sans Symbols" w:eastAsia="Noto Sans Symbols" w:hAnsi="Noto Sans Symbols"/>
+      </w:rPr>
+    </w:lvl>
+    <w:lvl w:ilvl="3">
+      <w:start w:val="1"/>
+      <w:numFmt w:val="bullet"/>
+      <w:lvlText w:val="●"/>
+      <w:lvlJc w:val="left"/>
+      <w:pPr>
+        <w:ind w:left="2880" w:hanging="360"/>
+      </w:pPr>
+      <w:rPr>
+        <w:rFonts w:ascii="Noto Sans Symbols" w:cs="Noto Sans Symbols" w:eastAsia="Noto Sans Symbols" w:hAnsi="Noto Sans Symbols"/>
+      </w:rPr>
+    </w:lvl>
+    <w:lvl w:ilvl="4">
+      <w:start w:val="1"/>
+      <w:numFmt w:val="bullet"/>
+      <w:lvlText w:val="o"/>
+      <w:lvlJc w:val="left"/>
+      <w:pPr>
+        <w:ind w:left="3600" w:hanging="360"/>
+      </w:pPr>
+      <w:rPr>
+        <w:rFonts w:ascii="Courier New" w:cs="Courier New" w:eastAsia="Courier New" w:hAnsi="Courier New"/>
+      </w:rPr>
+    </w:lvl>
+    <w:lvl w:ilvl="5">
+      <w:start w:val="1"/>
+      <w:numFmt w:val="bullet"/>
+      <w:lvlText w:val="▪"/>
+      <w:lvlJc w:val="left"/>
+      <w:pPr>
+        <w:ind w:left="4320" w:hanging="360"/>
+      </w:pPr>
+      <w:rPr>
+        <w:rFonts w:ascii="Noto Sans Symbols" w:cs="Noto Sans Symbols" w:eastAsia="Noto Sans Symbols" w:hAnsi="Noto Sans Symbols"/>
+      </w:rPr>
+    </w:lvl>
+    <w:lvl w:ilvl="6">
+      <w:start w:val="1"/>
+      <w:numFmt w:val="bullet"/>
+      <w:lvlText w:val="●"/>
+      <w:lvlJc w:val="left"/>
+      <w:pPr>
+        <w:ind w:left="5040" w:hanging="360"/>
+      </w:pPr>
+      <w:rPr>
+        <w:rFonts w:ascii="Noto Sans Symbols" w:cs="Noto Sans Symbols" w:eastAsia="Noto Sans Symbols" w:hAnsi="Noto Sans Symbols"/>
+      </w:rPr>
+    </w:lvl>
+    <w:lvl w:ilvl="7">
+      <w:start w:val="1"/>
+      <w:numFmt w:val="bullet"/>
+      <w:lvlText w:val="o"/>
+      <w:lvlJc w:val="left"/>
+      <w:pPr>
+        <w:ind w:left="5760" w:hanging="360"/>
+      </w:pPr>
+      <w:rPr>
+        <w:rFonts w:ascii="Courier New" w:cs="Courier New" w:eastAsia="Courier New" w:hAnsi="Courier New"/>
+      </w:rPr>
+    </w:lvl>
+    <w:lvl w:ilvl="8">
+      <w:start w:val="1"/>
+      <w:numFmt w:val="bullet"/>
+      <w:lvlText w:val="▪"/>
+      <w:lvlJc w:val="left"/>
+      <w:pPr>
+        <w:ind w:left="6480" w:hanging="360"/>
+      </w:pPr>
+      <w:rPr>
+        <w:rFonts w:ascii="Noto Sans Symbols" w:cs="Noto Sans Symbols" w:eastAsia="Noto Sans Symbols" w:hAnsi="Noto Sans Symbols"/>
+      </w:rPr>
+    </w:lvl>
+  </w:abstractNum>
+  <w:abstractNum w:abstractNumId="14">
+    <w:lvl w:ilvl="0">
+      <w:start w:val="1"/>
+      <w:numFmt w:val="bullet"/>
       <w:lvlText w:val="➔"/>
       <w:lvlJc w:val="left"/>
       <w:pPr>
@@ -19651,116 +19749,6 @@
       <w:lvlJc w:val="left"/>
       <w:pPr>
         <w:ind w:left="6480" w:hanging="360"/>
-      </w:pPr>
-      <w:rPr>
-        <w:u w:val="none"/>
-      </w:rPr>
-    </w:lvl>
-  </w:abstractNum>
-  <w:abstractNum w:abstractNumId="14">
-    <w:lvl w:ilvl="0">
-      <w:start w:val="1"/>
-      <w:numFmt w:val="bullet"/>
-      <w:lvlText w:val="●"/>
-      <w:lvlJc w:val="left"/>
-      <w:pPr>
-        <w:ind w:left="1440" w:hanging="360"/>
-      </w:pPr>
-      <w:rPr>
-        <w:u w:val="none"/>
-      </w:rPr>
-    </w:lvl>
-    <w:lvl w:ilvl="1">
-      <w:start w:val="1"/>
-      <w:numFmt w:val="bullet"/>
-      <w:lvlText w:val="○"/>
-      <w:lvlJc w:val="left"/>
-      <w:pPr>
-        <w:ind w:left="2160" w:hanging="360"/>
-      </w:pPr>
-      <w:rPr>
-        <w:u w:val="none"/>
-      </w:rPr>
-    </w:lvl>
-    <w:lvl w:ilvl="2">
-      <w:start w:val="1"/>
-      <w:numFmt w:val="bullet"/>
-      <w:lvlText w:val="■"/>
-      <w:lvlJc w:val="left"/>
-      <w:pPr>
-        <w:ind w:left="2880" w:hanging="360"/>
-      </w:pPr>
-      <w:rPr>
-        <w:u w:val="none"/>
-      </w:rPr>
-    </w:lvl>
-    <w:lvl w:ilvl="3">
-      <w:start w:val="1"/>
-      <w:numFmt w:val="bullet"/>
-      <w:lvlText w:val="●"/>
-      <w:lvlJc w:val="left"/>
-      <w:pPr>
-        <w:ind w:left="3600" w:hanging="360"/>
-      </w:pPr>
-      <w:rPr>
-        <w:u w:val="none"/>
-      </w:rPr>
-    </w:lvl>
-    <w:lvl w:ilvl="4">
-      <w:start w:val="1"/>
-      <w:numFmt w:val="bullet"/>
-      <w:lvlText w:val="○"/>
-      <w:lvlJc w:val="left"/>
-      <w:pPr>
-        <w:ind w:left="4320" w:hanging="360"/>
-      </w:pPr>
-      <w:rPr>
-        <w:u w:val="none"/>
-      </w:rPr>
-    </w:lvl>
-    <w:lvl w:ilvl="5">
-      <w:start w:val="1"/>
-      <w:numFmt w:val="bullet"/>
-      <w:lvlText w:val="■"/>
-      <w:lvlJc w:val="left"/>
-      <w:pPr>
-        <w:ind w:left="5040" w:hanging="360"/>
-      </w:pPr>
-      <w:rPr>
-        <w:u w:val="none"/>
-      </w:rPr>
-    </w:lvl>
-    <w:lvl w:ilvl="6">
-      <w:start w:val="1"/>
-      <w:numFmt w:val="bullet"/>
-      <w:lvlText w:val="●"/>
-      <w:lvlJc w:val="left"/>
-      <w:pPr>
-        <w:ind w:left="5760" w:hanging="360"/>
-      </w:pPr>
-      <w:rPr>
-        <w:u w:val="none"/>
-      </w:rPr>
-    </w:lvl>
-    <w:lvl w:ilvl="7">
-      <w:start w:val="1"/>
-      <w:numFmt w:val="bullet"/>
-      <w:lvlText w:val="○"/>
-      <w:lvlJc w:val="left"/>
-      <w:pPr>
-        <w:ind w:left="6480" w:hanging="360"/>
-      </w:pPr>
-      <w:rPr>
-        <w:u w:val="none"/>
-      </w:rPr>
-    </w:lvl>
-    <w:lvl w:ilvl="8">
-      <w:start w:val="1"/>
-      <w:numFmt w:val="bullet"/>
-      <w:lvlText w:val="■"/>
-      <w:lvlJc w:val="left"/>
-      <w:pPr>
-        <w:ind w:left="7200" w:hanging="360"/>
       </w:pPr>
       <w:rPr>
         <w:u w:val="none"/>
@@ -19881,10 +19869,10 @@
     <w:lvl w:ilvl="0">
       <w:start w:val="1"/>
       <w:numFmt w:val="bullet"/>
-      <w:lvlText w:val="●"/>
+      <w:lvlText w:val="➔"/>
       <w:lvlJc w:val="left"/>
       <w:pPr>
-        <w:ind w:left="1440" w:hanging="360"/>
+        <w:ind w:left="720" w:hanging="360"/>
       </w:pPr>
       <w:rPr>
         <w:u w:val="none"/>
@@ -19893,10 +19881,10 @@
     <w:lvl w:ilvl="1">
       <w:start w:val="1"/>
       <w:numFmt w:val="bullet"/>
-      <w:lvlText w:val="○"/>
+      <w:lvlText w:val="◆"/>
       <w:lvlJc w:val="left"/>
       <w:pPr>
-        <w:ind w:left="2160" w:hanging="360"/>
+        <w:ind w:left="1440" w:hanging="360"/>
       </w:pPr>
       <w:rPr>
         <w:u w:val="none"/>
@@ -19905,10 +19893,10 @@
     <w:lvl w:ilvl="2">
       <w:start w:val="1"/>
       <w:numFmt w:val="bullet"/>
-      <w:lvlText w:val="■"/>
+      <w:lvlText w:val="●"/>
       <w:lvlJc w:val="left"/>
       <w:pPr>
-        <w:ind w:left="2880" w:hanging="360"/>
+        <w:ind w:left="2160" w:hanging="360"/>
       </w:pPr>
       <w:rPr>
         <w:u w:val="none"/>
@@ -19917,10 +19905,10 @@
     <w:lvl w:ilvl="3">
       <w:start w:val="1"/>
       <w:numFmt w:val="bullet"/>
-      <w:lvlText w:val="●"/>
+      <w:lvlText w:val="○"/>
       <w:lvlJc w:val="left"/>
       <w:pPr>
-        <w:ind w:left="3600" w:hanging="360"/>
+        <w:ind w:left="2880" w:hanging="360"/>
       </w:pPr>
       <w:rPr>
         <w:u w:val="none"/>
@@ -19929,10 +19917,10 @@
     <w:lvl w:ilvl="4">
       <w:start w:val="1"/>
       <w:numFmt w:val="bullet"/>
-      <w:lvlText w:val="○"/>
+      <w:lvlText w:val="◆"/>
       <w:lvlJc w:val="left"/>
       <w:pPr>
-        <w:ind w:left="4320" w:hanging="360"/>
+        <w:ind w:left="3600" w:hanging="360"/>
       </w:pPr>
       <w:rPr>
         <w:u w:val="none"/>
@@ -19941,10 +19929,10 @@
     <w:lvl w:ilvl="5">
       <w:start w:val="1"/>
       <w:numFmt w:val="bullet"/>
-      <w:lvlText w:val="■"/>
+      <w:lvlText w:val="●"/>
       <w:lvlJc w:val="left"/>
       <w:pPr>
-        <w:ind w:left="5040" w:hanging="360"/>
+        <w:ind w:left="4320" w:hanging="360"/>
       </w:pPr>
       <w:rPr>
         <w:u w:val="none"/>
@@ -19953,10 +19941,10 @@
     <w:lvl w:ilvl="6">
       <w:start w:val="1"/>
       <w:numFmt w:val="bullet"/>
-      <w:lvlText w:val="●"/>
+      <w:lvlText w:val="○"/>
       <w:lvlJc w:val="left"/>
       <w:pPr>
-        <w:ind w:left="5760" w:hanging="360"/>
+        <w:ind w:left="5040" w:hanging="360"/>
       </w:pPr>
       <w:rPr>
         <w:u w:val="none"/>
@@ -19965,10 +19953,10 @@
     <w:lvl w:ilvl="7">
       <w:start w:val="1"/>
       <w:numFmt w:val="bullet"/>
-      <w:lvlText w:val="○"/>
+      <w:lvlText w:val="◆"/>
       <w:lvlJc w:val="left"/>
       <w:pPr>
-        <w:ind w:left="6480" w:hanging="360"/>
+        <w:ind w:left="5760" w:hanging="360"/>
       </w:pPr>
       <w:rPr>
         <w:u w:val="none"/>
@@ -19977,10 +19965,10 @@
     <w:lvl w:ilvl="8">
       <w:start w:val="1"/>
       <w:numFmt w:val="bullet"/>
-      <w:lvlText w:val="■"/>
+      <w:lvlText w:val="●"/>
       <w:lvlJc w:val="left"/>
       <w:pPr>
-        <w:ind w:left="7200" w:hanging="360"/>
+        <w:ind w:left="6480" w:hanging="360"/>
       </w:pPr>
       <w:rPr>
         <w:u w:val="none"/>
@@ -19994,7 +19982,118 @@
       <w:lvlText w:val="●"/>
       <w:lvlJc w:val="left"/>
       <w:pPr>
+        <w:ind w:left="720" w:hanging="360"/>
+      </w:pPr>
+      <w:rPr>
+        <w:rFonts w:ascii="Noto Sans Symbols" w:cs="Noto Sans Symbols" w:eastAsia="Noto Sans Symbols" w:hAnsi="Noto Sans Symbols"/>
+        <w:u w:val="none"/>
+      </w:rPr>
+    </w:lvl>
+    <w:lvl w:ilvl="1">
+      <w:start w:val="1"/>
+      <w:numFmt w:val="bullet"/>
+      <w:lvlText w:val="➢"/>
+      <w:lvlJc w:val="left"/>
+      <w:pPr>
         <w:ind w:left="1440" w:hanging="360"/>
+      </w:pPr>
+      <w:rPr>
+        <w:u w:val="none"/>
+      </w:rPr>
+    </w:lvl>
+    <w:lvl w:ilvl="2">
+      <w:start w:val="1"/>
+      <w:numFmt w:val="bullet"/>
+      <w:lvlText w:val="■"/>
+      <w:lvlJc w:val="left"/>
+      <w:pPr>
+        <w:ind w:left="2160" w:hanging="360"/>
+      </w:pPr>
+      <w:rPr>
+        <w:u w:val="none"/>
+      </w:rPr>
+    </w:lvl>
+    <w:lvl w:ilvl="3">
+      <w:start w:val="1"/>
+      <w:numFmt w:val="bullet"/>
+      <w:lvlText w:val="●"/>
+      <w:lvlJc w:val="left"/>
+      <w:pPr>
+        <w:ind w:left="2880" w:hanging="360"/>
+      </w:pPr>
+      <w:rPr>
+        <w:u w:val="none"/>
+      </w:rPr>
+    </w:lvl>
+    <w:lvl w:ilvl="4">
+      <w:start w:val="1"/>
+      <w:numFmt w:val="bullet"/>
+      <w:lvlText w:val="◆"/>
+      <w:lvlJc w:val="left"/>
+      <w:pPr>
+        <w:ind w:left="3600" w:hanging="360"/>
+      </w:pPr>
+      <w:rPr>
+        <w:u w:val="none"/>
+      </w:rPr>
+    </w:lvl>
+    <w:lvl w:ilvl="5">
+      <w:start w:val="1"/>
+      <w:numFmt w:val="bullet"/>
+      <w:lvlText w:val="➢"/>
+      <w:lvlJc w:val="left"/>
+      <w:pPr>
+        <w:ind w:left="4320" w:hanging="360"/>
+      </w:pPr>
+      <w:rPr>
+        <w:u w:val="none"/>
+      </w:rPr>
+    </w:lvl>
+    <w:lvl w:ilvl="6">
+      <w:start w:val="1"/>
+      <w:numFmt w:val="bullet"/>
+      <w:lvlText w:val="■"/>
+      <w:lvlJc w:val="left"/>
+      <w:pPr>
+        <w:ind w:left="5040" w:hanging="360"/>
+      </w:pPr>
+      <w:rPr>
+        <w:u w:val="none"/>
+      </w:rPr>
+    </w:lvl>
+    <w:lvl w:ilvl="7">
+      <w:start w:val="1"/>
+      <w:numFmt w:val="bullet"/>
+      <w:lvlText w:val="●"/>
+      <w:lvlJc w:val="left"/>
+      <w:pPr>
+        <w:ind w:left="5760" w:hanging="360"/>
+      </w:pPr>
+      <w:rPr>
+        <w:u w:val="none"/>
+      </w:rPr>
+    </w:lvl>
+    <w:lvl w:ilvl="8">
+      <w:start w:val="1"/>
+      <w:numFmt w:val="bullet"/>
+      <w:lvlText w:val="◆"/>
+      <w:lvlJc w:val="left"/>
+      <w:pPr>
+        <w:ind w:left="6480" w:hanging="360"/>
+      </w:pPr>
+      <w:rPr>
+        <w:u w:val="none"/>
+      </w:rPr>
+    </w:lvl>
+  </w:abstractNum>
+  <w:abstractNum w:abstractNumId="18">
+    <w:lvl w:ilvl="0">
+      <w:start w:val="1"/>
+      <w:numFmt w:val="bullet"/>
+      <w:lvlText w:val="●"/>
+      <w:lvlJc w:val="left"/>
+      <w:pPr>
+        <w:ind w:left="720" w:hanging="360"/>
       </w:pPr>
       <w:rPr>
         <w:u w:val="none"/>
@@ -20006,7 +20105,7 @@
       <w:lvlText w:val="○"/>
       <w:lvlJc w:val="left"/>
       <w:pPr>
-        <w:ind w:left="2160" w:hanging="360"/>
+        <w:ind w:left="1440" w:hanging="360"/>
       </w:pPr>
       <w:rPr>
         <w:u w:val="none"/>
@@ -20018,7 +20117,7 @@
       <w:lvlText w:val="■"/>
       <w:lvlJc w:val="left"/>
       <w:pPr>
-        <w:ind w:left="2880" w:hanging="360"/>
+        <w:ind w:left="2160" w:hanging="360"/>
       </w:pPr>
       <w:rPr>
         <w:u w:val="none"/>
@@ -20030,7 +20129,7 @@
       <w:lvlText w:val="●"/>
       <w:lvlJc w:val="left"/>
       <w:pPr>
-        <w:ind w:left="3600" w:hanging="360"/>
+        <w:ind w:left="2880" w:hanging="360"/>
       </w:pPr>
       <w:rPr>
         <w:u w:val="none"/>
@@ -20042,7 +20141,7 @@
       <w:lvlText w:val="○"/>
       <w:lvlJc w:val="left"/>
       <w:pPr>
-        <w:ind w:left="4320" w:hanging="360"/>
+        <w:ind w:left="3600" w:hanging="360"/>
       </w:pPr>
       <w:rPr>
         <w:u w:val="none"/>
@@ -20054,7 +20153,7 @@
       <w:lvlText w:val="■"/>
       <w:lvlJc w:val="left"/>
       <w:pPr>
-        <w:ind w:left="5040" w:hanging="360"/>
+        <w:ind w:left="4320" w:hanging="360"/>
       </w:pPr>
       <w:rPr>
         <w:u w:val="none"/>
@@ -20066,7 +20165,7 @@
       <w:lvlText w:val="●"/>
       <w:lvlJc w:val="left"/>
       <w:pPr>
-        <w:ind w:left="5760" w:hanging="360"/>
+        <w:ind w:left="5040" w:hanging="360"/>
       </w:pPr>
       <w:rPr>
         <w:u w:val="none"/>
@@ -20078,7 +20177,7 @@
       <w:lvlText w:val="○"/>
       <w:lvlJc w:val="left"/>
       <w:pPr>
-        <w:ind w:left="6480" w:hanging="360"/>
+        <w:ind w:left="5760" w:hanging="360"/>
       </w:pPr>
       <w:rPr>
         <w:u w:val="none"/>
@@ -20090,116 +20189,6 @@
       <w:lvlText w:val="■"/>
       <w:lvlJc w:val="left"/>
       <w:pPr>
-        <w:ind w:left="7200" w:hanging="360"/>
-      </w:pPr>
-      <w:rPr>
-        <w:u w:val="none"/>
-      </w:rPr>
-    </w:lvl>
-  </w:abstractNum>
-  <w:abstractNum w:abstractNumId="18">
-    <w:lvl w:ilvl="0">
-      <w:start w:val="1"/>
-      <w:numFmt w:val="decimal"/>
-      <w:lvlText w:val="%1."/>
-      <w:lvlJc w:val="left"/>
-      <w:pPr>
-        <w:ind w:left="720" w:hanging="360"/>
-      </w:pPr>
-      <w:rPr>
-        <w:u w:val="none"/>
-      </w:rPr>
-    </w:lvl>
-    <w:lvl w:ilvl="1">
-      <w:start w:val="1"/>
-      <w:numFmt w:val="lowerLetter"/>
-      <w:lvlText w:val="%2."/>
-      <w:lvlJc w:val="left"/>
-      <w:pPr>
-        <w:ind w:left="1440" w:hanging="360"/>
-      </w:pPr>
-      <w:rPr>
-        <w:u w:val="none"/>
-      </w:rPr>
-    </w:lvl>
-    <w:lvl w:ilvl="2">
-      <w:start w:val="1"/>
-      <w:numFmt w:val="lowerRoman"/>
-      <w:lvlText w:val="%3."/>
-      <w:lvlJc w:val="right"/>
-      <w:pPr>
-        <w:ind w:left="2160" w:hanging="360"/>
-      </w:pPr>
-      <w:rPr>
-        <w:u w:val="none"/>
-      </w:rPr>
-    </w:lvl>
-    <w:lvl w:ilvl="3">
-      <w:start w:val="1"/>
-      <w:numFmt w:val="decimal"/>
-      <w:lvlText w:val="%4."/>
-      <w:lvlJc w:val="left"/>
-      <w:pPr>
-        <w:ind w:left="2880" w:hanging="360"/>
-      </w:pPr>
-      <w:rPr>
-        <w:u w:val="none"/>
-      </w:rPr>
-    </w:lvl>
-    <w:lvl w:ilvl="4">
-      <w:start w:val="1"/>
-      <w:numFmt w:val="lowerLetter"/>
-      <w:lvlText w:val="%5."/>
-      <w:lvlJc w:val="left"/>
-      <w:pPr>
-        <w:ind w:left="3600" w:hanging="360"/>
-      </w:pPr>
-      <w:rPr>
-        <w:u w:val="none"/>
-      </w:rPr>
-    </w:lvl>
-    <w:lvl w:ilvl="5">
-      <w:start w:val="1"/>
-      <w:numFmt w:val="lowerRoman"/>
-      <w:lvlText w:val="%6."/>
-      <w:lvlJc w:val="right"/>
-      <w:pPr>
-        <w:ind w:left="4320" w:hanging="360"/>
-      </w:pPr>
-      <w:rPr>
-        <w:u w:val="none"/>
-      </w:rPr>
-    </w:lvl>
-    <w:lvl w:ilvl="6">
-      <w:start w:val="1"/>
-      <w:numFmt w:val="decimal"/>
-      <w:lvlText w:val="%7."/>
-      <w:lvlJc w:val="left"/>
-      <w:pPr>
-        <w:ind w:left="5040" w:hanging="360"/>
-      </w:pPr>
-      <w:rPr>
-        <w:u w:val="none"/>
-      </w:rPr>
-    </w:lvl>
-    <w:lvl w:ilvl="7">
-      <w:start w:val="1"/>
-      <w:numFmt w:val="lowerLetter"/>
-      <w:lvlText w:val="%8."/>
-      <w:lvlJc w:val="left"/>
-      <w:pPr>
-        <w:ind w:left="5760" w:hanging="360"/>
-      </w:pPr>
-      <w:rPr>
-        <w:u w:val="none"/>
-      </w:rPr>
-    </w:lvl>
-    <w:lvl w:ilvl="8">
-      <w:start w:val="1"/>
-      <w:numFmt w:val="lowerRoman"/>
-      <w:lvlText w:val="%9."/>
-      <w:lvlJc w:val="right"/>
-      <w:pPr>
         <w:ind w:left="6480" w:hanging="360"/>
       </w:pPr>
       <w:rPr>
@@ -20211,19 +20200,20 @@
     <w:lvl w:ilvl="0">
       <w:start w:val="1"/>
       <w:numFmt w:val="bullet"/>
-      <w:lvlText w:val="➔"/>
+      <w:lvlText w:val="●"/>
       <w:lvlJc w:val="left"/>
       <w:pPr>
         <w:ind w:left="720" w:hanging="360"/>
       </w:pPr>
       <w:rPr>
+        <w:rFonts w:ascii="Noto Sans Symbols" w:cs="Noto Sans Symbols" w:eastAsia="Noto Sans Symbols" w:hAnsi="Noto Sans Symbols"/>
         <w:u w:val="none"/>
       </w:rPr>
     </w:lvl>
     <w:lvl w:ilvl="1">
       <w:start w:val="1"/>
       <w:numFmt w:val="bullet"/>
-      <w:lvlText w:val="◆"/>
+      <w:lvlText w:val="➢"/>
       <w:lvlJc w:val="left"/>
       <w:pPr>
         <w:ind w:left="1440" w:hanging="360"/>
@@ -20235,7 +20225,7 @@
     <w:lvl w:ilvl="2">
       <w:start w:val="1"/>
       <w:numFmt w:val="bullet"/>
-      <w:lvlText w:val="●"/>
+      <w:lvlText w:val="■"/>
       <w:lvlJc w:val="left"/>
       <w:pPr>
         <w:ind w:left="2160" w:hanging="360"/>
@@ -20247,7 +20237,7 @@
     <w:lvl w:ilvl="3">
       <w:start w:val="1"/>
       <w:numFmt w:val="bullet"/>
-      <w:lvlText w:val="○"/>
+      <w:lvlText w:val="●"/>
       <w:lvlJc w:val="left"/>
       <w:pPr>
         <w:ind w:left="2880" w:hanging="360"/>
@@ -20271,7 +20261,7 @@
     <w:lvl w:ilvl="5">
       <w:start w:val="1"/>
       <w:numFmt w:val="bullet"/>
-      <w:lvlText w:val="●"/>
+      <w:lvlText w:val="➢"/>
       <w:lvlJc w:val="left"/>
       <w:pPr>
         <w:ind w:left="4320" w:hanging="360"/>
@@ -20283,7 +20273,7 @@
     <w:lvl w:ilvl="6">
       <w:start w:val="1"/>
       <w:numFmt w:val="bullet"/>
-      <w:lvlText w:val="○"/>
+      <w:lvlText w:val="■"/>
       <w:lvlJc w:val="left"/>
       <w:pPr>
         <w:ind w:left="5040" w:hanging="360"/>
@@ -20295,7 +20285,7 @@
     <w:lvl w:ilvl="7">
       <w:start w:val="1"/>
       <w:numFmt w:val="bullet"/>
-      <w:lvlText w:val="◆"/>
+      <w:lvlText w:val="●"/>
       <w:lvlJc w:val="left"/>
       <w:pPr>
         <w:ind w:left="5760" w:hanging="360"/>
@@ -20307,7 +20297,7 @@
     <w:lvl w:ilvl="8">
       <w:start w:val="1"/>
       <w:numFmt w:val="bullet"/>
-      <w:lvlText w:val="●"/>
+      <w:lvlText w:val="◆"/>
       <w:lvlJc w:val="left"/>
       <w:pPr>
         <w:ind w:left="6480" w:hanging="360"/>
@@ -20430,110 +20420,108 @@
   <w:abstractNum w:abstractNumId="21">
     <w:lvl w:ilvl="0">
       <w:start w:val="1"/>
-      <w:numFmt w:val="bullet"/>
-      <w:lvlText w:val="➔"/>
+      <w:numFmt w:val="decimal"/>
+      <w:lvlText w:val="%1."/>
       <w:lvlJc w:val="left"/>
       <w:pPr>
         <w:ind w:left="720" w:hanging="360"/>
       </w:pPr>
-      <w:rPr>
-        <w:u w:val="none"/>
-      </w:rPr>
+      <w:rPr/>
     </w:lvl>
     <w:lvl w:ilvl="1">
       <w:start w:val="1"/>
       <w:numFmt w:val="bullet"/>
-      <w:lvlText w:val="◆"/>
+      <w:lvlText w:val="o"/>
       <w:lvlJc w:val="left"/>
       <w:pPr>
         <w:ind w:left="1440" w:hanging="360"/>
       </w:pPr>
       <w:rPr>
-        <w:u w:val="none"/>
+        <w:rFonts w:ascii="Courier New" w:cs="Courier New" w:eastAsia="Courier New" w:hAnsi="Courier New"/>
       </w:rPr>
     </w:lvl>
     <w:lvl w:ilvl="2">
       <w:start w:val="1"/>
       <w:numFmt w:val="bullet"/>
-      <w:lvlText w:val="●"/>
+      <w:lvlText w:val="▪"/>
       <w:lvlJc w:val="left"/>
       <w:pPr>
         <w:ind w:left="2160" w:hanging="360"/>
       </w:pPr>
       <w:rPr>
-        <w:u w:val="none"/>
+        <w:rFonts w:ascii="Noto Sans Symbols" w:cs="Noto Sans Symbols" w:eastAsia="Noto Sans Symbols" w:hAnsi="Noto Sans Symbols"/>
       </w:rPr>
     </w:lvl>
     <w:lvl w:ilvl="3">
       <w:start w:val="1"/>
       <w:numFmt w:val="bullet"/>
-      <w:lvlText w:val="○"/>
+      <w:lvlText w:val="●"/>
       <w:lvlJc w:val="left"/>
       <w:pPr>
         <w:ind w:left="2880" w:hanging="360"/>
       </w:pPr>
       <w:rPr>
-        <w:u w:val="none"/>
+        <w:rFonts w:ascii="Noto Sans Symbols" w:cs="Noto Sans Symbols" w:eastAsia="Noto Sans Symbols" w:hAnsi="Noto Sans Symbols"/>
       </w:rPr>
     </w:lvl>
     <w:lvl w:ilvl="4">
       <w:start w:val="1"/>
       <w:numFmt w:val="bullet"/>
-      <w:lvlText w:val="◆"/>
+      <w:lvlText w:val="o"/>
       <w:lvlJc w:val="left"/>
       <w:pPr>
         <w:ind w:left="3600" w:hanging="360"/>
       </w:pPr>
       <w:rPr>
-        <w:u w:val="none"/>
+        <w:rFonts w:ascii="Courier New" w:cs="Courier New" w:eastAsia="Courier New" w:hAnsi="Courier New"/>
       </w:rPr>
     </w:lvl>
     <w:lvl w:ilvl="5">
       <w:start w:val="1"/>
       <w:numFmt w:val="bullet"/>
-      <w:lvlText w:val="●"/>
+      <w:lvlText w:val="▪"/>
       <w:lvlJc w:val="left"/>
       <w:pPr>
         <w:ind w:left="4320" w:hanging="360"/>
       </w:pPr>
       <w:rPr>
-        <w:u w:val="none"/>
+        <w:rFonts w:ascii="Noto Sans Symbols" w:cs="Noto Sans Symbols" w:eastAsia="Noto Sans Symbols" w:hAnsi="Noto Sans Symbols"/>
       </w:rPr>
     </w:lvl>
     <w:lvl w:ilvl="6">
       <w:start w:val="1"/>
       <w:numFmt w:val="bullet"/>
-      <w:lvlText w:val="○"/>
+      <w:lvlText w:val="●"/>
       <w:lvlJc w:val="left"/>
       <w:pPr>
         <w:ind w:left="5040" w:hanging="360"/>
       </w:pPr>
       <w:rPr>
-        <w:u w:val="none"/>
+        <w:rFonts w:ascii="Noto Sans Symbols" w:cs="Noto Sans Symbols" w:eastAsia="Noto Sans Symbols" w:hAnsi="Noto Sans Symbols"/>
       </w:rPr>
     </w:lvl>
     <w:lvl w:ilvl="7">
       <w:start w:val="1"/>
       <w:numFmt w:val="bullet"/>
-      <w:lvlText w:val="◆"/>
+      <w:lvlText w:val="o"/>
       <w:lvlJc w:val="left"/>
       <w:pPr>
         <w:ind w:left="5760" w:hanging="360"/>
       </w:pPr>
       <w:rPr>
-        <w:u w:val="none"/>
+        <w:rFonts w:ascii="Courier New" w:cs="Courier New" w:eastAsia="Courier New" w:hAnsi="Courier New"/>
       </w:rPr>
     </w:lvl>
     <w:lvl w:ilvl="8">
       <w:start w:val="1"/>
       <w:numFmt w:val="bullet"/>
-      <w:lvlText w:val="●"/>
+      <w:lvlText w:val="▪"/>
       <w:lvlJc w:val="left"/>
       <w:pPr>
         <w:ind w:left="6480" w:hanging="360"/>
       </w:pPr>
       <w:rPr>
-        <w:u w:val="none"/>
+        <w:rFonts w:ascii="Noto Sans Symbols" w:cs="Noto Sans Symbols" w:eastAsia="Noto Sans Symbols" w:hAnsi="Noto Sans Symbols"/>
       </w:rPr>
     </w:lvl>
   </w:abstractNum>
@@ -20651,109 +20639,127 @@
     <w:lvl w:ilvl="0">
       <w:start w:val="1"/>
       <w:numFmt w:val="bullet"/>
-      <w:lvlText w:val="➔"/>
+      <w:lvlText w:val="●"/>
       <w:lvlJc w:val="left"/>
       <w:pPr>
         <w:ind w:left="720" w:hanging="360"/>
       </w:pPr>
       <w:rPr>
-        <w:u w:val="none"/>
+        <w:rFonts w:ascii="Noto Sans Symbols" w:cs="Noto Sans Symbols" w:eastAsia="Noto Sans Symbols" w:hAnsi="Noto Sans Symbols"/>
+        <w:sz w:val="20"/>
+        <w:szCs w:val="20"/>
       </w:rPr>
     </w:lvl>
     <w:lvl w:ilvl="1">
       <w:start w:val="1"/>
       <w:numFmt w:val="bullet"/>
-      <w:lvlText w:val="◆"/>
+      <w:lvlText w:val="o"/>
       <w:lvlJc w:val="left"/>
       <w:pPr>
         <w:ind w:left="1440" w:hanging="360"/>
       </w:pPr>
       <w:rPr>
-        <w:u w:val="none"/>
+        <w:rFonts w:ascii="Courier New" w:cs="Courier New" w:eastAsia="Courier New" w:hAnsi="Courier New"/>
+        <w:sz w:val="20"/>
+        <w:szCs w:val="20"/>
       </w:rPr>
     </w:lvl>
     <w:lvl w:ilvl="2">
       <w:start w:val="1"/>
       <w:numFmt w:val="bullet"/>
-      <w:lvlText w:val="●"/>
+      <w:lvlText w:val="▪"/>
       <w:lvlJc w:val="left"/>
       <w:pPr>
         <w:ind w:left="2160" w:hanging="360"/>
       </w:pPr>
       <w:rPr>
-        <w:u w:val="none"/>
+        <w:rFonts w:ascii="Noto Sans Symbols" w:cs="Noto Sans Symbols" w:eastAsia="Noto Sans Symbols" w:hAnsi="Noto Sans Symbols"/>
+        <w:sz w:val="20"/>
+        <w:szCs w:val="20"/>
       </w:rPr>
     </w:lvl>
     <w:lvl w:ilvl="3">
       <w:start w:val="1"/>
       <w:numFmt w:val="bullet"/>
-      <w:lvlText w:val="○"/>
+      <w:lvlText w:val="▪"/>
       <w:lvlJc w:val="left"/>
       <w:pPr>
         <w:ind w:left="2880" w:hanging="360"/>
       </w:pPr>
       <w:rPr>
-        <w:u w:val="none"/>
+        <w:rFonts w:ascii="Noto Sans Symbols" w:cs="Noto Sans Symbols" w:eastAsia="Noto Sans Symbols" w:hAnsi="Noto Sans Symbols"/>
+        <w:sz w:val="20"/>
+        <w:szCs w:val="20"/>
       </w:rPr>
     </w:lvl>
     <w:lvl w:ilvl="4">
       <w:start w:val="1"/>
       <w:numFmt w:val="bullet"/>
-      <w:lvlText w:val="◆"/>
+      <w:lvlText w:val="▪"/>
       <w:lvlJc w:val="left"/>
       <w:pPr>
         <w:ind w:left="3600" w:hanging="360"/>
       </w:pPr>
       <w:rPr>
-        <w:u w:val="none"/>
+        <w:rFonts w:ascii="Noto Sans Symbols" w:cs="Noto Sans Symbols" w:eastAsia="Noto Sans Symbols" w:hAnsi="Noto Sans Symbols"/>
+        <w:sz w:val="20"/>
+        <w:szCs w:val="20"/>
       </w:rPr>
     </w:lvl>
     <w:lvl w:ilvl="5">
       <w:start w:val="1"/>
       <w:numFmt w:val="bullet"/>
-      <w:lvlText w:val="●"/>
+      <w:lvlText w:val="▪"/>
       <w:lvlJc w:val="left"/>
       <w:pPr>
         <w:ind w:left="4320" w:hanging="360"/>
       </w:pPr>
       <w:rPr>
-        <w:u w:val="none"/>
+        <w:rFonts w:ascii="Noto Sans Symbols" w:cs="Noto Sans Symbols" w:eastAsia="Noto Sans Symbols" w:hAnsi="Noto Sans Symbols"/>
+        <w:sz w:val="20"/>
+        <w:szCs w:val="20"/>
       </w:rPr>
     </w:lvl>
     <w:lvl w:ilvl="6">
       <w:start w:val="1"/>
       <w:numFmt w:val="bullet"/>
-      <w:lvlText w:val="○"/>
+      <w:lvlText w:val="▪"/>
       <w:lvlJc w:val="left"/>
       <w:pPr>
         <w:ind w:left="5040" w:hanging="360"/>
       </w:pPr>
       <w:rPr>
-        <w:u w:val="none"/>
+        <w:rFonts w:ascii="Noto Sans Symbols" w:cs="Noto Sans Symbols" w:eastAsia="Noto Sans Symbols" w:hAnsi="Noto Sans Symbols"/>
+        <w:sz w:val="20"/>
+        <w:szCs w:val="20"/>
       </w:rPr>
     </w:lvl>
     <w:lvl w:ilvl="7">
       <w:start w:val="1"/>
       <w:numFmt w:val="bullet"/>
-      <w:lvlText w:val="◆"/>
+      <w:lvlText w:val="▪"/>
       <w:lvlJc w:val="left"/>
       <w:pPr>
         <w:ind w:left="5760" w:hanging="360"/>
       </w:pPr>
       <w:rPr>
-        <w:u w:val="none"/>
+        <w:rFonts w:ascii="Noto Sans Symbols" w:cs="Noto Sans Symbols" w:eastAsia="Noto Sans Symbols" w:hAnsi="Noto Sans Symbols"/>
+        <w:sz w:val="20"/>
+        <w:szCs w:val="20"/>
       </w:rPr>
     </w:lvl>
     <w:lvl w:ilvl="8">
       <w:start w:val="1"/>
       <w:numFmt w:val="bullet"/>
-      <w:lvlText w:val="●"/>
+      <w:lvlText w:val="▪"/>
       <w:lvlJc w:val="left"/>
       <w:pPr>
         <w:ind w:left="6480" w:hanging="360"/>
       </w:pPr>
       <w:rPr>
-        <w:u w:val="none"/>
+        <w:rFonts w:ascii="Noto Sans Symbols" w:cs="Noto Sans Symbols" w:eastAsia="Noto Sans Symbols" w:hAnsi="Noto Sans Symbols"/>
+        <w:sz w:val="20"/>
+        <w:szCs w:val="20"/>
       </w:rPr>
     </w:lvl>
   </w:abstractNum>
